--- a/docsCeylonTourMateLK/FinalReport.docx
+++ b/docsCeylonTourMateLK/FinalReport.docx
@@ -1227,7 +1227,7 @@
         </w:p>
         <w:p>
           <w:pPr>
-            <w:pStyle w:val="TOC2"/>
+            <w:pStyle w:val="TOC1"/>
             <w:tabs>
               <w:tab w:val="right" w:leader="dot" w:pos="9350"/>
             </w:tabs>
@@ -1245,14 +1245,14 @@
           <w:r>
             <w:fldChar w:fldCharType="separate"/>
           </w:r>
-          <w:hyperlink w:anchor="_Toc231813059" w:history="1">
+          <w:hyperlink w:anchor="_Toc235811904" w:history="1">
             <w:r>
               <w:rPr>
                 <w:rStyle w:val="Hyperlink"/>
                 <w:rFonts w:ascii="Times New Roman" w:hAnsi="Times New Roman" w:cs="Times New Roman"/>
                 <w:noProof/>
               </w:rPr>
-              <w:t>Introduction</w:t>
+              <w:t>Chapter 1: Introduction</w:t>
             </w:r>
             <w:r>
               <w:rPr>
@@ -1273,7 +1273,7 @@
                 <w:noProof/>
                 <w:webHidden/>
               </w:rPr>
-              <w:instrText xml:space="preserve"> PAGEREF _Toc231813059 \h </w:instrText>
+              <w:instrText xml:space="preserve"> PAGEREF _Toc235811904 \h </w:instrText>
             </w:r>
             <w:r>
               <w:rPr>
@@ -1293,7 +1293,7 @@
                 <w:noProof/>
                 <w:webHidden/>
               </w:rPr>
-              <w:t>4</w:t>
+              <w:t>5</w:t>
             </w:r>
             <w:r>
               <w:rPr>
@@ -1315,14 +1315,14 @@
               <w:noProof/>
             </w:rPr>
           </w:pPr>
-          <w:hyperlink w:anchor="_Toc231813060" w:history="1">
+          <w:hyperlink w:anchor="_Toc235811905" w:history="1">
             <w:r>
               <w:rPr>
                 <w:rStyle w:val="Hyperlink"/>
                 <w:rFonts w:ascii="Times New Roman" w:hAnsi="Times New Roman" w:cs="Times New Roman"/>
                 <w:noProof/>
               </w:rPr>
-              <w:t>Problem Definition</w:t>
+              <w:t>1.1 Introduction of the Organization</w:t>
             </w:r>
             <w:r>
               <w:rPr>
@@ -1343,7 +1343,7 @@
                 <w:noProof/>
                 <w:webHidden/>
               </w:rPr>
-              <w:instrText xml:space="preserve"> PAGEREF _Toc231813060 \h </w:instrText>
+              <w:instrText xml:space="preserve"> PAGEREF _Toc235811905 \h </w:instrText>
             </w:r>
             <w:r>
               <w:rPr>
@@ -1363,7 +1363,7 @@
                 <w:noProof/>
                 <w:webHidden/>
               </w:rPr>
-              <w:t>4</w:t>
+              <w:t>5</w:t>
             </w:r>
             <w:r>
               <w:rPr>
@@ -1385,14 +1385,14 @@
               <w:noProof/>
             </w:rPr>
           </w:pPr>
-          <w:hyperlink w:anchor="_Toc231813061" w:history="1">
+          <w:hyperlink w:anchor="_Toc235811906" w:history="1">
             <w:r>
               <w:rPr>
                 <w:rStyle w:val="Hyperlink"/>
                 <w:rFonts w:ascii="Times New Roman" w:hAnsi="Times New Roman" w:cs="Times New Roman"/>
                 <w:noProof/>
               </w:rPr>
-              <w:t>Proposed Solution</w:t>
+              <w:t>1.2 Organization Structure</w:t>
             </w:r>
             <w:r>
               <w:rPr>
@@ -1413,7 +1413,7 @@
                 <w:noProof/>
                 <w:webHidden/>
               </w:rPr>
-              <w:instrText xml:space="preserve"> PAGEREF _Toc231813061 \h </w:instrText>
+              <w:instrText xml:space="preserve"> PAGEREF _Toc235811906 \h </w:instrText>
             </w:r>
             <w:r>
               <w:rPr>
@@ -1455,14 +1455,14 @@
               <w:noProof/>
             </w:rPr>
           </w:pPr>
-          <w:hyperlink w:anchor="_Toc231813062" w:history="1">
+          <w:hyperlink w:anchor="_Toc235811907" w:history="1">
             <w:r>
               <w:rPr>
                 <w:rStyle w:val="Hyperlink"/>
                 <w:rFonts w:ascii="Times New Roman" w:hAnsi="Times New Roman" w:cs="Times New Roman"/>
                 <w:noProof/>
               </w:rPr>
-              <w:t>Aim</w:t>
+              <w:t>1.3 Current Operations in Organization</w:t>
             </w:r>
             <w:r>
               <w:rPr>
@@ -1483,7 +1483,7 @@
                 <w:noProof/>
                 <w:webHidden/>
               </w:rPr>
-              <w:instrText xml:space="preserve"> PAGEREF _Toc231813062 \h </w:instrText>
+              <w:instrText xml:space="preserve"> PAGEREF _Toc235811907 \h </w:instrText>
             </w:r>
             <w:r>
               <w:rPr>
@@ -1503,7 +1503,7 @@
                 <w:noProof/>
                 <w:webHidden/>
               </w:rPr>
-              <w:t>5</w:t>
+              <w:t>6</w:t>
             </w:r>
             <w:r>
               <w:rPr>
@@ -1525,14 +1525,14 @@
               <w:noProof/>
             </w:rPr>
           </w:pPr>
-          <w:hyperlink w:anchor="_Toc231813063" w:history="1">
+          <w:hyperlink w:anchor="_Toc235811908" w:history="1">
             <w:r>
               <w:rPr>
                 <w:rStyle w:val="Hyperlink"/>
                 <w:rFonts w:ascii="Times New Roman" w:hAnsi="Times New Roman" w:cs="Times New Roman"/>
                 <w:noProof/>
               </w:rPr>
-              <w:t>System Requirement Specification Document</w:t>
+              <w:t>1.4 Users and Responsibilities in Organization</w:t>
             </w:r>
             <w:r>
               <w:rPr>
@@ -1553,7 +1553,7 @@
                 <w:noProof/>
                 <w:webHidden/>
               </w:rPr>
-              <w:instrText xml:space="preserve"> PAGEREF _Toc231813063 \h </w:instrText>
+              <w:instrText xml:space="preserve"> PAGEREF _Toc235811908 \h </w:instrText>
             </w:r>
             <w:r>
               <w:rPr>
@@ -1595,14 +1595,14 @@
               <w:noProof/>
             </w:rPr>
           </w:pPr>
-          <w:hyperlink w:anchor="_Toc231813064" w:history="1">
+          <w:hyperlink w:anchor="_Toc235811909" w:history="1">
             <w:r>
               <w:rPr>
                 <w:rStyle w:val="Hyperlink"/>
                 <w:rFonts w:ascii="Times New Roman" w:hAnsi="Times New Roman" w:cs="Times New Roman"/>
                 <w:noProof/>
               </w:rPr>
-              <w:t>Proposed Technologies</w:t>
+              <w:t>1.5 Problem Definition</w:t>
             </w:r>
             <w:r>
               <w:rPr>
@@ -1623,7 +1623,7 @@
                 <w:noProof/>
                 <w:webHidden/>
               </w:rPr>
-              <w:instrText xml:space="preserve"> PAGEREF _Toc231813064 \h </w:instrText>
+              <w:instrText xml:space="preserve"> PAGEREF _Toc235811909 \h </w:instrText>
             </w:r>
             <w:r>
               <w:rPr>
@@ -1643,7 +1643,7 @@
                 <w:noProof/>
                 <w:webHidden/>
               </w:rPr>
-              <w:t>9</w:t>
+              <w:t>6</w:t>
             </w:r>
             <w:r>
               <w:rPr>
@@ -1665,14 +1665,14 @@
               <w:noProof/>
             </w:rPr>
           </w:pPr>
-          <w:hyperlink w:anchor="_Toc231813065" w:history="1">
+          <w:hyperlink w:anchor="_Toc235811910" w:history="1">
             <w:r>
               <w:rPr>
                 <w:rStyle w:val="Hyperlink"/>
                 <w:rFonts w:ascii="Times New Roman" w:hAnsi="Times New Roman" w:cs="Times New Roman"/>
                 <w:noProof/>
               </w:rPr>
-              <w:t>Hardware Requirements</w:t>
+              <w:t>1.6 Project Objectives</w:t>
             </w:r>
             <w:r>
               <w:rPr>
@@ -1693,7 +1693,7 @@
                 <w:noProof/>
                 <w:webHidden/>
               </w:rPr>
-              <w:instrText xml:space="preserve"> PAGEREF _Toc231813065 \h </w:instrText>
+              <w:instrText xml:space="preserve"> PAGEREF _Toc235811910 \h </w:instrText>
             </w:r>
             <w:r>
               <w:rPr>
@@ -1713,7 +1713,7 @@
                 <w:noProof/>
                 <w:webHidden/>
               </w:rPr>
-              <w:t>9</w:t>
+              <w:t>7</w:t>
             </w:r>
             <w:r>
               <w:rPr>
@@ -1735,14 +1735,14 @@
               <w:noProof/>
             </w:rPr>
           </w:pPr>
-          <w:hyperlink w:anchor="_Toc231813066" w:history="1">
+          <w:hyperlink w:anchor="_Toc235811911" w:history="1">
             <w:r>
               <w:rPr>
                 <w:rStyle w:val="Hyperlink"/>
                 <w:rFonts w:ascii="Times New Roman" w:hAnsi="Times New Roman" w:cs="Times New Roman"/>
                 <w:noProof/>
               </w:rPr>
-              <w:t>Project Timeline</w:t>
+              <w:t>1.7 Proposed Solution</w:t>
             </w:r>
             <w:r>
               <w:rPr>
@@ -1763,7 +1763,7 @@
                 <w:noProof/>
                 <w:webHidden/>
               </w:rPr>
-              <w:instrText xml:space="preserve"> PAGEREF _Toc231813066 \h </w:instrText>
+              <w:instrText xml:space="preserve"> PAGEREF _Toc235811911 \h </w:instrText>
             </w:r>
             <w:r>
               <w:rPr>
@@ -1783,7 +1783,218 @@
                 <w:noProof/>
                 <w:webHidden/>
               </w:rPr>
-              <w:t>10</w:t>
+              <w:t>7</w:t>
+            </w:r>
+            <w:r>
+              <w:rPr>
+                <w:noProof/>
+                <w:webHidden/>
+              </w:rPr>
+              <w:fldChar w:fldCharType="end"/>
+            </w:r>
+          </w:hyperlink>
+        </w:p>
+        <w:p>
+          <w:pPr>
+            <w:pStyle w:val="TOC2"/>
+            <w:tabs>
+              <w:tab w:val="right" w:leader="dot" w:pos="9350"/>
+            </w:tabs>
+            <w:rPr>
+              <w:rFonts w:eastAsiaTheme="minorEastAsia"/>
+              <w:noProof/>
+            </w:rPr>
+          </w:pPr>
+          <w:hyperlink w:anchor="_Toc235811912" w:history="1">
+            <w:r>
+              <w:rPr>
+                <w:rStyle w:val="Hyperlink"/>
+                <w:rFonts w:ascii="Times New Roman" w:hAnsi="Times New Roman" w:cs="Times New Roman"/>
+                <w:noProof/>
+              </w:rPr>
+              <w:t>1.8 Chapter Summery</w:t>
+            </w:r>
+            <w:r>
+              <w:rPr>
+                <w:noProof/>
+                <w:webHidden/>
+              </w:rPr>
+              <w:tab/>
+            </w:r>
+            <w:r>
+              <w:rPr>
+                <w:noProof/>
+                <w:webHidden/>
+              </w:rPr>
+              <w:fldChar w:fldCharType="begin"/>
+            </w:r>
+            <w:r>
+              <w:rPr>
+                <w:noProof/>
+                <w:webHidden/>
+              </w:rPr>
+              <w:instrText xml:space="preserve"> PAGEREF _Toc235811912 \h </w:instrText>
+            </w:r>
+            <w:r>
+              <w:rPr>
+                <w:noProof/>
+                <w:webHidden/>
+              </w:rPr>
+            </w:r>
+            <w:r>
+              <w:rPr>
+                <w:noProof/>
+                <w:webHidden/>
+              </w:rPr>
+              <w:fldChar w:fldCharType="separate"/>
+            </w:r>
+            <w:r>
+              <w:rPr>
+                <w:noProof/>
+                <w:webHidden/>
+              </w:rPr>
+              <w:t>7</w:t>
+            </w:r>
+            <w:r>
+              <w:rPr>
+                <w:noProof/>
+                <w:webHidden/>
+              </w:rPr>
+              <w:fldChar w:fldCharType="end"/>
+            </w:r>
+          </w:hyperlink>
+        </w:p>
+        <w:p>
+          <w:pPr>
+            <w:pStyle w:val="TOC1"/>
+            <w:tabs>
+              <w:tab w:val="right" w:leader="dot" w:pos="9350"/>
+            </w:tabs>
+            <w:rPr>
+              <w:rFonts w:eastAsiaTheme="minorEastAsia"/>
+              <w:noProof/>
+            </w:rPr>
+          </w:pPr>
+          <w:hyperlink w:anchor="_Toc235811913" w:history="1">
+            <w:r>
+              <w:rPr>
+                <w:rStyle w:val="Hyperlink"/>
+                <w:rFonts w:ascii="Times New Roman" w:hAnsi="Times New Roman" w:cs="Times New Roman"/>
+                <w:noProof/>
+                <w:lang w:bidi="si-LK"/>
+              </w:rPr>
+              <w:t>Chapter 2: Methodology</w:t>
+            </w:r>
+            <w:r>
+              <w:rPr>
+                <w:noProof/>
+                <w:webHidden/>
+              </w:rPr>
+              <w:tab/>
+            </w:r>
+            <w:r>
+              <w:rPr>
+                <w:noProof/>
+                <w:webHidden/>
+              </w:rPr>
+              <w:fldChar w:fldCharType="begin"/>
+            </w:r>
+            <w:r>
+              <w:rPr>
+                <w:noProof/>
+                <w:webHidden/>
+              </w:rPr>
+              <w:instrText xml:space="preserve"> PAGEREF _Toc235811913 \h </w:instrText>
+            </w:r>
+            <w:r>
+              <w:rPr>
+                <w:noProof/>
+                <w:webHidden/>
+              </w:rPr>
+            </w:r>
+            <w:r>
+              <w:rPr>
+                <w:noProof/>
+                <w:webHidden/>
+              </w:rPr>
+              <w:fldChar w:fldCharType="separate"/>
+            </w:r>
+            <w:r>
+              <w:rPr>
+                <w:noProof/>
+                <w:webHidden/>
+              </w:rPr>
+              <w:t>8</w:t>
+            </w:r>
+            <w:r>
+              <w:rPr>
+                <w:noProof/>
+                <w:webHidden/>
+              </w:rPr>
+              <w:fldChar w:fldCharType="end"/>
+            </w:r>
+          </w:hyperlink>
+        </w:p>
+        <w:p>
+          <w:pPr>
+            <w:pStyle w:val="TOC2"/>
+            <w:tabs>
+              <w:tab w:val="right" w:leader="dot" w:pos="9350"/>
+            </w:tabs>
+            <w:rPr>
+              <w:rFonts w:eastAsiaTheme="minorEastAsia"/>
+              <w:noProof/>
+            </w:rPr>
+          </w:pPr>
+          <w:hyperlink w:anchor="_Toc235811914" w:history="1">
+            <w:r>
+              <w:rPr>
+                <w:rStyle w:val="Hyperlink"/>
+                <w:rFonts w:ascii="Times New Roman" w:hAnsi="Times New Roman" w:cs="Times New Roman"/>
+                <w:noProof/>
+              </w:rPr>
+              <w:t>2.1 Introduction</w:t>
+            </w:r>
+            <w:r>
+              <w:rPr>
+                <w:noProof/>
+                <w:webHidden/>
+              </w:rPr>
+              <w:tab/>
+            </w:r>
+            <w:r>
+              <w:rPr>
+                <w:noProof/>
+                <w:webHidden/>
+              </w:rPr>
+              <w:fldChar w:fldCharType="begin"/>
+            </w:r>
+            <w:r>
+              <w:rPr>
+                <w:noProof/>
+                <w:webHidden/>
+              </w:rPr>
+              <w:instrText xml:space="preserve"> PAGEREF _Toc235811914 \h </w:instrText>
+            </w:r>
+            <w:r>
+              <w:rPr>
+                <w:noProof/>
+                <w:webHidden/>
+              </w:rPr>
+            </w:r>
+            <w:r>
+              <w:rPr>
+                <w:noProof/>
+                <w:webHidden/>
+              </w:rPr>
+              <w:fldChar w:fldCharType="separate"/>
+            </w:r>
+            <w:r>
+              <w:rPr>
+                <w:noProof/>
+                <w:webHidden/>
+              </w:rPr>
+              <w:t>8</w:t>
             </w:r>
             <w:r>
               <w:rPr>
@@ -1907,19 +2118,100 @@
     </w:p>
     <w:p/>
     <w:p>
-      <w:r>
+      <w:pPr>
+        <w:rPr>
+          <w:noProof/>
+        </w:rPr>
+      </w:pPr>
+      <w:r>
+        <w:lastRenderedPageBreak/>
         <w:br w:type="page"/>
       </w:r>
-      <w:fldSimple w:instr=" TOC \h \z \c &quot;Figure&quot; ">
+      <w:r>
+        <w:fldChar w:fldCharType="begin"/>
+      </w:r>
+      <w:r>
+        <w:instrText xml:space="preserve"> TOC \h \z \c "Figure" </w:instrText>
+      </w:r>
+      <w:r>
+        <w:fldChar w:fldCharType="separate"/>
+      </w:r>
+    </w:p>
+    <w:p>
+      <w:pPr>
+        <w:pStyle w:val="TableofFigures"/>
+        <w:tabs>
+          <w:tab w:val="right" w:leader="dot" w:pos="9350"/>
+        </w:tabs>
+        <w:rPr>
+          <w:noProof/>
+        </w:rPr>
+      </w:pPr>
+      <w:hyperlink w:anchor="_Toc235615754" w:history="1">
         <w:r>
           <w:rPr>
-            <w:b/>
-            <w:bCs/>
+            <w:rStyle w:val="Hyperlink"/>
             <w:noProof/>
           </w:rPr>
-          <w:t>No table of figures entries found.</w:t>
+          <w:t>Figure 1 Organization Structure</w:t>
         </w:r>
-      </w:fldSimple>
+        <w:r>
+          <w:rPr>
+            <w:noProof/>
+            <w:webHidden/>
+          </w:rPr>
+          <w:tab/>
+        </w:r>
+        <w:r>
+          <w:rPr>
+            <w:noProof/>
+            <w:webHidden/>
+          </w:rPr>
+          <w:fldChar w:fldCharType="begin"/>
+        </w:r>
+        <w:r>
+          <w:rPr>
+            <w:noProof/>
+            <w:webHidden/>
+          </w:rPr>
+          <w:instrText xml:space="preserve"> PAGEREF _Toc235615754 \h </w:instrText>
+        </w:r>
+        <w:r>
+          <w:rPr>
+            <w:noProof/>
+            <w:webHidden/>
+          </w:rPr>
+        </w:r>
+        <w:r>
+          <w:rPr>
+            <w:noProof/>
+            <w:webHidden/>
+          </w:rPr>
+          <w:fldChar w:fldCharType="separate"/>
+        </w:r>
+        <w:r>
+          <w:rPr>
+            <w:noProof/>
+            <w:webHidden/>
+          </w:rPr>
+          <w:t>6</w:t>
+        </w:r>
+        <w:r>
+          <w:rPr>
+            <w:noProof/>
+            <w:webHidden/>
+          </w:rPr>
+          <w:fldChar w:fldCharType="end"/>
+        </w:r>
+      </w:hyperlink>
+    </w:p>
+    <w:p>
+      <w:r>
+        <w:fldChar w:fldCharType="end"/>
+      </w:r>
+      <w:r>
+        <w:t xml:space="preserve"> </w:t>
+      </w:r>
     </w:p>
     <w:p/>
     <w:p/>
@@ -1944,8 +2236,6 @@
     <w:p/>
     <w:p/>
     <w:p/>
-    <w:p/>
-    <w:p/>
     <w:p>
       <w:pPr>
         <w:pStyle w:val="Heading1"/>
@@ -1955,6 +2245,7 @@
           <w:szCs w:val="28"/>
         </w:rPr>
       </w:pPr>
+      <w:bookmarkStart w:id="0" w:name="_Toc235811904"/>
       <w:r>
         <w:rPr>
           <w:rFonts w:ascii="Times New Roman" w:hAnsi="Times New Roman" w:cs="Times New Roman"/>
@@ -1962,30 +2253,69 @@
           <w:szCs w:val="28"/>
         </w:rPr>
         <w:lastRenderedPageBreak/>
-        <w:t>Chapter 1-Introduction</w:t>
-      </w:r>
-    </w:p>
-    <w:p>
-      <w:pPr>
-        <w:pStyle w:val="ListParagraph"/>
-        <w:numPr>
-          <w:ilvl w:val="1"/>
-          <w:numId w:val="10"/>
-        </w:numPr>
+        <w:t>Chapter 1</w:t>
+      </w:r>
+      <w:r>
+        <w:rPr>
+          <w:rFonts w:ascii="Times New Roman" w:hAnsi="Times New Roman" w:cs="Times New Roman"/>
+          <w:sz w:val="28"/>
+          <w:szCs w:val="28"/>
+        </w:rPr>
+        <w:t xml:space="preserve">: </w:t>
+      </w:r>
+      <w:r>
+        <w:rPr>
+          <w:rFonts w:ascii="Times New Roman" w:hAnsi="Times New Roman" w:cs="Times New Roman"/>
+          <w:sz w:val="28"/>
+          <w:szCs w:val="28"/>
+        </w:rPr>
+        <w:t>Introduction</w:t>
+      </w:r>
+      <w:bookmarkEnd w:id="0"/>
+    </w:p>
+    <w:p>
+      <w:pPr>
+        <w:pStyle w:val="Heading2"/>
         <w:rPr>
           <w:rFonts w:ascii="Times New Roman" w:hAnsi="Times New Roman" w:cs="Times New Roman"/>
           <w:sz w:val="26"/>
           <w:szCs w:val="26"/>
         </w:rPr>
       </w:pPr>
+      <w:bookmarkStart w:id="1" w:name="_Toc235811905"/>
       <w:r>
         <w:rPr>
           <w:rFonts w:ascii="Times New Roman" w:hAnsi="Times New Roman" w:cs="Times New Roman"/>
           <w:sz w:val="26"/>
           <w:szCs w:val="26"/>
         </w:rPr>
-        <w:t>Introduction of the industry</w:t>
-      </w:r>
+        <w:t xml:space="preserve">1.1 </w:t>
+      </w:r>
+      <w:r>
+        <w:rPr>
+          <w:rFonts w:ascii="Times New Roman" w:hAnsi="Times New Roman" w:cs="Times New Roman"/>
+          <w:sz w:val="26"/>
+          <w:szCs w:val="26"/>
+        </w:rPr>
+        <w:t xml:space="preserve">Introduction of the </w:t>
+      </w:r>
+      <w:r>
+        <w:rPr>
+          <w:rFonts w:ascii="Times New Roman" w:hAnsi="Times New Roman" w:cs="Times New Roman"/>
+          <w:sz w:val="26"/>
+          <w:szCs w:val="26"/>
+        </w:rPr>
+        <w:t>O</w:t>
+      </w:r>
+      <w:r>
+        <w:rPr>
+          <w:rFonts w:ascii="Times New Roman" w:hAnsi="Times New Roman" w:cs="Times New Roman"/>
+          <w:sz w:val="26"/>
+          <w:szCs w:val="26"/>
+        </w:rPr>
+        <w:t>rganization</w:t>
+      </w:r>
+      <w:bookmarkEnd w:id="1"/>
     </w:p>
     <w:p>
       <w:pPr>
@@ -2203,37 +2533,55 @@
     </w:p>
     <w:p>
       <w:pPr>
-        <w:pStyle w:val="ListParagraph"/>
-        <w:numPr>
-          <w:ilvl w:val="1"/>
-          <w:numId w:val="10"/>
-        </w:numPr>
+        <w:pStyle w:val="Heading2"/>
         <w:rPr>
           <w:rFonts w:ascii="Times New Roman" w:hAnsi="Times New Roman" w:cs="Times New Roman"/>
           <w:sz w:val="26"/>
           <w:szCs w:val="26"/>
         </w:rPr>
       </w:pPr>
+      <w:bookmarkStart w:id="2" w:name="_Toc235811906"/>
       <w:r>
         <w:rPr>
           <w:rFonts w:ascii="Times New Roman" w:hAnsi="Times New Roman" w:cs="Times New Roman"/>
           <w:sz w:val="26"/>
           <w:szCs w:val="26"/>
         </w:rPr>
+        <w:t xml:space="preserve">1.2 </w:t>
+      </w:r>
+      <w:r>
+        <w:rPr>
+          <w:rFonts w:ascii="Times New Roman" w:hAnsi="Times New Roman" w:cs="Times New Roman"/>
+          <w:sz w:val="26"/>
+          <w:szCs w:val="26"/>
+        </w:rPr>
         <w:t>Organization Structure</w:t>
       </w:r>
-    </w:p>
-    <w:p>
-      <w:pPr>
-        <w:rPr>
-          <w:rFonts w:ascii="Times New Roman" w:hAnsi="Times New Roman" w:cs="Times New Roman"/>
-        </w:rPr>
-      </w:pPr>
-      <w:r>
-        <w:rPr>
-          <w:rFonts w:ascii="Times New Roman" w:hAnsi="Times New Roman" w:cs="Times New Roman"/>
-        </w:rPr>
-        <w:t>These are the main roles of the platform</w:t>
+      <w:bookmarkEnd w:id="2"/>
+    </w:p>
+    <w:p>
+      <w:pPr>
+        <w:rPr>
+          <w:rFonts w:ascii="Times New Roman" w:hAnsi="Times New Roman" w:cs="Times New Roman"/>
+        </w:rPr>
+      </w:pPr>
+      <w:r>
+        <w:rPr>
+          <w:rFonts w:ascii="Times New Roman" w:hAnsi="Times New Roman" w:cs="Times New Roman"/>
+        </w:rPr>
+        <w:t xml:space="preserve">These are the main roles </w:t>
+      </w:r>
+      <w:r>
+        <w:rPr>
+          <w:rFonts w:ascii="Times New Roman" w:hAnsi="Times New Roman" w:cs="Times New Roman"/>
+        </w:rPr>
+        <w:t>in</w:t>
+      </w:r>
+      <w:r>
+        <w:rPr>
+          <w:rFonts w:ascii="Times New Roman" w:hAnsi="Times New Roman" w:cs="Times New Roman"/>
+        </w:rPr>
+        <w:t xml:space="preserve"> the platform</w:t>
       </w:r>
     </w:p>
     <w:p>
@@ -2251,7 +2599,7 @@
         <w:rPr>
           <w:rFonts w:ascii="Times New Roman" w:hAnsi="Times New Roman" w:cs="Times New Roman"/>
         </w:rPr>
-        <w:t>Admin-manage the platform, approve reject registrations and listings, manage commission fees, monitor overall activities.</w:t>
+        <w:t>Admin</w:t>
       </w:r>
     </w:p>
     <w:p>
@@ -2269,7 +2617,7 @@
         <w:rPr>
           <w:rFonts w:ascii="Times New Roman" w:hAnsi="Times New Roman" w:cs="Times New Roman"/>
         </w:rPr>
-        <w:t>Tourist-main customer of the platform, search, book ,and review listings.</w:t>
+        <w:t>Tourist</w:t>
       </w:r>
     </w:p>
     <w:p>
@@ -2287,7 +2635,7 @@
         <w:rPr>
           <w:rFonts w:ascii="Times New Roman" w:hAnsi="Times New Roman" w:cs="Times New Roman"/>
         </w:rPr>
-        <w:t>Tour Guide-list, manage listings, manage bookings.</w:t>
+        <w:t>Tour Guide</w:t>
       </w:r>
     </w:p>
     <w:p>
@@ -2307,12 +2655,6 @@
         </w:rPr>
         <w:t>Hotel Owner</w:t>
       </w:r>
-      <w:r>
-        <w:rPr>
-          <w:rFonts w:ascii="Times New Roman" w:hAnsi="Times New Roman" w:cs="Times New Roman"/>
-        </w:rPr>
-        <w:t>-list, manage listings, manage bookings.</w:t>
-      </w:r>
     </w:p>
     <w:p>
       <w:pPr>
@@ -2331,12 +2673,6 @@
         </w:rPr>
         <w:t>Shop Owner</w:t>
       </w:r>
-      <w:r>
-        <w:rPr>
-          <w:rFonts w:ascii="Times New Roman" w:hAnsi="Times New Roman" w:cs="Times New Roman"/>
-        </w:rPr>
-        <w:t>-list, manage listings</w:t>
-      </w:r>
     </w:p>
     <w:p>
       <w:pPr>
@@ -2355,13 +2691,13 @@
           <w:noProof/>
         </w:rPr>
         <w:drawing>
-          <wp:anchor distT="0" distB="0" distL="114300" distR="114300" simplePos="0" relativeHeight="251664384" behindDoc="1" locked="0" layoutInCell="1" allowOverlap="1" wp14:anchorId="0A8CDB48" wp14:editId="763436C2">
+          <wp:anchor distT="0" distB="0" distL="114300" distR="114300" simplePos="0" relativeHeight="251664384" behindDoc="1" locked="0" layoutInCell="1" allowOverlap="1" wp14:anchorId="0A8CDB48" wp14:editId="0371FEA2">
             <wp:simplePos x="0" y="0"/>
             <wp:positionH relativeFrom="margin">
-              <wp:align>center</wp:align>
+              <wp:posOffset>697899</wp:posOffset>
             </wp:positionH>
             <wp:positionV relativeFrom="page">
-              <wp:posOffset>6172200</wp:posOffset>
+              <wp:posOffset>6139214</wp:posOffset>
             </wp:positionV>
             <wp:extent cx="5238750" cy="2857500"/>
             <wp:effectExtent l="0" t="0" r="0" b="0"/>
@@ -2410,90 +2746,72 @@
         </w:rPr>
         <w:t>Experience Provider</w:t>
       </w:r>
-      <w:r>
-        <w:rPr>
-          <w:rFonts w:ascii="Times New Roman" w:hAnsi="Times New Roman" w:cs="Times New Roman"/>
-        </w:rPr>
-        <w:t>-list, manage listings, manage bookings.</w:t>
-      </w:r>
-    </w:p>
-    <w:p>
-      <w:pPr>
-        <w:rPr>
-          <w:rFonts w:ascii="Times New Roman" w:hAnsi="Times New Roman" w:cs="Times New Roman"/>
-        </w:rPr>
-      </w:pPr>
-    </w:p>
-    <w:p>
-      <w:pPr>
-        <w:rPr>
-          <w:rFonts w:ascii="Times New Roman" w:hAnsi="Times New Roman" w:cs="Times New Roman"/>
-        </w:rPr>
-      </w:pPr>
-    </w:p>
-    <w:p>
-      <w:pPr>
-        <w:rPr>
-          <w:rFonts w:ascii="Times New Roman" w:hAnsi="Times New Roman" w:cs="Times New Roman"/>
-        </w:rPr>
-      </w:pPr>
-    </w:p>
-    <w:p>
-      <w:pPr>
-        <w:rPr>
-          <w:rFonts w:ascii="Times New Roman" w:hAnsi="Times New Roman" w:cs="Times New Roman"/>
-        </w:rPr>
-      </w:pPr>
-    </w:p>
-    <w:p>
-      <w:pPr>
-        <w:rPr>
-          <w:rFonts w:ascii="Times New Roman" w:hAnsi="Times New Roman" w:cs="Times New Roman"/>
-        </w:rPr>
-      </w:pPr>
-    </w:p>
-    <w:p>
-      <w:pPr>
-        <w:rPr>
-          <w:rFonts w:ascii="Times New Roman" w:hAnsi="Times New Roman" w:cs="Times New Roman"/>
-        </w:rPr>
-      </w:pPr>
-    </w:p>
-    <w:p>
-      <w:pPr>
-        <w:rPr>
-          <w:rFonts w:ascii="Times New Roman" w:hAnsi="Times New Roman" w:cs="Times New Roman"/>
-        </w:rPr>
-      </w:pPr>
-    </w:p>
-    <w:p>
-      <w:pPr>
-        <w:rPr>
-          <w:rFonts w:ascii="Times New Roman" w:hAnsi="Times New Roman" w:cs="Times New Roman"/>
-        </w:rPr>
-      </w:pPr>
-    </w:p>
-    <w:p>
-      <w:pPr>
-        <w:rPr>
-          <w:rFonts w:ascii="Times New Roman" w:hAnsi="Times New Roman" w:cs="Times New Roman"/>
-        </w:rPr>
-      </w:pPr>
-    </w:p>
-    <w:p>
-      <w:pPr>
-        <w:rPr>
-          <w:rFonts w:ascii="Times New Roman" w:hAnsi="Times New Roman" w:cs="Times New Roman"/>
-        </w:rPr>
-      </w:pPr>
-    </w:p>
-    <w:p>
-      <w:pPr>
-        <w:pStyle w:val="ListParagraph"/>
-        <w:numPr>
-          <w:ilvl w:val="1"/>
-          <w:numId w:val="10"/>
-        </w:numPr>
+    </w:p>
+    <w:p>
+      <w:pPr>
+        <w:rPr>
+          <w:rFonts w:ascii="Times New Roman" w:hAnsi="Times New Roman" w:cs="Times New Roman"/>
+        </w:rPr>
+      </w:pPr>
+    </w:p>
+    <w:p>
+      <w:pPr>
+        <w:rPr>
+          <w:rFonts w:ascii="Times New Roman" w:hAnsi="Times New Roman" w:cs="Times New Roman"/>
+        </w:rPr>
+      </w:pPr>
+    </w:p>
+    <w:p>
+      <w:pPr>
+        <w:rPr>
+          <w:rFonts w:ascii="Times New Roman" w:hAnsi="Times New Roman" w:cs="Times New Roman"/>
+        </w:rPr>
+      </w:pPr>
+    </w:p>
+    <w:p>
+      <w:pPr>
+        <w:rPr>
+          <w:rFonts w:ascii="Times New Roman" w:hAnsi="Times New Roman" w:cs="Times New Roman"/>
+        </w:rPr>
+      </w:pPr>
+    </w:p>
+    <w:p>
+      <w:pPr>
+        <w:rPr>
+          <w:rFonts w:ascii="Times New Roman" w:hAnsi="Times New Roman" w:cs="Times New Roman"/>
+        </w:rPr>
+      </w:pPr>
+    </w:p>
+    <w:p>
+      <w:pPr>
+        <w:rPr>
+          <w:rFonts w:ascii="Times New Roman" w:hAnsi="Times New Roman" w:cs="Times New Roman"/>
+        </w:rPr>
+      </w:pPr>
+    </w:p>
+    <w:p>
+      <w:pPr>
+        <w:rPr>
+          <w:rFonts w:ascii="Times New Roman" w:hAnsi="Times New Roman" w:cs="Times New Roman"/>
+        </w:rPr>
+      </w:pPr>
+    </w:p>
+    <w:p>
+      <w:pPr>
+        <w:rPr>
+          <w:rFonts w:ascii="Times New Roman" w:hAnsi="Times New Roman" w:cs="Times New Roman"/>
+        </w:rPr>
+      </w:pPr>
+    </w:p>
+    <w:p>
+      <w:pPr>
+        <w:rPr>
+          <w:rFonts w:ascii="Times New Roman" w:hAnsi="Times New Roman" w:cs="Times New Roman"/>
+        </w:rPr>
+      </w:pPr>
+    </w:p>
+    <w:p>
+      <w:pPr>
         <w:rPr>
           <w:rFonts w:ascii="Times New Roman" w:hAnsi="Times New Roman" w:cs="Times New Roman"/>
         </w:rPr>
@@ -2502,17 +2820,16 @@
         <w:rPr>
           <w:noProof/>
         </w:rPr>
-        <w:lastRenderedPageBreak/>
         <mc:AlternateContent>
           <mc:Choice Requires="wps">
             <w:drawing>
-              <wp:anchor distT="0" distB="0" distL="114300" distR="114300" simplePos="0" relativeHeight="251666432" behindDoc="1" locked="0" layoutInCell="1" allowOverlap="1" wp14:anchorId="1728E450" wp14:editId="16008265">
+              <wp:anchor distT="0" distB="0" distL="114300" distR="114300" simplePos="0" relativeHeight="251666432" behindDoc="1" locked="0" layoutInCell="1" allowOverlap="1" wp14:anchorId="1728E450" wp14:editId="7E4405F6">
                 <wp:simplePos x="0" y="0"/>
-                <wp:positionH relativeFrom="column">
-                  <wp:posOffset>1998842</wp:posOffset>
+                <wp:positionH relativeFrom="margin">
+                  <wp:align>center</wp:align>
                 </wp:positionH>
-                <wp:positionV relativeFrom="page">
-                  <wp:posOffset>8975615</wp:posOffset>
+                <wp:positionV relativeFrom="bottomMargin">
+                  <wp:posOffset>-164756</wp:posOffset>
                 </wp:positionV>
                 <wp:extent cx="1504950" cy="266700"/>
                 <wp:effectExtent l="0" t="0" r="0" b="0"/>
@@ -2548,6 +2865,7 @@
                                 <w:noProof/>
                               </w:rPr>
                             </w:pPr>
+                            <w:bookmarkStart w:id="3" w:name="_Toc235615754"/>
                             <w:r>
                               <w:t xml:space="preserve">Figure </w:t>
                             </w:r>
@@ -2562,6 +2880,7 @@
                             <w:r>
                               <w:t xml:space="preserve"> Organization Structure</w:t>
                             </w:r>
+                            <w:bookmarkEnd w:id="3"/>
                           </w:p>
                         </w:txbxContent>
                       </wps:txbx>
@@ -2586,7 +2905,7 @@
                 <v:stroke joinstyle="miter"/>
                 <v:path gradientshapeok="t" o:connecttype="rect"/>
               </v:shapetype>
-              <v:shape id="Text Box 1" o:spid="_x0000_s1026" type="#_x0000_t202" style="position:absolute;left:0;text-align:left;margin-left:157.4pt;margin-top:706.75pt;width:118.5pt;height:21pt;z-index:-251650048;visibility:visible;mso-wrap-style:square;mso-width-percent:0;mso-wrap-distance-left:9pt;mso-wrap-distance-top:0;mso-wrap-distance-right:9pt;mso-wrap-distance-bottom:0;mso-position-horizontal:absolute;mso-position-horizontal-relative:text;mso-position-vertical:absolute;mso-position-vertical-relative:page;mso-width-percent:0;mso-width-relative:margin;v-text-anchor:top" o:gfxdata="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" stroked="f">
+              <v:shape id="Text Box 1" o:spid="_x0000_s1026" type="#_x0000_t202" style="position:absolute;margin-left:0;margin-top:-12.95pt;width:118.5pt;height:21pt;z-index:-251650048;visibility:visible;mso-wrap-style:square;mso-width-percent:0;mso-wrap-distance-left:9pt;mso-wrap-distance-top:0;mso-wrap-distance-right:9pt;mso-wrap-distance-bottom:0;mso-position-horizontal:center;mso-position-horizontal-relative:margin;mso-position-vertical:absolute;mso-position-vertical-relative:bottom-margin-area;mso-width-percent:0;mso-width-relative:margin;v-text-anchor:top" o:gfxdata="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" stroked="f">
                 <v:textbox style="mso-fit-shape-to-text:t" inset="0,0,0,0">
                   <w:txbxContent>
                     <w:p>
@@ -2597,6 +2916,7 @@
                           <w:noProof/>
                         </w:rPr>
                       </w:pPr>
+                      <w:bookmarkStart w:id="4" w:name="_Toc235615754"/>
                       <w:r>
                         <w:t xml:space="preserve">Figure </w:t>
                       </w:r>
@@ -2611,21 +2931,1228 @@
                       <w:r>
                         <w:t xml:space="preserve"> Organization Structure</w:t>
                       </w:r>
+                      <w:bookmarkEnd w:id="4"/>
                     </w:p>
                   </w:txbxContent>
                 </v:textbox>
-                <w10:wrap anchory="page"/>
+                <w10:wrap anchorx="margin" anchory="margin"/>
               </v:shape>
             </w:pict>
           </mc:Fallback>
         </mc:AlternateContent>
       </w:r>
-      <w:r>
-        <w:rPr>
-          <w:rFonts w:ascii="Times New Roman" w:hAnsi="Times New Roman" w:cs="Times New Roman"/>
-        </w:rPr>
-        <w:t>Current Operations in Industry</w:t>
-      </w:r>
+    </w:p>
+    <w:p>
+      <w:pPr>
+        <w:pStyle w:val="Heading2"/>
+        <w:rPr>
+          <w:rFonts w:ascii="Times New Roman" w:hAnsi="Times New Roman" w:cs="Times New Roman"/>
+          <w:sz w:val="26"/>
+          <w:szCs w:val="26"/>
+        </w:rPr>
+      </w:pPr>
+      <w:bookmarkStart w:id="5" w:name="_Toc235811907"/>
+      <w:r>
+        <w:rPr>
+          <w:rFonts w:ascii="Times New Roman" w:hAnsi="Times New Roman" w:cs="Times New Roman"/>
+          <w:sz w:val="26"/>
+          <w:szCs w:val="26"/>
+        </w:rPr>
+        <w:lastRenderedPageBreak/>
+        <w:t xml:space="preserve">1.3 </w:t>
+      </w:r>
+      <w:r>
+        <w:rPr>
+          <w:rFonts w:ascii="Times New Roman" w:hAnsi="Times New Roman" w:cs="Times New Roman"/>
+          <w:sz w:val="26"/>
+          <w:szCs w:val="26"/>
+        </w:rPr>
+        <w:t xml:space="preserve">Current Operations in </w:t>
+      </w:r>
+      <w:r>
+        <w:rPr>
+          <w:rFonts w:ascii="Times New Roman" w:hAnsi="Times New Roman" w:cs="Times New Roman"/>
+          <w:sz w:val="26"/>
+          <w:szCs w:val="26"/>
+        </w:rPr>
+        <w:t>O</w:t>
+      </w:r>
+      <w:r>
+        <w:rPr>
+          <w:rFonts w:ascii="Times New Roman" w:hAnsi="Times New Roman" w:cs="Times New Roman"/>
+          <w:sz w:val="26"/>
+          <w:szCs w:val="26"/>
+        </w:rPr>
+        <w:t>rganization</w:t>
+      </w:r>
+      <w:bookmarkEnd w:id="5"/>
+    </w:p>
+    <w:p>
+      <w:pPr>
+        <w:rPr>
+          <w:rFonts w:ascii="Times New Roman" w:hAnsi="Times New Roman" w:cs="Times New Roman"/>
+        </w:rPr>
+      </w:pPr>
+      <w:r>
+        <w:rPr>
+          <w:rFonts w:ascii="Times New Roman" w:hAnsi="Times New Roman" w:cs="Times New Roman"/>
+        </w:rPr>
+        <w:t>Currently information about tour guides, hotels, traditional shops and local experiences in Sri Lanka are spread across multiple platforms like social media, third party booking sites.</w:t>
+      </w:r>
+    </w:p>
+    <w:p>
+      <w:pPr>
+        <w:rPr>
+          <w:rFonts w:ascii="Times New Roman" w:hAnsi="Times New Roman" w:cs="Times New Roman"/>
+        </w:rPr>
+      </w:pPr>
+      <w:proofErr w:type="gramStart"/>
+      <w:r>
+        <w:rPr>
+          <w:rFonts w:ascii="Times New Roman" w:hAnsi="Times New Roman" w:cs="Times New Roman"/>
+        </w:rPr>
+        <w:t>Also</w:t>
+      </w:r>
+      <w:proofErr w:type="gramEnd"/>
+      <w:r>
+        <w:rPr>
+          <w:rFonts w:ascii="Times New Roman" w:hAnsi="Times New Roman" w:cs="Times New Roman"/>
+        </w:rPr>
+        <w:t xml:space="preserve"> there isn’t any centralized platform for tourists to get </w:t>
+      </w:r>
+      <w:proofErr w:type="gramStart"/>
+      <w:r>
+        <w:rPr>
+          <w:rFonts w:ascii="Times New Roman" w:hAnsi="Times New Roman" w:cs="Times New Roman"/>
+        </w:rPr>
+        <w:t>these information</w:t>
+      </w:r>
+      <w:proofErr w:type="gramEnd"/>
+      <w:r>
+        <w:rPr>
+          <w:rFonts w:ascii="Times New Roman" w:hAnsi="Times New Roman" w:cs="Times New Roman"/>
+        </w:rPr>
+        <w:t xml:space="preserve"> from verified local service providers as well as local businesses to list their listing</w:t>
+      </w:r>
+      <w:r>
+        <w:rPr>
+          <w:rFonts w:ascii="Times New Roman" w:hAnsi="Times New Roman" w:cs="Times New Roman"/>
+        </w:rPr>
+        <w:t>s</w:t>
+      </w:r>
+      <w:r>
+        <w:rPr>
+          <w:rFonts w:ascii="Times New Roman" w:hAnsi="Times New Roman" w:cs="Times New Roman"/>
+        </w:rPr>
+        <w:t xml:space="preserve"> for international audience.</w:t>
+      </w:r>
+    </w:p>
+    <w:p>
+      <w:pPr>
+        <w:pStyle w:val="Heading2"/>
+        <w:rPr>
+          <w:rFonts w:ascii="Times New Roman" w:hAnsi="Times New Roman" w:cs="Times New Roman"/>
+          <w:sz w:val="26"/>
+          <w:szCs w:val="26"/>
+        </w:rPr>
+      </w:pPr>
+      <w:bookmarkStart w:id="6" w:name="_Toc235811908"/>
+      <w:r>
+        <w:rPr>
+          <w:rFonts w:ascii="Times New Roman" w:hAnsi="Times New Roman" w:cs="Times New Roman"/>
+          <w:sz w:val="26"/>
+          <w:szCs w:val="26"/>
+        </w:rPr>
+        <w:t xml:space="preserve">1.4 </w:t>
+      </w:r>
+      <w:r>
+        <w:rPr>
+          <w:rFonts w:ascii="Times New Roman" w:hAnsi="Times New Roman" w:cs="Times New Roman"/>
+          <w:sz w:val="26"/>
+          <w:szCs w:val="26"/>
+        </w:rPr>
+        <w:t>Users and Responsibilities</w:t>
+      </w:r>
+      <w:r>
+        <w:rPr>
+          <w:rFonts w:ascii="Times New Roman" w:hAnsi="Times New Roman" w:cs="Times New Roman"/>
+          <w:sz w:val="26"/>
+          <w:szCs w:val="26"/>
+        </w:rPr>
+        <w:t xml:space="preserve"> in </w:t>
+      </w:r>
+      <w:r>
+        <w:rPr>
+          <w:rFonts w:ascii="Times New Roman" w:hAnsi="Times New Roman" w:cs="Times New Roman"/>
+          <w:sz w:val="26"/>
+          <w:szCs w:val="26"/>
+        </w:rPr>
+        <w:t>O</w:t>
+      </w:r>
+      <w:r>
+        <w:rPr>
+          <w:rFonts w:ascii="Times New Roman" w:hAnsi="Times New Roman" w:cs="Times New Roman"/>
+          <w:sz w:val="26"/>
+          <w:szCs w:val="26"/>
+        </w:rPr>
+        <w:t>rganization</w:t>
+      </w:r>
+      <w:bookmarkEnd w:id="6"/>
+    </w:p>
+    <w:p>
+      <w:pPr>
+        <w:pStyle w:val="ListParagraph"/>
+        <w:ind w:left="390"/>
+        <w:rPr>
+          <w:rFonts w:ascii="Times New Roman" w:hAnsi="Times New Roman" w:cs="Times New Roman"/>
+          <w:sz w:val="26"/>
+          <w:szCs w:val="26"/>
+        </w:rPr>
+      </w:pPr>
+    </w:p>
+    <w:tbl>
+      <w:tblPr>
+        <w:tblStyle w:val="GridTable1Light"/>
+        <w:tblW w:w="0" w:type="auto"/>
+        <w:tblLook w:val="04A0" w:firstRow="1" w:lastRow="0" w:firstColumn="1" w:lastColumn="0" w:noHBand="0" w:noVBand="1"/>
+      </w:tblPr>
+      <w:tblGrid>
+        <w:gridCol w:w="2335"/>
+        <w:gridCol w:w="7015"/>
+      </w:tblGrid>
+      <w:tr>
+        <w:trPr>
+          <w:cnfStyle w:val="100000000000" w:firstRow="1" w:lastRow="0" w:firstColumn="0" w:lastColumn="0" w:oddVBand="0" w:evenVBand="0" w:oddHBand="0" w:evenHBand="0" w:firstRowFirstColumn="0" w:firstRowLastColumn="0" w:lastRowFirstColumn="0" w:lastRowLastColumn="0"/>
+        </w:trPr>
+        <w:tc>
+          <w:tcPr>
+            <w:cnfStyle w:val="001000000000" w:firstRow="0" w:lastRow="0" w:firstColumn="1" w:lastColumn="0" w:oddVBand="0" w:evenVBand="0" w:oddHBand="0" w:evenHBand="0" w:firstRowFirstColumn="0" w:firstRowLastColumn="0" w:lastRowFirstColumn="0" w:lastRowLastColumn="0"/>
+            <w:tcW w:w="2335" w:type="dxa"/>
+          </w:tcPr>
+          <w:p>
+            <w:pPr>
+              <w:jc w:val="center"/>
+              <w:rPr>
+                <w:rFonts w:ascii="Times New Roman" w:hAnsi="Times New Roman" w:cs="Times New Roman"/>
+              </w:rPr>
+            </w:pPr>
+            <w:r>
+              <w:rPr>
+                <w:rFonts w:ascii="Times New Roman" w:hAnsi="Times New Roman" w:cs="Times New Roman"/>
+              </w:rPr>
+              <w:t>Role</w:t>
+            </w:r>
+          </w:p>
+        </w:tc>
+        <w:tc>
+          <w:tcPr>
+            <w:tcW w:w="7015" w:type="dxa"/>
+          </w:tcPr>
+          <w:p>
+            <w:pPr>
+              <w:jc w:val="center"/>
+              <w:cnfStyle w:val="100000000000" w:firstRow="1" w:lastRow="0" w:firstColumn="0" w:lastColumn="0" w:oddVBand="0" w:evenVBand="0" w:oddHBand="0" w:evenHBand="0" w:firstRowFirstColumn="0" w:firstRowLastColumn="0" w:lastRowFirstColumn="0" w:lastRowLastColumn="0"/>
+              <w:rPr>
+                <w:rFonts w:ascii="Times New Roman" w:hAnsi="Times New Roman" w:cs="Times New Roman"/>
+              </w:rPr>
+            </w:pPr>
+            <w:r>
+              <w:rPr>
+                <w:rFonts w:ascii="Times New Roman" w:hAnsi="Times New Roman" w:cs="Times New Roman"/>
+              </w:rPr>
+              <w:t>Responsibilities</w:t>
+            </w:r>
+          </w:p>
+        </w:tc>
+      </w:tr>
+      <w:tr>
+        <w:tc>
+          <w:tcPr>
+            <w:cnfStyle w:val="001000000000" w:firstRow="0" w:lastRow="0" w:firstColumn="1" w:lastColumn="0" w:oddVBand="0" w:evenVBand="0" w:oddHBand="0" w:evenHBand="0" w:firstRowFirstColumn="0" w:firstRowLastColumn="0" w:lastRowFirstColumn="0" w:lastRowLastColumn="0"/>
+            <w:tcW w:w="2335" w:type="dxa"/>
+          </w:tcPr>
+          <w:p>
+            <w:pPr>
+              <w:rPr>
+                <w:rFonts w:ascii="Times New Roman" w:hAnsi="Times New Roman" w:cs="Times New Roman"/>
+              </w:rPr>
+            </w:pPr>
+            <w:r>
+              <w:rPr>
+                <w:rFonts w:ascii="Times New Roman" w:hAnsi="Times New Roman" w:cs="Times New Roman"/>
+              </w:rPr>
+              <w:t>Admin</w:t>
+            </w:r>
+          </w:p>
+        </w:tc>
+        <w:tc>
+          <w:tcPr>
+            <w:tcW w:w="7015" w:type="dxa"/>
+          </w:tcPr>
+          <w:p>
+            <w:pPr>
+              <w:cnfStyle w:val="000000000000" w:firstRow="0" w:lastRow="0" w:firstColumn="0" w:lastColumn="0" w:oddVBand="0" w:evenVBand="0" w:oddHBand="0" w:evenHBand="0" w:firstRowFirstColumn="0" w:firstRowLastColumn="0" w:lastRowFirstColumn="0" w:lastRowLastColumn="0"/>
+              <w:rPr>
+                <w:rFonts w:ascii="Times New Roman" w:hAnsi="Times New Roman" w:cs="Times New Roman"/>
+              </w:rPr>
+            </w:pPr>
+            <w:r>
+              <w:rPr>
+                <w:rFonts w:ascii="Times New Roman" w:hAnsi="Times New Roman" w:cs="Times New Roman"/>
+              </w:rPr>
+              <w:t>Approve/reject partner registrations and listings, manage users, set commission and listing fee rates, monitor bookings, generate reports</w:t>
+            </w:r>
+          </w:p>
+        </w:tc>
+      </w:tr>
+      <w:tr>
+        <w:tc>
+          <w:tcPr>
+            <w:cnfStyle w:val="001000000000" w:firstRow="0" w:lastRow="0" w:firstColumn="1" w:lastColumn="0" w:oddVBand="0" w:evenVBand="0" w:oddHBand="0" w:evenHBand="0" w:firstRowFirstColumn="0" w:firstRowLastColumn="0" w:lastRowFirstColumn="0" w:lastRowLastColumn="0"/>
+            <w:tcW w:w="2335" w:type="dxa"/>
+          </w:tcPr>
+          <w:p>
+            <w:pPr>
+              <w:rPr>
+                <w:rFonts w:ascii="Times New Roman" w:hAnsi="Times New Roman" w:cs="Times New Roman"/>
+              </w:rPr>
+            </w:pPr>
+            <w:r>
+              <w:rPr>
+                <w:rFonts w:ascii="Times New Roman" w:hAnsi="Times New Roman" w:cs="Times New Roman"/>
+              </w:rPr>
+              <w:t>Tourist</w:t>
+            </w:r>
+          </w:p>
+        </w:tc>
+        <w:tc>
+          <w:tcPr>
+            <w:tcW w:w="7015" w:type="dxa"/>
+          </w:tcPr>
+          <w:p>
+            <w:pPr>
+              <w:cnfStyle w:val="000000000000" w:firstRow="0" w:lastRow="0" w:firstColumn="0" w:lastColumn="0" w:oddVBand="0" w:evenVBand="0" w:oddHBand="0" w:evenHBand="0" w:firstRowFirstColumn="0" w:firstRowLastColumn="0" w:lastRowFirstColumn="0" w:lastRowLastColumn="0"/>
+              <w:rPr>
+                <w:rFonts w:ascii="Times New Roman" w:hAnsi="Times New Roman" w:cs="Times New Roman"/>
+              </w:rPr>
+            </w:pPr>
+            <w:r>
+              <w:rPr>
+                <w:rFonts w:ascii="Times New Roman" w:hAnsi="Times New Roman" w:cs="Times New Roman"/>
+              </w:rPr>
+              <w:t>Search</w:t>
+            </w:r>
+            <w:r>
+              <w:rPr>
+                <w:rFonts w:ascii="Times New Roman" w:hAnsi="Times New Roman" w:cs="Times New Roman"/>
+              </w:rPr>
+              <w:t>/</w:t>
+            </w:r>
+            <w:r>
+              <w:rPr>
+                <w:rFonts w:ascii="Times New Roman" w:hAnsi="Times New Roman" w:cs="Times New Roman"/>
+              </w:rPr>
+              <w:t>browse listings, make bookings, send messages to partners, write reviews, complete payments</w:t>
+            </w:r>
+          </w:p>
+        </w:tc>
+      </w:tr>
+      <w:tr>
+        <w:tc>
+          <w:tcPr>
+            <w:cnfStyle w:val="001000000000" w:firstRow="0" w:lastRow="0" w:firstColumn="1" w:lastColumn="0" w:oddVBand="0" w:evenVBand="0" w:oddHBand="0" w:evenHBand="0" w:firstRowFirstColumn="0" w:firstRowLastColumn="0" w:lastRowFirstColumn="0" w:lastRowLastColumn="0"/>
+            <w:tcW w:w="2335" w:type="dxa"/>
+          </w:tcPr>
+          <w:p>
+            <w:pPr>
+              <w:rPr>
+                <w:rFonts w:ascii="Times New Roman" w:hAnsi="Times New Roman" w:cs="Times New Roman"/>
+              </w:rPr>
+            </w:pPr>
+            <w:r>
+              <w:rPr>
+                <w:rFonts w:ascii="Times New Roman" w:hAnsi="Times New Roman" w:cs="Times New Roman"/>
+              </w:rPr>
+              <w:t>Tour Guide</w:t>
+            </w:r>
+          </w:p>
+        </w:tc>
+        <w:tc>
+          <w:tcPr>
+            <w:tcW w:w="7015" w:type="dxa"/>
+          </w:tcPr>
+          <w:p>
+            <w:pPr>
+              <w:cnfStyle w:val="000000000000" w:firstRow="0" w:lastRow="0" w:firstColumn="0" w:lastColumn="0" w:oddVBand="0" w:evenVBand="0" w:oddHBand="0" w:evenHBand="0" w:firstRowFirstColumn="0" w:firstRowLastColumn="0" w:lastRowFirstColumn="0" w:lastRowLastColumn="0"/>
+              <w:rPr>
+                <w:rFonts w:ascii="Times New Roman" w:hAnsi="Times New Roman" w:cs="Times New Roman"/>
+              </w:rPr>
+            </w:pPr>
+            <w:r>
+              <w:rPr>
+                <w:rFonts w:ascii="Times New Roman" w:hAnsi="Times New Roman" w:cs="Times New Roman"/>
+              </w:rPr>
+              <w:t>Manage listings, set availability, handle bookings, communicate with tourists, view earnings</w:t>
+            </w:r>
+          </w:p>
+        </w:tc>
+      </w:tr>
+      <w:tr>
+        <w:tc>
+          <w:tcPr>
+            <w:cnfStyle w:val="001000000000" w:firstRow="0" w:lastRow="0" w:firstColumn="1" w:lastColumn="0" w:oddVBand="0" w:evenVBand="0" w:oddHBand="0" w:evenHBand="0" w:firstRowFirstColumn="0" w:firstRowLastColumn="0" w:lastRowFirstColumn="0" w:lastRowLastColumn="0"/>
+            <w:tcW w:w="2335" w:type="dxa"/>
+          </w:tcPr>
+          <w:p>
+            <w:pPr>
+              <w:rPr>
+                <w:rFonts w:ascii="Times New Roman" w:hAnsi="Times New Roman" w:cs="Times New Roman"/>
+              </w:rPr>
+            </w:pPr>
+            <w:r>
+              <w:rPr>
+                <w:rFonts w:ascii="Times New Roman" w:hAnsi="Times New Roman" w:cs="Times New Roman"/>
+              </w:rPr>
+              <w:t>Hotel Owner</w:t>
+            </w:r>
+          </w:p>
+        </w:tc>
+        <w:tc>
+          <w:tcPr>
+            <w:tcW w:w="7015" w:type="dxa"/>
+          </w:tcPr>
+          <w:p>
+            <w:pPr>
+              <w:cnfStyle w:val="000000000000" w:firstRow="0" w:lastRow="0" w:firstColumn="0" w:lastColumn="0" w:oddVBand="0" w:evenVBand="0" w:oddHBand="0" w:evenHBand="0" w:firstRowFirstColumn="0" w:firstRowLastColumn="0" w:lastRowFirstColumn="0" w:lastRowLastColumn="0"/>
+              <w:rPr>
+                <w:rFonts w:ascii="Times New Roman" w:hAnsi="Times New Roman" w:cs="Times New Roman"/>
+              </w:rPr>
+            </w:pPr>
+            <w:r>
+              <w:rPr>
+                <w:rFonts w:ascii="Times New Roman" w:hAnsi="Times New Roman" w:cs="Times New Roman"/>
+              </w:rPr>
+              <w:t>Manage listings</w:t>
+            </w:r>
+            <w:r>
+              <w:rPr>
+                <w:rFonts w:ascii="Times New Roman" w:hAnsi="Times New Roman" w:cs="Times New Roman"/>
+              </w:rPr>
+              <w:t>, manage</w:t>
+            </w:r>
+            <w:r>
+              <w:rPr>
+                <w:rFonts w:ascii="Times New Roman" w:hAnsi="Times New Roman" w:cs="Times New Roman"/>
+              </w:rPr>
+              <w:t xml:space="preserve"> room</w:t>
+            </w:r>
+            <w:r>
+              <w:rPr>
+                <w:rFonts w:ascii="Times New Roman" w:hAnsi="Times New Roman" w:cs="Times New Roman"/>
+              </w:rPr>
+              <w:t>s</w:t>
+            </w:r>
+            <w:r>
+              <w:rPr>
+                <w:rFonts w:ascii="Times New Roman" w:hAnsi="Times New Roman" w:cs="Times New Roman"/>
+              </w:rPr>
+              <w:t xml:space="preserve"> availability, handle bookings, communicate with tourists, view earnings</w:t>
+            </w:r>
+          </w:p>
+        </w:tc>
+      </w:tr>
+      <w:tr>
+        <w:tc>
+          <w:tcPr>
+            <w:cnfStyle w:val="001000000000" w:firstRow="0" w:lastRow="0" w:firstColumn="1" w:lastColumn="0" w:oddVBand="0" w:evenVBand="0" w:oddHBand="0" w:evenHBand="0" w:firstRowFirstColumn="0" w:firstRowLastColumn="0" w:lastRowFirstColumn="0" w:lastRowLastColumn="0"/>
+            <w:tcW w:w="2335" w:type="dxa"/>
+          </w:tcPr>
+          <w:p>
+            <w:pPr>
+              <w:rPr>
+                <w:rFonts w:ascii="Times New Roman" w:hAnsi="Times New Roman" w:cs="Times New Roman"/>
+              </w:rPr>
+            </w:pPr>
+            <w:r>
+              <w:rPr>
+                <w:rFonts w:ascii="Times New Roman" w:hAnsi="Times New Roman" w:cs="Times New Roman"/>
+              </w:rPr>
+              <w:t>Shop Owner</w:t>
+            </w:r>
+          </w:p>
+        </w:tc>
+        <w:tc>
+          <w:tcPr>
+            <w:tcW w:w="7015" w:type="dxa"/>
+          </w:tcPr>
+          <w:p>
+            <w:pPr>
+              <w:cnfStyle w:val="000000000000" w:firstRow="0" w:lastRow="0" w:firstColumn="0" w:lastColumn="0" w:oddVBand="0" w:evenVBand="0" w:oddHBand="0" w:evenHBand="0" w:firstRowFirstColumn="0" w:firstRowLastColumn="0" w:lastRowFirstColumn="0" w:lastRowLastColumn="0"/>
+              <w:rPr>
+                <w:rFonts w:ascii="Times New Roman" w:hAnsi="Times New Roman" w:cs="Times New Roman"/>
+              </w:rPr>
+            </w:pPr>
+            <w:r>
+              <w:rPr>
+                <w:rFonts w:ascii="Times New Roman" w:hAnsi="Times New Roman" w:cs="Times New Roman"/>
+              </w:rPr>
+              <w:t>Manage listings, set operating hours, pay monthly listing fees, reply to messages</w:t>
+            </w:r>
+          </w:p>
+        </w:tc>
+      </w:tr>
+      <w:tr>
+        <w:tc>
+          <w:tcPr>
+            <w:cnfStyle w:val="001000000000" w:firstRow="0" w:lastRow="0" w:firstColumn="1" w:lastColumn="0" w:oddVBand="0" w:evenVBand="0" w:oddHBand="0" w:evenHBand="0" w:firstRowFirstColumn="0" w:firstRowLastColumn="0" w:lastRowFirstColumn="0" w:lastRowLastColumn="0"/>
+            <w:tcW w:w="2335" w:type="dxa"/>
+          </w:tcPr>
+          <w:p>
+            <w:pPr>
+              <w:rPr>
+                <w:rFonts w:ascii="Times New Roman" w:hAnsi="Times New Roman" w:cs="Times New Roman"/>
+              </w:rPr>
+            </w:pPr>
+            <w:r>
+              <w:rPr>
+                <w:rFonts w:ascii="Times New Roman" w:hAnsi="Times New Roman" w:cs="Times New Roman"/>
+              </w:rPr>
+              <w:t>Experience Provider</w:t>
+            </w:r>
+          </w:p>
+        </w:tc>
+        <w:tc>
+          <w:tcPr>
+            <w:tcW w:w="7015" w:type="dxa"/>
+          </w:tcPr>
+          <w:p>
+            <w:pPr>
+              <w:cnfStyle w:val="000000000000" w:firstRow="0" w:lastRow="0" w:firstColumn="0" w:lastColumn="0" w:oddVBand="0" w:evenVBand="0" w:oddHBand="0" w:evenHBand="0" w:firstRowFirstColumn="0" w:firstRowLastColumn="0" w:lastRowFirstColumn="0" w:lastRowLastColumn="0"/>
+              <w:rPr>
+                <w:rFonts w:ascii="Times New Roman" w:hAnsi="Times New Roman" w:cs="Times New Roman"/>
+              </w:rPr>
+            </w:pPr>
+            <w:r>
+              <w:rPr>
+                <w:rFonts w:ascii="Times New Roman" w:hAnsi="Times New Roman" w:cs="Times New Roman"/>
+              </w:rPr>
+              <w:t>Manage listings, set availability, handle bookings, communicate with tourists, view earnings</w:t>
+            </w:r>
+          </w:p>
+        </w:tc>
+      </w:tr>
+    </w:tbl>
+    <w:p>
+      <w:pPr>
+        <w:rPr>
+          <w:rFonts w:ascii="Times New Roman" w:hAnsi="Times New Roman" w:cs="Times New Roman"/>
+          <w:sz w:val="26"/>
+          <w:szCs w:val="26"/>
+        </w:rPr>
+      </w:pPr>
+    </w:p>
+    <w:p>
+      <w:pPr>
+        <w:pStyle w:val="Heading2"/>
+        <w:rPr>
+          <w:rFonts w:ascii="Times New Roman" w:hAnsi="Times New Roman" w:cs="Times New Roman"/>
+          <w:sz w:val="26"/>
+          <w:szCs w:val="26"/>
+        </w:rPr>
+      </w:pPr>
+      <w:bookmarkStart w:id="7" w:name="_Toc235811909"/>
+      <w:r>
+        <w:rPr>
+          <w:rFonts w:ascii="Times New Roman" w:hAnsi="Times New Roman" w:cs="Times New Roman"/>
+          <w:sz w:val="26"/>
+          <w:szCs w:val="26"/>
+        </w:rPr>
+        <w:t xml:space="preserve">1.5 </w:t>
+      </w:r>
+      <w:r>
+        <w:rPr>
+          <w:rFonts w:ascii="Times New Roman" w:hAnsi="Times New Roman" w:cs="Times New Roman"/>
+          <w:sz w:val="26"/>
+          <w:szCs w:val="26"/>
+        </w:rPr>
+        <w:t>Problem Definition</w:t>
+      </w:r>
+      <w:bookmarkEnd w:id="7"/>
+    </w:p>
+    <w:p>
+      <w:pPr>
+        <w:rPr>
+          <w:rFonts w:ascii="Times New Roman" w:hAnsi="Times New Roman" w:cs="Times New Roman"/>
+        </w:rPr>
+      </w:pPr>
+      <w:proofErr w:type="gramStart"/>
+      <w:r>
+        <w:rPr>
+          <w:rFonts w:ascii="Times New Roman" w:hAnsi="Times New Roman" w:cs="Times New Roman"/>
+        </w:rPr>
+        <w:t>At the moment</w:t>
+      </w:r>
+      <w:proofErr w:type="gramEnd"/>
+      <w:r>
+        <w:rPr>
+          <w:rFonts w:ascii="Times New Roman" w:hAnsi="Times New Roman" w:cs="Times New Roman"/>
+        </w:rPr>
+        <w:t xml:space="preserve"> tourists who visit Sri Lanka face several challenges.</w:t>
+      </w:r>
+    </w:p>
+    <w:p>
+      <w:pPr>
+        <w:pStyle w:val="ListParagraph"/>
+        <w:numPr>
+          <w:ilvl w:val="0"/>
+          <w:numId w:val="12"/>
+        </w:numPr>
+        <w:rPr>
+          <w:rFonts w:ascii="Times New Roman" w:hAnsi="Times New Roman" w:cs="Times New Roman"/>
+        </w:rPr>
+      </w:pPr>
+      <w:r>
+        <w:rPr>
+          <w:rFonts w:ascii="Times New Roman" w:hAnsi="Times New Roman" w:cs="Times New Roman"/>
+          <w:b/>
+          <w:bCs/>
+        </w:rPr>
+        <w:t>Overpriced and unlicensed guides</w:t>
+      </w:r>
+      <w:r>
+        <w:rPr>
+          <w:rFonts w:ascii="Times New Roman" w:hAnsi="Times New Roman" w:cs="Times New Roman"/>
+        </w:rPr>
+        <w:t>-</w:t>
+      </w:r>
+      <w:r>
+        <w:rPr>
+          <w:rFonts w:ascii="Times New Roman" w:hAnsi="Times New Roman" w:cs="Times New Roman"/>
+        </w:rPr>
+        <w:t xml:space="preserve"> </w:t>
+      </w:r>
+      <w:proofErr w:type="gramStart"/>
+      <w:r>
+        <w:rPr>
+          <w:rFonts w:ascii="Times New Roman" w:hAnsi="Times New Roman" w:cs="Times New Roman"/>
+        </w:rPr>
+        <w:t>Tourists</w:t>
+      </w:r>
+      <w:proofErr w:type="gramEnd"/>
+      <w:r>
+        <w:rPr>
+          <w:rFonts w:ascii="Times New Roman" w:hAnsi="Times New Roman" w:cs="Times New Roman"/>
+        </w:rPr>
+        <w:t xml:space="preserve"> </w:t>
+      </w:r>
+      <w:proofErr w:type="gramStart"/>
+      <w:r>
+        <w:rPr>
+          <w:rFonts w:ascii="Times New Roman" w:hAnsi="Times New Roman" w:cs="Times New Roman"/>
+        </w:rPr>
+        <w:t>specially</w:t>
+      </w:r>
+      <w:proofErr w:type="gramEnd"/>
+      <w:r>
+        <w:rPr>
+          <w:rFonts w:ascii="Times New Roman" w:hAnsi="Times New Roman" w:cs="Times New Roman"/>
+        </w:rPr>
+        <w:t xml:space="preserve"> </w:t>
+      </w:r>
+      <w:proofErr w:type="gramStart"/>
+      <w:r>
+        <w:rPr>
+          <w:rFonts w:ascii="Times New Roman" w:hAnsi="Times New Roman" w:cs="Times New Roman"/>
+        </w:rPr>
+        <w:t>first time</w:t>
+      </w:r>
+      <w:proofErr w:type="gramEnd"/>
+      <w:r>
+        <w:rPr>
+          <w:rFonts w:ascii="Times New Roman" w:hAnsi="Times New Roman" w:cs="Times New Roman"/>
+        </w:rPr>
+        <w:t xml:space="preserve"> </w:t>
+      </w:r>
+      <w:proofErr w:type="gramStart"/>
+      <w:r>
+        <w:rPr>
+          <w:rFonts w:ascii="Times New Roman" w:hAnsi="Times New Roman" w:cs="Times New Roman"/>
+        </w:rPr>
+        <w:t>visitors</w:t>
+      </w:r>
+      <w:proofErr w:type="gramEnd"/>
+      <w:r>
+        <w:rPr>
+          <w:rFonts w:ascii="Times New Roman" w:hAnsi="Times New Roman" w:cs="Times New Roman"/>
+        </w:rPr>
+        <w:t xml:space="preserve"> sometimes meet overpriced or unlicensed guides who try to overcharge or scam them, which is going to be a bad experience for them.</w:t>
+      </w:r>
+    </w:p>
+    <w:p>
+      <w:pPr>
+        <w:pStyle w:val="ListParagraph"/>
+        <w:numPr>
+          <w:ilvl w:val="0"/>
+          <w:numId w:val="12"/>
+        </w:numPr>
+        <w:rPr>
+          <w:rFonts w:ascii="Times New Roman" w:hAnsi="Times New Roman" w:cs="Times New Roman"/>
+        </w:rPr>
+      </w:pPr>
+      <w:r>
+        <w:rPr>
+          <w:rFonts w:ascii="Times New Roman" w:hAnsi="Times New Roman" w:cs="Times New Roman"/>
+          <w:b/>
+          <w:bCs/>
+        </w:rPr>
+        <w:t>Hidden places</w:t>
+      </w:r>
+      <w:r>
+        <w:rPr>
+          <w:rFonts w:ascii="Times New Roman" w:hAnsi="Times New Roman" w:cs="Times New Roman"/>
+        </w:rPr>
+        <w:t>-</w:t>
+      </w:r>
+      <w:r>
+        <w:rPr>
+          <w:rFonts w:ascii="Times New Roman" w:hAnsi="Times New Roman" w:cs="Times New Roman"/>
+        </w:rPr>
+        <w:t xml:space="preserve"> Sri Lanka has many small villages and attraction places that are not included on current tourism platforms, leaving tourist not knowing information about them.</w:t>
+      </w:r>
+    </w:p>
+    <w:p>
+      <w:pPr>
+        <w:pStyle w:val="ListParagraph"/>
+        <w:numPr>
+          <w:ilvl w:val="0"/>
+          <w:numId w:val="12"/>
+        </w:numPr>
+        <w:rPr>
+          <w:rFonts w:ascii="Times New Roman" w:hAnsi="Times New Roman" w:cs="Times New Roman"/>
+        </w:rPr>
+      </w:pPr>
+      <w:r>
+        <w:rPr>
+          <w:rFonts w:ascii="Times New Roman" w:hAnsi="Times New Roman" w:cs="Times New Roman"/>
+          <w:b/>
+          <w:bCs/>
+        </w:rPr>
+        <w:t>Language barrier</w:t>
+      </w:r>
+      <w:r>
+        <w:rPr>
+          <w:rFonts w:ascii="Times New Roman" w:hAnsi="Times New Roman" w:cs="Times New Roman"/>
+        </w:rPr>
+        <w:t>-</w:t>
+      </w:r>
+      <w:r>
+        <w:rPr>
+          <w:rFonts w:ascii="Times New Roman" w:hAnsi="Times New Roman" w:cs="Times New Roman"/>
+        </w:rPr>
+        <w:t xml:space="preserve"> this is the most common issue when it comes to traveling. </w:t>
+      </w:r>
+      <w:r>
+        <w:rPr>
+          <w:rFonts w:ascii="Times New Roman" w:hAnsi="Times New Roman" w:cs="Times New Roman"/>
+        </w:rPr>
+        <w:t>Not every Sri Lankan can speak English as well as every tourist can speak Sinhala and Tamil. This can be bit challenging when getting a service.</w:t>
+      </w:r>
+    </w:p>
+    <w:p>
+      <w:pPr>
+        <w:pStyle w:val="ListParagraph"/>
+        <w:numPr>
+          <w:ilvl w:val="0"/>
+          <w:numId w:val="12"/>
+        </w:numPr>
+        <w:rPr>
+          <w:rFonts w:ascii="Times New Roman" w:hAnsi="Times New Roman" w:cs="Times New Roman"/>
+        </w:rPr>
+      </w:pPr>
+      <w:r>
+        <w:rPr>
+          <w:rFonts w:ascii="Times New Roman" w:hAnsi="Times New Roman" w:cs="Times New Roman"/>
+          <w:b/>
+          <w:bCs/>
+        </w:rPr>
+        <w:t>Finding services</w:t>
+      </w:r>
+      <w:r>
+        <w:rPr>
+          <w:rFonts w:ascii="Times New Roman" w:hAnsi="Times New Roman" w:cs="Times New Roman"/>
+        </w:rPr>
+        <w:t>-</w:t>
+      </w:r>
+      <w:r>
+        <w:rPr>
+          <w:rFonts w:ascii="Times New Roman" w:hAnsi="Times New Roman" w:cs="Times New Roman"/>
+        </w:rPr>
+        <w:t xml:space="preserve"> Common services like transportation, places to stay and experiences are now spread over many </w:t>
+      </w:r>
+      <w:proofErr w:type="gramStart"/>
+      <w:r>
+        <w:rPr>
+          <w:rFonts w:ascii="Times New Roman" w:hAnsi="Times New Roman" w:cs="Times New Roman"/>
+        </w:rPr>
+        <w:t>platforms</w:t>
+      </w:r>
+      <w:proofErr w:type="gramEnd"/>
+      <w:r>
+        <w:rPr>
+          <w:rFonts w:ascii="Times New Roman" w:hAnsi="Times New Roman" w:cs="Times New Roman"/>
+        </w:rPr>
+        <w:t xml:space="preserve"> and it can be difficult for both tourists and people who are willing to provide these services. </w:t>
+      </w:r>
+    </w:p>
+    <w:p>
+      <w:pPr>
+        <w:rPr>
+          <w:rFonts w:ascii="Times New Roman" w:hAnsi="Times New Roman" w:cs="Times New Roman"/>
+        </w:rPr>
+      </w:pPr>
+    </w:p>
+    <w:p>
+      <w:pPr>
+        <w:rPr>
+          <w:rFonts w:ascii="Times New Roman" w:hAnsi="Times New Roman" w:cs="Times New Roman"/>
+        </w:rPr>
+      </w:pPr>
+    </w:p>
+    <w:p>
+      <w:pPr>
+        <w:pStyle w:val="Heading2"/>
+        <w:rPr>
+          <w:rFonts w:ascii="Times New Roman" w:hAnsi="Times New Roman" w:cs="Times New Roman"/>
+          <w:sz w:val="26"/>
+          <w:szCs w:val="26"/>
+        </w:rPr>
+      </w:pPr>
+      <w:bookmarkStart w:id="8" w:name="_Toc235811910"/>
+      <w:r>
+        <w:rPr>
+          <w:rFonts w:ascii="Times New Roman" w:hAnsi="Times New Roman" w:cs="Times New Roman"/>
+          <w:sz w:val="26"/>
+          <w:szCs w:val="26"/>
+        </w:rPr>
+        <w:lastRenderedPageBreak/>
+        <w:t xml:space="preserve">1.6 </w:t>
+      </w:r>
+      <w:r>
+        <w:rPr>
+          <w:rFonts w:ascii="Times New Roman" w:hAnsi="Times New Roman" w:cs="Times New Roman"/>
+          <w:sz w:val="26"/>
+          <w:szCs w:val="26"/>
+        </w:rPr>
+        <w:t>Project Objectives</w:t>
+      </w:r>
+      <w:bookmarkEnd w:id="8"/>
+    </w:p>
+    <w:p>
+      <w:pPr>
+        <w:rPr>
+          <w:rFonts w:ascii="Times New Roman" w:hAnsi="Times New Roman" w:cs="Times New Roman"/>
+        </w:rPr>
+      </w:pPr>
+      <w:r>
+        <w:rPr>
+          <w:rFonts w:ascii="Times New Roman" w:hAnsi="Times New Roman" w:cs="Times New Roman"/>
+        </w:rPr>
+        <w:t>My project objectives are,</w:t>
+      </w:r>
+    </w:p>
+    <w:p>
+      <w:pPr>
+        <w:pStyle w:val="ListParagraph"/>
+        <w:numPr>
+          <w:ilvl w:val="0"/>
+          <w:numId w:val="13"/>
+        </w:numPr>
+        <w:rPr>
+          <w:rFonts w:ascii="Times New Roman" w:hAnsi="Times New Roman" w:cs="Times New Roman"/>
+        </w:rPr>
+      </w:pPr>
+      <w:r>
+        <w:rPr>
+          <w:rFonts w:ascii="Times New Roman" w:hAnsi="Times New Roman" w:cs="Times New Roman"/>
+        </w:rPr>
+        <w:t>To develop and design a centralized platform to connect tourists with verified local Hotel/Villa owners, Tour guides, Shop owners and Experience providers in Sri Lanka.</w:t>
+      </w:r>
+    </w:p>
+    <w:p>
+      <w:pPr>
+        <w:pStyle w:val="ListParagraph"/>
+        <w:numPr>
+          <w:ilvl w:val="0"/>
+          <w:numId w:val="13"/>
+        </w:numPr>
+        <w:rPr>
+          <w:rFonts w:ascii="Times New Roman" w:hAnsi="Times New Roman" w:cs="Times New Roman"/>
+        </w:rPr>
+      </w:pPr>
+      <w:r>
+        <w:rPr>
+          <w:rFonts w:ascii="Times New Roman" w:hAnsi="Times New Roman" w:cs="Times New Roman"/>
+        </w:rPr>
+        <w:t xml:space="preserve">To give small local </w:t>
+      </w:r>
+      <w:proofErr w:type="gramStart"/>
+      <w:r>
+        <w:rPr>
+          <w:rFonts w:ascii="Times New Roman" w:hAnsi="Times New Roman" w:cs="Times New Roman"/>
+        </w:rPr>
+        <w:t>business</w:t>
+      </w:r>
+      <w:proofErr w:type="gramEnd"/>
+      <w:r>
+        <w:rPr>
+          <w:rFonts w:ascii="Times New Roman" w:hAnsi="Times New Roman" w:cs="Times New Roman"/>
+        </w:rPr>
+        <w:t xml:space="preserve"> a chance to list their listing to the international audience.</w:t>
+      </w:r>
+    </w:p>
+    <w:p>
+      <w:pPr>
+        <w:pStyle w:val="ListParagraph"/>
+        <w:numPr>
+          <w:ilvl w:val="0"/>
+          <w:numId w:val="13"/>
+        </w:numPr>
+        <w:rPr>
+          <w:rFonts w:ascii="Times New Roman" w:hAnsi="Times New Roman" w:cs="Times New Roman"/>
+        </w:rPr>
+      </w:pPr>
+      <w:r>
+        <w:rPr>
+          <w:rFonts w:ascii="Times New Roman" w:hAnsi="Times New Roman" w:cs="Times New Roman"/>
+        </w:rPr>
+        <w:t xml:space="preserve">To minimize the risk of tourists getting scammed and making it easy to get those services through one </w:t>
+      </w:r>
+      <w:r>
+        <w:rPr>
+          <w:rFonts w:ascii="Times New Roman" w:hAnsi="Times New Roman" w:cs="Times New Roman"/>
+        </w:rPr>
+        <w:t>trusted platform</w:t>
+      </w:r>
+      <w:r>
+        <w:rPr>
+          <w:rFonts w:ascii="Times New Roman" w:hAnsi="Times New Roman" w:cs="Times New Roman"/>
+        </w:rPr>
+        <w:t>.</w:t>
+      </w:r>
+    </w:p>
+    <w:p>
+      <w:pPr>
+        <w:pStyle w:val="ListParagraph"/>
+        <w:numPr>
+          <w:ilvl w:val="0"/>
+          <w:numId w:val="13"/>
+        </w:numPr>
+        <w:rPr>
+          <w:rFonts w:ascii="Times New Roman" w:hAnsi="Times New Roman" w:cs="Times New Roman"/>
+        </w:rPr>
+      </w:pPr>
+      <w:r>
+        <w:rPr>
+          <w:rFonts w:ascii="Times New Roman" w:hAnsi="Times New Roman" w:cs="Times New Roman"/>
+        </w:rPr>
+        <w:t>To earn from the platform by getting a commission from bookings and listing fee from shop listings.</w:t>
+      </w:r>
+    </w:p>
+    <w:p>
+      <w:pPr>
+        <w:pStyle w:val="ListParagraph"/>
+        <w:rPr>
+          <w:rFonts w:ascii="Times New Roman" w:hAnsi="Times New Roman" w:cs="Times New Roman"/>
+        </w:rPr>
+      </w:pPr>
+    </w:p>
+    <w:p>
+      <w:pPr>
+        <w:rPr>
+          <w:rFonts w:ascii="Times New Roman" w:hAnsi="Times New Roman" w:cs="Times New Roman"/>
+          <w:sz w:val="26"/>
+          <w:szCs w:val="26"/>
+        </w:rPr>
+      </w:pPr>
+      <w:bookmarkStart w:id="9" w:name="_Toc235811911"/>
+      <w:r>
+        <w:rPr>
+          <w:rStyle w:val="Heading2Char"/>
+          <w:rFonts w:ascii="Times New Roman" w:hAnsi="Times New Roman" w:cs="Times New Roman"/>
+          <w:sz w:val="26"/>
+          <w:szCs w:val="26"/>
+        </w:rPr>
+        <w:t>1.7 P</w:t>
+      </w:r>
+      <w:r>
+        <w:rPr>
+          <w:rStyle w:val="Heading2Char"/>
+          <w:rFonts w:ascii="Times New Roman" w:hAnsi="Times New Roman" w:cs="Times New Roman"/>
+          <w:sz w:val="26"/>
+          <w:szCs w:val="26"/>
+        </w:rPr>
+        <w:t>roposed Solution</w:t>
+      </w:r>
+      <w:bookmarkEnd w:id="9"/>
+    </w:p>
+    <w:p>
+      <w:pPr>
+        <w:rPr>
+          <w:rFonts w:ascii="Times New Roman" w:hAnsi="Times New Roman" w:cs="Times New Roman"/>
+        </w:rPr>
+      </w:pPr>
+      <w:r>
+        <w:rPr>
+          <w:rFonts w:ascii="Times New Roman" w:hAnsi="Times New Roman" w:cs="Times New Roman"/>
+          <w:b/>
+          <w:bCs/>
+        </w:rPr>
+        <w:t>CeylonTourMate.lk</w:t>
+      </w:r>
+      <w:r>
+        <w:rPr>
+          <w:rFonts w:ascii="Times New Roman" w:hAnsi="Times New Roman" w:cs="Times New Roman"/>
+          <w:b/>
+          <w:bCs/>
+        </w:rPr>
+        <w:t xml:space="preserve"> </w:t>
+      </w:r>
+      <w:r>
+        <w:rPr>
+          <w:rFonts w:ascii="Times New Roman" w:hAnsi="Times New Roman" w:cs="Times New Roman"/>
+        </w:rPr>
+        <w:t>is a centralized platform</w:t>
+      </w:r>
+      <w:r>
+        <w:rPr>
+          <w:rFonts w:ascii="Times New Roman" w:hAnsi="Times New Roman" w:cs="Times New Roman"/>
+        </w:rPr>
+        <w:t xml:space="preserve"> that built for the Sri Lankas </w:t>
+      </w:r>
+      <w:r>
+        <w:rPr>
+          <w:rFonts w:ascii="Times New Roman" w:hAnsi="Times New Roman" w:cs="Times New Roman"/>
+        </w:rPr>
+        <w:t>t</w:t>
+      </w:r>
+      <w:r>
+        <w:rPr>
+          <w:rFonts w:ascii="Times New Roman" w:hAnsi="Times New Roman" w:cs="Times New Roman"/>
+        </w:rPr>
+        <w:t>ourism industry that provides all kinds of trustworthy information about local services to tourists.</w:t>
+      </w:r>
+    </w:p>
+    <w:p>
+      <w:pPr>
+        <w:rPr>
+          <w:rFonts w:ascii="Times New Roman" w:hAnsi="Times New Roman" w:cs="Times New Roman"/>
+        </w:rPr>
+      </w:pPr>
+    </w:p>
+    <w:p>
+      <w:pPr>
+        <w:rPr>
+          <w:rStyle w:val="Heading2Char"/>
+          <w:rFonts w:ascii="Times New Roman" w:hAnsi="Times New Roman" w:cs="Times New Roman"/>
+          <w:sz w:val="26"/>
+          <w:szCs w:val="26"/>
+        </w:rPr>
+      </w:pPr>
+      <w:bookmarkStart w:id="10" w:name="_Toc235811912"/>
+      <w:r>
+        <w:rPr>
+          <w:rStyle w:val="Heading2Char"/>
+          <w:rFonts w:ascii="Times New Roman" w:hAnsi="Times New Roman" w:cs="Times New Roman"/>
+          <w:sz w:val="26"/>
+          <w:szCs w:val="26"/>
+        </w:rPr>
+        <w:t>1.8 Cha</w:t>
+      </w:r>
+      <w:r>
+        <w:rPr>
+          <w:rStyle w:val="Heading2Char"/>
+          <w:rFonts w:ascii="Times New Roman" w:hAnsi="Times New Roman" w:cs="Times New Roman"/>
+          <w:sz w:val="26"/>
+          <w:szCs w:val="26"/>
+        </w:rPr>
+        <w:t>pter Summery</w:t>
+      </w:r>
+      <w:bookmarkEnd w:id="10"/>
+    </w:p>
+    <w:p>
+      <w:pPr>
+        <w:rPr>
+          <w:rFonts w:ascii="Times New Roman" w:hAnsi="Times New Roman" w:cs="Times New Roman"/>
+        </w:rPr>
+      </w:pPr>
+      <w:r>
+        <w:rPr>
+          <w:rFonts w:ascii="Times New Roman" w:hAnsi="Times New Roman" w:cs="Times New Roman"/>
+        </w:rPr>
+        <w:t xml:space="preserve">In this chapter I introduced my project, CeylonTourMate.lk along with the problem of current industry. With the </w:t>
+      </w:r>
+      <w:proofErr w:type="gramStart"/>
+      <w:r>
+        <w:rPr>
+          <w:rFonts w:ascii="Times New Roman" w:hAnsi="Times New Roman" w:cs="Times New Roman"/>
+        </w:rPr>
+        <w:t>growing</w:t>
+      </w:r>
+      <w:proofErr w:type="gramEnd"/>
+      <w:r>
+        <w:rPr>
+          <w:rFonts w:ascii="Times New Roman" w:hAnsi="Times New Roman" w:cs="Times New Roman"/>
+        </w:rPr>
+        <w:t xml:space="preserve"> of tourism industry, for problems faced by tourists and locals</w:t>
+      </w:r>
+      <w:r>
+        <w:rPr>
+          <w:rFonts w:ascii="Times New Roman" w:hAnsi="Times New Roman" w:cs="Times New Roman"/>
+        </w:rPr>
+        <w:t>,</w:t>
+      </w:r>
+      <w:r>
+        <w:rPr>
+          <w:rFonts w:ascii="Times New Roman" w:hAnsi="Times New Roman" w:cs="Times New Roman"/>
+        </w:rPr>
+        <w:t xml:space="preserve"> and as a solution for that I proposed a centralized platform to connect them all.</w:t>
+      </w:r>
+    </w:p>
+    <w:p>
+      <w:pPr>
+        <w:rPr>
+          <w:rFonts w:ascii="Times New Roman" w:hAnsi="Times New Roman" w:cs="Times New Roman"/>
+        </w:rPr>
+      </w:pPr>
+    </w:p>
+    <w:p>
+      <w:pPr>
+        <w:rPr>
+          <w:rFonts w:ascii="Times New Roman" w:hAnsi="Times New Roman" w:cs="Times New Roman"/>
+        </w:rPr>
+      </w:pPr>
+    </w:p>
+    <w:p>
+      <w:pPr>
+        <w:rPr>
+          <w:rFonts w:ascii="Times New Roman" w:hAnsi="Times New Roman" w:cs="Times New Roman"/>
+        </w:rPr>
+      </w:pPr>
+    </w:p>
+    <w:p>
+      <w:pPr>
+        <w:rPr>
+          <w:rFonts w:ascii="Times New Roman" w:hAnsi="Times New Roman" w:cs="Times New Roman"/>
+        </w:rPr>
+      </w:pPr>
+    </w:p>
+    <w:p>
+      <w:pPr>
+        <w:rPr>
+          <w:rFonts w:ascii="Times New Roman" w:hAnsi="Times New Roman" w:cs="Times New Roman"/>
+        </w:rPr>
+      </w:pPr>
+    </w:p>
+    <w:p>
+      <w:pPr>
+        <w:rPr>
+          <w:rFonts w:ascii="Times New Roman" w:hAnsi="Times New Roman" w:cs="Times New Roman"/>
+        </w:rPr>
+      </w:pPr>
+    </w:p>
+    <w:p>
+      <w:pPr>
+        <w:rPr>
+          <w:rFonts w:ascii="Times New Roman" w:hAnsi="Times New Roman" w:cs="Times New Roman"/>
+        </w:rPr>
+      </w:pPr>
+    </w:p>
+    <w:p>
+      <w:pPr>
+        <w:rPr>
+          <w:rFonts w:ascii="Times New Roman" w:hAnsi="Times New Roman" w:cs="Times New Roman"/>
+        </w:rPr>
+      </w:pPr>
+    </w:p>
+    <w:p>
+      <w:pPr>
+        <w:rPr>
+          <w:rFonts w:ascii="Times New Roman" w:hAnsi="Times New Roman" w:cs="Times New Roman"/>
+        </w:rPr>
+      </w:pPr>
+    </w:p>
+    <w:p>
+      <w:pPr>
+        <w:rPr>
+          <w:rFonts w:ascii="Times New Roman" w:hAnsi="Times New Roman" w:cs="Times New Roman"/>
+        </w:rPr>
+      </w:pPr>
+    </w:p>
+    <w:p>
+      <w:pPr>
+        <w:rPr>
+          <w:rFonts w:ascii="Times New Roman" w:hAnsi="Times New Roman" w:cs="Times New Roman"/>
+        </w:rPr>
+      </w:pPr>
+    </w:p>
+    <w:p>
+      <w:pPr>
+        <w:spacing w:after="0" w:line="240" w:lineRule="auto"/>
+        <w:rPr>
+          <w:rFonts w:ascii="Times New Roman" w:hAnsi="Times New Roman" w:cs="Times New Roman"/>
+        </w:rPr>
+      </w:pPr>
+    </w:p>
+    <w:p>
+      <w:pPr>
+        <w:spacing w:after="0" w:line="240" w:lineRule="auto"/>
+        <w:rPr>
+          <w:rFonts w:ascii="Times New Roman" w:hAnsi="Times New Roman" w:cs="Times New Roman"/>
+        </w:rPr>
+      </w:pPr>
+    </w:p>
+    <w:p>
+      <w:pPr>
+        <w:pStyle w:val="Heading1"/>
+        <w:rPr>
+          <w:rFonts w:ascii="Times New Roman" w:hAnsi="Times New Roman" w:cs="Times New Roman"/>
+          <w:sz w:val="28"/>
+          <w:szCs w:val="28"/>
+          <w:lang w:bidi="si-LK"/>
+        </w:rPr>
+      </w:pPr>
+      <w:bookmarkStart w:id="11" w:name="_Toc235811913"/>
+      <w:r>
+        <w:rPr>
+          <w:rFonts w:ascii="Times New Roman" w:hAnsi="Times New Roman" w:cs="Times New Roman"/>
+          <w:sz w:val="28"/>
+          <w:szCs w:val="28"/>
+          <w:lang w:bidi="si-LK"/>
+        </w:rPr>
+        <w:lastRenderedPageBreak/>
+        <w:t>Chapter 2: Methodology</w:t>
+      </w:r>
+      <w:bookmarkEnd w:id="11"/>
+    </w:p>
+    <w:p>
+      <w:pPr>
+        <w:pStyle w:val="Heading2"/>
+        <w:rPr>
+          <w:rFonts w:ascii="Times New Roman" w:hAnsi="Times New Roman" w:cs="Times New Roman"/>
+          <w:sz w:val="26"/>
+          <w:szCs w:val="26"/>
+        </w:rPr>
+      </w:pPr>
+      <w:bookmarkStart w:id="12" w:name="_Toc235811914"/>
+      <w:r>
+        <w:rPr>
+          <w:rFonts w:ascii="Times New Roman" w:hAnsi="Times New Roman" w:cs="Times New Roman"/>
+          <w:sz w:val="26"/>
+          <w:szCs w:val="26"/>
+        </w:rPr>
+        <w:t>2.1 Introduction</w:t>
+      </w:r>
+      <w:bookmarkEnd w:id="12"/>
     </w:p>
     <w:p>
       <w:pPr>
@@ -3097,6 +4624,119 @@
     </w:lvl>
   </w:abstractNum>
   <w:abstractNum w:abstractNumId="3" w15:restartNumberingAfterBreak="0">
+    <w:nsid w:val="05F8284A"/>
+    <w:multiLevelType w:val="hybridMultilevel"/>
+    <w:tmpl w:val="9D180C8A"/>
+    <w:lvl w:ilvl="0" w:tplc="04090001">
+      <w:start w:val="1"/>
+      <w:numFmt w:val="bullet"/>
+      <w:lvlText w:val=""/>
+      <w:lvlJc w:val="left"/>
+      <w:pPr>
+        <w:ind w:left="720" w:hanging="360"/>
+      </w:pPr>
+      <w:rPr>
+        <w:rFonts w:ascii="Symbol" w:hAnsi="Symbol" w:hint="default"/>
+      </w:rPr>
+    </w:lvl>
+    <w:lvl w:ilvl="1" w:tplc="04090003" w:tentative="1">
+      <w:start w:val="1"/>
+      <w:numFmt w:val="bullet"/>
+      <w:lvlText w:val="o"/>
+      <w:lvlJc w:val="left"/>
+      <w:pPr>
+        <w:ind w:left="1440" w:hanging="360"/>
+      </w:pPr>
+      <w:rPr>
+        <w:rFonts w:ascii="Courier New" w:hAnsi="Courier New" w:cs="Courier New" w:hint="default"/>
+      </w:rPr>
+    </w:lvl>
+    <w:lvl w:ilvl="2" w:tplc="04090005" w:tentative="1">
+      <w:start w:val="1"/>
+      <w:numFmt w:val="bullet"/>
+      <w:lvlText w:val=""/>
+      <w:lvlJc w:val="left"/>
+      <w:pPr>
+        <w:ind w:left="2160" w:hanging="360"/>
+      </w:pPr>
+      <w:rPr>
+        <w:rFonts w:ascii="Wingdings" w:hAnsi="Wingdings" w:hint="default"/>
+      </w:rPr>
+    </w:lvl>
+    <w:lvl w:ilvl="3" w:tplc="04090001" w:tentative="1">
+      <w:start w:val="1"/>
+      <w:numFmt w:val="bullet"/>
+      <w:lvlText w:val=""/>
+      <w:lvlJc w:val="left"/>
+      <w:pPr>
+        <w:ind w:left="2880" w:hanging="360"/>
+      </w:pPr>
+      <w:rPr>
+        <w:rFonts w:ascii="Symbol" w:hAnsi="Symbol" w:hint="default"/>
+      </w:rPr>
+    </w:lvl>
+    <w:lvl w:ilvl="4" w:tplc="04090003" w:tentative="1">
+      <w:start w:val="1"/>
+      <w:numFmt w:val="bullet"/>
+      <w:lvlText w:val="o"/>
+      <w:lvlJc w:val="left"/>
+      <w:pPr>
+        <w:ind w:left="3600" w:hanging="360"/>
+      </w:pPr>
+      <w:rPr>
+        <w:rFonts w:ascii="Courier New" w:hAnsi="Courier New" w:cs="Courier New" w:hint="default"/>
+      </w:rPr>
+    </w:lvl>
+    <w:lvl w:ilvl="5" w:tplc="04090005" w:tentative="1">
+      <w:start w:val="1"/>
+      <w:numFmt w:val="bullet"/>
+      <w:lvlText w:val=""/>
+      <w:lvlJc w:val="left"/>
+      <w:pPr>
+        <w:ind w:left="4320" w:hanging="360"/>
+      </w:pPr>
+      <w:rPr>
+        <w:rFonts w:ascii="Wingdings" w:hAnsi="Wingdings" w:hint="default"/>
+      </w:rPr>
+    </w:lvl>
+    <w:lvl w:ilvl="6" w:tplc="04090001" w:tentative="1">
+      <w:start w:val="1"/>
+      <w:numFmt w:val="bullet"/>
+      <w:lvlText w:val=""/>
+      <w:lvlJc w:val="left"/>
+      <w:pPr>
+        <w:ind w:left="5040" w:hanging="360"/>
+      </w:pPr>
+      <w:rPr>
+        <w:rFonts w:ascii="Symbol" w:hAnsi="Symbol" w:hint="default"/>
+      </w:rPr>
+    </w:lvl>
+    <w:lvl w:ilvl="7" w:tplc="04090003" w:tentative="1">
+      <w:start w:val="1"/>
+      <w:numFmt w:val="bullet"/>
+      <w:lvlText w:val="o"/>
+      <w:lvlJc w:val="left"/>
+      <w:pPr>
+        <w:ind w:left="5760" w:hanging="360"/>
+      </w:pPr>
+      <w:rPr>
+        <w:rFonts w:ascii="Courier New" w:hAnsi="Courier New" w:cs="Courier New" w:hint="default"/>
+      </w:rPr>
+    </w:lvl>
+    <w:lvl w:ilvl="8" w:tplc="04090005" w:tentative="1">
+      <w:start w:val="1"/>
+      <w:numFmt w:val="bullet"/>
+      <w:lvlText w:val=""/>
+      <w:lvlJc w:val="left"/>
+      <w:pPr>
+        <w:ind w:left="6480" w:hanging="360"/>
+      </w:pPr>
+      <w:rPr>
+        <w:rFonts w:ascii="Wingdings" w:hAnsi="Wingdings" w:hint="default"/>
+      </w:rPr>
+    </w:lvl>
+  </w:abstractNum>
+  <w:abstractNum w:abstractNumId="4" w15:restartNumberingAfterBreak="0">
     <w:nsid w:val="08112865"/>
     <w:multiLevelType w:val="hybridMultilevel"/>
     <w:tmpl w:val="CD38807A"/>
@@ -3209,7 +4849,7 @@
       </w:rPr>
     </w:lvl>
   </w:abstractNum>
-  <w:abstractNum w:abstractNumId="4" w15:restartNumberingAfterBreak="0">
+  <w:abstractNum w:abstractNumId="5" w15:restartNumberingAfterBreak="0">
     <w:nsid w:val="0CC107DD"/>
     <w:multiLevelType w:val="hybridMultilevel"/>
     <w:tmpl w:val="AC06EB50"/>
@@ -3322,7 +4962,96 @@
       </w:rPr>
     </w:lvl>
   </w:abstractNum>
-  <w:abstractNum w:abstractNumId="5" w15:restartNumberingAfterBreak="0">
+  <w:abstractNum w:abstractNumId="6" w15:restartNumberingAfterBreak="0">
+    <w:nsid w:val="1A2E050C"/>
+    <w:multiLevelType w:val="hybridMultilevel"/>
+    <w:tmpl w:val="A90A663E"/>
+    <w:lvl w:ilvl="0" w:tplc="2034D684">
+      <w:start w:val="2"/>
+      <w:numFmt w:val="decimal"/>
+      <w:lvlText w:val="%1.1"/>
+      <w:lvlJc w:val="left"/>
+      <w:pPr>
+        <w:ind w:left="720" w:hanging="360"/>
+      </w:pPr>
+      <w:rPr>
+        <w:rFonts w:hint="default"/>
+      </w:rPr>
+    </w:lvl>
+    <w:lvl w:ilvl="1" w:tplc="04090019" w:tentative="1">
+      <w:start w:val="1"/>
+      <w:numFmt w:val="lowerLetter"/>
+      <w:lvlText w:val="%2."/>
+      <w:lvlJc w:val="left"/>
+      <w:pPr>
+        <w:ind w:left="1440" w:hanging="360"/>
+      </w:pPr>
+    </w:lvl>
+    <w:lvl w:ilvl="2" w:tplc="0409001B" w:tentative="1">
+      <w:start w:val="1"/>
+      <w:numFmt w:val="lowerRoman"/>
+      <w:lvlText w:val="%3."/>
+      <w:lvlJc w:val="right"/>
+      <w:pPr>
+        <w:ind w:left="2160" w:hanging="180"/>
+      </w:pPr>
+    </w:lvl>
+    <w:lvl w:ilvl="3" w:tplc="0409000F" w:tentative="1">
+      <w:start w:val="1"/>
+      <w:numFmt w:val="decimal"/>
+      <w:lvlText w:val="%4."/>
+      <w:lvlJc w:val="left"/>
+      <w:pPr>
+        <w:ind w:left="2880" w:hanging="360"/>
+      </w:pPr>
+    </w:lvl>
+    <w:lvl w:ilvl="4" w:tplc="04090019" w:tentative="1">
+      <w:start w:val="1"/>
+      <w:numFmt w:val="lowerLetter"/>
+      <w:lvlText w:val="%5."/>
+      <w:lvlJc w:val="left"/>
+      <w:pPr>
+        <w:ind w:left="3600" w:hanging="360"/>
+      </w:pPr>
+    </w:lvl>
+    <w:lvl w:ilvl="5" w:tplc="0409001B" w:tentative="1">
+      <w:start w:val="1"/>
+      <w:numFmt w:val="lowerRoman"/>
+      <w:lvlText w:val="%6."/>
+      <w:lvlJc w:val="right"/>
+      <w:pPr>
+        <w:ind w:left="4320" w:hanging="180"/>
+      </w:pPr>
+    </w:lvl>
+    <w:lvl w:ilvl="6" w:tplc="0409000F" w:tentative="1">
+      <w:start w:val="1"/>
+      <w:numFmt w:val="decimal"/>
+      <w:lvlText w:val="%7."/>
+      <w:lvlJc w:val="left"/>
+      <w:pPr>
+        <w:ind w:left="5040" w:hanging="360"/>
+      </w:pPr>
+    </w:lvl>
+    <w:lvl w:ilvl="7" w:tplc="04090019" w:tentative="1">
+      <w:start w:val="1"/>
+      <w:numFmt w:val="lowerLetter"/>
+      <w:lvlText w:val="%8."/>
+      <w:lvlJc w:val="left"/>
+      <w:pPr>
+        <w:ind w:left="5760" w:hanging="360"/>
+      </w:pPr>
+    </w:lvl>
+    <w:lvl w:ilvl="8" w:tplc="0409001B" w:tentative="1">
+      <w:start w:val="1"/>
+      <w:numFmt w:val="lowerRoman"/>
+      <w:lvlText w:val="%9."/>
+      <w:lvlJc w:val="right"/>
+      <w:pPr>
+        <w:ind w:left="6480" w:hanging="180"/>
+      </w:pPr>
+    </w:lvl>
+  </w:abstractNum>
+  <w:abstractNum w:abstractNumId="7" w15:restartNumberingAfterBreak="0">
     <w:nsid w:val="1B276ED9"/>
     <w:multiLevelType w:val="hybridMultilevel"/>
     <w:tmpl w:val="590EDBBC"/>
@@ -3435,7 +5164,7 @@
       </w:rPr>
     </w:lvl>
   </w:abstractNum>
-  <w:abstractNum w:abstractNumId="6" w15:restartNumberingAfterBreak="0">
+  <w:abstractNum w:abstractNumId="8" w15:restartNumberingAfterBreak="0">
     <w:nsid w:val="2EEC5EEE"/>
     <w:multiLevelType w:val="hybridMultilevel"/>
     <w:tmpl w:val="200E3846"/>
@@ -3548,7 +5277,7 @@
       </w:rPr>
     </w:lvl>
   </w:abstractNum>
-  <w:abstractNum w:abstractNumId="7" w15:restartNumberingAfterBreak="0">
+  <w:abstractNum w:abstractNumId="9" w15:restartNumberingAfterBreak="0">
     <w:nsid w:val="37492C52"/>
     <w:multiLevelType w:val="hybridMultilevel"/>
     <w:tmpl w:val="1C321E3E"/>
@@ -3661,7 +5390,7 @@
       </w:rPr>
     </w:lvl>
   </w:abstractNum>
-  <w:abstractNum w:abstractNumId="8" w15:restartNumberingAfterBreak="0">
+  <w:abstractNum w:abstractNumId="10" w15:restartNumberingAfterBreak="0">
     <w:nsid w:val="512778A4"/>
     <w:multiLevelType w:val="hybridMultilevel"/>
     <w:tmpl w:val="DC4851B6"/>
@@ -3774,7 +5503,7 @@
       </w:rPr>
     </w:lvl>
   </w:abstractNum>
-  <w:abstractNum w:abstractNumId="9" w15:restartNumberingAfterBreak="0">
+  <w:abstractNum w:abstractNumId="11" w15:restartNumberingAfterBreak="0">
     <w:nsid w:val="535233BF"/>
     <w:multiLevelType w:val="multilevel"/>
     <w:tmpl w:val="B7ACE384"/>
@@ -3887,7 +5616,233 @@
       </w:rPr>
     </w:lvl>
   </w:abstractNum>
-  <w:abstractNum w:abstractNumId="10" w15:restartNumberingAfterBreak="0">
+  <w:abstractNum w:abstractNumId="12" w15:restartNumberingAfterBreak="0">
+    <w:nsid w:val="59F6799F"/>
+    <w:multiLevelType w:val="hybridMultilevel"/>
+    <w:tmpl w:val="5720BB28"/>
+    <w:lvl w:ilvl="0" w:tplc="04090001">
+      <w:start w:val="1"/>
+      <w:numFmt w:val="bullet"/>
+      <w:lvlText w:val=""/>
+      <w:lvlJc w:val="left"/>
+      <w:pPr>
+        <w:ind w:left="720" w:hanging="360"/>
+      </w:pPr>
+      <w:rPr>
+        <w:rFonts w:ascii="Symbol" w:hAnsi="Symbol" w:hint="default"/>
+      </w:rPr>
+    </w:lvl>
+    <w:lvl w:ilvl="1" w:tplc="04090003" w:tentative="1">
+      <w:start w:val="1"/>
+      <w:numFmt w:val="bullet"/>
+      <w:lvlText w:val="o"/>
+      <w:lvlJc w:val="left"/>
+      <w:pPr>
+        <w:ind w:left="1440" w:hanging="360"/>
+      </w:pPr>
+      <w:rPr>
+        <w:rFonts w:ascii="Courier New" w:hAnsi="Courier New" w:cs="Courier New" w:hint="default"/>
+      </w:rPr>
+    </w:lvl>
+    <w:lvl w:ilvl="2" w:tplc="04090005" w:tentative="1">
+      <w:start w:val="1"/>
+      <w:numFmt w:val="bullet"/>
+      <w:lvlText w:val=""/>
+      <w:lvlJc w:val="left"/>
+      <w:pPr>
+        <w:ind w:left="2160" w:hanging="360"/>
+      </w:pPr>
+      <w:rPr>
+        <w:rFonts w:ascii="Wingdings" w:hAnsi="Wingdings" w:hint="default"/>
+      </w:rPr>
+    </w:lvl>
+    <w:lvl w:ilvl="3" w:tplc="04090001" w:tentative="1">
+      <w:start w:val="1"/>
+      <w:numFmt w:val="bullet"/>
+      <w:lvlText w:val=""/>
+      <w:lvlJc w:val="left"/>
+      <w:pPr>
+        <w:ind w:left="2880" w:hanging="360"/>
+      </w:pPr>
+      <w:rPr>
+        <w:rFonts w:ascii="Symbol" w:hAnsi="Symbol" w:hint="default"/>
+      </w:rPr>
+    </w:lvl>
+    <w:lvl w:ilvl="4" w:tplc="04090003" w:tentative="1">
+      <w:start w:val="1"/>
+      <w:numFmt w:val="bullet"/>
+      <w:lvlText w:val="o"/>
+      <w:lvlJc w:val="left"/>
+      <w:pPr>
+        <w:ind w:left="3600" w:hanging="360"/>
+      </w:pPr>
+      <w:rPr>
+        <w:rFonts w:ascii="Courier New" w:hAnsi="Courier New" w:cs="Courier New" w:hint="default"/>
+      </w:rPr>
+    </w:lvl>
+    <w:lvl w:ilvl="5" w:tplc="04090005" w:tentative="1">
+      <w:start w:val="1"/>
+      <w:numFmt w:val="bullet"/>
+      <w:lvlText w:val=""/>
+      <w:lvlJc w:val="left"/>
+      <w:pPr>
+        <w:ind w:left="4320" w:hanging="360"/>
+      </w:pPr>
+      <w:rPr>
+        <w:rFonts w:ascii="Wingdings" w:hAnsi="Wingdings" w:hint="default"/>
+      </w:rPr>
+    </w:lvl>
+    <w:lvl w:ilvl="6" w:tplc="04090001" w:tentative="1">
+      <w:start w:val="1"/>
+      <w:numFmt w:val="bullet"/>
+      <w:lvlText w:val=""/>
+      <w:lvlJc w:val="left"/>
+      <w:pPr>
+        <w:ind w:left="5040" w:hanging="360"/>
+      </w:pPr>
+      <w:rPr>
+        <w:rFonts w:ascii="Symbol" w:hAnsi="Symbol" w:hint="default"/>
+      </w:rPr>
+    </w:lvl>
+    <w:lvl w:ilvl="7" w:tplc="04090003" w:tentative="1">
+      <w:start w:val="1"/>
+      <w:numFmt w:val="bullet"/>
+      <w:lvlText w:val="o"/>
+      <w:lvlJc w:val="left"/>
+      <w:pPr>
+        <w:ind w:left="5760" w:hanging="360"/>
+      </w:pPr>
+      <w:rPr>
+        <w:rFonts w:ascii="Courier New" w:hAnsi="Courier New" w:cs="Courier New" w:hint="default"/>
+      </w:rPr>
+    </w:lvl>
+    <w:lvl w:ilvl="8" w:tplc="04090005" w:tentative="1">
+      <w:start w:val="1"/>
+      <w:numFmt w:val="bullet"/>
+      <w:lvlText w:val=""/>
+      <w:lvlJc w:val="left"/>
+      <w:pPr>
+        <w:ind w:left="6480" w:hanging="360"/>
+      </w:pPr>
+      <w:rPr>
+        <w:rFonts w:ascii="Wingdings" w:hAnsi="Wingdings" w:hint="default"/>
+      </w:rPr>
+    </w:lvl>
+  </w:abstractNum>
+  <w:abstractNum w:abstractNumId="13" w15:restartNumberingAfterBreak="0">
+    <w:nsid w:val="5E675313"/>
+    <w:multiLevelType w:val="multilevel"/>
+    <w:tmpl w:val="8A46220C"/>
+    <w:lvl w:ilvl="0">
+      <w:start w:val="1"/>
+      <w:numFmt w:val="decimal"/>
+      <w:lvlText w:val="%1"/>
+      <w:lvlJc w:val="left"/>
+      <w:pPr>
+        <w:ind w:left="360" w:hanging="360"/>
+      </w:pPr>
+      <w:rPr>
+        <w:rFonts w:hint="default"/>
+      </w:rPr>
+    </w:lvl>
+    <w:lvl w:ilvl="1">
+      <w:start w:val="1"/>
+      <w:numFmt w:val="decimal"/>
+      <w:lvlText w:val="%1.%2"/>
+      <w:lvlJc w:val="left"/>
+      <w:pPr>
+        <w:ind w:left="720" w:hanging="360"/>
+      </w:pPr>
+      <w:rPr>
+        <w:rFonts w:hint="default"/>
+      </w:rPr>
+    </w:lvl>
+    <w:lvl w:ilvl="2">
+      <w:start w:val="1"/>
+      <w:numFmt w:val="decimal"/>
+      <w:lvlText w:val="%1.%2.%3"/>
+      <w:lvlJc w:val="left"/>
+      <w:pPr>
+        <w:ind w:left="1440" w:hanging="720"/>
+      </w:pPr>
+      <w:rPr>
+        <w:rFonts w:hint="default"/>
+      </w:rPr>
+    </w:lvl>
+    <w:lvl w:ilvl="3">
+      <w:start w:val="1"/>
+      <w:numFmt w:val="decimal"/>
+      <w:lvlText w:val="%1.%2.%3.%4"/>
+      <w:lvlJc w:val="left"/>
+      <w:pPr>
+        <w:ind w:left="1800" w:hanging="720"/>
+      </w:pPr>
+      <w:rPr>
+        <w:rFonts w:hint="default"/>
+      </w:rPr>
+    </w:lvl>
+    <w:lvl w:ilvl="4">
+      <w:start w:val="1"/>
+      <w:numFmt w:val="decimal"/>
+      <w:lvlText w:val="%1.%2.%3.%4.%5"/>
+      <w:lvlJc w:val="left"/>
+      <w:pPr>
+        <w:ind w:left="2520" w:hanging="1080"/>
+      </w:pPr>
+      <w:rPr>
+        <w:rFonts w:hint="default"/>
+      </w:rPr>
+    </w:lvl>
+    <w:lvl w:ilvl="5">
+      <w:start w:val="1"/>
+      <w:numFmt w:val="decimal"/>
+      <w:lvlText w:val="%1.%2.%3.%4.%5.%6"/>
+      <w:lvlJc w:val="left"/>
+      <w:pPr>
+        <w:ind w:left="3240" w:hanging="1440"/>
+      </w:pPr>
+      <w:rPr>
+        <w:rFonts w:hint="default"/>
+      </w:rPr>
+    </w:lvl>
+    <w:lvl w:ilvl="6">
+      <w:start w:val="1"/>
+      <w:numFmt w:val="decimal"/>
+      <w:lvlText w:val="%1.%2.%3.%4.%5.%6.%7"/>
+      <w:lvlJc w:val="left"/>
+      <w:pPr>
+        <w:ind w:left="3600" w:hanging="1440"/>
+      </w:pPr>
+      <w:rPr>
+        <w:rFonts w:hint="default"/>
+      </w:rPr>
+    </w:lvl>
+    <w:lvl w:ilvl="7">
+      <w:start w:val="1"/>
+      <w:numFmt w:val="decimal"/>
+      <w:lvlText w:val="%1.%2.%3.%4.%5.%6.%7.%8"/>
+      <w:lvlJc w:val="left"/>
+      <w:pPr>
+        <w:ind w:left="4320" w:hanging="1800"/>
+      </w:pPr>
+      <w:rPr>
+        <w:rFonts w:hint="default"/>
+      </w:rPr>
+    </w:lvl>
+    <w:lvl w:ilvl="8">
+      <w:start w:val="1"/>
+      <w:numFmt w:val="decimal"/>
+      <w:lvlText w:val="%1.%2.%3.%4.%5.%6.%7.%8.%9"/>
+      <w:lvlJc w:val="left"/>
+      <w:pPr>
+        <w:ind w:left="4680" w:hanging="1800"/>
+      </w:pPr>
+      <w:rPr>
+        <w:rFonts w:hint="default"/>
+      </w:rPr>
+    </w:lvl>
+  </w:abstractNum>
+  <w:abstractNum w:abstractNumId="14" w15:restartNumberingAfterBreak="0">
     <w:nsid w:val="6D151977"/>
     <w:multiLevelType w:val="hybridMultilevel"/>
     <w:tmpl w:val="389C0F62"/>
@@ -4001,25 +5956,25 @@
     </w:lvl>
   </w:abstractNum>
   <w:num w:numId="1" w16cid:durableId="1440490526">
-    <w:abstractNumId w:val="8"/>
+    <w:abstractNumId w:val="10"/>
   </w:num>
   <w:num w:numId="2" w16cid:durableId="1016926829">
     <w:abstractNumId w:val="1"/>
   </w:num>
   <w:num w:numId="3" w16cid:durableId="1286354056">
-    <w:abstractNumId w:val="4"/>
+    <w:abstractNumId w:val="5"/>
   </w:num>
   <w:num w:numId="4" w16cid:durableId="1301229405">
-    <w:abstractNumId w:val="7"/>
+    <w:abstractNumId w:val="9"/>
   </w:num>
   <w:num w:numId="5" w16cid:durableId="1577082617">
-    <w:abstractNumId w:val="6"/>
+    <w:abstractNumId w:val="8"/>
   </w:num>
   <w:num w:numId="6" w16cid:durableId="1324895089">
-    <w:abstractNumId w:val="10"/>
+    <w:abstractNumId w:val="14"/>
   </w:num>
   <w:num w:numId="7" w16cid:durableId="1519195357">
-    <w:abstractNumId w:val="5"/>
+    <w:abstractNumId w:val="7"/>
   </w:num>
   <w:num w:numId="8" w16cid:durableId="791826724">
     <w:abstractNumId w:val="2"/>
@@ -4028,10 +5983,22 @@
     <w:abstractNumId w:val="0"/>
   </w:num>
   <w:num w:numId="10" w16cid:durableId="1807891799">
-    <w:abstractNumId w:val="9"/>
+    <w:abstractNumId w:val="11"/>
   </w:num>
   <w:num w:numId="11" w16cid:durableId="1059866254">
+    <w:abstractNumId w:val="4"/>
+  </w:num>
+  <w:num w:numId="12" w16cid:durableId="1356691757">
     <w:abstractNumId w:val="3"/>
+  </w:num>
+  <w:num w:numId="13" w16cid:durableId="1228153683">
+    <w:abstractNumId w:val="12"/>
+  </w:num>
+  <w:num w:numId="14" w16cid:durableId="1154373521">
+    <w:abstractNumId w:val="6"/>
+  </w:num>
+  <w:num w:numId="15" w16cid:durableId="1334262926">
+    <w:abstractNumId w:val="13"/>
   </w:num>
 </w:numbering>
 </file>
@@ -5572,6 +7539,123 @@
       <w:szCs w:val="18"/>
     </w:rPr>
   </w:style>
+  <w:style w:type="paragraph" w:styleId="TableofFigures">
+    <w:name w:val="table of figures"/>
+    <w:basedOn w:val="Normal"/>
+    <w:next w:val="Normal"/>
+    <w:uiPriority w:val="99"/>
+    <w:unhideWhenUsed/>
+    <w:rsid w:val="008D4436"/>
+    <w:pPr>
+      <w:spacing w:after="0"/>
+    </w:pPr>
+  </w:style>
+  <w:style w:type="table" w:styleId="PlainTable4">
+    <w:name w:val="Plain Table 4"/>
+    <w:basedOn w:val="TableNormal"/>
+    <w:uiPriority w:val="44"/>
+    <w:rsid w:val="00E452D8"/>
+    <w:pPr>
+      <w:spacing w:after="0" w:line="240" w:lineRule="auto"/>
+    </w:pPr>
+    <w:tblPr>
+      <w:tblStyleRowBandSize w:val="1"/>
+      <w:tblStyleColBandSize w:val="1"/>
+    </w:tblPr>
+    <w:tblStylePr w:type="firstRow">
+      <w:rPr>
+        <w:b/>
+        <w:bCs/>
+      </w:rPr>
+    </w:tblStylePr>
+    <w:tblStylePr w:type="lastRow">
+      <w:rPr>
+        <w:b/>
+        <w:bCs/>
+      </w:rPr>
+    </w:tblStylePr>
+    <w:tblStylePr w:type="firstCol">
+      <w:rPr>
+        <w:b/>
+        <w:bCs/>
+      </w:rPr>
+    </w:tblStylePr>
+    <w:tblStylePr w:type="lastCol">
+      <w:rPr>
+        <w:b/>
+        <w:bCs/>
+      </w:rPr>
+    </w:tblStylePr>
+    <w:tblStylePr w:type="band1Vert">
+      <w:tblPr/>
+      <w:tcPr>
+        <w:shd w:val="clear" w:color="auto" w:fill="F2F2F2" w:themeFill="background1" w:themeFillShade="F2"/>
+      </w:tcPr>
+    </w:tblStylePr>
+    <w:tblStylePr w:type="band1Horz">
+      <w:tblPr/>
+      <w:tcPr>
+        <w:shd w:val="clear" w:color="auto" w:fill="F2F2F2" w:themeFill="background1" w:themeFillShade="F2"/>
+      </w:tcPr>
+    </w:tblStylePr>
+  </w:style>
+  <w:style w:type="table" w:styleId="GridTable1Light">
+    <w:name w:val="Grid Table 1 Light"/>
+    <w:basedOn w:val="TableNormal"/>
+    <w:uiPriority w:val="46"/>
+    <w:rsid w:val="00E452D8"/>
+    <w:pPr>
+      <w:spacing w:after="0" w:line="240" w:lineRule="auto"/>
+    </w:pPr>
+    <w:tblPr>
+      <w:tblStyleRowBandSize w:val="1"/>
+      <w:tblStyleColBandSize w:val="1"/>
+      <w:tblBorders>
+        <w:top w:val="single" w:sz="4" w:space="0" w:color="999999" w:themeColor="text1" w:themeTint="66"/>
+        <w:left w:val="single" w:sz="4" w:space="0" w:color="999999" w:themeColor="text1" w:themeTint="66"/>
+        <w:bottom w:val="single" w:sz="4" w:space="0" w:color="999999" w:themeColor="text1" w:themeTint="66"/>
+        <w:right w:val="single" w:sz="4" w:space="0" w:color="999999" w:themeColor="text1" w:themeTint="66"/>
+        <w:insideH w:val="single" w:sz="4" w:space="0" w:color="999999" w:themeColor="text1" w:themeTint="66"/>
+        <w:insideV w:val="single" w:sz="4" w:space="0" w:color="999999" w:themeColor="text1" w:themeTint="66"/>
+      </w:tblBorders>
+    </w:tblPr>
+    <w:tblStylePr w:type="firstRow">
+      <w:rPr>
+        <w:b/>
+        <w:bCs/>
+      </w:rPr>
+      <w:tblPr/>
+      <w:tcPr>
+        <w:tcBorders>
+          <w:bottom w:val="single" w:sz="12" w:space="0" w:color="666666" w:themeColor="text1" w:themeTint="99"/>
+        </w:tcBorders>
+      </w:tcPr>
+    </w:tblStylePr>
+    <w:tblStylePr w:type="lastRow">
+      <w:rPr>
+        <w:b/>
+        <w:bCs/>
+      </w:rPr>
+      <w:tblPr/>
+      <w:tcPr>
+        <w:tcBorders>
+          <w:top w:val="double" w:sz="2" w:space="0" w:color="666666" w:themeColor="text1" w:themeTint="99"/>
+        </w:tcBorders>
+      </w:tcPr>
+    </w:tblStylePr>
+    <w:tblStylePr w:type="firstCol">
+      <w:rPr>
+        <w:b/>
+        <w:bCs/>
+      </w:rPr>
+    </w:tblStylePr>
+    <w:tblStylePr w:type="lastCol">
+      <w:rPr>
+        <w:b/>
+        <w:bCs/>
+      </w:rPr>
+    </w:tblStylePr>
+  </w:style>
 </w:styles>
 </file>
 

--- a/docsCeylonTourMateLK/FinalReport.docx
+++ b/docsCeylonTourMateLK/FinalReport.docx
@@ -280,9 +280,8 @@
           <w:sz w:val="56"/>
           <w:szCs w:val="56"/>
         </w:rPr>
-        <w:t xml:space="preserve">National Institute </w:t>
-      </w:r>
-      <w:proofErr w:type="gramStart"/>
+        <w:t>National Institute Of Business Management</w:t>
+      </w:r>
       <w:r>
         <w:rPr>
           <w:rFonts w:ascii="Bahnschrift SemiBold" w:hAnsi="Bahnschrift SemiBold"/>
@@ -291,27 +290,6 @@
           <w:sz w:val="56"/>
           <w:szCs w:val="56"/>
         </w:rPr>
-        <w:t>Of</w:t>
-      </w:r>
-      <w:proofErr w:type="gramEnd"/>
-      <w:r>
-        <w:rPr>
-          <w:rFonts w:ascii="Bahnschrift SemiBold" w:hAnsi="Bahnschrift SemiBold"/>
-          <w:b/>
-          <w:bCs/>
-          <w:sz w:val="56"/>
-          <w:szCs w:val="56"/>
-        </w:rPr>
-        <w:t xml:space="preserve"> Business Management</w:t>
-      </w:r>
-      <w:r>
-        <w:rPr>
-          <w:rFonts w:ascii="Bahnschrift SemiBold" w:hAnsi="Bahnschrift SemiBold"/>
-          <w:b/>
-          <w:bCs/>
-          <w:sz w:val="56"/>
-          <w:szCs w:val="56"/>
-        </w:rPr>
         <w:br/>
       </w:r>
       <w:r>
@@ -322,29 +300,7 @@
           <w:sz w:val="52"/>
           <w:szCs w:val="52"/>
         </w:rPr>
-        <w:t xml:space="preserve">Diploma </w:t>
-      </w:r>
-      <w:proofErr w:type="gramStart"/>
-      <w:r>
-        <w:rPr>
-          <w:rFonts w:ascii="Bahnschrift SemiBold" w:hAnsi="Bahnschrift SemiBold"/>
-          <w:b/>
-          <w:bCs/>
-          <w:sz w:val="52"/>
-          <w:szCs w:val="52"/>
-        </w:rPr>
-        <w:t>In</w:t>
-      </w:r>
-      <w:proofErr w:type="gramEnd"/>
-      <w:r>
-        <w:rPr>
-          <w:rFonts w:ascii="Bahnschrift SemiBold" w:hAnsi="Bahnschrift SemiBold"/>
-          <w:b/>
-          <w:bCs/>
-          <w:sz w:val="52"/>
-          <w:szCs w:val="52"/>
-        </w:rPr>
-        <w:t xml:space="preserve"> Software Engineering</w:t>
+        <w:t>Diploma In Software Engineering</w:t>
       </w:r>
     </w:p>
     <w:p>
@@ -560,34 +516,14 @@
         <w:br/>
         <w:t xml:space="preserve">Name: </w:t>
       </w:r>
-      <w:proofErr w:type="spellStart"/>
       <w:r>
         <w:rPr>
           <w:rFonts w:ascii="Times New Roman" w:hAnsi="Times New Roman" w:cs="Times New Roman"/>
           <w:sz w:val="28"/>
           <w:szCs w:val="28"/>
         </w:rPr>
-        <w:t>K.K.Naveen</w:t>
-      </w:r>
-      <w:proofErr w:type="spellEnd"/>
-      <w:r>
-        <w:rPr>
-          <w:rFonts w:ascii="Times New Roman" w:hAnsi="Times New Roman" w:cs="Times New Roman"/>
-          <w:sz w:val="28"/>
-          <w:szCs w:val="28"/>
-        </w:rPr>
-        <w:t xml:space="preserve"> Rashmika </w:t>
-      </w:r>
-      <w:proofErr w:type="spellStart"/>
-      <w:r>
-        <w:rPr>
-          <w:rFonts w:ascii="Times New Roman" w:hAnsi="Times New Roman" w:cs="Times New Roman"/>
-          <w:sz w:val="28"/>
-          <w:szCs w:val="28"/>
-        </w:rPr>
-        <w:t>Devinda</w:t>
-      </w:r>
-      <w:proofErr w:type="spellEnd"/>
+        <w:t>K.K.Naveen Rashmika Devinda</w:t>
+      </w:r>
       <w:r>
         <w:rPr>
           <w:rFonts w:ascii="Times New Roman" w:hAnsi="Times New Roman" w:cs="Times New Roman"/>
@@ -713,34 +649,30 @@
         </w:rPr>
         <w:t xml:space="preserve"> </w:t>
       </w:r>
-      <w:proofErr w:type="spellStart"/>
       <w:r>
         <w:rPr>
           <w:rFonts w:ascii="Times New Roman" w:hAnsi="Times New Roman" w:cs="Times New Roman"/>
           <w:sz w:val="28"/>
           <w:szCs w:val="28"/>
         </w:rPr>
-        <w:t>Ashanthi</w:t>
-      </w:r>
-      <w:proofErr w:type="spellEnd"/>
+        <w:t xml:space="preserve">Ashanthi </w:t>
+      </w:r>
       <w:r>
         <w:rPr>
           <w:rFonts w:ascii="Times New Roman" w:hAnsi="Times New Roman" w:cs="Times New Roman"/>
           <w:sz w:val="28"/>
           <w:szCs w:val="28"/>
         </w:rPr>
-        <w:t xml:space="preserve"> </w:t>
-      </w:r>
-      <w:proofErr w:type="spellStart"/>
+        <w:t>K</w:t>
+      </w:r>
       <w:r>
         <w:rPr>
           <w:rFonts w:ascii="Times New Roman" w:hAnsi="Times New Roman" w:cs="Times New Roman"/>
           <w:sz w:val="28"/>
           <w:szCs w:val="28"/>
         </w:rPr>
-        <w:t>kurakulasuriya</w:t>
-      </w:r>
-      <w:proofErr w:type="spellEnd"/>
+        <w:t>urakulasuriya</w:t>
+      </w:r>
     </w:p>
     <w:p>
       <w:pPr>
@@ -851,16 +783,15 @@
           <w:sz w:val="28"/>
           <w:szCs w:val="28"/>
         </w:rPr>
-        <w:t xml:space="preserve">is an original work done by me under the guidance of </w:t>
-      </w:r>
-      <w:proofErr w:type="spellStart"/>
+        <w:t>is an original work done by me under the guidance of M</w:t>
+      </w:r>
       <w:r>
         <w:rPr>
           <w:rFonts w:ascii="Times New Roman" w:hAnsi="Times New Roman" w:cs="Times New Roman"/>
           <w:sz w:val="28"/>
           <w:szCs w:val="28"/>
         </w:rPr>
-        <w:t>M</w:t>
+        <w:t xml:space="preserve">s.Ashanthi </w:t>
       </w:r>
       <w:r>
         <w:rPr>
@@ -868,27 +799,16 @@
           <w:sz w:val="28"/>
           <w:szCs w:val="28"/>
         </w:rPr>
-        <w:t>s.Ashanthi</w:t>
-      </w:r>
-      <w:proofErr w:type="spellEnd"/>
+        <w:t>K</w:t>
+      </w:r>
       <w:r>
         <w:rPr>
           <w:rFonts w:ascii="Times New Roman" w:hAnsi="Times New Roman" w:cs="Times New Roman"/>
           <w:sz w:val="28"/>
           <w:szCs w:val="28"/>
         </w:rPr>
-        <w:t xml:space="preserve"> </w:t>
-      </w:r>
-      <w:proofErr w:type="spellStart"/>
-      <w:r>
-        <w:rPr>
-          <w:rFonts w:ascii="Times New Roman" w:hAnsi="Times New Roman" w:cs="Times New Roman"/>
-          <w:sz w:val="28"/>
-          <w:szCs w:val="28"/>
-        </w:rPr>
-        <w:t>kurakulasuriya</w:t>
-      </w:r>
-      <w:proofErr w:type="spellEnd"/>
+        <w:t>urakulasuriya</w:t>
+      </w:r>
       <w:r>
         <w:rPr>
           <w:rFonts w:ascii="Times New Roman" w:hAnsi="Times New Roman" w:cs="Times New Roman"/>
@@ -1092,16 +1012,8 @@
         <w:rPr>
           <w:rFonts w:ascii="Times New Roman" w:hAnsi="Times New Roman" w:cs="Times New Roman"/>
         </w:rPr>
-        <w:t xml:space="preserve">Naveen Rashmika </w:t>
-      </w:r>
-      <w:proofErr w:type="spellStart"/>
-      <w:r>
-        <w:rPr>
-          <w:rFonts w:ascii="Times New Roman" w:hAnsi="Times New Roman" w:cs="Times New Roman"/>
-        </w:rPr>
-        <w:t>Devinda</w:t>
-      </w:r>
-      <w:proofErr w:type="spellEnd"/>
+        <w:t>Naveen Rashmika Devinda</w:t>
+      </w:r>
     </w:p>
     <w:p>
       <w:pPr>
@@ -2412,97 +2324,33 @@
         <w:rPr>
           <w:rFonts w:ascii="Times New Roman" w:hAnsi="Times New Roman" w:cs="Times New Roman"/>
         </w:rPr>
-        <w:t xml:space="preserve">Sri Lankans including hotel owners, tour guides, shop owners and local experience providers. They offer </w:t>
-      </w:r>
-      <w:proofErr w:type="gramStart"/>
-      <w:r>
-        <w:rPr>
-          <w:rFonts w:ascii="Times New Roman" w:hAnsi="Times New Roman" w:cs="Times New Roman"/>
-        </w:rPr>
-        <w:t>tourism related</w:t>
-      </w:r>
-      <w:proofErr w:type="gramEnd"/>
-      <w:r>
-        <w:rPr>
-          <w:rFonts w:ascii="Times New Roman" w:hAnsi="Times New Roman" w:cs="Times New Roman"/>
-        </w:rPr>
-        <w:t xml:space="preserve"> services as their main income.</w:t>
-      </w:r>
-    </w:p>
-    <w:p>
-      <w:pPr>
-        <w:rPr>
-          <w:rFonts w:ascii="Times New Roman" w:hAnsi="Times New Roman" w:cs="Times New Roman"/>
-        </w:rPr>
-      </w:pPr>
-      <w:r>
-        <w:rPr>
-          <w:rFonts w:ascii="Times New Roman" w:hAnsi="Times New Roman" w:cs="Times New Roman"/>
-        </w:rPr>
-        <w:t xml:space="preserve">For tourists getting </w:t>
-      </w:r>
-      <w:proofErr w:type="gramStart"/>
-      <w:r>
-        <w:rPr>
-          <w:rFonts w:ascii="Times New Roman" w:hAnsi="Times New Roman" w:cs="Times New Roman"/>
-        </w:rPr>
-        <w:t>these information</w:t>
-      </w:r>
-      <w:proofErr w:type="gramEnd"/>
-      <w:r>
-        <w:rPr>
-          <w:rFonts w:ascii="Times New Roman" w:hAnsi="Times New Roman" w:cs="Times New Roman"/>
-        </w:rPr>
-        <w:t xml:space="preserve"> </w:t>
-      </w:r>
-      <w:proofErr w:type="gramStart"/>
-      <w:r>
-        <w:rPr>
-          <w:rFonts w:ascii="Times New Roman" w:hAnsi="Times New Roman" w:cs="Times New Roman"/>
-        </w:rPr>
-        <w:t>become</w:t>
-      </w:r>
-      <w:proofErr w:type="gramEnd"/>
-      <w:r>
-        <w:rPr>
-          <w:rFonts w:ascii="Times New Roman" w:hAnsi="Times New Roman" w:cs="Times New Roman"/>
-        </w:rPr>
-        <w:t xml:space="preserve"> bit hard and tricky due to spread of </w:t>
-      </w:r>
-      <w:proofErr w:type="gramStart"/>
-      <w:r>
-        <w:rPr>
-          <w:rFonts w:ascii="Times New Roman" w:hAnsi="Times New Roman" w:cs="Times New Roman"/>
-        </w:rPr>
-        <w:t>these info</w:t>
-      </w:r>
-      <w:proofErr w:type="gramEnd"/>
-      <w:r>
-        <w:rPr>
-          <w:rFonts w:ascii="Times New Roman" w:hAnsi="Times New Roman" w:cs="Times New Roman"/>
-        </w:rPr>
-        <w:t xml:space="preserve"> on many platforms.</w:t>
-      </w:r>
-    </w:p>
-    <w:p>
-      <w:pPr>
-        <w:rPr>
-          <w:rFonts w:ascii="Times New Roman" w:hAnsi="Times New Roman" w:cs="Times New Roman"/>
-        </w:rPr>
-      </w:pPr>
-      <w:proofErr w:type="gramStart"/>
-      <w:r>
-        <w:rPr>
-          <w:rFonts w:ascii="Times New Roman" w:hAnsi="Times New Roman" w:cs="Times New Roman"/>
-        </w:rPr>
-        <w:t>So</w:t>
-      </w:r>
-      <w:proofErr w:type="gramEnd"/>
-      <w:r>
-        <w:rPr>
-          <w:rFonts w:ascii="Times New Roman" w:hAnsi="Times New Roman" w:cs="Times New Roman"/>
-        </w:rPr>
-        <w:t xml:space="preserve"> I thought of making a centralized platform named “</w:t>
+        <w:t>Sri Lankans including hotel owners, tour guides, shop owners and local experience providers. They offer tourism related services as their main income.</w:t>
+      </w:r>
+    </w:p>
+    <w:p>
+      <w:pPr>
+        <w:rPr>
+          <w:rFonts w:ascii="Times New Roman" w:hAnsi="Times New Roman" w:cs="Times New Roman"/>
+        </w:rPr>
+      </w:pPr>
+      <w:r>
+        <w:rPr>
+          <w:rFonts w:ascii="Times New Roman" w:hAnsi="Times New Roman" w:cs="Times New Roman"/>
+        </w:rPr>
+        <w:t>For tourists getting these information become bit hard and tricky due to spread of these info on many platforms.</w:t>
+      </w:r>
+    </w:p>
+    <w:p>
+      <w:pPr>
+        <w:rPr>
+          <w:rFonts w:ascii="Times New Roman" w:hAnsi="Times New Roman" w:cs="Times New Roman"/>
+        </w:rPr>
+      </w:pPr>
+      <w:r>
+        <w:rPr>
+          <w:rFonts w:ascii="Times New Roman" w:hAnsi="Times New Roman" w:cs="Times New Roman"/>
+        </w:rPr>
+        <w:t>So I thought of making a centralized platform named “</w:t>
       </w:r>
       <w:r>
         <w:rPr>
@@ -3006,33 +2854,11 @@
           <w:rFonts w:ascii="Times New Roman" w:hAnsi="Times New Roman" w:cs="Times New Roman"/>
         </w:rPr>
       </w:pPr>
-      <w:proofErr w:type="gramStart"/>
-      <w:r>
-        <w:rPr>
-          <w:rFonts w:ascii="Times New Roman" w:hAnsi="Times New Roman" w:cs="Times New Roman"/>
-        </w:rPr>
-        <w:t>Also</w:t>
-      </w:r>
-      <w:proofErr w:type="gramEnd"/>
-      <w:r>
-        <w:rPr>
-          <w:rFonts w:ascii="Times New Roman" w:hAnsi="Times New Roman" w:cs="Times New Roman"/>
-        </w:rPr>
-        <w:t xml:space="preserve"> there isn’t any centralized platform for tourists to get </w:t>
-      </w:r>
-      <w:proofErr w:type="gramStart"/>
-      <w:r>
-        <w:rPr>
-          <w:rFonts w:ascii="Times New Roman" w:hAnsi="Times New Roman" w:cs="Times New Roman"/>
-        </w:rPr>
-        <w:t>these information</w:t>
-      </w:r>
-      <w:proofErr w:type="gramEnd"/>
-      <w:r>
-        <w:rPr>
-          <w:rFonts w:ascii="Times New Roman" w:hAnsi="Times New Roman" w:cs="Times New Roman"/>
-        </w:rPr>
-        <w:t xml:space="preserve"> from verified local service providers as well as local businesses to list their listing</w:t>
+      <w:r>
+        <w:rPr>
+          <w:rFonts w:ascii="Times New Roman" w:hAnsi="Times New Roman" w:cs="Times New Roman"/>
+        </w:rPr>
+        <w:t>Also there isn’t any centralized platform for tourists to get these information from verified local service providers as well as local businesses to list their listing</w:t>
       </w:r>
       <w:r>
         <w:rPr>
@@ -3485,19 +3311,11 @@
           <w:rFonts w:ascii="Times New Roman" w:hAnsi="Times New Roman" w:cs="Times New Roman"/>
         </w:rPr>
       </w:pPr>
-      <w:proofErr w:type="gramStart"/>
-      <w:r>
-        <w:rPr>
-          <w:rFonts w:ascii="Times New Roman" w:hAnsi="Times New Roman" w:cs="Times New Roman"/>
-        </w:rPr>
-        <w:t>At the moment</w:t>
-      </w:r>
-      <w:proofErr w:type="gramEnd"/>
-      <w:r>
-        <w:rPr>
-          <w:rFonts w:ascii="Times New Roman" w:hAnsi="Times New Roman" w:cs="Times New Roman"/>
-        </w:rPr>
-        <w:t xml:space="preserve"> tourists who visit Sri Lanka face several challenges.</w:t>
+      <w:r>
+        <w:rPr>
+          <w:rFonts w:ascii="Times New Roman" w:hAnsi="Times New Roman" w:cs="Times New Roman"/>
+        </w:rPr>
+        <w:t>At the moment tourists who visit Sri Lanka face several challenges.</w:t>
       </w:r>
     </w:p>
     <w:p>
@@ -3529,58 +3347,8 @@
         <w:rPr>
           <w:rFonts w:ascii="Times New Roman" w:hAnsi="Times New Roman" w:cs="Times New Roman"/>
         </w:rPr>
-        <w:t xml:space="preserve"> </w:t>
-      </w:r>
-      <w:proofErr w:type="gramStart"/>
-      <w:r>
-        <w:rPr>
-          <w:rFonts w:ascii="Times New Roman" w:hAnsi="Times New Roman" w:cs="Times New Roman"/>
-        </w:rPr>
-        <w:t>Tourists</w:t>
-      </w:r>
-      <w:proofErr w:type="gramEnd"/>
-      <w:r>
-        <w:rPr>
-          <w:rFonts w:ascii="Times New Roman" w:hAnsi="Times New Roman" w:cs="Times New Roman"/>
-        </w:rPr>
-        <w:t xml:space="preserve"> </w:t>
-      </w:r>
-      <w:proofErr w:type="gramStart"/>
-      <w:r>
-        <w:rPr>
-          <w:rFonts w:ascii="Times New Roman" w:hAnsi="Times New Roman" w:cs="Times New Roman"/>
-        </w:rPr>
-        <w:t>specially</w:t>
-      </w:r>
-      <w:proofErr w:type="gramEnd"/>
-      <w:r>
-        <w:rPr>
-          <w:rFonts w:ascii="Times New Roman" w:hAnsi="Times New Roman" w:cs="Times New Roman"/>
-        </w:rPr>
-        <w:t xml:space="preserve"> </w:t>
-      </w:r>
-      <w:proofErr w:type="gramStart"/>
-      <w:r>
-        <w:rPr>
-          <w:rFonts w:ascii="Times New Roman" w:hAnsi="Times New Roman" w:cs="Times New Roman"/>
-        </w:rPr>
-        <w:t>first time</w:t>
-      </w:r>
-      <w:proofErr w:type="gramEnd"/>
-      <w:r>
-        <w:rPr>
-          <w:rFonts w:ascii="Times New Roman" w:hAnsi="Times New Roman" w:cs="Times New Roman"/>
-        </w:rPr>
-        <w:t xml:space="preserve"> </w:t>
-      </w:r>
-      <w:proofErr w:type="gramStart"/>
-      <w:r>
-        <w:rPr>
-          <w:rFonts w:ascii="Times New Roman" w:hAnsi="Times New Roman" w:cs="Times New Roman"/>
-        </w:rPr>
-        <w:t>visitors</w:t>
-      </w:r>
-      <w:proofErr w:type="gramEnd"/>
+        <w:t xml:space="preserve"> Tourists specially first time visitors</w:t>
+      </w:r>
       <w:r>
         <w:rPr>
           <w:rFonts w:ascii="Times New Roman" w:hAnsi="Times New Roman" w:cs="Times New Roman"/>
@@ -3687,21 +3455,7 @@
         <w:rPr>
           <w:rFonts w:ascii="Times New Roman" w:hAnsi="Times New Roman" w:cs="Times New Roman"/>
         </w:rPr>
-        <w:t xml:space="preserve"> Common services like transportation, places to stay and experiences are now spread over many </w:t>
-      </w:r>
-      <w:proofErr w:type="gramStart"/>
-      <w:r>
-        <w:rPr>
-          <w:rFonts w:ascii="Times New Roman" w:hAnsi="Times New Roman" w:cs="Times New Roman"/>
-        </w:rPr>
-        <w:t>platforms</w:t>
-      </w:r>
-      <w:proofErr w:type="gramEnd"/>
-      <w:r>
-        <w:rPr>
-          <w:rFonts w:ascii="Times New Roman" w:hAnsi="Times New Roman" w:cs="Times New Roman"/>
-        </w:rPr>
-        <w:t xml:space="preserve"> and it can be difficult for both tourists and people who are willing to provide these services. </w:t>
+        <w:t xml:space="preserve"> Common services like transportation, places to stay and experiences are now spread over many platforms and it can be difficult for both tourists and people who are willing to provide these services. </w:t>
       </w:r>
     </w:p>
     <w:p>
@@ -3793,21 +3547,7 @@
         <w:rPr>
           <w:rFonts w:ascii="Times New Roman" w:hAnsi="Times New Roman" w:cs="Times New Roman"/>
         </w:rPr>
-        <w:t xml:space="preserve">To give small local </w:t>
-      </w:r>
-      <w:proofErr w:type="gramStart"/>
-      <w:r>
-        <w:rPr>
-          <w:rFonts w:ascii="Times New Roman" w:hAnsi="Times New Roman" w:cs="Times New Roman"/>
-        </w:rPr>
-        <w:t>business</w:t>
-      </w:r>
-      <w:proofErr w:type="gramEnd"/>
-      <w:r>
-        <w:rPr>
-          <w:rFonts w:ascii="Times New Roman" w:hAnsi="Times New Roman" w:cs="Times New Roman"/>
-        </w:rPr>
-        <w:t xml:space="preserve"> a chance to list their listing to the international audience.</w:t>
+        <w:t>To give small local business a chance to list their listing to the international audience.</w:t>
       </w:r>
     </w:p>
     <w:p>
@@ -3989,21 +3729,7 @@
         <w:rPr>
           <w:rFonts w:ascii="Times New Roman" w:hAnsi="Times New Roman" w:cs="Times New Roman"/>
         </w:rPr>
-        <w:t xml:space="preserve">In this chapter I introduced my project, CeylonTourMate.lk along with the problem of current industry. With the </w:t>
-      </w:r>
-      <w:proofErr w:type="gramStart"/>
-      <w:r>
-        <w:rPr>
-          <w:rFonts w:ascii="Times New Roman" w:hAnsi="Times New Roman" w:cs="Times New Roman"/>
-        </w:rPr>
-        <w:t>growing</w:t>
-      </w:r>
-      <w:proofErr w:type="gramEnd"/>
-      <w:r>
-        <w:rPr>
-          <w:rFonts w:ascii="Times New Roman" w:hAnsi="Times New Roman" w:cs="Times New Roman"/>
-        </w:rPr>
-        <w:t xml:space="preserve"> of tourism industry, for problems faced by tourists and locals</w:t>
+        <w:t>In this chapter I introduced my project, CeylonTourMate.lk along with the problem of current industry. With the growing of tourism industry, for problems faced by tourists and locals</w:t>
       </w:r>
       <w:r>
         <w:rPr>
@@ -4160,6 +3886,374 @@
           <w:rFonts w:ascii="Times New Roman" w:hAnsi="Times New Roman" w:cs="Times New Roman"/>
         </w:rPr>
       </w:pPr>
+      <w:r>
+        <w:rPr>
+          <w:rFonts w:ascii="Times New Roman" w:hAnsi="Times New Roman" w:cs="Times New Roman"/>
+        </w:rPr>
+        <w:t>In this chapter im going to describe how I gather information for my project and approaches I used to develop it. This covers data collection, software development model, tools I used, technologies and testing methods.</w:t>
+      </w:r>
+    </w:p>
+    <w:p>
+      <w:pPr>
+        <w:rPr>
+          <w:rFonts w:ascii="Times New Roman" w:hAnsi="Times New Roman" w:cs="Times New Roman"/>
+        </w:rPr>
+      </w:pPr>
+    </w:p>
+    <w:p>
+      <w:pPr>
+        <w:pStyle w:val="Heading2"/>
+        <w:rPr>
+          <w:rFonts w:ascii="Times New Roman" w:hAnsi="Times New Roman" w:cs="Times New Roman"/>
+          <w:sz w:val="26"/>
+          <w:szCs w:val="26"/>
+        </w:rPr>
+      </w:pPr>
+      <w:r>
+        <w:rPr>
+          <w:rFonts w:ascii="Times New Roman" w:hAnsi="Times New Roman" w:cs="Times New Roman"/>
+          <w:sz w:val="26"/>
+          <w:szCs w:val="26"/>
+        </w:rPr>
+        <w:t>2.2 Data Collection Methods</w:t>
+      </w:r>
+    </w:p>
+    <w:p>
+      <w:pPr>
+        <w:rPr>
+          <w:rFonts w:ascii="Times New Roman" w:hAnsi="Times New Roman" w:cs="Times New Roman"/>
+        </w:rPr>
+      </w:pPr>
+      <w:r>
+        <w:rPr>
+          <w:rFonts w:ascii="Times New Roman" w:hAnsi="Times New Roman" w:cs="Times New Roman"/>
+        </w:rPr>
+        <w:t>Since my project is a self created project rather than a sponsored one, I had to do following methods to collect data.</w:t>
+      </w:r>
+    </w:p>
+    <w:p>
+      <w:pPr>
+        <w:pStyle w:val="ListParagraph"/>
+        <w:numPr>
+          <w:ilvl w:val="0"/>
+          <w:numId w:val="16"/>
+        </w:numPr>
+        <w:rPr>
+          <w:rFonts w:ascii="Times New Roman" w:hAnsi="Times New Roman" w:cs="Times New Roman"/>
+        </w:rPr>
+      </w:pPr>
+      <w:r>
+        <w:rPr>
+          <w:rFonts w:ascii="Times New Roman" w:hAnsi="Times New Roman" w:cs="Times New Roman"/>
+        </w:rPr>
+        <w:t>Current market analysis – I did reviews on existing tourism platforms, gathered information from Sri Lankan Tourism Development Authority, viewed attractional places on google maps, and read articles to understand the current gap in the industry.</w:t>
+      </w:r>
+    </w:p>
+    <w:p>
+      <w:pPr>
+        <w:pStyle w:val="ListParagraph"/>
+        <w:numPr>
+          <w:ilvl w:val="0"/>
+          <w:numId w:val="16"/>
+        </w:numPr>
+        <w:rPr>
+          <w:rFonts w:ascii="Times New Roman" w:hAnsi="Times New Roman" w:cs="Times New Roman"/>
+        </w:rPr>
+      </w:pPr>
+      <w:r>
+        <w:rPr>
+          <w:rFonts w:ascii="Times New Roman" w:hAnsi="Times New Roman" w:cs="Times New Roman"/>
+        </w:rPr>
+        <w:t xml:space="preserve">Personal knowledge and observation </w:t>
+      </w:r>
+      <w:r>
+        <w:rPr>
+          <w:rFonts w:ascii="Times New Roman" w:hAnsi="Times New Roman" w:cs="Times New Roman"/>
+        </w:rPr>
+        <w:t>– I found current tourists problems on social media like unlicensed guides, language barrier , etc.. and had a common knowledge of other challenges to tourists.</w:t>
+      </w:r>
+    </w:p>
+    <w:p>
+      <w:pPr>
+        <w:pStyle w:val="ListParagraph"/>
+        <w:numPr>
+          <w:ilvl w:val="0"/>
+          <w:numId w:val="16"/>
+        </w:numPr>
+        <w:rPr>
+          <w:rFonts w:ascii="Times New Roman" w:hAnsi="Times New Roman" w:cs="Times New Roman"/>
+        </w:rPr>
+      </w:pPr>
+      <w:r>
+        <w:rPr>
+          <w:rFonts w:ascii="Times New Roman" w:hAnsi="Times New Roman" w:cs="Times New Roman"/>
+        </w:rPr>
+        <w:t xml:space="preserve">Supervisor consultations – since the project started I had meetings with my supervisor </w:t>
+      </w:r>
+      <w:r>
+        <w:rPr>
+          <w:rFonts w:ascii="Times New Roman" w:hAnsi="Times New Roman" w:cs="Times New Roman"/>
+        </w:rPr>
+        <w:t xml:space="preserve">Ms.Ashanthi </w:t>
+      </w:r>
+      <w:r>
+        <w:rPr>
+          <w:rFonts w:ascii="Times New Roman" w:hAnsi="Times New Roman" w:cs="Times New Roman"/>
+        </w:rPr>
+        <w:t>K</w:t>
+      </w:r>
+      <w:r>
+        <w:rPr>
+          <w:rFonts w:ascii="Times New Roman" w:hAnsi="Times New Roman" w:cs="Times New Roman"/>
+        </w:rPr>
+        <w:t>urakulasuriya</w:t>
+      </w:r>
+      <w:r>
+        <w:rPr>
+          <w:rFonts w:ascii="Times New Roman" w:hAnsi="Times New Roman" w:cs="Times New Roman"/>
+        </w:rPr>
+        <w:t xml:space="preserve"> got feedbacks and recommendations throughout development of the project.</w:t>
+      </w:r>
+    </w:p>
+    <w:p>
+      <w:pPr>
+        <w:pStyle w:val="Heading2"/>
+        <w:rPr>
+          <w:rFonts w:ascii="Times New Roman" w:hAnsi="Times New Roman" w:cs="Times New Roman"/>
+          <w:sz w:val="26"/>
+          <w:szCs w:val="26"/>
+        </w:rPr>
+      </w:pPr>
+      <w:r>
+        <w:rPr>
+          <w:rFonts w:ascii="Times New Roman" w:hAnsi="Times New Roman" w:cs="Times New Roman"/>
+          <w:sz w:val="26"/>
+          <w:szCs w:val="26"/>
+        </w:rPr>
+        <w:t>2.3 Software Process Model</w:t>
+      </w:r>
+    </w:p>
+    <w:p>
+      <w:pPr>
+        <w:rPr>
+          <w:rFonts w:ascii="Times New Roman" w:hAnsi="Times New Roman" w:cs="Times New Roman"/>
+        </w:rPr>
+      </w:pPr>
+      <w:r>
+        <w:rPr>
+          <w:rFonts w:ascii="Times New Roman" w:hAnsi="Times New Roman" w:cs="Times New Roman"/>
+        </w:rPr>
+        <w:t xml:space="preserve">To develop CeylonTourMate.lk I used the </w:t>
+      </w:r>
+      <w:r>
+        <w:rPr>
+          <w:rFonts w:ascii="Times New Roman" w:hAnsi="Times New Roman" w:cs="Times New Roman"/>
+          <w:b/>
+          <w:bCs/>
+        </w:rPr>
+        <w:t>Waterfall Method</w:t>
+      </w:r>
+      <w:r>
+        <w:rPr>
+          <w:rFonts w:ascii="Times New Roman" w:hAnsi="Times New Roman" w:cs="Times New Roman"/>
+          <w:b/>
+          <w:bCs/>
+        </w:rPr>
+        <w:t>,</w:t>
+      </w:r>
+      <w:r>
+        <w:rPr>
+          <w:rFonts w:ascii="Times New Roman" w:hAnsi="Times New Roman" w:cs="Times New Roman"/>
+        </w:rPr>
+        <w:t xml:space="preserve"> which is a clear, structured way to develop, since I had a clear idea of my project and its requirements.</w:t>
+      </w:r>
+    </w:p>
+    <w:p>
+      <w:pPr>
+        <w:rPr>
+          <w:rFonts w:ascii="Times New Roman" w:hAnsi="Times New Roman" w:cs="Times New Roman"/>
+        </w:rPr>
+      </w:pPr>
+      <w:r>
+        <w:rPr>
+          <w:rFonts w:ascii="Times New Roman" w:hAnsi="Times New Roman" w:cs="Times New Roman"/>
+        </w:rPr>
+        <w:t>The stages of the waterfall method are,</w:t>
+      </w:r>
+    </w:p>
+    <w:p>
+      <w:pPr>
+        <w:pStyle w:val="ListParagraph"/>
+        <w:numPr>
+          <w:ilvl w:val="0"/>
+          <w:numId w:val="17"/>
+        </w:numPr>
+        <w:rPr>
+          <w:rFonts w:ascii="Times New Roman" w:hAnsi="Times New Roman" w:cs="Times New Roman"/>
+        </w:rPr>
+      </w:pPr>
+      <w:r>
+        <w:rPr>
+          <w:rFonts w:ascii="Times New Roman" w:hAnsi="Times New Roman" w:cs="Times New Roman"/>
+          <w:b/>
+          <w:bCs/>
+        </w:rPr>
+        <w:t>Requirements Analysis</w:t>
+      </w:r>
+      <w:r>
+        <w:rPr>
+          <w:rFonts w:ascii="Times New Roman" w:hAnsi="Times New Roman" w:cs="Times New Roman"/>
+          <w:b/>
+          <w:bCs/>
+        </w:rPr>
+        <w:t xml:space="preserve"> </w:t>
+      </w:r>
+      <w:r>
+        <w:rPr>
+          <w:rFonts w:ascii="Times New Roman" w:hAnsi="Times New Roman" w:cs="Times New Roman"/>
+        </w:rPr>
+        <w:t>–</w:t>
+      </w:r>
+      <w:r>
+        <w:rPr>
+          <w:rFonts w:ascii="Times New Roman" w:hAnsi="Times New Roman" w:cs="Times New Roman"/>
+        </w:rPr>
+        <w:t xml:space="preserve"> </w:t>
+      </w:r>
+      <w:r>
+        <w:rPr>
+          <w:rFonts w:ascii="Times New Roman" w:hAnsi="Times New Roman" w:cs="Times New Roman"/>
+        </w:rPr>
+        <w:t>in this stage</w:t>
+      </w:r>
+      <w:r>
+        <w:rPr>
+          <w:rFonts w:ascii="Times New Roman" w:hAnsi="Times New Roman" w:cs="Times New Roman"/>
+        </w:rPr>
+        <w:t xml:space="preserve"> I gathered all the requirements for the system and made the SRS document.</w:t>
+      </w:r>
+    </w:p>
+    <w:p>
+      <w:pPr>
+        <w:pStyle w:val="ListParagraph"/>
+        <w:numPr>
+          <w:ilvl w:val="0"/>
+          <w:numId w:val="17"/>
+        </w:numPr>
+        <w:rPr>
+          <w:rFonts w:ascii="Times New Roman" w:hAnsi="Times New Roman" w:cs="Times New Roman"/>
+        </w:rPr>
+      </w:pPr>
+      <w:r>
+        <w:rPr>
+          <w:rFonts w:ascii="Times New Roman" w:hAnsi="Times New Roman" w:cs="Times New Roman"/>
+          <w:b/>
+          <w:bCs/>
+        </w:rPr>
+        <w:t xml:space="preserve">System Design </w:t>
+      </w:r>
+      <w:r>
+        <w:rPr>
+          <w:rFonts w:ascii="Times New Roman" w:hAnsi="Times New Roman" w:cs="Times New Roman"/>
+        </w:rPr>
+        <w:t>–</w:t>
+      </w:r>
+      <w:r>
+        <w:rPr>
+          <w:rFonts w:ascii="Times New Roman" w:hAnsi="Times New Roman" w:cs="Times New Roman"/>
+        </w:rPr>
+        <w:t xml:space="preserve"> </w:t>
+      </w:r>
+      <w:r>
+        <w:rPr>
+          <w:rFonts w:ascii="Times New Roman" w:hAnsi="Times New Roman" w:cs="Times New Roman"/>
+        </w:rPr>
+        <w:t>in this stage</w:t>
+      </w:r>
+      <w:r>
+        <w:rPr>
+          <w:rFonts w:ascii="Times New Roman" w:hAnsi="Times New Roman" w:cs="Times New Roman"/>
+        </w:rPr>
+        <w:t xml:space="preserve"> I designed all the diagrams.</w:t>
+      </w:r>
+    </w:p>
+    <w:p>
+      <w:pPr>
+        <w:pStyle w:val="ListParagraph"/>
+        <w:numPr>
+          <w:ilvl w:val="0"/>
+          <w:numId w:val="17"/>
+        </w:numPr>
+        <w:rPr>
+          <w:rFonts w:ascii="Times New Roman" w:hAnsi="Times New Roman" w:cs="Times New Roman"/>
+        </w:rPr>
+      </w:pPr>
+      <w:r>
+        <w:rPr>
+          <w:rFonts w:ascii="Times New Roman" w:hAnsi="Times New Roman" w:cs="Times New Roman"/>
+          <w:b/>
+          <w:bCs/>
+        </w:rPr>
+        <w:t xml:space="preserve">Coding </w:t>
+      </w:r>
+      <w:r>
+        <w:rPr>
+          <w:rFonts w:ascii="Times New Roman" w:hAnsi="Times New Roman" w:cs="Times New Roman"/>
+        </w:rPr>
+        <w:t>– in this stage I started to coding the platform.</w:t>
+      </w:r>
+    </w:p>
+    <w:p>
+      <w:pPr>
+        <w:pStyle w:val="ListParagraph"/>
+        <w:numPr>
+          <w:ilvl w:val="0"/>
+          <w:numId w:val="17"/>
+        </w:numPr>
+        <w:rPr>
+          <w:rFonts w:ascii="Times New Roman" w:hAnsi="Times New Roman" w:cs="Times New Roman"/>
+        </w:rPr>
+      </w:pPr>
+      <w:r>
+        <w:rPr>
+          <w:rFonts w:ascii="Times New Roman" w:hAnsi="Times New Roman" w:cs="Times New Roman"/>
+          <w:b/>
+          <w:bCs/>
+        </w:rPr>
+        <w:t xml:space="preserve">Testing </w:t>
+      </w:r>
+      <w:r>
+        <w:rPr>
+          <w:rFonts w:ascii="Times New Roman" w:hAnsi="Times New Roman" w:cs="Times New Roman"/>
+        </w:rPr>
+        <w:t>– in this stage I tested my system.</w:t>
+      </w:r>
+    </w:p>
+    <w:p>
+      <w:pPr>
+        <w:pStyle w:val="ListParagraph"/>
+        <w:numPr>
+          <w:ilvl w:val="0"/>
+          <w:numId w:val="17"/>
+        </w:numPr>
+        <w:rPr>
+          <w:rFonts w:ascii="Times New Roman" w:hAnsi="Times New Roman" w:cs="Times New Roman"/>
+        </w:rPr>
+      </w:pPr>
+      <w:r>
+        <w:rPr>
+          <w:rFonts w:ascii="Times New Roman" w:hAnsi="Times New Roman" w:cs="Times New Roman"/>
+          <w:b/>
+          <w:bCs/>
+        </w:rPr>
+        <w:t xml:space="preserve">Deployment </w:t>
+      </w:r>
+      <w:r>
+        <w:rPr>
+          <w:rFonts w:ascii="Times New Roman" w:hAnsi="Times New Roman" w:cs="Times New Roman"/>
+        </w:rPr>
+        <w:t>– in this  stage I hosted my web on a live server.</w:t>
+      </w:r>
     </w:p>
     <w:sectPr>
       <w:footerReference w:type="default" r:id="rId13"/>
@@ -5165,6 +5259,92 @@
     </w:lvl>
   </w:abstractNum>
   <w:abstractNum w:abstractNumId="8" w15:restartNumberingAfterBreak="0">
+    <w:nsid w:val="29A01ADA"/>
+    <w:multiLevelType w:val="hybridMultilevel"/>
+    <w:tmpl w:val="B32C13DE"/>
+    <w:lvl w:ilvl="0" w:tplc="0409000F">
+      <w:start w:val="1"/>
+      <w:numFmt w:val="decimal"/>
+      <w:lvlText w:val="%1."/>
+      <w:lvlJc w:val="left"/>
+      <w:pPr>
+        <w:ind w:left="720" w:hanging="360"/>
+      </w:pPr>
+    </w:lvl>
+    <w:lvl w:ilvl="1" w:tplc="04090019" w:tentative="1">
+      <w:start w:val="1"/>
+      <w:numFmt w:val="lowerLetter"/>
+      <w:lvlText w:val="%2."/>
+      <w:lvlJc w:val="left"/>
+      <w:pPr>
+        <w:ind w:left="1440" w:hanging="360"/>
+      </w:pPr>
+    </w:lvl>
+    <w:lvl w:ilvl="2" w:tplc="0409001B" w:tentative="1">
+      <w:start w:val="1"/>
+      <w:numFmt w:val="lowerRoman"/>
+      <w:lvlText w:val="%3."/>
+      <w:lvlJc w:val="right"/>
+      <w:pPr>
+        <w:ind w:left="2160" w:hanging="180"/>
+      </w:pPr>
+    </w:lvl>
+    <w:lvl w:ilvl="3" w:tplc="0409000F" w:tentative="1">
+      <w:start w:val="1"/>
+      <w:numFmt w:val="decimal"/>
+      <w:lvlText w:val="%4."/>
+      <w:lvlJc w:val="left"/>
+      <w:pPr>
+        <w:ind w:left="2880" w:hanging="360"/>
+      </w:pPr>
+    </w:lvl>
+    <w:lvl w:ilvl="4" w:tplc="04090019" w:tentative="1">
+      <w:start w:val="1"/>
+      <w:numFmt w:val="lowerLetter"/>
+      <w:lvlText w:val="%5."/>
+      <w:lvlJc w:val="left"/>
+      <w:pPr>
+        <w:ind w:left="3600" w:hanging="360"/>
+      </w:pPr>
+    </w:lvl>
+    <w:lvl w:ilvl="5" w:tplc="0409001B" w:tentative="1">
+      <w:start w:val="1"/>
+      <w:numFmt w:val="lowerRoman"/>
+      <w:lvlText w:val="%6."/>
+      <w:lvlJc w:val="right"/>
+      <w:pPr>
+        <w:ind w:left="4320" w:hanging="180"/>
+      </w:pPr>
+    </w:lvl>
+    <w:lvl w:ilvl="6" w:tplc="0409000F" w:tentative="1">
+      <w:start w:val="1"/>
+      <w:numFmt w:val="decimal"/>
+      <w:lvlText w:val="%7."/>
+      <w:lvlJc w:val="left"/>
+      <w:pPr>
+        <w:ind w:left="5040" w:hanging="360"/>
+      </w:pPr>
+    </w:lvl>
+    <w:lvl w:ilvl="7" w:tplc="04090019" w:tentative="1">
+      <w:start w:val="1"/>
+      <w:numFmt w:val="lowerLetter"/>
+      <w:lvlText w:val="%8."/>
+      <w:lvlJc w:val="left"/>
+      <w:pPr>
+        <w:ind w:left="5760" w:hanging="360"/>
+      </w:pPr>
+    </w:lvl>
+    <w:lvl w:ilvl="8" w:tplc="0409001B" w:tentative="1">
+      <w:start w:val="1"/>
+      <w:numFmt w:val="lowerRoman"/>
+      <w:lvlText w:val="%9."/>
+      <w:lvlJc w:val="right"/>
+      <w:pPr>
+        <w:ind w:left="6480" w:hanging="180"/>
+      </w:pPr>
+    </w:lvl>
+  </w:abstractNum>
+  <w:abstractNum w:abstractNumId="9" w15:restartNumberingAfterBreak="0">
     <w:nsid w:val="2EEC5EEE"/>
     <w:multiLevelType w:val="hybridMultilevel"/>
     <w:tmpl w:val="200E3846"/>
@@ -5277,7 +5457,7 @@
       </w:rPr>
     </w:lvl>
   </w:abstractNum>
-  <w:abstractNum w:abstractNumId="9" w15:restartNumberingAfterBreak="0">
+  <w:abstractNum w:abstractNumId="10" w15:restartNumberingAfterBreak="0">
     <w:nsid w:val="37492C52"/>
     <w:multiLevelType w:val="hybridMultilevel"/>
     <w:tmpl w:val="1C321E3E"/>
@@ -5390,7 +5570,7 @@
       </w:rPr>
     </w:lvl>
   </w:abstractNum>
-  <w:abstractNum w:abstractNumId="10" w15:restartNumberingAfterBreak="0">
+  <w:abstractNum w:abstractNumId="11" w15:restartNumberingAfterBreak="0">
     <w:nsid w:val="512778A4"/>
     <w:multiLevelType w:val="hybridMultilevel"/>
     <w:tmpl w:val="DC4851B6"/>
@@ -5503,7 +5683,7 @@
       </w:rPr>
     </w:lvl>
   </w:abstractNum>
-  <w:abstractNum w:abstractNumId="11" w15:restartNumberingAfterBreak="0">
+  <w:abstractNum w:abstractNumId="12" w15:restartNumberingAfterBreak="0">
     <w:nsid w:val="535233BF"/>
     <w:multiLevelType w:val="multilevel"/>
     <w:tmpl w:val="B7ACE384"/>
@@ -5616,7 +5796,7 @@
       </w:rPr>
     </w:lvl>
   </w:abstractNum>
-  <w:abstractNum w:abstractNumId="12" w15:restartNumberingAfterBreak="0">
+  <w:abstractNum w:abstractNumId="13" w15:restartNumberingAfterBreak="0">
     <w:nsid w:val="59F6799F"/>
     <w:multiLevelType w:val="hybridMultilevel"/>
     <w:tmpl w:val="5720BB28"/>
@@ -5729,7 +5909,7 @@
       </w:rPr>
     </w:lvl>
   </w:abstractNum>
-  <w:abstractNum w:abstractNumId="13" w15:restartNumberingAfterBreak="0">
+  <w:abstractNum w:abstractNumId="14" w15:restartNumberingAfterBreak="0">
     <w:nsid w:val="5E675313"/>
     <w:multiLevelType w:val="multilevel"/>
     <w:tmpl w:val="8A46220C"/>
@@ -5842,7 +6022,120 @@
       </w:rPr>
     </w:lvl>
   </w:abstractNum>
-  <w:abstractNum w:abstractNumId="14" w15:restartNumberingAfterBreak="0">
+  <w:abstractNum w:abstractNumId="15" w15:restartNumberingAfterBreak="0">
+    <w:nsid w:val="5F5F15C6"/>
+    <w:multiLevelType w:val="hybridMultilevel"/>
+    <w:tmpl w:val="F4306E2E"/>
+    <w:lvl w:ilvl="0" w:tplc="04090001">
+      <w:start w:val="1"/>
+      <w:numFmt w:val="bullet"/>
+      <w:lvlText w:val=""/>
+      <w:lvlJc w:val="left"/>
+      <w:pPr>
+        <w:ind w:left="720" w:hanging="360"/>
+      </w:pPr>
+      <w:rPr>
+        <w:rFonts w:ascii="Symbol" w:hAnsi="Symbol" w:hint="default"/>
+      </w:rPr>
+    </w:lvl>
+    <w:lvl w:ilvl="1" w:tplc="04090003" w:tentative="1">
+      <w:start w:val="1"/>
+      <w:numFmt w:val="bullet"/>
+      <w:lvlText w:val="o"/>
+      <w:lvlJc w:val="left"/>
+      <w:pPr>
+        <w:ind w:left="1440" w:hanging="360"/>
+      </w:pPr>
+      <w:rPr>
+        <w:rFonts w:ascii="Courier New" w:hAnsi="Courier New" w:cs="Courier New" w:hint="default"/>
+      </w:rPr>
+    </w:lvl>
+    <w:lvl w:ilvl="2" w:tplc="04090005" w:tentative="1">
+      <w:start w:val="1"/>
+      <w:numFmt w:val="bullet"/>
+      <w:lvlText w:val=""/>
+      <w:lvlJc w:val="left"/>
+      <w:pPr>
+        <w:ind w:left="2160" w:hanging="360"/>
+      </w:pPr>
+      <w:rPr>
+        <w:rFonts w:ascii="Wingdings" w:hAnsi="Wingdings" w:hint="default"/>
+      </w:rPr>
+    </w:lvl>
+    <w:lvl w:ilvl="3" w:tplc="04090001" w:tentative="1">
+      <w:start w:val="1"/>
+      <w:numFmt w:val="bullet"/>
+      <w:lvlText w:val=""/>
+      <w:lvlJc w:val="left"/>
+      <w:pPr>
+        <w:ind w:left="2880" w:hanging="360"/>
+      </w:pPr>
+      <w:rPr>
+        <w:rFonts w:ascii="Symbol" w:hAnsi="Symbol" w:hint="default"/>
+      </w:rPr>
+    </w:lvl>
+    <w:lvl w:ilvl="4" w:tplc="04090003" w:tentative="1">
+      <w:start w:val="1"/>
+      <w:numFmt w:val="bullet"/>
+      <w:lvlText w:val="o"/>
+      <w:lvlJc w:val="left"/>
+      <w:pPr>
+        <w:ind w:left="3600" w:hanging="360"/>
+      </w:pPr>
+      <w:rPr>
+        <w:rFonts w:ascii="Courier New" w:hAnsi="Courier New" w:cs="Courier New" w:hint="default"/>
+      </w:rPr>
+    </w:lvl>
+    <w:lvl w:ilvl="5" w:tplc="04090005" w:tentative="1">
+      <w:start w:val="1"/>
+      <w:numFmt w:val="bullet"/>
+      <w:lvlText w:val=""/>
+      <w:lvlJc w:val="left"/>
+      <w:pPr>
+        <w:ind w:left="4320" w:hanging="360"/>
+      </w:pPr>
+      <w:rPr>
+        <w:rFonts w:ascii="Wingdings" w:hAnsi="Wingdings" w:hint="default"/>
+      </w:rPr>
+    </w:lvl>
+    <w:lvl w:ilvl="6" w:tplc="04090001" w:tentative="1">
+      <w:start w:val="1"/>
+      <w:numFmt w:val="bullet"/>
+      <w:lvlText w:val=""/>
+      <w:lvlJc w:val="left"/>
+      <w:pPr>
+        <w:ind w:left="5040" w:hanging="360"/>
+      </w:pPr>
+      <w:rPr>
+        <w:rFonts w:ascii="Symbol" w:hAnsi="Symbol" w:hint="default"/>
+      </w:rPr>
+    </w:lvl>
+    <w:lvl w:ilvl="7" w:tplc="04090003" w:tentative="1">
+      <w:start w:val="1"/>
+      <w:numFmt w:val="bullet"/>
+      <w:lvlText w:val="o"/>
+      <w:lvlJc w:val="left"/>
+      <w:pPr>
+        <w:ind w:left="5760" w:hanging="360"/>
+      </w:pPr>
+      <w:rPr>
+        <w:rFonts w:ascii="Courier New" w:hAnsi="Courier New" w:cs="Courier New" w:hint="default"/>
+      </w:rPr>
+    </w:lvl>
+    <w:lvl w:ilvl="8" w:tplc="04090005" w:tentative="1">
+      <w:start w:val="1"/>
+      <w:numFmt w:val="bullet"/>
+      <w:lvlText w:val=""/>
+      <w:lvlJc w:val="left"/>
+      <w:pPr>
+        <w:ind w:left="6480" w:hanging="360"/>
+      </w:pPr>
+      <w:rPr>
+        <w:rFonts w:ascii="Wingdings" w:hAnsi="Wingdings" w:hint="default"/>
+      </w:rPr>
+    </w:lvl>
+  </w:abstractNum>
+  <w:abstractNum w:abstractNumId="16" w15:restartNumberingAfterBreak="0">
     <w:nsid w:val="6D151977"/>
     <w:multiLevelType w:val="hybridMultilevel"/>
     <w:tmpl w:val="389C0F62"/>
@@ -5956,7 +6249,7 @@
     </w:lvl>
   </w:abstractNum>
   <w:num w:numId="1" w16cid:durableId="1440490526">
-    <w:abstractNumId w:val="10"/>
+    <w:abstractNumId w:val="11"/>
   </w:num>
   <w:num w:numId="2" w16cid:durableId="1016926829">
     <w:abstractNumId w:val="1"/>
@@ -5965,13 +6258,13 @@
     <w:abstractNumId w:val="5"/>
   </w:num>
   <w:num w:numId="4" w16cid:durableId="1301229405">
+    <w:abstractNumId w:val="10"/>
+  </w:num>
+  <w:num w:numId="5" w16cid:durableId="1577082617">
     <w:abstractNumId w:val="9"/>
   </w:num>
-  <w:num w:numId="5" w16cid:durableId="1577082617">
-    <w:abstractNumId w:val="8"/>
-  </w:num>
   <w:num w:numId="6" w16cid:durableId="1324895089">
-    <w:abstractNumId w:val="14"/>
+    <w:abstractNumId w:val="16"/>
   </w:num>
   <w:num w:numId="7" w16cid:durableId="1519195357">
     <w:abstractNumId w:val="7"/>
@@ -5983,7 +6276,7 @@
     <w:abstractNumId w:val="0"/>
   </w:num>
   <w:num w:numId="10" w16cid:durableId="1807891799">
-    <w:abstractNumId w:val="11"/>
+    <w:abstractNumId w:val="12"/>
   </w:num>
   <w:num w:numId="11" w16cid:durableId="1059866254">
     <w:abstractNumId w:val="4"/>
@@ -5992,13 +6285,19 @@
     <w:abstractNumId w:val="3"/>
   </w:num>
   <w:num w:numId="13" w16cid:durableId="1228153683">
-    <w:abstractNumId w:val="12"/>
+    <w:abstractNumId w:val="13"/>
   </w:num>
   <w:num w:numId="14" w16cid:durableId="1154373521">
     <w:abstractNumId w:val="6"/>
   </w:num>
   <w:num w:numId="15" w16cid:durableId="1334262926">
-    <w:abstractNumId w:val="13"/>
+    <w:abstractNumId w:val="14"/>
+  </w:num>
+  <w:num w:numId="16" w16cid:durableId="1184392908">
+    <w:abstractNumId w:val="15"/>
+  </w:num>
+  <w:num w:numId="17" w16cid:durableId="4133729">
+    <w:abstractNumId w:val="8"/>
   </w:num>
 </w:numbering>
 </file>

--- a/docsCeylonTourMateLK/FinalReport.docx
+++ b/docsCeylonTourMateLK/FinalReport.docx
@@ -280,8 +280,9 @@
           <w:sz w:val="56"/>
           <w:szCs w:val="56"/>
         </w:rPr>
-        <w:t>National Institute Of Business Management</w:t>
-      </w:r>
+        <w:t xml:space="preserve">National Institute </w:t>
+      </w:r>
+      <w:proofErr w:type="gramStart"/>
       <w:r>
         <w:rPr>
           <w:rFonts w:ascii="Bahnschrift SemiBold" w:hAnsi="Bahnschrift SemiBold"/>
@@ -290,6 +291,27 @@
           <w:sz w:val="56"/>
           <w:szCs w:val="56"/>
         </w:rPr>
+        <w:t>Of</w:t>
+      </w:r>
+      <w:proofErr w:type="gramEnd"/>
+      <w:r>
+        <w:rPr>
+          <w:rFonts w:ascii="Bahnschrift SemiBold" w:hAnsi="Bahnschrift SemiBold"/>
+          <w:b/>
+          <w:bCs/>
+          <w:sz w:val="56"/>
+          <w:szCs w:val="56"/>
+        </w:rPr>
+        <w:t xml:space="preserve"> Business Management</w:t>
+      </w:r>
+      <w:r>
+        <w:rPr>
+          <w:rFonts w:ascii="Bahnschrift SemiBold" w:hAnsi="Bahnschrift SemiBold"/>
+          <w:b/>
+          <w:bCs/>
+          <w:sz w:val="56"/>
+          <w:szCs w:val="56"/>
+        </w:rPr>
         <w:br/>
       </w:r>
       <w:r>
@@ -300,7 +322,29 @@
           <w:sz w:val="52"/>
           <w:szCs w:val="52"/>
         </w:rPr>
-        <w:t>Diploma In Software Engineering</w:t>
+        <w:t xml:space="preserve">Diploma </w:t>
+      </w:r>
+      <w:proofErr w:type="gramStart"/>
+      <w:r>
+        <w:rPr>
+          <w:rFonts w:ascii="Bahnschrift SemiBold" w:hAnsi="Bahnschrift SemiBold"/>
+          <w:b/>
+          <w:bCs/>
+          <w:sz w:val="52"/>
+          <w:szCs w:val="52"/>
+        </w:rPr>
+        <w:t>In</w:t>
+      </w:r>
+      <w:proofErr w:type="gramEnd"/>
+      <w:r>
+        <w:rPr>
+          <w:rFonts w:ascii="Bahnschrift SemiBold" w:hAnsi="Bahnschrift SemiBold"/>
+          <w:b/>
+          <w:bCs/>
+          <w:sz w:val="52"/>
+          <w:szCs w:val="52"/>
+        </w:rPr>
+        <w:t xml:space="preserve"> Software Engineering</w:t>
       </w:r>
     </w:p>
     <w:p>
@@ -516,14 +560,34 @@
         <w:br/>
         <w:t xml:space="preserve">Name: </w:t>
       </w:r>
+      <w:proofErr w:type="spellStart"/>
       <w:r>
         <w:rPr>
           <w:rFonts w:ascii="Times New Roman" w:hAnsi="Times New Roman" w:cs="Times New Roman"/>
           <w:sz w:val="28"/>
           <w:szCs w:val="28"/>
         </w:rPr>
-        <w:t>K.K.Naveen Rashmika Devinda</w:t>
-      </w:r>
+        <w:t>K.K.Naveen</w:t>
+      </w:r>
+      <w:proofErr w:type="spellEnd"/>
+      <w:r>
+        <w:rPr>
+          <w:rFonts w:ascii="Times New Roman" w:hAnsi="Times New Roman" w:cs="Times New Roman"/>
+          <w:sz w:val="28"/>
+          <w:szCs w:val="28"/>
+        </w:rPr>
+        <w:t xml:space="preserve"> Rashmika </w:t>
+      </w:r>
+      <w:proofErr w:type="spellStart"/>
+      <w:r>
+        <w:rPr>
+          <w:rFonts w:ascii="Times New Roman" w:hAnsi="Times New Roman" w:cs="Times New Roman"/>
+          <w:sz w:val="28"/>
+          <w:szCs w:val="28"/>
+        </w:rPr>
+        <w:t>Devinda</w:t>
+      </w:r>
+      <w:proofErr w:type="spellEnd"/>
       <w:r>
         <w:rPr>
           <w:rFonts w:ascii="Times New Roman" w:hAnsi="Times New Roman" w:cs="Times New Roman"/>
@@ -649,30 +713,42 @@
         </w:rPr>
         <w:t xml:space="preserve"> </w:t>
       </w:r>
+      <w:proofErr w:type="spellStart"/>
       <w:r>
         <w:rPr>
           <w:rFonts w:ascii="Times New Roman" w:hAnsi="Times New Roman" w:cs="Times New Roman"/>
           <w:sz w:val="28"/>
           <w:szCs w:val="28"/>
         </w:rPr>
-        <w:t xml:space="preserve">Ashanthi </w:t>
-      </w:r>
+        <w:t>Ashanthi</w:t>
+      </w:r>
+      <w:proofErr w:type="spellEnd"/>
       <w:r>
         <w:rPr>
           <w:rFonts w:ascii="Times New Roman" w:hAnsi="Times New Roman" w:cs="Times New Roman"/>
           <w:sz w:val="28"/>
           <w:szCs w:val="28"/>
         </w:rPr>
-        <w:t>K</w:t>
-      </w:r>
+        <w:t xml:space="preserve"> </w:t>
+      </w:r>
+      <w:proofErr w:type="spellStart"/>
       <w:r>
         <w:rPr>
           <w:rFonts w:ascii="Times New Roman" w:hAnsi="Times New Roman" w:cs="Times New Roman"/>
           <w:sz w:val="28"/>
           <w:szCs w:val="28"/>
         </w:rPr>
+        <w:t>K</w:t>
+      </w:r>
+      <w:r>
+        <w:rPr>
+          <w:rFonts w:ascii="Times New Roman" w:hAnsi="Times New Roman" w:cs="Times New Roman"/>
+          <w:sz w:val="28"/>
+          <w:szCs w:val="28"/>
+        </w:rPr>
         <w:t>urakulasuriya</w:t>
       </w:r>
+      <w:proofErr w:type="spellEnd"/>
     </w:p>
     <w:p>
       <w:pPr>
@@ -783,15 +859,16 @@
           <w:sz w:val="28"/>
           <w:szCs w:val="28"/>
         </w:rPr>
-        <w:t>is an original work done by me under the guidance of M</w:t>
-      </w:r>
+        <w:t xml:space="preserve">is an original work done by me under the guidance of </w:t>
+      </w:r>
+      <w:proofErr w:type="spellStart"/>
       <w:r>
         <w:rPr>
           <w:rFonts w:ascii="Times New Roman" w:hAnsi="Times New Roman" w:cs="Times New Roman"/>
           <w:sz w:val="28"/>
           <w:szCs w:val="28"/>
         </w:rPr>
-        <w:t xml:space="preserve">s.Ashanthi </w:t>
+        <w:t>M</w:t>
       </w:r>
       <w:r>
         <w:rPr>
@@ -799,16 +876,35 @@
           <w:sz w:val="28"/>
           <w:szCs w:val="28"/>
         </w:rPr>
-        <w:t>K</w:t>
-      </w:r>
+        <w:t>s.Ashanthi</w:t>
+      </w:r>
+      <w:proofErr w:type="spellEnd"/>
       <w:r>
         <w:rPr>
           <w:rFonts w:ascii="Times New Roman" w:hAnsi="Times New Roman" w:cs="Times New Roman"/>
           <w:sz w:val="28"/>
           <w:szCs w:val="28"/>
         </w:rPr>
+        <w:t xml:space="preserve"> </w:t>
+      </w:r>
+      <w:proofErr w:type="spellStart"/>
+      <w:r>
+        <w:rPr>
+          <w:rFonts w:ascii="Times New Roman" w:hAnsi="Times New Roman" w:cs="Times New Roman"/>
+          <w:sz w:val="28"/>
+          <w:szCs w:val="28"/>
+        </w:rPr>
+        <w:t>K</w:t>
+      </w:r>
+      <w:r>
+        <w:rPr>
+          <w:rFonts w:ascii="Times New Roman" w:hAnsi="Times New Roman" w:cs="Times New Roman"/>
+          <w:sz w:val="28"/>
+          <w:szCs w:val="28"/>
+        </w:rPr>
         <w:t>urakulasuriya</w:t>
       </w:r>
+      <w:proofErr w:type="spellEnd"/>
       <w:r>
         <w:rPr>
           <w:rFonts w:ascii="Times New Roman" w:hAnsi="Times New Roman" w:cs="Times New Roman"/>
@@ -1012,8 +1108,16 @@
         <w:rPr>
           <w:rFonts w:ascii="Times New Roman" w:hAnsi="Times New Roman" w:cs="Times New Roman"/>
         </w:rPr>
-        <w:t>Naveen Rashmika Devinda</w:t>
-      </w:r>
+        <w:t xml:space="preserve">Naveen Rashmika </w:t>
+      </w:r>
+      <w:proofErr w:type="spellStart"/>
+      <w:r>
+        <w:rPr>
+          <w:rFonts w:ascii="Times New Roman" w:hAnsi="Times New Roman" w:cs="Times New Roman"/>
+        </w:rPr>
+        <w:t>Devinda</w:t>
+      </w:r>
+      <w:proofErr w:type="spellEnd"/>
     </w:p>
     <w:p>
       <w:pPr>
@@ -1157,7 +1261,7 @@
           <w:r>
             <w:fldChar w:fldCharType="separate"/>
           </w:r>
-          <w:hyperlink w:anchor="_Toc235811904" w:history="1">
+          <w:hyperlink w:anchor="_Toc235887188" w:history="1">
             <w:r>
               <w:rPr>
                 <w:rStyle w:val="Hyperlink"/>
@@ -1185,7 +1289,7 @@
                 <w:noProof/>
                 <w:webHidden/>
               </w:rPr>
-              <w:instrText xml:space="preserve"> PAGEREF _Toc235811904 \h </w:instrText>
+              <w:instrText xml:space="preserve"> PAGEREF _Toc235887188 \h </w:instrText>
             </w:r>
             <w:r>
               <w:rPr>
@@ -1205,7 +1309,7 @@
                 <w:noProof/>
                 <w:webHidden/>
               </w:rPr>
-              <w:t>5</w:t>
+              <w:t>6</w:t>
             </w:r>
             <w:r>
               <w:rPr>
@@ -1227,7 +1331,7 @@
               <w:noProof/>
             </w:rPr>
           </w:pPr>
-          <w:hyperlink w:anchor="_Toc235811905" w:history="1">
+          <w:hyperlink w:anchor="_Toc235887189" w:history="1">
             <w:r>
               <w:rPr>
                 <w:rStyle w:val="Hyperlink"/>
@@ -1255,7 +1359,7 @@
                 <w:noProof/>
                 <w:webHidden/>
               </w:rPr>
-              <w:instrText xml:space="preserve"> PAGEREF _Toc235811905 \h </w:instrText>
+              <w:instrText xml:space="preserve"> PAGEREF _Toc235887189 \h </w:instrText>
             </w:r>
             <w:r>
               <w:rPr>
@@ -1275,7 +1379,7 @@
                 <w:noProof/>
                 <w:webHidden/>
               </w:rPr>
-              <w:t>5</w:t>
+              <w:t>6</w:t>
             </w:r>
             <w:r>
               <w:rPr>
@@ -1297,7 +1401,7 @@
               <w:noProof/>
             </w:rPr>
           </w:pPr>
-          <w:hyperlink w:anchor="_Toc235811906" w:history="1">
+          <w:hyperlink w:anchor="_Toc235887190" w:history="1">
             <w:r>
               <w:rPr>
                 <w:rStyle w:val="Hyperlink"/>
@@ -1325,7 +1429,7 @@
                 <w:noProof/>
                 <w:webHidden/>
               </w:rPr>
-              <w:instrText xml:space="preserve"> PAGEREF _Toc235811906 \h </w:instrText>
+              <w:instrText xml:space="preserve"> PAGEREF _Toc235887190 \h </w:instrText>
             </w:r>
             <w:r>
               <w:rPr>
@@ -1345,7 +1449,7 @@
                 <w:noProof/>
                 <w:webHidden/>
               </w:rPr>
-              <w:t>5</w:t>
+              <w:t>6</w:t>
             </w:r>
             <w:r>
               <w:rPr>
@@ -1367,7 +1471,7 @@
               <w:noProof/>
             </w:rPr>
           </w:pPr>
-          <w:hyperlink w:anchor="_Toc235811907" w:history="1">
+          <w:hyperlink w:anchor="_Toc235887191" w:history="1">
             <w:r>
               <w:rPr>
                 <w:rStyle w:val="Hyperlink"/>
@@ -1395,7 +1499,7 @@
                 <w:noProof/>
                 <w:webHidden/>
               </w:rPr>
-              <w:instrText xml:space="preserve"> PAGEREF _Toc235811907 \h </w:instrText>
+              <w:instrText xml:space="preserve"> PAGEREF _Toc235887191 \h </w:instrText>
             </w:r>
             <w:r>
               <w:rPr>
@@ -1415,7 +1519,7 @@
                 <w:noProof/>
                 <w:webHidden/>
               </w:rPr>
-              <w:t>6</w:t>
+              <w:t>7</w:t>
             </w:r>
             <w:r>
               <w:rPr>
@@ -1437,7 +1541,7 @@
               <w:noProof/>
             </w:rPr>
           </w:pPr>
-          <w:hyperlink w:anchor="_Toc235811908" w:history="1">
+          <w:hyperlink w:anchor="_Toc235887192" w:history="1">
             <w:r>
               <w:rPr>
                 <w:rStyle w:val="Hyperlink"/>
@@ -1465,7 +1569,7 @@
                 <w:noProof/>
                 <w:webHidden/>
               </w:rPr>
-              <w:instrText xml:space="preserve"> PAGEREF _Toc235811908 \h </w:instrText>
+              <w:instrText xml:space="preserve"> PAGEREF _Toc235887192 \h </w:instrText>
             </w:r>
             <w:r>
               <w:rPr>
@@ -1485,7 +1589,7 @@
                 <w:noProof/>
                 <w:webHidden/>
               </w:rPr>
-              <w:t>6</w:t>
+              <w:t>7</w:t>
             </w:r>
             <w:r>
               <w:rPr>
@@ -1507,7 +1611,7 @@
               <w:noProof/>
             </w:rPr>
           </w:pPr>
-          <w:hyperlink w:anchor="_Toc235811909" w:history="1">
+          <w:hyperlink w:anchor="_Toc235887193" w:history="1">
             <w:r>
               <w:rPr>
                 <w:rStyle w:val="Hyperlink"/>
@@ -1535,7 +1639,7 @@
                 <w:noProof/>
                 <w:webHidden/>
               </w:rPr>
-              <w:instrText xml:space="preserve"> PAGEREF _Toc235811909 \h </w:instrText>
+              <w:instrText xml:space="preserve"> PAGEREF _Toc235887193 \h </w:instrText>
             </w:r>
             <w:r>
               <w:rPr>
@@ -1555,7 +1659,7 @@
                 <w:noProof/>
                 <w:webHidden/>
               </w:rPr>
-              <w:t>6</w:t>
+              <w:t>7</w:t>
             </w:r>
             <w:r>
               <w:rPr>
@@ -1577,7 +1681,7 @@
               <w:noProof/>
             </w:rPr>
           </w:pPr>
-          <w:hyperlink w:anchor="_Toc235811910" w:history="1">
+          <w:hyperlink w:anchor="_Toc235887194" w:history="1">
             <w:r>
               <w:rPr>
                 <w:rStyle w:val="Hyperlink"/>
@@ -1605,7 +1709,7 @@
                 <w:noProof/>
                 <w:webHidden/>
               </w:rPr>
-              <w:instrText xml:space="preserve"> PAGEREF _Toc235811910 \h </w:instrText>
+              <w:instrText xml:space="preserve"> PAGEREF _Toc235887194 \h </w:instrText>
             </w:r>
             <w:r>
               <w:rPr>
@@ -1625,7 +1729,7 @@
                 <w:noProof/>
                 <w:webHidden/>
               </w:rPr>
-              <w:t>7</w:t>
+              <w:t>8</w:t>
             </w:r>
             <w:r>
               <w:rPr>
@@ -1647,7 +1751,7 @@
               <w:noProof/>
             </w:rPr>
           </w:pPr>
-          <w:hyperlink w:anchor="_Toc235811911" w:history="1">
+          <w:hyperlink w:anchor="_Toc235887195" w:history="1">
             <w:r>
               <w:rPr>
                 <w:rStyle w:val="Hyperlink"/>
@@ -1675,7 +1779,7 @@
                 <w:noProof/>
                 <w:webHidden/>
               </w:rPr>
-              <w:instrText xml:space="preserve"> PAGEREF _Toc235811911 \h </w:instrText>
+              <w:instrText xml:space="preserve"> PAGEREF _Toc235887195 \h </w:instrText>
             </w:r>
             <w:r>
               <w:rPr>
@@ -1695,7 +1799,7 @@
                 <w:noProof/>
                 <w:webHidden/>
               </w:rPr>
-              <w:t>7</w:t>
+              <w:t>8</w:t>
             </w:r>
             <w:r>
               <w:rPr>
@@ -1717,7 +1821,7 @@
               <w:noProof/>
             </w:rPr>
           </w:pPr>
-          <w:hyperlink w:anchor="_Toc235811912" w:history="1">
+          <w:hyperlink w:anchor="_Toc235887196" w:history="1">
             <w:r>
               <w:rPr>
                 <w:rStyle w:val="Hyperlink"/>
@@ -1745,7 +1849,7 @@
                 <w:noProof/>
                 <w:webHidden/>
               </w:rPr>
-              <w:instrText xml:space="preserve"> PAGEREF _Toc235811912 \h </w:instrText>
+              <w:instrText xml:space="preserve"> PAGEREF _Toc235887196 \h </w:instrText>
             </w:r>
             <w:r>
               <w:rPr>
@@ -1765,7 +1869,7 @@
                 <w:noProof/>
                 <w:webHidden/>
               </w:rPr>
-              <w:t>7</w:t>
+              <w:t>8</w:t>
             </w:r>
             <w:r>
               <w:rPr>
@@ -1787,7 +1891,7 @@
               <w:noProof/>
             </w:rPr>
           </w:pPr>
-          <w:hyperlink w:anchor="_Toc235811913" w:history="1">
+          <w:hyperlink w:anchor="_Toc235887197" w:history="1">
             <w:r>
               <w:rPr>
                 <w:rStyle w:val="Hyperlink"/>
@@ -1816,7 +1920,7 @@
                 <w:noProof/>
                 <w:webHidden/>
               </w:rPr>
-              <w:instrText xml:space="preserve"> PAGEREF _Toc235811913 \h </w:instrText>
+              <w:instrText xml:space="preserve"> PAGEREF _Toc235887197 \h </w:instrText>
             </w:r>
             <w:r>
               <w:rPr>
@@ -1836,7 +1940,7 @@
                 <w:noProof/>
                 <w:webHidden/>
               </w:rPr>
-              <w:t>8</w:t>
+              <w:t>9</w:t>
             </w:r>
             <w:r>
               <w:rPr>
@@ -1858,7 +1962,7 @@
               <w:noProof/>
             </w:rPr>
           </w:pPr>
-          <w:hyperlink w:anchor="_Toc235811914" w:history="1">
+          <w:hyperlink w:anchor="_Toc235887198" w:history="1">
             <w:r>
               <w:rPr>
                 <w:rStyle w:val="Hyperlink"/>
@@ -1886,7 +1990,7 @@
                 <w:noProof/>
                 <w:webHidden/>
               </w:rPr>
-              <w:instrText xml:space="preserve"> PAGEREF _Toc235811914 \h </w:instrText>
+              <w:instrText xml:space="preserve"> PAGEREF _Toc235887198 \h </w:instrText>
             </w:r>
             <w:r>
               <w:rPr>
@@ -1906,7 +2010,569 @@
                 <w:noProof/>
                 <w:webHidden/>
               </w:rPr>
-              <w:t>8</w:t>
+              <w:t>9</w:t>
+            </w:r>
+            <w:r>
+              <w:rPr>
+                <w:noProof/>
+                <w:webHidden/>
+              </w:rPr>
+              <w:fldChar w:fldCharType="end"/>
+            </w:r>
+          </w:hyperlink>
+        </w:p>
+        <w:p>
+          <w:pPr>
+            <w:pStyle w:val="TOC2"/>
+            <w:tabs>
+              <w:tab w:val="right" w:leader="dot" w:pos="9350"/>
+            </w:tabs>
+            <w:rPr>
+              <w:rFonts w:eastAsiaTheme="minorEastAsia"/>
+              <w:noProof/>
+            </w:rPr>
+          </w:pPr>
+          <w:hyperlink w:anchor="_Toc235887199" w:history="1">
+            <w:r>
+              <w:rPr>
+                <w:rStyle w:val="Hyperlink"/>
+                <w:rFonts w:ascii="Times New Roman" w:hAnsi="Times New Roman" w:cs="Times New Roman"/>
+                <w:noProof/>
+              </w:rPr>
+              <w:t>2.2 Data Collection Methods</w:t>
+            </w:r>
+            <w:r>
+              <w:rPr>
+                <w:noProof/>
+                <w:webHidden/>
+              </w:rPr>
+              <w:tab/>
+            </w:r>
+            <w:r>
+              <w:rPr>
+                <w:noProof/>
+                <w:webHidden/>
+              </w:rPr>
+              <w:fldChar w:fldCharType="begin"/>
+            </w:r>
+            <w:r>
+              <w:rPr>
+                <w:noProof/>
+                <w:webHidden/>
+              </w:rPr>
+              <w:instrText xml:space="preserve"> PAGEREF _Toc235887199 \h </w:instrText>
+            </w:r>
+            <w:r>
+              <w:rPr>
+                <w:noProof/>
+                <w:webHidden/>
+              </w:rPr>
+            </w:r>
+            <w:r>
+              <w:rPr>
+                <w:noProof/>
+                <w:webHidden/>
+              </w:rPr>
+              <w:fldChar w:fldCharType="separate"/>
+            </w:r>
+            <w:r>
+              <w:rPr>
+                <w:noProof/>
+                <w:webHidden/>
+              </w:rPr>
+              <w:t>9</w:t>
+            </w:r>
+            <w:r>
+              <w:rPr>
+                <w:noProof/>
+                <w:webHidden/>
+              </w:rPr>
+              <w:fldChar w:fldCharType="end"/>
+            </w:r>
+          </w:hyperlink>
+        </w:p>
+        <w:p>
+          <w:pPr>
+            <w:pStyle w:val="TOC2"/>
+            <w:tabs>
+              <w:tab w:val="right" w:leader="dot" w:pos="9350"/>
+            </w:tabs>
+            <w:rPr>
+              <w:rFonts w:eastAsiaTheme="minorEastAsia"/>
+              <w:noProof/>
+            </w:rPr>
+          </w:pPr>
+          <w:hyperlink w:anchor="_Toc235887200" w:history="1">
+            <w:r>
+              <w:rPr>
+                <w:rStyle w:val="Hyperlink"/>
+                <w:rFonts w:ascii="Times New Roman" w:hAnsi="Times New Roman" w:cs="Times New Roman"/>
+                <w:noProof/>
+              </w:rPr>
+              <w:t>2.3 Software Process Model</w:t>
+            </w:r>
+            <w:r>
+              <w:rPr>
+                <w:noProof/>
+                <w:webHidden/>
+              </w:rPr>
+              <w:tab/>
+            </w:r>
+            <w:r>
+              <w:rPr>
+                <w:noProof/>
+                <w:webHidden/>
+              </w:rPr>
+              <w:fldChar w:fldCharType="begin"/>
+            </w:r>
+            <w:r>
+              <w:rPr>
+                <w:noProof/>
+                <w:webHidden/>
+              </w:rPr>
+              <w:instrText xml:space="preserve"> PAGEREF _Toc235887200 \h </w:instrText>
+            </w:r>
+            <w:r>
+              <w:rPr>
+                <w:noProof/>
+                <w:webHidden/>
+              </w:rPr>
+            </w:r>
+            <w:r>
+              <w:rPr>
+                <w:noProof/>
+                <w:webHidden/>
+              </w:rPr>
+              <w:fldChar w:fldCharType="separate"/>
+            </w:r>
+            <w:r>
+              <w:rPr>
+                <w:noProof/>
+                <w:webHidden/>
+              </w:rPr>
+              <w:t>9</w:t>
+            </w:r>
+            <w:r>
+              <w:rPr>
+                <w:noProof/>
+                <w:webHidden/>
+              </w:rPr>
+              <w:fldChar w:fldCharType="end"/>
+            </w:r>
+          </w:hyperlink>
+        </w:p>
+        <w:p>
+          <w:pPr>
+            <w:pStyle w:val="TOC2"/>
+            <w:tabs>
+              <w:tab w:val="right" w:leader="dot" w:pos="9350"/>
+            </w:tabs>
+            <w:rPr>
+              <w:rFonts w:eastAsiaTheme="minorEastAsia"/>
+              <w:noProof/>
+            </w:rPr>
+          </w:pPr>
+          <w:hyperlink w:anchor="_Toc235887201" w:history="1">
+            <w:r>
+              <w:rPr>
+                <w:rStyle w:val="Hyperlink"/>
+                <w:rFonts w:ascii="Times New Roman" w:hAnsi="Times New Roman" w:cs="Times New Roman"/>
+                <w:noProof/>
+              </w:rPr>
+              <w:t>2.4 Software Development Tools</w:t>
+            </w:r>
+            <w:r>
+              <w:rPr>
+                <w:noProof/>
+                <w:webHidden/>
+              </w:rPr>
+              <w:tab/>
+            </w:r>
+            <w:r>
+              <w:rPr>
+                <w:noProof/>
+                <w:webHidden/>
+              </w:rPr>
+              <w:fldChar w:fldCharType="begin"/>
+            </w:r>
+            <w:r>
+              <w:rPr>
+                <w:noProof/>
+                <w:webHidden/>
+              </w:rPr>
+              <w:instrText xml:space="preserve"> PAGEREF _Toc235887201 \h </w:instrText>
+            </w:r>
+            <w:r>
+              <w:rPr>
+                <w:noProof/>
+                <w:webHidden/>
+              </w:rPr>
+            </w:r>
+            <w:r>
+              <w:rPr>
+                <w:noProof/>
+                <w:webHidden/>
+              </w:rPr>
+              <w:fldChar w:fldCharType="separate"/>
+            </w:r>
+            <w:r>
+              <w:rPr>
+                <w:noProof/>
+                <w:webHidden/>
+              </w:rPr>
+              <w:t>10</w:t>
+            </w:r>
+            <w:r>
+              <w:rPr>
+                <w:noProof/>
+                <w:webHidden/>
+              </w:rPr>
+              <w:fldChar w:fldCharType="end"/>
+            </w:r>
+          </w:hyperlink>
+        </w:p>
+        <w:p>
+          <w:pPr>
+            <w:pStyle w:val="TOC2"/>
+            <w:tabs>
+              <w:tab w:val="right" w:leader="dot" w:pos="9350"/>
+            </w:tabs>
+            <w:rPr>
+              <w:rFonts w:eastAsiaTheme="minorEastAsia"/>
+              <w:noProof/>
+            </w:rPr>
+          </w:pPr>
+          <w:hyperlink w:anchor="_Toc235887202" w:history="1">
+            <w:r>
+              <w:rPr>
+                <w:rStyle w:val="Hyperlink"/>
+                <w:rFonts w:ascii="Times New Roman" w:hAnsi="Times New Roman" w:cs="Times New Roman"/>
+                <w:noProof/>
+              </w:rPr>
+              <w:t>2.5 Testing Strategies</w:t>
+            </w:r>
+            <w:r>
+              <w:rPr>
+                <w:noProof/>
+                <w:webHidden/>
+              </w:rPr>
+              <w:tab/>
+            </w:r>
+            <w:r>
+              <w:rPr>
+                <w:noProof/>
+                <w:webHidden/>
+              </w:rPr>
+              <w:fldChar w:fldCharType="begin"/>
+            </w:r>
+            <w:r>
+              <w:rPr>
+                <w:noProof/>
+                <w:webHidden/>
+              </w:rPr>
+              <w:instrText xml:space="preserve"> PAGEREF _Toc235887202 \h </w:instrText>
+            </w:r>
+            <w:r>
+              <w:rPr>
+                <w:noProof/>
+                <w:webHidden/>
+              </w:rPr>
+            </w:r>
+            <w:r>
+              <w:rPr>
+                <w:noProof/>
+                <w:webHidden/>
+              </w:rPr>
+              <w:fldChar w:fldCharType="separate"/>
+            </w:r>
+            <w:r>
+              <w:rPr>
+                <w:noProof/>
+                <w:webHidden/>
+              </w:rPr>
+              <w:t>10</w:t>
+            </w:r>
+            <w:r>
+              <w:rPr>
+                <w:noProof/>
+                <w:webHidden/>
+              </w:rPr>
+              <w:fldChar w:fldCharType="end"/>
+            </w:r>
+          </w:hyperlink>
+        </w:p>
+        <w:p>
+          <w:pPr>
+            <w:pStyle w:val="TOC2"/>
+            <w:tabs>
+              <w:tab w:val="right" w:leader="dot" w:pos="9350"/>
+            </w:tabs>
+            <w:rPr>
+              <w:rFonts w:eastAsiaTheme="minorEastAsia"/>
+              <w:noProof/>
+            </w:rPr>
+          </w:pPr>
+          <w:hyperlink w:anchor="_Toc235887203" w:history="1">
+            <w:r>
+              <w:rPr>
+                <w:rStyle w:val="Hyperlink"/>
+                <w:rFonts w:ascii="Times New Roman" w:hAnsi="Times New Roman" w:cs="Times New Roman"/>
+                <w:noProof/>
+              </w:rPr>
+              <w:t>2.6 Implementation Plan</w:t>
+            </w:r>
+            <w:r>
+              <w:rPr>
+                <w:noProof/>
+                <w:webHidden/>
+              </w:rPr>
+              <w:tab/>
+            </w:r>
+            <w:r>
+              <w:rPr>
+                <w:noProof/>
+                <w:webHidden/>
+              </w:rPr>
+              <w:fldChar w:fldCharType="begin"/>
+            </w:r>
+            <w:r>
+              <w:rPr>
+                <w:noProof/>
+                <w:webHidden/>
+              </w:rPr>
+              <w:instrText xml:space="preserve"> PAGEREF _Toc235887203 \h </w:instrText>
+            </w:r>
+            <w:r>
+              <w:rPr>
+                <w:noProof/>
+                <w:webHidden/>
+              </w:rPr>
+            </w:r>
+            <w:r>
+              <w:rPr>
+                <w:noProof/>
+                <w:webHidden/>
+              </w:rPr>
+              <w:fldChar w:fldCharType="separate"/>
+            </w:r>
+            <w:r>
+              <w:rPr>
+                <w:noProof/>
+                <w:webHidden/>
+              </w:rPr>
+              <w:t>10</w:t>
+            </w:r>
+            <w:r>
+              <w:rPr>
+                <w:noProof/>
+                <w:webHidden/>
+              </w:rPr>
+              <w:fldChar w:fldCharType="end"/>
+            </w:r>
+          </w:hyperlink>
+        </w:p>
+        <w:p>
+          <w:pPr>
+            <w:pStyle w:val="TOC2"/>
+            <w:tabs>
+              <w:tab w:val="right" w:leader="dot" w:pos="9350"/>
+            </w:tabs>
+            <w:rPr>
+              <w:rFonts w:eastAsiaTheme="minorEastAsia"/>
+              <w:noProof/>
+            </w:rPr>
+          </w:pPr>
+          <w:hyperlink w:anchor="_Toc235887204" w:history="1">
+            <w:r>
+              <w:rPr>
+                <w:rStyle w:val="Hyperlink"/>
+                <w:rFonts w:ascii="Times New Roman" w:hAnsi="Times New Roman" w:cs="Times New Roman"/>
+                <w:noProof/>
+              </w:rPr>
+              <w:t>2.7 Chapter Summary</w:t>
+            </w:r>
+            <w:r>
+              <w:rPr>
+                <w:noProof/>
+                <w:webHidden/>
+              </w:rPr>
+              <w:tab/>
+            </w:r>
+            <w:r>
+              <w:rPr>
+                <w:noProof/>
+                <w:webHidden/>
+              </w:rPr>
+              <w:fldChar w:fldCharType="begin"/>
+            </w:r>
+            <w:r>
+              <w:rPr>
+                <w:noProof/>
+                <w:webHidden/>
+              </w:rPr>
+              <w:instrText xml:space="preserve"> PAGEREF _Toc235887204 \h </w:instrText>
+            </w:r>
+            <w:r>
+              <w:rPr>
+                <w:noProof/>
+                <w:webHidden/>
+              </w:rPr>
+            </w:r>
+            <w:r>
+              <w:rPr>
+                <w:noProof/>
+                <w:webHidden/>
+              </w:rPr>
+              <w:fldChar w:fldCharType="separate"/>
+            </w:r>
+            <w:r>
+              <w:rPr>
+                <w:noProof/>
+                <w:webHidden/>
+              </w:rPr>
+              <w:t>11</w:t>
+            </w:r>
+            <w:r>
+              <w:rPr>
+                <w:noProof/>
+                <w:webHidden/>
+              </w:rPr>
+              <w:fldChar w:fldCharType="end"/>
+            </w:r>
+          </w:hyperlink>
+        </w:p>
+        <w:p>
+          <w:pPr>
+            <w:pStyle w:val="TOC1"/>
+            <w:tabs>
+              <w:tab w:val="right" w:leader="dot" w:pos="9350"/>
+            </w:tabs>
+            <w:rPr>
+              <w:rFonts w:eastAsiaTheme="minorEastAsia"/>
+              <w:noProof/>
+            </w:rPr>
+          </w:pPr>
+          <w:hyperlink w:anchor="_Toc235887205" w:history="1">
+            <w:r>
+              <w:rPr>
+                <w:rStyle w:val="Hyperlink"/>
+                <w:rFonts w:ascii="Times New Roman" w:hAnsi="Times New Roman" w:cs="Times New Roman"/>
+                <w:noProof/>
+                <w:lang w:bidi="si-LK"/>
+              </w:rPr>
+              <w:t>Chapter 3: Analysis</w:t>
+            </w:r>
+            <w:r>
+              <w:rPr>
+                <w:noProof/>
+                <w:webHidden/>
+              </w:rPr>
+              <w:tab/>
+            </w:r>
+            <w:r>
+              <w:rPr>
+                <w:noProof/>
+                <w:webHidden/>
+              </w:rPr>
+              <w:fldChar w:fldCharType="begin"/>
+            </w:r>
+            <w:r>
+              <w:rPr>
+                <w:noProof/>
+                <w:webHidden/>
+              </w:rPr>
+              <w:instrText xml:space="preserve"> PAGEREF _Toc235887205 \h </w:instrText>
+            </w:r>
+            <w:r>
+              <w:rPr>
+                <w:noProof/>
+                <w:webHidden/>
+              </w:rPr>
+            </w:r>
+            <w:r>
+              <w:rPr>
+                <w:noProof/>
+                <w:webHidden/>
+              </w:rPr>
+              <w:fldChar w:fldCharType="separate"/>
+            </w:r>
+            <w:r>
+              <w:rPr>
+                <w:noProof/>
+                <w:webHidden/>
+              </w:rPr>
+              <w:t>11</w:t>
+            </w:r>
+            <w:r>
+              <w:rPr>
+                <w:noProof/>
+                <w:webHidden/>
+              </w:rPr>
+              <w:fldChar w:fldCharType="end"/>
+            </w:r>
+          </w:hyperlink>
+        </w:p>
+        <w:p>
+          <w:pPr>
+            <w:pStyle w:val="TOC2"/>
+            <w:tabs>
+              <w:tab w:val="right" w:leader="dot" w:pos="9350"/>
+            </w:tabs>
+            <w:rPr>
+              <w:rFonts w:eastAsiaTheme="minorEastAsia"/>
+              <w:noProof/>
+            </w:rPr>
+          </w:pPr>
+          <w:hyperlink w:anchor="_Toc235887206" w:history="1">
+            <w:r>
+              <w:rPr>
+                <w:rStyle w:val="Hyperlink"/>
+                <w:rFonts w:ascii="Times New Roman" w:hAnsi="Times New Roman" w:cs="Times New Roman"/>
+                <w:noProof/>
+                <w:lang w:bidi="si-LK"/>
+              </w:rPr>
+              <w:t>3.1 Introduction</w:t>
+            </w:r>
+            <w:r>
+              <w:rPr>
+                <w:noProof/>
+                <w:webHidden/>
+              </w:rPr>
+              <w:tab/>
+            </w:r>
+            <w:r>
+              <w:rPr>
+                <w:noProof/>
+                <w:webHidden/>
+              </w:rPr>
+              <w:fldChar w:fldCharType="begin"/>
+            </w:r>
+            <w:r>
+              <w:rPr>
+                <w:noProof/>
+                <w:webHidden/>
+              </w:rPr>
+              <w:instrText xml:space="preserve"> PAGEREF _Toc235887206 \h </w:instrText>
+            </w:r>
+            <w:r>
+              <w:rPr>
+                <w:noProof/>
+                <w:webHidden/>
+              </w:rPr>
+            </w:r>
+            <w:r>
+              <w:rPr>
+                <w:noProof/>
+                <w:webHidden/>
+              </w:rPr>
+              <w:fldChar w:fldCharType="separate"/>
+            </w:r>
+            <w:r>
+              <w:rPr>
+                <w:noProof/>
+                <w:webHidden/>
+              </w:rPr>
+              <w:t>11</w:t>
             </w:r>
             <w:r>
               <w:rPr>
@@ -2036,7 +2702,6 @@
         </w:rPr>
       </w:pPr>
       <w:r>
-        <w:lastRenderedPageBreak/>
         <w:br w:type="page"/>
       </w:r>
       <w:r>
@@ -2157,7 +2822,7 @@
           <w:szCs w:val="28"/>
         </w:rPr>
       </w:pPr>
-      <w:bookmarkStart w:id="0" w:name="_Toc235811904"/>
+      <w:bookmarkStart w:id="0" w:name="_Toc235887188"/>
       <w:r>
         <w:rPr>
           <w:rFonts w:ascii="Times New Roman" w:hAnsi="Times New Roman" w:cs="Times New Roman"/>
@@ -2194,7 +2859,7 @@
           <w:szCs w:val="26"/>
         </w:rPr>
       </w:pPr>
-      <w:bookmarkStart w:id="1" w:name="_Toc235811905"/>
+      <w:bookmarkStart w:id="1" w:name="_Toc235887189"/>
       <w:r>
         <w:rPr>
           <w:rFonts w:ascii="Times New Roman" w:hAnsi="Times New Roman" w:cs="Times New Roman"/>
@@ -2324,33 +2989,97 @@
         <w:rPr>
           <w:rFonts w:ascii="Times New Roman" w:hAnsi="Times New Roman" w:cs="Times New Roman"/>
         </w:rPr>
-        <w:t>Sri Lankans including hotel owners, tour guides, shop owners and local experience providers. They offer tourism related services as their main income.</w:t>
-      </w:r>
-    </w:p>
-    <w:p>
-      <w:pPr>
-        <w:rPr>
-          <w:rFonts w:ascii="Times New Roman" w:hAnsi="Times New Roman" w:cs="Times New Roman"/>
-        </w:rPr>
-      </w:pPr>
-      <w:r>
-        <w:rPr>
-          <w:rFonts w:ascii="Times New Roman" w:hAnsi="Times New Roman" w:cs="Times New Roman"/>
-        </w:rPr>
-        <w:t>For tourists getting these information become bit hard and tricky due to spread of these info on many platforms.</w:t>
-      </w:r>
-    </w:p>
-    <w:p>
-      <w:pPr>
-        <w:rPr>
-          <w:rFonts w:ascii="Times New Roman" w:hAnsi="Times New Roman" w:cs="Times New Roman"/>
-        </w:rPr>
-      </w:pPr>
-      <w:r>
-        <w:rPr>
-          <w:rFonts w:ascii="Times New Roman" w:hAnsi="Times New Roman" w:cs="Times New Roman"/>
-        </w:rPr>
-        <w:t>So I thought of making a centralized platform named “</w:t>
+        <w:t xml:space="preserve">Sri Lankans including hotel owners, tour guides, shop owners and local experience providers. They offer </w:t>
+      </w:r>
+      <w:proofErr w:type="gramStart"/>
+      <w:r>
+        <w:rPr>
+          <w:rFonts w:ascii="Times New Roman" w:hAnsi="Times New Roman" w:cs="Times New Roman"/>
+        </w:rPr>
+        <w:t>tourism related</w:t>
+      </w:r>
+      <w:proofErr w:type="gramEnd"/>
+      <w:r>
+        <w:rPr>
+          <w:rFonts w:ascii="Times New Roman" w:hAnsi="Times New Roman" w:cs="Times New Roman"/>
+        </w:rPr>
+        <w:t xml:space="preserve"> services as their main income.</w:t>
+      </w:r>
+    </w:p>
+    <w:p>
+      <w:pPr>
+        <w:rPr>
+          <w:rFonts w:ascii="Times New Roman" w:hAnsi="Times New Roman" w:cs="Times New Roman"/>
+        </w:rPr>
+      </w:pPr>
+      <w:r>
+        <w:rPr>
+          <w:rFonts w:ascii="Times New Roman" w:hAnsi="Times New Roman" w:cs="Times New Roman"/>
+        </w:rPr>
+        <w:t xml:space="preserve">For tourists getting </w:t>
+      </w:r>
+      <w:proofErr w:type="gramStart"/>
+      <w:r>
+        <w:rPr>
+          <w:rFonts w:ascii="Times New Roman" w:hAnsi="Times New Roman" w:cs="Times New Roman"/>
+        </w:rPr>
+        <w:t>these information</w:t>
+      </w:r>
+      <w:proofErr w:type="gramEnd"/>
+      <w:r>
+        <w:rPr>
+          <w:rFonts w:ascii="Times New Roman" w:hAnsi="Times New Roman" w:cs="Times New Roman"/>
+        </w:rPr>
+        <w:t xml:space="preserve"> </w:t>
+      </w:r>
+      <w:proofErr w:type="gramStart"/>
+      <w:r>
+        <w:rPr>
+          <w:rFonts w:ascii="Times New Roman" w:hAnsi="Times New Roman" w:cs="Times New Roman"/>
+        </w:rPr>
+        <w:t>become</w:t>
+      </w:r>
+      <w:proofErr w:type="gramEnd"/>
+      <w:r>
+        <w:rPr>
+          <w:rFonts w:ascii="Times New Roman" w:hAnsi="Times New Roman" w:cs="Times New Roman"/>
+        </w:rPr>
+        <w:t xml:space="preserve"> bit hard and tricky due to spread of </w:t>
+      </w:r>
+      <w:proofErr w:type="gramStart"/>
+      <w:r>
+        <w:rPr>
+          <w:rFonts w:ascii="Times New Roman" w:hAnsi="Times New Roman" w:cs="Times New Roman"/>
+        </w:rPr>
+        <w:t>these info</w:t>
+      </w:r>
+      <w:proofErr w:type="gramEnd"/>
+      <w:r>
+        <w:rPr>
+          <w:rFonts w:ascii="Times New Roman" w:hAnsi="Times New Roman" w:cs="Times New Roman"/>
+        </w:rPr>
+        <w:t xml:space="preserve"> on many platforms.</w:t>
+      </w:r>
+    </w:p>
+    <w:p>
+      <w:pPr>
+        <w:rPr>
+          <w:rFonts w:ascii="Times New Roman" w:hAnsi="Times New Roman" w:cs="Times New Roman"/>
+        </w:rPr>
+      </w:pPr>
+      <w:proofErr w:type="gramStart"/>
+      <w:r>
+        <w:rPr>
+          <w:rFonts w:ascii="Times New Roman" w:hAnsi="Times New Roman" w:cs="Times New Roman"/>
+        </w:rPr>
+        <w:t>So</w:t>
+      </w:r>
+      <w:proofErr w:type="gramEnd"/>
+      <w:r>
+        <w:rPr>
+          <w:rFonts w:ascii="Times New Roman" w:hAnsi="Times New Roman" w:cs="Times New Roman"/>
+        </w:rPr>
+        <w:t xml:space="preserve"> I thought of making a centralized platform named “</w:t>
       </w:r>
       <w:r>
         <w:rPr>
@@ -2388,7 +3117,7 @@
           <w:szCs w:val="26"/>
         </w:rPr>
       </w:pPr>
-      <w:bookmarkStart w:id="2" w:name="_Toc235811906"/>
+      <w:bookmarkStart w:id="2" w:name="_Toc235887190"/>
       <w:r>
         <w:rPr>
           <w:rFonts w:ascii="Times New Roman" w:hAnsi="Times New Roman" w:cs="Times New Roman"/>
@@ -2799,7 +3528,7 @@
           <w:szCs w:val="26"/>
         </w:rPr>
       </w:pPr>
-      <w:bookmarkStart w:id="5" w:name="_Toc235811907"/>
+      <w:bookmarkStart w:id="5" w:name="_Toc235887191"/>
       <w:r>
         <w:rPr>
           <w:rFonts w:ascii="Times New Roman" w:hAnsi="Times New Roman" w:cs="Times New Roman"/>
@@ -2854,11 +3583,33 @@
           <w:rFonts w:ascii="Times New Roman" w:hAnsi="Times New Roman" w:cs="Times New Roman"/>
         </w:rPr>
       </w:pPr>
-      <w:r>
-        <w:rPr>
-          <w:rFonts w:ascii="Times New Roman" w:hAnsi="Times New Roman" w:cs="Times New Roman"/>
-        </w:rPr>
-        <w:t>Also there isn’t any centralized platform for tourists to get these information from verified local service providers as well as local businesses to list their listing</w:t>
+      <w:proofErr w:type="gramStart"/>
+      <w:r>
+        <w:rPr>
+          <w:rFonts w:ascii="Times New Roman" w:hAnsi="Times New Roman" w:cs="Times New Roman"/>
+        </w:rPr>
+        <w:t>Also</w:t>
+      </w:r>
+      <w:proofErr w:type="gramEnd"/>
+      <w:r>
+        <w:rPr>
+          <w:rFonts w:ascii="Times New Roman" w:hAnsi="Times New Roman" w:cs="Times New Roman"/>
+        </w:rPr>
+        <w:t xml:space="preserve"> there isn’t any centralized platform for tourists to get </w:t>
+      </w:r>
+      <w:proofErr w:type="gramStart"/>
+      <w:r>
+        <w:rPr>
+          <w:rFonts w:ascii="Times New Roman" w:hAnsi="Times New Roman" w:cs="Times New Roman"/>
+        </w:rPr>
+        <w:t>these information</w:t>
+      </w:r>
+      <w:proofErr w:type="gramEnd"/>
+      <w:r>
+        <w:rPr>
+          <w:rFonts w:ascii="Times New Roman" w:hAnsi="Times New Roman" w:cs="Times New Roman"/>
+        </w:rPr>
+        <w:t xml:space="preserve"> from verified local service providers as well as local businesses to list their listing</w:t>
       </w:r>
       <w:r>
         <w:rPr>
@@ -2882,7 +3633,7 @@
           <w:szCs w:val="26"/>
         </w:rPr>
       </w:pPr>
-      <w:bookmarkStart w:id="6" w:name="_Toc235811908"/>
+      <w:bookmarkStart w:id="6" w:name="_Toc235887192"/>
       <w:r>
         <w:rPr>
           <w:rFonts w:ascii="Times New Roman" w:hAnsi="Times New Roman" w:cs="Times New Roman"/>
@@ -3286,7 +4037,7 @@
           <w:szCs w:val="26"/>
         </w:rPr>
       </w:pPr>
-      <w:bookmarkStart w:id="7" w:name="_Toc235811909"/>
+      <w:bookmarkStart w:id="7" w:name="_Toc235887193"/>
       <w:r>
         <w:rPr>
           <w:rFonts w:ascii="Times New Roman" w:hAnsi="Times New Roman" w:cs="Times New Roman"/>
@@ -3311,11 +4062,19 @@
           <w:rFonts w:ascii="Times New Roman" w:hAnsi="Times New Roman" w:cs="Times New Roman"/>
         </w:rPr>
       </w:pPr>
-      <w:r>
-        <w:rPr>
-          <w:rFonts w:ascii="Times New Roman" w:hAnsi="Times New Roman" w:cs="Times New Roman"/>
-        </w:rPr>
-        <w:t>At the moment tourists who visit Sri Lanka face several challenges.</w:t>
+      <w:proofErr w:type="gramStart"/>
+      <w:r>
+        <w:rPr>
+          <w:rFonts w:ascii="Times New Roman" w:hAnsi="Times New Roman" w:cs="Times New Roman"/>
+        </w:rPr>
+        <w:t>At the moment</w:t>
+      </w:r>
+      <w:proofErr w:type="gramEnd"/>
+      <w:r>
+        <w:rPr>
+          <w:rFonts w:ascii="Times New Roman" w:hAnsi="Times New Roman" w:cs="Times New Roman"/>
+        </w:rPr>
+        <w:t xml:space="preserve"> tourists who visit Sri Lanka face several challenges.</w:t>
       </w:r>
     </w:p>
     <w:p>
@@ -3347,8 +4106,58 @@
         <w:rPr>
           <w:rFonts w:ascii="Times New Roman" w:hAnsi="Times New Roman" w:cs="Times New Roman"/>
         </w:rPr>
-        <w:t xml:space="preserve"> Tourists specially first time visitors</w:t>
-      </w:r>
+        <w:t xml:space="preserve"> </w:t>
+      </w:r>
+      <w:proofErr w:type="gramStart"/>
+      <w:r>
+        <w:rPr>
+          <w:rFonts w:ascii="Times New Roman" w:hAnsi="Times New Roman" w:cs="Times New Roman"/>
+        </w:rPr>
+        <w:t>Tourists</w:t>
+      </w:r>
+      <w:proofErr w:type="gramEnd"/>
+      <w:r>
+        <w:rPr>
+          <w:rFonts w:ascii="Times New Roman" w:hAnsi="Times New Roman" w:cs="Times New Roman"/>
+        </w:rPr>
+        <w:t xml:space="preserve"> </w:t>
+      </w:r>
+      <w:proofErr w:type="gramStart"/>
+      <w:r>
+        <w:rPr>
+          <w:rFonts w:ascii="Times New Roman" w:hAnsi="Times New Roman" w:cs="Times New Roman"/>
+        </w:rPr>
+        <w:t>specially</w:t>
+      </w:r>
+      <w:proofErr w:type="gramEnd"/>
+      <w:r>
+        <w:rPr>
+          <w:rFonts w:ascii="Times New Roman" w:hAnsi="Times New Roman" w:cs="Times New Roman"/>
+        </w:rPr>
+        <w:t xml:space="preserve"> </w:t>
+      </w:r>
+      <w:proofErr w:type="gramStart"/>
+      <w:r>
+        <w:rPr>
+          <w:rFonts w:ascii="Times New Roman" w:hAnsi="Times New Roman" w:cs="Times New Roman"/>
+        </w:rPr>
+        <w:t>first time</w:t>
+      </w:r>
+      <w:proofErr w:type="gramEnd"/>
+      <w:r>
+        <w:rPr>
+          <w:rFonts w:ascii="Times New Roman" w:hAnsi="Times New Roman" w:cs="Times New Roman"/>
+        </w:rPr>
+        <w:t xml:space="preserve"> </w:t>
+      </w:r>
+      <w:proofErr w:type="gramStart"/>
+      <w:r>
+        <w:rPr>
+          <w:rFonts w:ascii="Times New Roman" w:hAnsi="Times New Roman" w:cs="Times New Roman"/>
+        </w:rPr>
+        <w:t>visitors</w:t>
+      </w:r>
+      <w:proofErr w:type="gramEnd"/>
       <w:r>
         <w:rPr>
           <w:rFonts w:ascii="Times New Roman" w:hAnsi="Times New Roman" w:cs="Times New Roman"/>
@@ -3455,7 +4264,21 @@
         <w:rPr>
           <w:rFonts w:ascii="Times New Roman" w:hAnsi="Times New Roman" w:cs="Times New Roman"/>
         </w:rPr>
-        <w:t xml:space="preserve"> Common services like transportation, places to stay and experiences are now spread over many platforms and it can be difficult for both tourists and people who are willing to provide these services. </w:t>
+        <w:t xml:space="preserve"> Common services like transportation, places to stay and experiences are now spread over many </w:t>
+      </w:r>
+      <w:proofErr w:type="gramStart"/>
+      <w:r>
+        <w:rPr>
+          <w:rFonts w:ascii="Times New Roman" w:hAnsi="Times New Roman" w:cs="Times New Roman"/>
+        </w:rPr>
+        <w:t>platforms</w:t>
+      </w:r>
+      <w:proofErr w:type="gramEnd"/>
+      <w:r>
+        <w:rPr>
+          <w:rFonts w:ascii="Times New Roman" w:hAnsi="Times New Roman" w:cs="Times New Roman"/>
+        </w:rPr>
+        <w:t xml:space="preserve"> and it can be difficult for both tourists and people who are willing to provide these services. </w:t>
       </w:r>
     </w:p>
     <w:p>
@@ -3481,7 +4304,7 @@
           <w:szCs w:val="26"/>
         </w:rPr>
       </w:pPr>
-      <w:bookmarkStart w:id="8" w:name="_Toc235811910"/>
+      <w:bookmarkStart w:id="8" w:name="_Toc235887194"/>
       <w:r>
         <w:rPr>
           <w:rFonts w:ascii="Times New Roman" w:hAnsi="Times New Roman" w:cs="Times New Roman"/>
@@ -3547,7 +4370,21 @@
         <w:rPr>
           <w:rFonts w:ascii="Times New Roman" w:hAnsi="Times New Roman" w:cs="Times New Roman"/>
         </w:rPr>
-        <w:t>To give small local business a chance to list their listing to the international audience.</w:t>
+        <w:t xml:space="preserve">To give small local </w:t>
+      </w:r>
+      <w:proofErr w:type="gramStart"/>
+      <w:r>
+        <w:rPr>
+          <w:rFonts w:ascii="Times New Roman" w:hAnsi="Times New Roman" w:cs="Times New Roman"/>
+        </w:rPr>
+        <w:t>business</w:t>
+      </w:r>
+      <w:proofErr w:type="gramEnd"/>
+      <w:r>
+        <w:rPr>
+          <w:rFonts w:ascii="Times New Roman" w:hAnsi="Times New Roman" w:cs="Times New Roman"/>
+        </w:rPr>
+        <w:t xml:space="preserve"> a chance to list their listing to the international audience.</w:t>
       </w:r>
     </w:p>
     <w:p>
@@ -3614,7 +4451,7 @@
           <w:szCs w:val="26"/>
         </w:rPr>
       </w:pPr>
-      <w:bookmarkStart w:id="9" w:name="_Toc235811911"/>
+      <w:bookmarkStart w:id="9" w:name="_Toc235887195"/>
       <w:r>
         <w:rPr>
           <w:rStyle w:val="Heading2Char"/>
@@ -3698,7 +4535,7 @@
           <w:szCs w:val="26"/>
         </w:rPr>
       </w:pPr>
-      <w:bookmarkStart w:id="10" w:name="_Toc235811912"/>
+      <w:bookmarkStart w:id="10" w:name="_Toc235887196"/>
       <w:r>
         <w:rPr>
           <w:rStyle w:val="Heading2Char"/>
@@ -3729,7 +4566,21 @@
         <w:rPr>
           <w:rFonts w:ascii="Times New Roman" w:hAnsi="Times New Roman" w:cs="Times New Roman"/>
         </w:rPr>
-        <w:t>In this chapter I introduced my project, CeylonTourMate.lk along with the problem of current industry. With the growing of tourism industry, for problems faced by tourists and locals</w:t>
+        <w:t xml:space="preserve">In this chapter I introduced my project, CeylonTourMate.lk along with the problem of current industry. With the </w:t>
+      </w:r>
+      <w:proofErr w:type="gramStart"/>
+      <w:r>
+        <w:rPr>
+          <w:rFonts w:ascii="Times New Roman" w:hAnsi="Times New Roman" w:cs="Times New Roman"/>
+        </w:rPr>
+        <w:t>growing</w:t>
+      </w:r>
+      <w:proofErr w:type="gramEnd"/>
+      <w:r>
+        <w:rPr>
+          <w:rFonts w:ascii="Times New Roman" w:hAnsi="Times New Roman" w:cs="Times New Roman"/>
+        </w:rPr>
+        <w:t xml:space="preserve"> of tourism industry, for problems faced by tourists and locals</w:t>
       </w:r>
       <w:r>
         <w:rPr>
@@ -3847,7 +4698,7 @@
           <w:lang w:bidi="si-LK"/>
         </w:rPr>
       </w:pPr>
-      <w:bookmarkStart w:id="11" w:name="_Toc235811913"/>
+      <w:bookmarkStart w:id="11" w:name="_Toc235887197"/>
       <w:r>
         <w:rPr>
           <w:rFonts w:ascii="Times New Roman" w:hAnsi="Times New Roman" w:cs="Times New Roman"/>
@@ -3869,7 +4720,7 @@
           <w:szCs w:val="26"/>
         </w:rPr>
       </w:pPr>
-      <w:bookmarkStart w:id="12" w:name="_Toc235811914"/>
+      <w:bookmarkStart w:id="12" w:name="_Toc235887198"/>
       <w:r>
         <w:rPr>
           <w:rFonts w:ascii="Times New Roman" w:hAnsi="Times New Roman" w:cs="Times New Roman"/>
@@ -3890,7 +4741,21 @@
         <w:rPr>
           <w:rFonts w:ascii="Times New Roman" w:hAnsi="Times New Roman" w:cs="Times New Roman"/>
         </w:rPr>
-        <w:t>In this chapter im going to describe how I gather information for my project and approaches I used to develop it. This covers data collection, software development model, tools I used, technologies and testing methods.</w:t>
+        <w:t xml:space="preserve">In this chapter </w:t>
+      </w:r>
+      <w:proofErr w:type="spellStart"/>
+      <w:r>
+        <w:rPr>
+          <w:rFonts w:ascii="Times New Roman" w:hAnsi="Times New Roman" w:cs="Times New Roman"/>
+        </w:rPr>
+        <w:t>im</w:t>
+      </w:r>
+      <w:proofErr w:type="spellEnd"/>
+      <w:r>
+        <w:rPr>
+          <w:rFonts w:ascii="Times New Roman" w:hAnsi="Times New Roman" w:cs="Times New Roman"/>
+        </w:rPr>
+        <w:t xml:space="preserve"> going to describe how I gather information for my project and approaches I used to develop it. This covers data collection, software development model, tools I used, technologies and testing methods.</w:t>
       </w:r>
     </w:p>
     <w:p>
@@ -3909,6 +4774,7 @@
           <w:szCs w:val="26"/>
         </w:rPr>
       </w:pPr>
+      <w:bookmarkStart w:id="13" w:name="_Toc235887199"/>
       <w:r>
         <w:rPr>
           <w:rFonts w:ascii="Times New Roman" w:hAnsi="Times New Roman" w:cs="Times New Roman"/>
@@ -3917,18 +4783,33 @@
         </w:rPr>
         <w:t>2.2 Data Collection Methods</w:t>
       </w:r>
-    </w:p>
-    <w:p>
-      <w:pPr>
-        <w:rPr>
-          <w:rFonts w:ascii="Times New Roman" w:hAnsi="Times New Roman" w:cs="Times New Roman"/>
-        </w:rPr>
-      </w:pPr>
-      <w:r>
-        <w:rPr>
-          <w:rFonts w:ascii="Times New Roman" w:hAnsi="Times New Roman" w:cs="Times New Roman"/>
-        </w:rPr>
-        <w:t>Since my project is a self created project rather than a sponsored one, I had to do following methods to collect data.</w:t>
+      <w:bookmarkEnd w:id="13"/>
+    </w:p>
+    <w:p>
+      <w:pPr>
+        <w:rPr>
+          <w:rFonts w:ascii="Times New Roman" w:hAnsi="Times New Roman" w:cs="Times New Roman"/>
+        </w:rPr>
+      </w:pPr>
+      <w:r>
+        <w:rPr>
+          <w:rFonts w:ascii="Times New Roman" w:hAnsi="Times New Roman" w:cs="Times New Roman"/>
+        </w:rPr>
+        <w:t xml:space="preserve">Since my project is a </w:t>
+      </w:r>
+      <w:proofErr w:type="spellStart"/>
+      <w:r>
+        <w:rPr>
+          <w:rFonts w:ascii="Times New Roman" w:hAnsi="Times New Roman" w:cs="Times New Roman"/>
+        </w:rPr>
+        <w:t>self created</w:t>
+      </w:r>
+      <w:proofErr w:type="spellEnd"/>
+      <w:r>
+        <w:rPr>
+          <w:rFonts w:ascii="Times New Roman" w:hAnsi="Times New Roman" w:cs="Times New Roman"/>
+        </w:rPr>
+        <w:t xml:space="preserve"> project rather than a sponsored one, I had to do following methods to collect data.</w:t>
       </w:r>
     </w:p>
     <w:p>
@@ -3970,7 +4851,35 @@
         <w:rPr>
           <w:rFonts w:ascii="Times New Roman" w:hAnsi="Times New Roman" w:cs="Times New Roman"/>
         </w:rPr>
-        <w:t>– I found current tourists problems on social media like unlicensed guides, language barrier , etc.. and had a common knowledge of other challenges to tourists.</w:t>
+        <w:t xml:space="preserve">– I found current </w:t>
+      </w:r>
+      <w:proofErr w:type="gramStart"/>
+      <w:r>
+        <w:rPr>
+          <w:rFonts w:ascii="Times New Roman" w:hAnsi="Times New Roman" w:cs="Times New Roman"/>
+        </w:rPr>
+        <w:t>tourists</w:t>
+      </w:r>
+      <w:proofErr w:type="gramEnd"/>
+      <w:r>
+        <w:rPr>
+          <w:rFonts w:ascii="Times New Roman" w:hAnsi="Times New Roman" w:cs="Times New Roman"/>
+        </w:rPr>
+        <w:t xml:space="preserve"> problems on social media like unlicensed guides, language barrier , </w:t>
+      </w:r>
+      <w:proofErr w:type="gramStart"/>
+      <w:r>
+        <w:rPr>
+          <w:rFonts w:ascii="Times New Roman" w:hAnsi="Times New Roman" w:cs="Times New Roman"/>
+        </w:rPr>
+        <w:t>etc..</w:t>
+      </w:r>
+      <w:proofErr w:type="gramEnd"/>
+      <w:r>
+        <w:rPr>
+          <w:rFonts w:ascii="Times New Roman" w:hAnsi="Times New Roman" w:cs="Times New Roman"/>
+        </w:rPr>
+        <w:t xml:space="preserve"> and had a common knowledge of other challenges to tourists.</w:t>
       </w:r>
     </w:p>
     <w:p>
@@ -3988,14 +4897,37 @@
         <w:rPr>
           <w:rFonts w:ascii="Times New Roman" w:hAnsi="Times New Roman" w:cs="Times New Roman"/>
         </w:rPr>
-        <w:t xml:space="preserve">Supervisor consultations – since the project started I had meetings with my supervisor </w:t>
-      </w:r>
-      <w:r>
-        <w:rPr>
-          <w:rFonts w:ascii="Times New Roman" w:hAnsi="Times New Roman" w:cs="Times New Roman"/>
-        </w:rPr>
-        <w:t xml:space="preserve">Ms.Ashanthi </w:t>
-      </w:r>
+        <w:t xml:space="preserve">Supervisor consultations – since the project </w:t>
+      </w:r>
+      <w:proofErr w:type="gramStart"/>
+      <w:r>
+        <w:rPr>
+          <w:rFonts w:ascii="Times New Roman" w:hAnsi="Times New Roman" w:cs="Times New Roman"/>
+        </w:rPr>
+        <w:t>started</w:t>
+      </w:r>
+      <w:proofErr w:type="gramEnd"/>
+      <w:r>
+        <w:rPr>
+          <w:rFonts w:ascii="Times New Roman" w:hAnsi="Times New Roman" w:cs="Times New Roman"/>
+        </w:rPr>
+        <w:t xml:space="preserve"> I had meetings with my supervisor </w:t>
+      </w:r>
+      <w:proofErr w:type="spellStart"/>
+      <w:r>
+        <w:rPr>
+          <w:rFonts w:ascii="Times New Roman" w:hAnsi="Times New Roman" w:cs="Times New Roman"/>
+        </w:rPr>
+        <w:t>Ms.Ashanthi</w:t>
+      </w:r>
+      <w:proofErr w:type="spellEnd"/>
+      <w:r>
+        <w:rPr>
+          <w:rFonts w:ascii="Times New Roman" w:hAnsi="Times New Roman" w:cs="Times New Roman"/>
+        </w:rPr>
+        <w:t xml:space="preserve"> </w:t>
+      </w:r>
+      <w:proofErr w:type="spellStart"/>
       <w:r>
         <w:rPr>
           <w:rFonts w:ascii="Times New Roman" w:hAnsi="Times New Roman" w:cs="Times New Roman"/>
@@ -4008,11 +4940,26 @@
         </w:rPr>
         <w:t>urakulasuriya</w:t>
       </w:r>
-      <w:r>
-        <w:rPr>
-          <w:rFonts w:ascii="Times New Roman" w:hAnsi="Times New Roman" w:cs="Times New Roman"/>
-        </w:rPr>
-        <w:t xml:space="preserve"> got feedbacks and recommendations throughout development of the project.</w:t>
+      <w:proofErr w:type="spellEnd"/>
+      <w:r>
+        <w:rPr>
+          <w:rFonts w:ascii="Times New Roman" w:hAnsi="Times New Roman" w:cs="Times New Roman"/>
+        </w:rPr>
+        <w:t xml:space="preserve"> got </w:t>
+      </w:r>
+      <w:proofErr w:type="gramStart"/>
+      <w:r>
+        <w:rPr>
+          <w:rFonts w:ascii="Times New Roman" w:hAnsi="Times New Roman" w:cs="Times New Roman"/>
+        </w:rPr>
+        <w:t>feedbacks</w:t>
+      </w:r>
+      <w:proofErr w:type="gramEnd"/>
+      <w:r>
+        <w:rPr>
+          <w:rFonts w:ascii="Times New Roman" w:hAnsi="Times New Roman" w:cs="Times New Roman"/>
+        </w:rPr>
+        <w:t xml:space="preserve"> and recommendations throughout development of the project.</w:t>
       </w:r>
     </w:p>
     <w:p>
@@ -4024,6 +4971,7 @@
           <w:szCs w:val="26"/>
         </w:rPr>
       </w:pPr>
+      <w:bookmarkStart w:id="14" w:name="_Toc235887200"/>
       <w:r>
         <w:rPr>
           <w:rFonts w:ascii="Times New Roman" w:hAnsi="Times New Roman" w:cs="Times New Roman"/>
@@ -4032,6 +4980,7 @@
         </w:rPr>
         <w:t>2.3 Software Process Model</w:t>
       </w:r>
+      <w:bookmarkEnd w:id="14"/>
     </w:p>
     <w:p>
       <w:pPr>
@@ -4200,7 +5149,21 @@
         <w:rPr>
           <w:rFonts w:ascii="Times New Roman" w:hAnsi="Times New Roman" w:cs="Times New Roman"/>
         </w:rPr>
-        <w:t>– in this stage I started to coding the platform.</w:t>
+        <w:t xml:space="preserve">– in this stage I started to </w:t>
+      </w:r>
+      <w:proofErr w:type="gramStart"/>
+      <w:r>
+        <w:rPr>
+          <w:rFonts w:ascii="Times New Roman" w:hAnsi="Times New Roman" w:cs="Times New Roman"/>
+        </w:rPr>
+        <w:t>coding</w:t>
+      </w:r>
+      <w:proofErr w:type="gramEnd"/>
+      <w:r>
+        <w:rPr>
+          <w:rFonts w:ascii="Times New Roman" w:hAnsi="Times New Roman" w:cs="Times New Roman"/>
+        </w:rPr>
+        <w:t xml:space="preserve"> the platform.</w:t>
       </w:r>
     </w:p>
     <w:p>
@@ -4254,6 +5217,1206 @@
         </w:rPr>
         <w:t>– in this  stage I hosted my web on a live server.</w:t>
       </w:r>
+    </w:p>
+    <w:p>
+      <w:pPr>
+        <w:rPr>
+          <w:rFonts w:ascii="Times New Roman" w:hAnsi="Times New Roman" w:cs="Times New Roman"/>
+        </w:rPr>
+      </w:pPr>
+    </w:p>
+    <w:p>
+      <w:pPr>
+        <w:rPr>
+          <w:rFonts w:ascii="Times New Roman" w:hAnsi="Times New Roman" w:cs="Times New Roman"/>
+        </w:rPr>
+      </w:pPr>
+    </w:p>
+    <w:p>
+      <w:pPr>
+        <w:rPr>
+          <w:rFonts w:ascii="Times New Roman" w:hAnsi="Times New Roman" w:cs="Times New Roman"/>
+        </w:rPr>
+      </w:pPr>
+    </w:p>
+    <w:p>
+      <w:pPr>
+        <w:rPr>
+          <w:rFonts w:ascii="Times New Roman" w:hAnsi="Times New Roman" w:cs="Times New Roman"/>
+        </w:rPr>
+      </w:pPr>
+    </w:p>
+    <w:p>
+      <w:pPr>
+        <w:rPr>
+          <w:rFonts w:ascii="Times New Roman" w:hAnsi="Times New Roman" w:cs="Times New Roman"/>
+        </w:rPr>
+      </w:pPr>
+    </w:p>
+    <w:p>
+      <w:pPr>
+        <w:pStyle w:val="Heading2"/>
+        <w:rPr>
+          <w:rFonts w:ascii="Times New Roman" w:hAnsi="Times New Roman" w:cs="Times New Roman"/>
+          <w:sz w:val="26"/>
+          <w:szCs w:val="26"/>
+        </w:rPr>
+      </w:pPr>
+      <w:bookmarkStart w:id="15" w:name="_Toc235887201"/>
+      <w:r>
+        <w:rPr>
+          <w:rFonts w:ascii="Times New Roman" w:hAnsi="Times New Roman" w:cs="Times New Roman"/>
+          <w:sz w:val="26"/>
+          <w:szCs w:val="26"/>
+        </w:rPr>
+        <w:lastRenderedPageBreak/>
+        <w:t>2.4 Software Development Tools</w:t>
+      </w:r>
+      <w:bookmarkEnd w:id="15"/>
+    </w:p>
+    <w:tbl>
+      <w:tblPr>
+        <w:tblStyle w:val="GridTable1Light-Accent5"/>
+        <w:tblW w:w="0" w:type="auto"/>
+        <w:tblLook w:val="04A0" w:firstRow="1" w:lastRow="0" w:firstColumn="1" w:lastColumn="0" w:noHBand="0" w:noVBand="1"/>
+      </w:tblPr>
+      <w:tblGrid>
+        <w:gridCol w:w="4675"/>
+        <w:gridCol w:w="4675"/>
+      </w:tblGrid>
+      <w:tr>
+        <w:trPr>
+          <w:cnfStyle w:val="100000000000" w:firstRow="1" w:lastRow="0" w:firstColumn="0" w:lastColumn="0" w:oddVBand="0" w:evenVBand="0" w:oddHBand="0" w:evenHBand="0" w:firstRowFirstColumn="0" w:firstRowLastColumn="0" w:lastRowFirstColumn="0" w:lastRowLastColumn="0"/>
+        </w:trPr>
+        <w:tc>
+          <w:tcPr>
+            <w:cnfStyle w:val="001000000000" w:firstRow="0" w:lastRow="0" w:firstColumn="1" w:lastColumn="0" w:oddVBand="0" w:evenVBand="0" w:oddHBand="0" w:evenHBand="0" w:firstRowFirstColumn="0" w:firstRowLastColumn="0" w:lastRowFirstColumn="0" w:lastRowLastColumn="0"/>
+            <w:tcW w:w="4675" w:type="dxa"/>
+          </w:tcPr>
+          <w:p>
+            <w:pPr>
+              <w:jc w:val="center"/>
+              <w:rPr>
+                <w:rFonts w:ascii="Times New Roman" w:hAnsi="Times New Roman" w:cs="Times New Roman"/>
+              </w:rPr>
+            </w:pPr>
+            <w:r>
+              <w:rPr>
+                <w:rFonts w:ascii="Times New Roman" w:hAnsi="Times New Roman" w:cs="Times New Roman"/>
+              </w:rPr>
+              <w:t>Category</w:t>
+            </w:r>
+          </w:p>
+        </w:tc>
+        <w:tc>
+          <w:tcPr>
+            <w:tcW w:w="4675" w:type="dxa"/>
+          </w:tcPr>
+          <w:p>
+            <w:pPr>
+              <w:jc w:val="center"/>
+              <w:cnfStyle w:val="100000000000" w:firstRow="1" w:lastRow="0" w:firstColumn="0" w:lastColumn="0" w:oddVBand="0" w:evenVBand="0" w:oddHBand="0" w:evenHBand="0" w:firstRowFirstColumn="0" w:firstRowLastColumn="0" w:lastRowFirstColumn="0" w:lastRowLastColumn="0"/>
+              <w:rPr>
+                <w:rFonts w:ascii="Times New Roman" w:hAnsi="Times New Roman" w:cs="Times New Roman"/>
+              </w:rPr>
+            </w:pPr>
+            <w:r>
+              <w:rPr>
+                <w:rFonts w:ascii="Times New Roman" w:hAnsi="Times New Roman" w:cs="Times New Roman"/>
+              </w:rPr>
+              <w:t>Tool</w:t>
+            </w:r>
+          </w:p>
+        </w:tc>
+      </w:tr>
+      <w:tr>
+        <w:tc>
+          <w:tcPr>
+            <w:cnfStyle w:val="001000000000" w:firstRow="0" w:lastRow="0" w:firstColumn="1" w:lastColumn="0" w:oddVBand="0" w:evenVBand="0" w:oddHBand="0" w:evenHBand="0" w:firstRowFirstColumn="0" w:firstRowLastColumn="0" w:lastRowFirstColumn="0" w:lastRowLastColumn="0"/>
+            <w:tcW w:w="4675" w:type="dxa"/>
+          </w:tcPr>
+          <w:p>
+            <w:pPr>
+              <w:jc w:val="center"/>
+              <w:rPr>
+                <w:rFonts w:ascii="Times New Roman" w:hAnsi="Times New Roman" w:cs="Times New Roman"/>
+                <w:b w:val="0"/>
+                <w:bCs w:val="0"/>
+                <w:caps/>
+              </w:rPr>
+            </w:pPr>
+            <w:r>
+              <w:rPr>
+                <w:rFonts w:ascii="Times New Roman" w:hAnsi="Times New Roman" w:cs="Times New Roman"/>
+                <w:b w:val="0"/>
+                <w:bCs w:val="0"/>
+              </w:rPr>
+              <w:t>Frontend</w:t>
+            </w:r>
+          </w:p>
+        </w:tc>
+        <w:tc>
+          <w:tcPr>
+            <w:tcW w:w="4675" w:type="dxa"/>
+          </w:tcPr>
+          <w:p>
+            <w:pPr>
+              <w:jc w:val="center"/>
+              <w:cnfStyle w:val="000000000000" w:firstRow="0" w:lastRow="0" w:firstColumn="0" w:lastColumn="0" w:oddVBand="0" w:evenVBand="0" w:oddHBand="0" w:evenHBand="0" w:firstRowFirstColumn="0" w:firstRowLastColumn="0" w:lastRowFirstColumn="0" w:lastRowLastColumn="0"/>
+              <w:rPr>
+                <w:rFonts w:ascii="Times New Roman" w:hAnsi="Times New Roman" w:cs="Times New Roman"/>
+              </w:rPr>
+            </w:pPr>
+            <w:r>
+              <w:rPr>
+                <w:rFonts w:ascii="Times New Roman" w:hAnsi="Times New Roman" w:cs="Times New Roman"/>
+              </w:rPr>
+              <w:t>Notepad++(HTML,CSS,JS)</w:t>
+            </w:r>
+          </w:p>
+        </w:tc>
+      </w:tr>
+      <w:tr>
+        <w:tc>
+          <w:tcPr>
+            <w:cnfStyle w:val="001000000000" w:firstRow="0" w:lastRow="0" w:firstColumn="1" w:lastColumn="0" w:oddVBand="0" w:evenVBand="0" w:oddHBand="0" w:evenHBand="0" w:firstRowFirstColumn="0" w:firstRowLastColumn="0" w:lastRowFirstColumn="0" w:lastRowLastColumn="0"/>
+            <w:tcW w:w="4675" w:type="dxa"/>
+          </w:tcPr>
+          <w:p>
+            <w:pPr>
+              <w:jc w:val="center"/>
+              <w:rPr>
+                <w:rFonts w:ascii="Times New Roman" w:hAnsi="Times New Roman" w:cs="Times New Roman"/>
+                <w:b w:val="0"/>
+                <w:bCs w:val="0"/>
+              </w:rPr>
+            </w:pPr>
+            <w:r>
+              <w:rPr>
+                <w:rFonts w:ascii="Times New Roman" w:hAnsi="Times New Roman" w:cs="Times New Roman"/>
+                <w:b w:val="0"/>
+                <w:bCs w:val="0"/>
+              </w:rPr>
+              <w:t>Backend</w:t>
+            </w:r>
+          </w:p>
+        </w:tc>
+        <w:tc>
+          <w:tcPr>
+            <w:tcW w:w="4675" w:type="dxa"/>
+          </w:tcPr>
+          <w:p>
+            <w:pPr>
+              <w:jc w:val="center"/>
+              <w:cnfStyle w:val="000000000000" w:firstRow="0" w:lastRow="0" w:firstColumn="0" w:lastColumn="0" w:oddVBand="0" w:evenVBand="0" w:oddHBand="0" w:evenHBand="0" w:firstRowFirstColumn="0" w:firstRowLastColumn="0" w:lastRowFirstColumn="0" w:lastRowLastColumn="0"/>
+              <w:rPr>
+                <w:rFonts w:ascii="Times New Roman" w:hAnsi="Times New Roman" w:cs="Times New Roman"/>
+              </w:rPr>
+            </w:pPr>
+            <w:r>
+              <w:rPr>
+                <w:rFonts w:ascii="Times New Roman" w:hAnsi="Times New Roman" w:cs="Times New Roman"/>
+              </w:rPr>
+              <w:t>Notepad++(P</w:t>
+            </w:r>
+            <w:r>
+              <w:rPr>
+                <w:rFonts w:ascii="Times New Roman" w:hAnsi="Times New Roman" w:cs="Times New Roman"/>
+              </w:rPr>
+              <w:t>HP</w:t>
+            </w:r>
+            <w:r>
+              <w:rPr>
+                <w:rFonts w:ascii="Times New Roman" w:hAnsi="Times New Roman" w:cs="Times New Roman"/>
+              </w:rPr>
+              <w:t>)</w:t>
+            </w:r>
+          </w:p>
+        </w:tc>
+      </w:tr>
+      <w:tr>
+        <w:tc>
+          <w:tcPr>
+            <w:cnfStyle w:val="001000000000" w:firstRow="0" w:lastRow="0" w:firstColumn="1" w:lastColumn="0" w:oddVBand="0" w:evenVBand="0" w:oddHBand="0" w:evenHBand="0" w:firstRowFirstColumn="0" w:firstRowLastColumn="0" w:lastRowFirstColumn="0" w:lastRowLastColumn="0"/>
+            <w:tcW w:w="4675" w:type="dxa"/>
+          </w:tcPr>
+          <w:p>
+            <w:pPr>
+              <w:jc w:val="center"/>
+              <w:rPr>
+                <w:rFonts w:ascii="Times New Roman" w:hAnsi="Times New Roman" w:cs="Times New Roman"/>
+                <w:b w:val="0"/>
+                <w:bCs w:val="0"/>
+              </w:rPr>
+            </w:pPr>
+            <w:r>
+              <w:rPr>
+                <w:rFonts w:ascii="Times New Roman" w:hAnsi="Times New Roman" w:cs="Times New Roman"/>
+                <w:b w:val="0"/>
+                <w:bCs w:val="0"/>
+              </w:rPr>
+              <w:t>Database</w:t>
+            </w:r>
+          </w:p>
+        </w:tc>
+        <w:tc>
+          <w:tcPr>
+            <w:tcW w:w="4675" w:type="dxa"/>
+          </w:tcPr>
+          <w:p>
+            <w:pPr>
+              <w:jc w:val="center"/>
+              <w:cnfStyle w:val="000000000000" w:firstRow="0" w:lastRow="0" w:firstColumn="0" w:lastColumn="0" w:oddVBand="0" w:evenVBand="0" w:oddHBand="0" w:evenHBand="0" w:firstRowFirstColumn="0" w:firstRowLastColumn="0" w:lastRowFirstColumn="0" w:lastRowLastColumn="0"/>
+              <w:rPr>
+                <w:rFonts w:ascii="Times New Roman" w:hAnsi="Times New Roman" w:cs="Times New Roman"/>
+              </w:rPr>
+            </w:pPr>
+            <w:r>
+              <w:rPr>
+                <w:rFonts w:ascii="Times New Roman" w:hAnsi="Times New Roman" w:cs="Times New Roman"/>
+              </w:rPr>
+              <w:t>MySQL(PhpMyAdmin)</w:t>
+            </w:r>
+          </w:p>
+        </w:tc>
+      </w:tr>
+      <w:tr>
+        <w:tc>
+          <w:tcPr>
+            <w:cnfStyle w:val="001000000000" w:firstRow="0" w:lastRow="0" w:firstColumn="1" w:lastColumn="0" w:oddVBand="0" w:evenVBand="0" w:oddHBand="0" w:evenHBand="0" w:firstRowFirstColumn="0" w:firstRowLastColumn="0" w:lastRowFirstColumn="0" w:lastRowLastColumn="0"/>
+            <w:tcW w:w="4675" w:type="dxa"/>
+          </w:tcPr>
+          <w:p>
+            <w:pPr>
+              <w:jc w:val="center"/>
+              <w:rPr>
+                <w:rFonts w:ascii="Times New Roman" w:hAnsi="Times New Roman" w:cs="Times New Roman"/>
+                <w:b w:val="0"/>
+                <w:bCs w:val="0"/>
+              </w:rPr>
+            </w:pPr>
+            <w:r>
+              <w:rPr>
+                <w:rFonts w:ascii="Times New Roman" w:hAnsi="Times New Roman" w:cs="Times New Roman"/>
+                <w:b w:val="0"/>
+                <w:bCs w:val="0"/>
+              </w:rPr>
+              <w:t>Local Server</w:t>
+            </w:r>
+          </w:p>
+        </w:tc>
+        <w:tc>
+          <w:tcPr>
+            <w:tcW w:w="4675" w:type="dxa"/>
+          </w:tcPr>
+          <w:p>
+            <w:pPr>
+              <w:jc w:val="center"/>
+              <w:cnfStyle w:val="000000000000" w:firstRow="0" w:lastRow="0" w:firstColumn="0" w:lastColumn="0" w:oddVBand="0" w:evenVBand="0" w:oddHBand="0" w:evenHBand="0" w:firstRowFirstColumn="0" w:firstRowLastColumn="0" w:lastRowFirstColumn="0" w:lastRowLastColumn="0"/>
+              <w:rPr>
+                <w:rFonts w:ascii="Times New Roman" w:hAnsi="Times New Roman" w:cs="Times New Roman"/>
+              </w:rPr>
+            </w:pPr>
+            <w:r>
+              <w:rPr>
+                <w:rFonts w:ascii="Times New Roman" w:hAnsi="Times New Roman" w:cs="Times New Roman"/>
+              </w:rPr>
+              <w:t>XAMPP</w:t>
+            </w:r>
+          </w:p>
+        </w:tc>
+      </w:tr>
+      <w:tr>
+        <w:tc>
+          <w:tcPr>
+            <w:cnfStyle w:val="001000000000" w:firstRow="0" w:lastRow="0" w:firstColumn="1" w:lastColumn="0" w:oddVBand="0" w:evenVBand="0" w:oddHBand="0" w:evenHBand="0" w:firstRowFirstColumn="0" w:firstRowLastColumn="0" w:lastRowFirstColumn="0" w:lastRowLastColumn="0"/>
+            <w:tcW w:w="4675" w:type="dxa"/>
+          </w:tcPr>
+          <w:p>
+            <w:pPr>
+              <w:jc w:val="center"/>
+              <w:rPr>
+                <w:rFonts w:ascii="Times New Roman" w:hAnsi="Times New Roman" w:cs="Times New Roman"/>
+                <w:b w:val="0"/>
+                <w:bCs w:val="0"/>
+              </w:rPr>
+            </w:pPr>
+            <w:r>
+              <w:rPr>
+                <w:rFonts w:ascii="Times New Roman" w:hAnsi="Times New Roman" w:cs="Times New Roman"/>
+                <w:b w:val="0"/>
+                <w:bCs w:val="0"/>
+              </w:rPr>
+              <w:t>Code Editor</w:t>
+            </w:r>
+          </w:p>
+        </w:tc>
+        <w:tc>
+          <w:tcPr>
+            <w:tcW w:w="4675" w:type="dxa"/>
+          </w:tcPr>
+          <w:p>
+            <w:pPr>
+              <w:jc w:val="center"/>
+              <w:cnfStyle w:val="000000000000" w:firstRow="0" w:lastRow="0" w:firstColumn="0" w:lastColumn="0" w:oddVBand="0" w:evenVBand="0" w:oddHBand="0" w:evenHBand="0" w:firstRowFirstColumn="0" w:firstRowLastColumn="0" w:lastRowFirstColumn="0" w:lastRowLastColumn="0"/>
+              <w:rPr>
+                <w:rFonts w:ascii="Times New Roman" w:hAnsi="Times New Roman" w:cs="Times New Roman"/>
+              </w:rPr>
+            </w:pPr>
+            <w:r>
+              <w:rPr>
+                <w:rFonts w:ascii="Times New Roman" w:hAnsi="Times New Roman" w:cs="Times New Roman"/>
+              </w:rPr>
+              <w:t>Notepad++</w:t>
+            </w:r>
+          </w:p>
+        </w:tc>
+      </w:tr>
+      <w:tr>
+        <w:tc>
+          <w:tcPr>
+            <w:cnfStyle w:val="001000000000" w:firstRow="0" w:lastRow="0" w:firstColumn="1" w:lastColumn="0" w:oddVBand="0" w:evenVBand="0" w:oddHBand="0" w:evenHBand="0" w:firstRowFirstColumn="0" w:firstRowLastColumn="0" w:lastRowFirstColumn="0" w:lastRowLastColumn="0"/>
+            <w:tcW w:w="4675" w:type="dxa"/>
+          </w:tcPr>
+          <w:p>
+            <w:pPr>
+              <w:jc w:val="center"/>
+              <w:rPr>
+                <w:rFonts w:ascii="Times New Roman" w:hAnsi="Times New Roman" w:cs="Times New Roman"/>
+                <w:b w:val="0"/>
+                <w:bCs w:val="0"/>
+              </w:rPr>
+            </w:pPr>
+            <w:r>
+              <w:rPr>
+                <w:rFonts w:ascii="Times New Roman" w:hAnsi="Times New Roman" w:cs="Times New Roman"/>
+                <w:b w:val="0"/>
+                <w:bCs w:val="0"/>
+              </w:rPr>
+              <w:t>Version Control</w:t>
+            </w:r>
+          </w:p>
+        </w:tc>
+        <w:tc>
+          <w:tcPr>
+            <w:tcW w:w="4675" w:type="dxa"/>
+          </w:tcPr>
+          <w:p>
+            <w:pPr>
+              <w:jc w:val="center"/>
+              <w:cnfStyle w:val="000000000000" w:firstRow="0" w:lastRow="0" w:firstColumn="0" w:lastColumn="0" w:oddVBand="0" w:evenVBand="0" w:oddHBand="0" w:evenHBand="0" w:firstRowFirstColumn="0" w:firstRowLastColumn="0" w:lastRowFirstColumn="0" w:lastRowLastColumn="0"/>
+              <w:rPr>
+                <w:rFonts w:ascii="Times New Roman" w:hAnsi="Times New Roman" w:cs="Times New Roman"/>
+              </w:rPr>
+            </w:pPr>
+            <w:r>
+              <w:rPr>
+                <w:rFonts w:ascii="Times New Roman" w:hAnsi="Times New Roman" w:cs="Times New Roman"/>
+              </w:rPr>
+              <w:t>GitHub</w:t>
+            </w:r>
+          </w:p>
+        </w:tc>
+      </w:tr>
+      <w:tr>
+        <w:tc>
+          <w:tcPr>
+            <w:cnfStyle w:val="001000000000" w:firstRow="0" w:lastRow="0" w:firstColumn="1" w:lastColumn="0" w:oddVBand="0" w:evenVBand="0" w:oddHBand="0" w:evenHBand="0" w:firstRowFirstColumn="0" w:firstRowLastColumn="0" w:lastRowFirstColumn="0" w:lastRowLastColumn="0"/>
+            <w:tcW w:w="4675" w:type="dxa"/>
+          </w:tcPr>
+          <w:p>
+            <w:pPr>
+              <w:jc w:val="center"/>
+              <w:rPr>
+                <w:rFonts w:ascii="Times New Roman" w:hAnsi="Times New Roman" w:cs="Times New Roman"/>
+                <w:b w:val="0"/>
+                <w:bCs w:val="0"/>
+              </w:rPr>
+            </w:pPr>
+            <w:r>
+              <w:rPr>
+                <w:rFonts w:ascii="Times New Roman" w:hAnsi="Times New Roman" w:cs="Times New Roman"/>
+                <w:b w:val="0"/>
+                <w:bCs w:val="0"/>
+              </w:rPr>
+              <w:t>Documentation</w:t>
+            </w:r>
+          </w:p>
+        </w:tc>
+        <w:tc>
+          <w:tcPr>
+            <w:tcW w:w="4675" w:type="dxa"/>
+          </w:tcPr>
+          <w:p>
+            <w:pPr>
+              <w:jc w:val="center"/>
+              <w:cnfStyle w:val="000000000000" w:firstRow="0" w:lastRow="0" w:firstColumn="0" w:lastColumn="0" w:oddVBand="0" w:evenVBand="0" w:oddHBand="0" w:evenHBand="0" w:firstRowFirstColumn="0" w:firstRowLastColumn="0" w:lastRowFirstColumn="0" w:lastRowLastColumn="0"/>
+              <w:rPr>
+                <w:rFonts w:ascii="Times New Roman" w:hAnsi="Times New Roman" w:cs="Times New Roman"/>
+              </w:rPr>
+            </w:pPr>
+            <w:r>
+              <w:rPr>
+                <w:rFonts w:ascii="Times New Roman" w:hAnsi="Times New Roman" w:cs="Times New Roman"/>
+              </w:rPr>
+              <w:t>Microsoft Word</w:t>
+            </w:r>
+          </w:p>
+        </w:tc>
+      </w:tr>
+      <w:tr>
+        <w:tc>
+          <w:tcPr>
+            <w:cnfStyle w:val="001000000000" w:firstRow="0" w:lastRow="0" w:firstColumn="1" w:lastColumn="0" w:oddVBand="0" w:evenVBand="0" w:oddHBand="0" w:evenHBand="0" w:firstRowFirstColumn="0" w:firstRowLastColumn="0" w:lastRowFirstColumn="0" w:lastRowLastColumn="0"/>
+            <w:tcW w:w="4675" w:type="dxa"/>
+          </w:tcPr>
+          <w:p>
+            <w:pPr>
+              <w:jc w:val="center"/>
+              <w:rPr>
+                <w:rFonts w:ascii="Times New Roman" w:hAnsi="Times New Roman" w:cs="Times New Roman"/>
+                <w:b w:val="0"/>
+                <w:bCs w:val="0"/>
+              </w:rPr>
+            </w:pPr>
+            <w:r>
+              <w:rPr>
+                <w:rFonts w:ascii="Times New Roman" w:hAnsi="Times New Roman" w:cs="Times New Roman"/>
+                <w:b w:val="0"/>
+                <w:bCs w:val="0"/>
+              </w:rPr>
+              <w:t>Diagramming</w:t>
+            </w:r>
+          </w:p>
+        </w:tc>
+        <w:tc>
+          <w:tcPr>
+            <w:tcW w:w="4675" w:type="dxa"/>
+          </w:tcPr>
+          <w:p>
+            <w:pPr>
+              <w:jc w:val="center"/>
+              <w:cnfStyle w:val="000000000000" w:firstRow="0" w:lastRow="0" w:firstColumn="0" w:lastColumn="0" w:oddVBand="0" w:evenVBand="0" w:oddHBand="0" w:evenHBand="0" w:firstRowFirstColumn="0" w:firstRowLastColumn="0" w:lastRowFirstColumn="0" w:lastRowLastColumn="0"/>
+              <w:rPr>
+                <w:rFonts w:ascii="Times New Roman" w:hAnsi="Times New Roman" w:cs="Times New Roman"/>
+              </w:rPr>
+            </w:pPr>
+            <w:r>
+              <w:rPr>
+                <w:rFonts w:ascii="Times New Roman" w:hAnsi="Times New Roman" w:cs="Times New Roman"/>
+              </w:rPr>
+              <w:t>Draw.io</w:t>
+            </w:r>
+          </w:p>
+        </w:tc>
+      </w:tr>
+      <w:tr>
+        <w:tc>
+          <w:tcPr>
+            <w:cnfStyle w:val="001000000000" w:firstRow="0" w:lastRow="0" w:firstColumn="1" w:lastColumn="0" w:oddVBand="0" w:evenVBand="0" w:oddHBand="0" w:evenHBand="0" w:firstRowFirstColumn="0" w:firstRowLastColumn="0" w:lastRowFirstColumn="0" w:lastRowLastColumn="0"/>
+            <w:tcW w:w="4675" w:type="dxa"/>
+          </w:tcPr>
+          <w:p>
+            <w:pPr>
+              <w:jc w:val="center"/>
+              <w:rPr>
+                <w:rFonts w:ascii="Times New Roman" w:hAnsi="Times New Roman" w:cs="Times New Roman"/>
+                <w:b w:val="0"/>
+                <w:bCs w:val="0"/>
+              </w:rPr>
+            </w:pPr>
+            <w:r>
+              <w:rPr>
+                <w:rFonts w:ascii="Times New Roman" w:hAnsi="Times New Roman" w:cs="Times New Roman"/>
+                <w:b w:val="0"/>
+                <w:bCs w:val="0"/>
+              </w:rPr>
+              <w:t>Report Generation</w:t>
+            </w:r>
+          </w:p>
+        </w:tc>
+        <w:tc>
+          <w:tcPr>
+            <w:tcW w:w="4675" w:type="dxa"/>
+          </w:tcPr>
+          <w:p>
+            <w:pPr>
+              <w:jc w:val="center"/>
+              <w:cnfStyle w:val="000000000000" w:firstRow="0" w:lastRow="0" w:firstColumn="0" w:lastColumn="0" w:oddVBand="0" w:evenVBand="0" w:oddHBand="0" w:evenHBand="0" w:firstRowFirstColumn="0" w:firstRowLastColumn="0" w:lastRowFirstColumn="0" w:lastRowLastColumn="0"/>
+              <w:rPr>
+                <w:rFonts w:ascii="Times New Roman" w:hAnsi="Times New Roman" w:cs="Times New Roman"/>
+              </w:rPr>
+            </w:pPr>
+            <w:r>
+              <w:rPr>
+                <w:rFonts w:ascii="Times New Roman" w:hAnsi="Times New Roman" w:cs="Times New Roman"/>
+              </w:rPr>
+              <w:t>mPDF</w:t>
+            </w:r>
+          </w:p>
+        </w:tc>
+      </w:tr>
+    </w:tbl>
+    <w:p>
+      <w:pPr>
+        <w:rPr>
+          <w:rFonts w:ascii="Times New Roman" w:hAnsi="Times New Roman" w:cs="Times New Roman"/>
+        </w:rPr>
+      </w:pPr>
+    </w:p>
+    <w:p>
+      <w:pPr>
+        <w:pStyle w:val="Heading2"/>
+        <w:rPr>
+          <w:rFonts w:ascii="Times New Roman" w:hAnsi="Times New Roman" w:cs="Times New Roman"/>
+          <w:sz w:val="26"/>
+          <w:szCs w:val="26"/>
+        </w:rPr>
+      </w:pPr>
+      <w:bookmarkStart w:id="16" w:name="_Toc235887202"/>
+      <w:r>
+        <w:rPr>
+          <w:rFonts w:ascii="Times New Roman" w:hAnsi="Times New Roman" w:cs="Times New Roman"/>
+          <w:sz w:val="26"/>
+          <w:szCs w:val="26"/>
+        </w:rPr>
+        <w:t>2.5 Testing Strategies</w:t>
+      </w:r>
+      <w:bookmarkEnd w:id="16"/>
+    </w:p>
+    <w:p>
+      <w:pPr>
+        <w:rPr>
+          <w:rFonts w:ascii="Times New Roman" w:hAnsi="Times New Roman" w:cs="Times New Roman"/>
+        </w:rPr>
+      </w:pPr>
+      <w:r>
+        <w:rPr>
+          <w:rFonts w:ascii="Times New Roman" w:hAnsi="Times New Roman" w:cs="Times New Roman"/>
+        </w:rPr>
+        <w:t>I applied following testing strategies to my project.</w:t>
+      </w:r>
+    </w:p>
+    <w:p>
+      <w:pPr>
+        <w:pStyle w:val="ListParagraph"/>
+        <w:numPr>
+          <w:ilvl w:val="0"/>
+          <w:numId w:val="19"/>
+        </w:numPr>
+        <w:rPr>
+          <w:rFonts w:ascii="Times New Roman" w:hAnsi="Times New Roman" w:cs="Times New Roman"/>
+        </w:rPr>
+      </w:pPr>
+      <w:r>
+        <w:rPr>
+          <w:rFonts w:ascii="Times New Roman" w:hAnsi="Times New Roman" w:cs="Times New Roman"/>
+        </w:rPr>
+        <w:t xml:space="preserve">Unit Testing – using this I tested individual </w:t>
+      </w:r>
+      <w:proofErr w:type="spellStart"/>
+      <w:r>
+        <w:rPr>
+          <w:rFonts w:ascii="Times New Roman" w:hAnsi="Times New Roman" w:cs="Times New Roman"/>
+        </w:rPr>
+        <w:t>php</w:t>
+      </w:r>
+      <w:proofErr w:type="spellEnd"/>
+      <w:r>
+        <w:rPr>
+          <w:rFonts w:ascii="Times New Roman" w:hAnsi="Times New Roman" w:cs="Times New Roman"/>
+        </w:rPr>
+        <w:t xml:space="preserve"> files</w:t>
+      </w:r>
+      <w:r>
+        <w:rPr>
+          <w:rFonts w:ascii="Times New Roman" w:hAnsi="Times New Roman" w:cs="Times New Roman"/>
+        </w:rPr>
+        <w:t xml:space="preserve"> to confirm their work.</w:t>
+      </w:r>
+    </w:p>
+    <w:p>
+      <w:pPr>
+        <w:pStyle w:val="ListParagraph"/>
+        <w:numPr>
+          <w:ilvl w:val="0"/>
+          <w:numId w:val="19"/>
+        </w:numPr>
+        <w:rPr>
+          <w:rFonts w:ascii="Times New Roman" w:hAnsi="Times New Roman" w:cs="Times New Roman"/>
+        </w:rPr>
+      </w:pPr>
+      <w:r>
+        <w:rPr>
+          <w:rFonts w:ascii="Times New Roman" w:hAnsi="Times New Roman" w:cs="Times New Roman"/>
+        </w:rPr>
+        <w:t xml:space="preserve">Functional Testing – tested each </w:t>
+      </w:r>
+      <w:proofErr w:type="gramStart"/>
+      <w:r>
+        <w:rPr>
+          <w:rFonts w:ascii="Times New Roman" w:hAnsi="Times New Roman" w:cs="Times New Roman"/>
+        </w:rPr>
+        <w:t>functions</w:t>
+      </w:r>
+      <w:proofErr w:type="gramEnd"/>
+      <w:r>
+        <w:rPr>
+          <w:rFonts w:ascii="Times New Roman" w:hAnsi="Times New Roman" w:cs="Times New Roman"/>
+        </w:rPr>
+        <w:t xml:space="preserve"> in the system to confirm their work.</w:t>
+      </w:r>
+    </w:p>
+    <w:p>
+      <w:pPr>
+        <w:pStyle w:val="ListParagraph"/>
+        <w:numPr>
+          <w:ilvl w:val="0"/>
+          <w:numId w:val="19"/>
+        </w:numPr>
+        <w:rPr>
+          <w:rFonts w:ascii="Times New Roman" w:hAnsi="Times New Roman" w:cs="Times New Roman"/>
+        </w:rPr>
+      </w:pPr>
+      <w:r>
+        <w:rPr>
+          <w:rFonts w:ascii="Times New Roman" w:hAnsi="Times New Roman" w:cs="Times New Roman"/>
+        </w:rPr>
+        <w:t>Validation Testing – tested all form inputs and validations.</w:t>
+      </w:r>
+    </w:p>
+    <w:p>
+      <w:pPr>
+        <w:pStyle w:val="ListParagraph"/>
+        <w:numPr>
+          <w:ilvl w:val="0"/>
+          <w:numId w:val="19"/>
+        </w:numPr>
+        <w:rPr>
+          <w:rFonts w:ascii="Times New Roman" w:hAnsi="Times New Roman" w:cs="Times New Roman"/>
+        </w:rPr>
+      </w:pPr>
+      <w:r>
+        <w:rPr>
+          <w:rFonts w:ascii="Times New Roman" w:hAnsi="Times New Roman" w:cs="Times New Roman"/>
+        </w:rPr>
+        <w:t>Regression Testing – after found some bugs I fixed them and retested them.</w:t>
+      </w:r>
+    </w:p>
+    <w:p>
+      <w:pPr>
+        <w:pStyle w:val="Heading2"/>
+        <w:rPr>
+          <w:rFonts w:ascii="Times New Roman" w:hAnsi="Times New Roman" w:cs="Times New Roman"/>
+          <w:sz w:val="26"/>
+          <w:szCs w:val="26"/>
+        </w:rPr>
+      </w:pPr>
+      <w:bookmarkStart w:id="17" w:name="_Toc235887203"/>
+      <w:r>
+        <w:rPr>
+          <w:rFonts w:ascii="Times New Roman" w:hAnsi="Times New Roman" w:cs="Times New Roman"/>
+          <w:sz w:val="26"/>
+          <w:szCs w:val="26"/>
+        </w:rPr>
+        <w:t>2.6 Implementation Plan</w:t>
+      </w:r>
+      <w:bookmarkEnd w:id="17"/>
+    </w:p>
+    <w:p>
+      <w:pPr>
+        <w:rPr>
+          <w:rFonts w:ascii="Times New Roman" w:hAnsi="Times New Roman" w:cs="Times New Roman"/>
+        </w:rPr>
+      </w:pPr>
+      <w:r>
+        <w:rPr>
+          <w:rFonts w:ascii="Times New Roman" w:hAnsi="Times New Roman" w:cs="Times New Roman"/>
+        </w:rPr>
+        <w:t xml:space="preserve">My implementation plan was as </w:t>
+      </w:r>
+      <w:proofErr w:type="gramStart"/>
+      <w:r>
+        <w:rPr>
+          <w:rFonts w:ascii="Times New Roman" w:hAnsi="Times New Roman" w:cs="Times New Roman"/>
+        </w:rPr>
+        <w:t>following</w:t>
+      </w:r>
+      <w:proofErr w:type="gramEnd"/>
+      <w:r>
+        <w:rPr>
+          <w:rFonts w:ascii="Times New Roman" w:hAnsi="Times New Roman" w:cs="Times New Roman"/>
+        </w:rPr>
+        <w:t xml:space="preserve"> order.</w:t>
+      </w:r>
+    </w:p>
+    <w:p>
+      <w:pPr>
+        <w:pStyle w:val="ListParagraph"/>
+        <w:numPr>
+          <w:ilvl w:val="0"/>
+          <w:numId w:val="20"/>
+        </w:numPr>
+        <w:rPr>
+          <w:rFonts w:ascii="Times New Roman" w:hAnsi="Times New Roman" w:cs="Times New Roman"/>
+        </w:rPr>
+      </w:pPr>
+      <w:r>
+        <w:rPr>
+          <w:rFonts w:ascii="Times New Roman" w:hAnsi="Times New Roman" w:cs="Times New Roman"/>
+        </w:rPr>
+        <w:t>Gathering all the requirements and making the SRS document</w:t>
+      </w:r>
+    </w:p>
+    <w:p>
+      <w:pPr>
+        <w:pStyle w:val="ListParagraph"/>
+        <w:numPr>
+          <w:ilvl w:val="0"/>
+          <w:numId w:val="20"/>
+        </w:numPr>
+        <w:rPr>
+          <w:rFonts w:ascii="Times New Roman" w:hAnsi="Times New Roman" w:cs="Times New Roman"/>
+        </w:rPr>
+      </w:pPr>
+      <w:r>
+        <w:rPr>
+          <w:rFonts w:ascii="Times New Roman" w:hAnsi="Times New Roman" w:cs="Times New Roman"/>
+        </w:rPr>
+        <w:t>Use case diagram drawing</w:t>
+      </w:r>
+    </w:p>
+    <w:p>
+      <w:pPr>
+        <w:pStyle w:val="ListParagraph"/>
+        <w:numPr>
+          <w:ilvl w:val="0"/>
+          <w:numId w:val="20"/>
+        </w:numPr>
+        <w:rPr>
+          <w:rFonts w:ascii="Times New Roman" w:hAnsi="Times New Roman" w:cs="Times New Roman"/>
+        </w:rPr>
+      </w:pPr>
+      <w:r>
+        <w:rPr>
+          <w:rFonts w:ascii="Times New Roman" w:hAnsi="Times New Roman" w:cs="Times New Roman"/>
+        </w:rPr>
+        <w:t>ER diagram designing</w:t>
+      </w:r>
+    </w:p>
+    <w:p>
+      <w:pPr>
+        <w:pStyle w:val="ListParagraph"/>
+        <w:numPr>
+          <w:ilvl w:val="0"/>
+          <w:numId w:val="20"/>
+        </w:numPr>
+        <w:rPr>
+          <w:rFonts w:ascii="Times New Roman" w:hAnsi="Times New Roman" w:cs="Times New Roman"/>
+        </w:rPr>
+      </w:pPr>
+      <w:r>
+        <w:rPr>
+          <w:rFonts w:ascii="Times New Roman" w:hAnsi="Times New Roman" w:cs="Times New Roman"/>
+        </w:rPr>
+        <w:t>Class diagram designing</w:t>
+      </w:r>
+    </w:p>
+    <w:p>
+      <w:pPr>
+        <w:pStyle w:val="ListParagraph"/>
+        <w:numPr>
+          <w:ilvl w:val="0"/>
+          <w:numId w:val="20"/>
+        </w:numPr>
+        <w:rPr>
+          <w:rFonts w:ascii="Times New Roman" w:hAnsi="Times New Roman" w:cs="Times New Roman"/>
+        </w:rPr>
+      </w:pPr>
+      <w:r>
+        <w:rPr>
+          <w:rFonts w:ascii="Times New Roman" w:hAnsi="Times New Roman" w:cs="Times New Roman"/>
+        </w:rPr>
+        <w:t>Made the database in MYSQL as the ER diagram</w:t>
+      </w:r>
+    </w:p>
+    <w:p>
+      <w:pPr>
+        <w:pStyle w:val="ListParagraph"/>
+        <w:numPr>
+          <w:ilvl w:val="0"/>
+          <w:numId w:val="20"/>
+        </w:numPr>
+        <w:rPr>
+          <w:rFonts w:ascii="Times New Roman" w:hAnsi="Times New Roman" w:cs="Times New Roman"/>
+        </w:rPr>
+      </w:pPr>
+      <w:r>
+        <w:rPr>
+          <w:rFonts w:ascii="Times New Roman" w:hAnsi="Times New Roman" w:cs="Times New Roman"/>
+        </w:rPr>
+        <w:t>Coded all the classes like in class diagram</w:t>
+      </w:r>
+    </w:p>
+    <w:p>
+      <w:pPr>
+        <w:pStyle w:val="ListParagraph"/>
+        <w:numPr>
+          <w:ilvl w:val="0"/>
+          <w:numId w:val="20"/>
+        </w:numPr>
+        <w:rPr>
+          <w:rFonts w:ascii="Times New Roman" w:hAnsi="Times New Roman" w:cs="Times New Roman"/>
+        </w:rPr>
+      </w:pPr>
+      <w:r>
+        <w:rPr>
+          <w:rFonts w:ascii="Times New Roman" w:hAnsi="Times New Roman" w:cs="Times New Roman"/>
+        </w:rPr>
+        <w:t>Made the Main interface home.html</w:t>
+      </w:r>
+    </w:p>
+    <w:p>
+      <w:pPr>
+        <w:pStyle w:val="ListParagraph"/>
+        <w:numPr>
+          <w:ilvl w:val="0"/>
+          <w:numId w:val="20"/>
+        </w:numPr>
+        <w:rPr>
+          <w:rFonts w:ascii="Times New Roman" w:hAnsi="Times New Roman" w:cs="Times New Roman"/>
+        </w:rPr>
+      </w:pPr>
+      <w:r>
+        <w:rPr>
+          <w:rFonts w:ascii="Times New Roman" w:hAnsi="Times New Roman" w:cs="Times New Roman"/>
+        </w:rPr>
+        <w:t>Admin panel coding with all other interfaces</w:t>
+      </w:r>
+    </w:p>
+    <w:p>
+      <w:pPr>
+        <w:pStyle w:val="ListParagraph"/>
+        <w:numPr>
+          <w:ilvl w:val="0"/>
+          <w:numId w:val="20"/>
+        </w:numPr>
+        <w:rPr>
+          <w:rFonts w:ascii="Times New Roman" w:hAnsi="Times New Roman" w:cs="Times New Roman"/>
+        </w:rPr>
+      </w:pPr>
+      <w:r>
+        <w:rPr>
+          <w:rFonts w:ascii="Times New Roman" w:hAnsi="Times New Roman" w:cs="Times New Roman"/>
+        </w:rPr>
+        <w:t>Tourist</w:t>
+      </w:r>
+      <w:r>
+        <w:rPr>
+          <w:rFonts w:ascii="Times New Roman" w:hAnsi="Times New Roman" w:cs="Times New Roman"/>
+        </w:rPr>
+        <w:t xml:space="preserve"> panel coding with all</w:t>
+      </w:r>
+      <w:r>
+        <w:rPr>
+          <w:rFonts w:ascii="Times New Roman" w:hAnsi="Times New Roman" w:cs="Times New Roman"/>
+        </w:rPr>
+        <w:t xml:space="preserve"> other</w:t>
+      </w:r>
+      <w:r>
+        <w:rPr>
+          <w:rFonts w:ascii="Times New Roman" w:hAnsi="Times New Roman" w:cs="Times New Roman"/>
+        </w:rPr>
+        <w:t xml:space="preserve"> interfaces</w:t>
+      </w:r>
+    </w:p>
+    <w:p>
+      <w:pPr>
+        <w:pStyle w:val="ListParagraph"/>
+        <w:numPr>
+          <w:ilvl w:val="0"/>
+          <w:numId w:val="20"/>
+        </w:numPr>
+        <w:rPr>
+          <w:rFonts w:ascii="Times New Roman" w:hAnsi="Times New Roman" w:cs="Times New Roman"/>
+        </w:rPr>
+      </w:pPr>
+      <w:r>
+        <w:rPr>
+          <w:rFonts w:ascii="Times New Roman" w:hAnsi="Times New Roman" w:cs="Times New Roman"/>
+        </w:rPr>
+        <w:t>Tour guide</w:t>
+      </w:r>
+      <w:r>
+        <w:rPr>
+          <w:rFonts w:ascii="Times New Roman" w:hAnsi="Times New Roman" w:cs="Times New Roman"/>
+        </w:rPr>
+        <w:t xml:space="preserve"> panel coding with all</w:t>
+      </w:r>
+      <w:r>
+        <w:rPr>
+          <w:rFonts w:ascii="Times New Roman" w:hAnsi="Times New Roman" w:cs="Times New Roman"/>
+        </w:rPr>
+        <w:t xml:space="preserve"> other</w:t>
+      </w:r>
+      <w:r>
+        <w:rPr>
+          <w:rFonts w:ascii="Times New Roman" w:hAnsi="Times New Roman" w:cs="Times New Roman"/>
+        </w:rPr>
+        <w:t xml:space="preserve"> interface</w:t>
+      </w:r>
+      <w:r>
+        <w:rPr>
+          <w:rFonts w:ascii="Times New Roman" w:hAnsi="Times New Roman" w:cs="Times New Roman"/>
+        </w:rPr>
+        <w:t>s</w:t>
+      </w:r>
+    </w:p>
+    <w:p>
+      <w:pPr>
+        <w:pStyle w:val="ListParagraph"/>
+        <w:numPr>
+          <w:ilvl w:val="0"/>
+          <w:numId w:val="20"/>
+        </w:numPr>
+        <w:rPr>
+          <w:rFonts w:ascii="Times New Roman" w:hAnsi="Times New Roman" w:cs="Times New Roman"/>
+        </w:rPr>
+      </w:pPr>
+      <w:r>
+        <w:rPr>
+          <w:rFonts w:ascii="Times New Roman" w:hAnsi="Times New Roman" w:cs="Times New Roman"/>
+        </w:rPr>
+        <w:t>Shop Owner</w:t>
+      </w:r>
+      <w:r>
+        <w:rPr>
+          <w:rFonts w:ascii="Times New Roman" w:hAnsi="Times New Roman" w:cs="Times New Roman"/>
+        </w:rPr>
+        <w:t xml:space="preserve"> panel coding with all</w:t>
+      </w:r>
+      <w:r>
+        <w:rPr>
+          <w:rFonts w:ascii="Times New Roman" w:hAnsi="Times New Roman" w:cs="Times New Roman"/>
+        </w:rPr>
+        <w:t xml:space="preserve"> other</w:t>
+      </w:r>
+      <w:r>
+        <w:rPr>
+          <w:rFonts w:ascii="Times New Roman" w:hAnsi="Times New Roman" w:cs="Times New Roman"/>
+        </w:rPr>
+        <w:t xml:space="preserve"> interfaces</w:t>
+      </w:r>
+    </w:p>
+    <w:p>
+      <w:pPr>
+        <w:pStyle w:val="ListParagraph"/>
+        <w:numPr>
+          <w:ilvl w:val="0"/>
+          <w:numId w:val="20"/>
+        </w:numPr>
+        <w:rPr>
+          <w:rFonts w:ascii="Times New Roman" w:hAnsi="Times New Roman" w:cs="Times New Roman"/>
+        </w:rPr>
+      </w:pPr>
+      <w:r>
+        <w:rPr>
+          <w:rFonts w:ascii="Times New Roman" w:hAnsi="Times New Roman" w:cs="Times New Roman"/>
+        </w:rPr>
+        <w:t>Hotel Owner</w:t>
+      </w:r>
+      <w:r>
+        <w:rPr>
+          <w:rFonts w:ascii="Times New Roman" w:hAnsi="Times New Roman" w:cs="Times New Roman"/>
+        </w:rPr>
+        <w:t xml:space="preserve"> panel coding with all</w:t>
+      </w:r>
+      <w:r>
+        <w:rPr>
+          <w:rFonts w:ascii="Times New Roman" w:hAnsi="Times New Roman" w:cs="Times New Roman"/>
+        </w:rPr>
+        <w:t xml:space="preserve"> other</w:t>
+      </w:r>
+      <w:r>
+        <w:rPr>
+          <w:rFonts w:ascii="Times New Roman" w:hAnsi="Times New Roman" w:cs="Times New Roman"/>
+        </w:rPr>
+        <w:t xml:space="preserve"> interface</w:t>
+      </w:r>
+      <w:r>
+        <w:rPr>
+          <w:rFonts w:ascii="Times New Roman" w:hAnsi="Times New Roman" w:cs="Times New Roman"/>
+        </w:rPr>
+        <w:t>s</w:t>
+      </w:r>
+    </w:p>
+    <w:p>
+      <w:pPr>
+        <w:pStyle w:val="ListParagraph"/>
+        <w:numPr>
+          <w:ilvl w:val="0"/>
+          <w:numId w:val="20"/>
+        </w:numPr>
+        <w:rPr>
+          <w:rFonts w:ascii="Times New Roman" w:hAnsi="Times New Roman" w:cs="Times New Roman"/>
+        </w:rPr>
+      </w:pPr>
+      <w:r>
+        <w:rPr>
+          <w:rFonts w:ascii="Times New Roman" w:hAnsi="Times New Roman" w:cs="Times New Roman"/>
+        </w:rPr>
+        <w:t>Experience Provide panel coding with all other interfaces</w:t>
+      </w:r>
+    </w:p>
+    <w:p>
+      <w:pPr>
+        <w:pStyle w:val="ListParagraph"/>
+        <w:numPr>
+          <w:ilvl w:val="0"/>
+          <w:numId w:val="20"/>
+        </w:numPr>
+        <w:rPr>
+          <w:rFonts w:ascii="Times New Roman" w:hAnsi="Times New Roman" w:cs="Times New Roman"/>
+        </w:rPr>
+      </w:pPr>
+      <w:r>
+        <w:rPr>
+          <w:rFonts w:ascii="Times New Roman" w:hAnsi="Times New Roman" w:cs="Times New Roman"/>
+        </w:rPr>
+        <w:t>Testing bug fixing</w:t>
+      </w:r>
+    </w:p>
+    <w:p>
+      <w:pPr>
+        <w:pStyle w:val="ListParagraph"/>
+        <w:numPr>
+          <w:ilvl w:val="0"/>
+          <w:numId w:val="20"/>
+        </w:numPr>
+        <w:rPr>
+          <w:rFonts w:ascii="Times New Roman" w:hAnsi="Times New Roman" w:cs="Times New Roman"/>
+        </w:rPr>
+      </w:pPr>
+      <w:r>
+        <w:rPr>
+          <w:rFonts w:ascii="Times New Roman" w:hAnsi="Times New Roman" w:cs="Times New Roman"/>
+        </w:rPr>
+        <w:t>Final report documentation and presentation making</w:t>
+      </w:r>
+    </w:p>
+    <w:p>
+      <w:pPr>
+        <w:rPr>
+          <w:rFonts w:ascii="Times New Roman" w:hAnsi="Times New Roman" w:cs="Times New Roman"/>
+        </w:rPr>
+      </w:pPr>
+    </w:p>
+    <w:p>
+      <w:pPr>
+        <w:pStyle w:val="Heading2"/>
+        <w:rPr>
+          <w:rFonts w:ascii="Times New Roman" w:hAnsi="Times New Roman" w:cs="Times New Roman"/>
+          <w:sz w:val="26"/>
+          <w:szCs w:val="26"/>
+        </w:rPr>
+      </w:pPr>
+      <w:bookmarkStart w:id="18" w:name="_Toc235887204"/>
+      <w:r>
+        <w:rPr>
+          <w:rFonts w:ascii="Times New Roman" w:hAnsi="Times New Roman" w:cs="Times New Roman"/>
+          <w:sz w:val="26"/>
+          <w:szCs w:val="26"/>
+        </w:rPr>
+        <w:lastRenderedPageBreak/>
+        <w:t>2.7 Chapter Summary</w:t>
+      </w:r>
+      <w:bookmarkEnd w:id="18"/>
+    </w:p>
+    <w:p>
+      <w:pPr>
+        <w:rPr>
+          <w:rFonts w:ascii="Times New Roman" w:hAnsi="Times New Roman" w:cs="Times New Roman"/>
+        </w:rPr>
+      </w:pPr>
+      <w:r>
+        <w:rPr>
+          <w:rFonts w:ascii="Times New Roman" w:hAnsi="Times New Roman" w:cs="Times New Roman"/>
+        </w:rPr>
+        <w:t>In this chapter I described how I gathered my data to develop my project, software development model, tools I used for development and documentation, testing strategies, and overall methodology of my project.</w:t>
+      </w:r>
+    </w:p>
+    <w:p>
+      <w:pPr>
+        <w:rPr>
+          <w:rFonts w:ascii="Times New Roman" w:hAnsi="Times New Roman" w:cs="Times New Roman"/>
+        </w:rPr>
+      </w:pPr>
+    </w:p>
+    <w:p>
+      <w:pPr>
+        <w:rPr>
+          <w:rFonts w:ascii="Times New Roman" w:hAnsi="Times New Roman" w:cs="Times New Roman"/>
+        </w:rPr>
+      </w:pPr>
+    </w:p>
+    <w:p>
+      <w:pPr>
+        <w:rPr>
+          <w:rFonts w:ascii="Times New Roman" w:hAnsi="Times New Roman" w:cs="Times New Roman"/>
+        </w:rPr>
+      </w:pPr>
+    </w:p>
+    <w:p>
+      <w:pPr>
+        <w:pStyle w:val="Heading1"/>
+        <w:rPr>
+          <w:rFonts w:ascii="Times New Roman" w:hAnsi="Times New Roman" w:cs="Times New Roman"/>
+          <w:sz w:val="28"/>
+          <w:szCs w:val="28"/>
+          <w:lang w:bidi="si-LK"/>
+        </w:rPr>
+      </w:pPr>
+      <w:bookmarkStart w:id="19" w:name="_Toc235887205"/>
+      <w:r>
+        <w:rPr>
+          <w:rFonts w:ascii="Times New Roman" w:hAnsi="Times New Roman" w:cs="Times New Roman"/>
+          <w:sz w:val="28"/>
+          <w:szCs w:val="28"/>
+          <w:lang w:bidi="si-LK"/>
+        </w:rPr>
+        <w:t>Chapter 3: Analysis</w:t>
+      </w:r>
+      <w:bookmarkEnd w:id="19"/>
+    </w:p>
+    <w:p>
+      <w:pPr>
+        <w:pStyle w:val="Heading2"/>
+        <w:rPr>
+          <w:rFonts w:ascii="Times New Roman" w:hAnsi="Times New Roman" w:cs="Times New Roman"/>
+          <w:sz w:val="26"/>
+          <w:szCs w:val="26"/>
+          <w:lang w:bidi="si-LK"/>
+        </w:rPr>
+      </w:pPr>
+      <w:bookmarkStart w:id="20" w:name="_Toc235887206"/>
+      <w:r>
+        <w:rPr>
+          <w:rFonts w:ascii="Times New Roman" w:hAnsi="Times New Roman" w:cs="Times New Roman"/>
+          <w:sz w:val="26"/>
+          <w:szCs w:val="26"/>
+          <w:lang w:bidi="si-LK"/>
+        </w:rPr>
+        <w:t>3.1 Introduction</w:t>
+      </w:r>
+      <w:bookmarkEnd w:id="20"/>
+    </w:p>
+    <w:p>
+      <w:pPr>
+        <w:rPr>
+          <w:rFonts w:ascii="Times New Roman" w:hAnsi="Times New Roman" w:cs="Times New Roman"/>
+          <w:lang w:bidi="si-LK"/>
+        </w:rPr>
+      </w:pPr>
     </w:p>
     <w:sectPr>
       <w:footerReference w:type="default" r:id="rId13"/>
@@ -5146,6 +7309,92 @@
     </w:lvl>
   </w:abstractNum>
   <w:abstractNum w:abstractNumId="7" w15:restartNumberingAfterBreak="0">
+    <w:nsid w:val="1A4A2CA2"/>
+    <w:multiLevelType w:val="hybridMultilevel"/>
+    <w:tmpl w:val="E91A4ACE"/>
+    <w:lvl w:ilvl="0" w:tplc="0409000F">
+      <w:start w:val="1"/>
+      <w:numFmt w:val="decimal"/>
+      <w:lvlText w:val="%1."/>
+      <w:lvlJc w:val="left"/>
+      <w:pPr>
+        <w:ind w:left="720" w:hanging="360"/>
+      </w:pPr>
+    </w:lvl>
+    <w:lvl w:ilvl="1" w:tplc="04090019" w:tentative="1">
+      <w:start w:val="1"/>
+      <w:numFmt w:val="lowerLetter"/>
+      <w:lvlText w:val="%2."/>
+      <w:lvlJc w:val="left"/>
+      <w:pPr>
+        <w:ind w:left="1440" w:hanging="360"/>
+      </w:pPr>
+    </w:lvl>
+    <w:lvl w:ilvl="2" w:tplc="0409001B" w:tentative="1">
+      <w:start w:val="1"/>
+      <w:numFmt w:val="lowerRoman"/>
+      <w:lvlText w:val="%3."/>
+      <w:lvlJc w:val="right"/>
+      <w:pPr>
+        <w:ind w:left="2160" w:hanging="180"/>
+      </w:pPr>
+    </w:lvl>
+    <w:lvl w:ilvl="3" w:tplc="0409000F" w:tentative="1">
+      <w:start w:val="1"/>
+      <w:numFmt w:val="decimal"/>
+      <w:lvlText w:val="%4."/>
+      <w:lvlJc w:val="left"/>
+      <w:pPr>
+        <w:ind w:left="2880" w:hanging="360"/>
+      </w:pPr>
+    </w:lvl>
+    <w:lvl w:ilvl="4" w:tplc="04090019" w:tentative="1">
+      <w:start w:val="1"/>
+      <w:numFmt w:val="lowerLetter"/>
+      <w:lvlText w:val="%5."/>
+      <w:lvlJc w:val="left"/>
+      <w:pPr>
+        <w:ind w:left="3600" w:hanging="360"/>
+      </w:pPr>
+    </w:lvl>
+    <w:lvl w:ilvl="5" w:tplc="0409001B" w:tentative="1">
+      <w:start w:val="1"/>
+      <w:numFmt w:val="lowerRoman"/>
+      <w:lvlText w:val="%6."/>
+      <w:lvlJc w:val="right"/>
+      <w:pPr>
+        <w:ind w:left="4320" w:hanging="180"/>
+      </w:pPr>
+    </w:lvl>
+    <w:lvl w:ilvl="6" w:tplc="0409000F" w:tentative="1">
+      <w:start w:val="1"/>
+      <w:numFmt w:val="decimal"/>
+      <w:lvlText w:val="%7."/>
+      <w:lvlJc w:val="left"/>
+      <w:pPr>
+        <w:ind w:left="5040" w:hanging="360"/>
+      </w:pPr>
+    </w:lvl>
+    <w:lvl w:ilvl="7" w:tplc="04090019" w:tentative="1">
+      <w:start w:val="1"/>
+      <w:numFmt w:val="lowerLetter"/>
+      <w:lvlText w:val="%8."/>
+      <w:lvlJc w:val="left"/>
+      <w:pPr>
+        <w:ind w:left="5760" w:hanging="360"/>
+      </w:pPr>
+    </w:lvl>
+    <w:lvl w:ilvl="8" w:tplc="0409001B" w:tentative="1">
+      <w:start w:val="1"/>
+      <w:numFmt w:val="lowerRoman"/>
+      <w:lvlText w:val="%9."/>
+      <w:lvlJc w:val="right"/>
+      <w:pPr>
+        <w:ind w:left="6480" w:hanging="180"/>
+      </w:pPr>
+    </w:lvl>
+  </w:abstractNum>
+  <w:abstractNum w:abstractNumId="8" w15:restartNumberingAfterBreak="0">
     <w:nsid w:val="1B276ED9"/>
     <w:multiLevelType w:val="hybridMultilevel"/>
     <w:tmpl w:val="590EDBBC"/>
@@ -5258,7 +7507,7 @@
       </w:rPr>
     </w:lvl>
   </w:abstractNum>
-  <w:abstractNum w:abstractNumId="8" w15:restartNumberingAfterBreak="0">
+  <w:abstractNum w:abstractNumId="9" w15:restartNumberingAfterBreak="0">
     <w:nsid w:val="29A01ADA"/>
     <w:multiLevelType w:val="hybridMultilevel"/>
     <w:tmpl w:val="B32C13DE"/>
@@ -5344,7 +7593,7 @@
       </w:pPr>
     </w:lvl>
   </w:abstractNum>
-  <w:abstractNum w:abstractNumId="9" w15:restartNumberingAfterBreak="0">
+  <w:abstractNum w:abstractNumId="10" w15:restartNumberingAfterBreak="0">
     <w:nsid w:val="2EEC5EEE"/>
     <w:multiLevelType w:val="hybridMultilevel"/>
     <w:tmpl w:val="200E3846"/>
@@ -5457,7 +7706,7 @@
       </w:rPr>
     </w:lvl>
   </w:abstractNum>
-  <w:abstractNum w:abstractNumId="10" w15:restartNumberingAfterBreak="0">
+  <w:abstractNum w:abstractNumId="11" w15:restartNumberingAfterBreak="0">
     <w:nsid w:val="37492C52"/>
     <w:multiLevelType w:val="hybridMultilevel"/>
     <w:tmpl w:val="1C321E3E"/>
@@ -5570,7 +7819,120 @@
       </w:rPr>
     </w:lvl>
   </w:abstractNum>
-  <w:abstractNum w:abstractNumId="11" w15:restartNumberingAfterBreak="0">
+  <w:abstractNum w:abstractNumId="12" w15:restartNumberingAfterBreak="0">
+    <w:nsid w:val="4E5421E5"/>
+    <w:multiLevelType w:val="hybridMultilevel"/>
+    <w:tmpl w:val="0F300D78"/>
+    <w:lvl w:ilvl="0" w:tplc="04090001">
+      <w:start w:val="1"/>
+      <w:numFmt w:val="bullet"/>
+      <w:lvlText w:val=""/>
+      <w:lvlJc w:val="left"/>
+      <w:pPr>
+        <w:ind w:left="720" w:hanging="360"/>
+      </w:pPr>
+      <w:rPr>
+        <w:rFonts w:ascii="Symbol" w:hAnsi="Symbol" w:hint="default"/>
+      </w:rPr>
+    </w:lvl>
+    <w:lvl w:ilvl="1" w:tplc="04090003" w:tentative="1">
+      <w:start w:val="1"/>
+      <w:numFmt w:val="bullet"/>
+      <w:lvlText w:val="o"/>
+      <w:lvlJc w:val="left"/>
+      <w:pPr>
+        <w:ind w:left="1440" w:hanging="360"/>
+      </w:pPr>
+      <w:rPr>
+        <w:rFonts w:ascii="Courier New" w:hAnsi="Courier New" w:cs="Courier New" w:hint="default"/>
+      </w:rPr>
+    </w:lvl>
+    <w:lvl w:ilvl="2" w:tplc="04090005" w:tentative="1">
+      <w:start w:val="1"/>
+      <w:numFmt w:val="bullet"/>
+      <w:lvlText w:val=""/>
+      <w:lvlJc w:val="left"/>
+      <w:pPr>
+        <w:ind w:left="2160" w:hanging="360"/>
+      </w:pPr>
+      <w:rPr>
+        <w:rFonts w:ascii="Wingdings" w:hAnsi="Wingdings" w:hint="default"/>
+      </w:rPr>
+    </w:lvl>
+    <w:lvl w:ilvl="3" w:tplc="04090001" w:tentative="1">
+      <w:start w:val="1"/>
+      <w:numFmt w:val="bullet"/>
+      <w:lvlText w:val=""/>
+      <w:lvlJc w:val="left"/>
+      <w:pPr>
+        <w:ind w:left="2880" w:hanging="360"/>
+      </w:pPr>
+      <w:rPr>
+        <w:rFonts w:ascii="Symbol" w:hAnsi="Symbol" w:hint="default"/>
+      </w:rPr>
+    </w:lvl>
+    <w:lvl w:ilvl="4" w:tplc="04090003" w:tentative="1">
+      <w:start w:val="1"/>
+      <w:numFmt w:val="bullet"/>
+      <w:lvlText w:val="o"/>
+      <w:lvlJc w:val="left"/>
+      <w:pPr>
+        <w:ind w:left="3600" w:hanging="360"/>
+      </w:pPr>
+      <w:rPr>
+        <w:rFonts w:ascii="Courier New" w:hAnsi="Courier New" w:cs="Courier New" w:hint="default"/>
+      </w:rPr>
+    </w:lvl>
+    <w:lvl w:ilvl="5" w:tplc="04090005" w:tentative="1">
+      <w:start w:val="1"/>
+      <w:numFmt w:val="bullet"/>
+      <w:lvlText w:val=""/>
+      <w:lvlJc w:val="left"/>
+      <w:pPr>
+        <w:ind w:left="4320" w:hanging="360"/>
+      </w:pPr>
+      <w:rPr>
+        <w:rFonts w:ascii="Wingdings" w:hAnsi="Wingdings" w:hint="default"/>
+      </w:rPr>
+    </w:lvl>
+    <w:lvl w:ilvl="6" w:tplc="04090001" w:tentative="1">
+      <w:start w:val="1"/>
+      <w:numFmt w:val="bullet"/>
+      <w:lvlText w:val=""/>
+      <w:lvlJc w:val="left"/>
+      <w:pPr>
+        <w:ind w:left="5040" w:hanging="360"/>
+      </w:pPr>
+      <w:rPr>
+        <w:rFonts w:ascii="Symbol" w:hAnsi="Symbol" w:hint="default"/>
+      </w:rPr>
+    </w:lvl>
+    <w:lvl w:ilvl="7" w:tplc="04090003" w:tentative="1">
+      <w:start w:val="1"/>
+      <w:numFmt w:val="bullet"/>
+      <w:lvlText w:val="o"/>
+      <w:lvlJc w:val="left"/>
+      <w:pPr>
+        <w:ind w:left="5760" w:hanging="360"/>
+      </w:pPr>
+      <w:rPr>
+        <w:rFonts w:ascii="Courier New" w:hAnsi="Courier New" w:cs="Courier New" w:hint="default"/>
+      </w:rPr>
+    </w:lvl>
+    <w:lvl w:ilvl="8" w:tplc="04090005" w:tentative="1">
+      <w:start w:val="1"/>
+      <w:numFmt w:val="bullet"/>
+      <w:lvlText w:val=""/>
+      <w:lvlJc w:val="left"/>
+      <w:pPr>
+        <w:ind w:left="6480" w:hanging="360"/>
+      </w:pPr>
+      <w:rPr>
+        <w:rFonts w:ascii="Wingdings" w:hAnsi="Wingdings" w:hint="default"/>
+      </w:rPr>
+    </w:lvl>
+  </w:abstractNum>
+  <w:abstractNum w:abstractNumId="13" w15:restartNumberingAfterBreak="0">
     <w:nsid w:val="512778A4"/>
     <w:multiLevelType w:val="hybridMultilevel"/>
     <w:tmpl w:val="DC4851B6"/>
@@ -5683,7 +8045,7 @@
       </w:rPr>
     </w:lvl>
   </w:abstractNum>
-  <w:abstractNum w:abstractNumId="12" w15:restartNumberingAfterBreak="0">
+  <w:abstractNum w:abstractNumId="14" w15:restartNumberingAfterBreak="0">
     <w:nsid w:val="535233BF"/>
     <w:multiLevelType w:val="multilevel"/>
     <w:tmpl w:val="B7ACE384"/>
@@ -5796,7 +8158,7 @@
       </w:rPr>
     </w:lvl>
   </w:abstractNum>
-  <w:abstractNum w:abstractNumId="13" w15:restartNumberingAfterBreak="0">
+  <w:abstractNum w:abstractNumId="15" w15:restartNumberingAfterBreak="0">
     <w:nsid w:val="59F6799F"/>
     <w:multiLevelType w:val="hybridMultilevel"/>
     <w:tmpl w:val="5720BB28"/>
@@ -5909,7 +8271,7 @@
       </w:rPr>
     </w:lvl>
   </w:abstractNum>
-  <w:abstractNum w:abstractNumId="14" w15:restartNumberingAfterBreak="0">
+  <w:abstractNum w:abstractNumId="16" w15:restartNumberingAfterBreak="0">
     <w:nsid w:val="5E675313"/>
     <w:multiLevelType w:val="multilevel"/>
     <w:tmpl w:val="8A46220C"/>
@@ -6022,7 +8384,7 @@
       </w:rPr>
     </w:lvl>
   </w:abstractNum>
-  <w:abstractNum w:abstractNumId="15" w15:restartNumberingAfterBreak="0">
+  <w:abstractNum w:abstractNumId="17" w15:restartNumberingAfterBreak="0">
     <w:nsid w:val="5F5F15C6"/>
     <w:multiLevelType w:val="hybridMultilevel"/>
     <w:tmpl w:val="F4306E2E"/>
@@ -6135,7 +8497,7 @@
       </w:rPr>
     </w:lvl>
   </w:abstractNum>
-  <w:abstractNum w:abstractNumId="16" w15:restartNumberingAfterBreak="0">
+  <w:abstractNum w:abstractNumId="18" w15:restartNumberingAfterBreak="0">
     <w:nsid w:val="6D151977"/>
     <w:multiLevelType w:val="hybridMultilevel"/>
     <w:tmpl w:val="389C0F62"/>
@@ -6248,8 +8610,121 @@
       </w:rPr>
     </w:lvl>
   </w:abstractNum>
+  <w:abstractNum w:abstractNumId="19" w15:restartNumberingAfterBreak="0">
+    <w:nsid w:val="7A2D6DC8"/>
+    <w:multiLevelType w:val="hybridMultilevel"/>
+    <w:tmpl w:val="AC826174"/>
+    <w:lvl w:ilvl="0" w:tplc="04090001">
+      <w:start w:val="1"/>
+      <w:numFmt w:val="bullet"/>
+      <w:lvlText w:val=""/>
+      <w:lvlJc w:val="left"/>
+      <w:pPr>
+        <w:ind w:left="720" w:hanging="360"/>
+      </w:pPr>
+      <w:rPr>
+        <w:rFonts w:ascii="Symbol" w:hAnsi="Symbol" w:hint="default"/>
+      </w:rPr>
+    </w:lvl>
+    <w:lvl w:ilvl="1" w:tplc="04090003" w:tentative="1">
+      <w:start w:val="1"/>
+      <w:numFmt w:val="bullet"/>
+      <w:lvlText w:val="o"/>
+      <w:lvlJc w:val="left"/>
+      <w:pPr>
+        <w:ind w:left="1440" w:hanging="360"/>
+      </w:pPr>
+      <w:rPr>
+        <w:rFonts w:ascii="Courier New" w:hAnsi="Courier New" w:cs="Courier New" w:hint="default"/>
+      </w:rPr>
+    </w:lvl>
+    <w:lvl w:ilvl="2" w:tplc="04090005" w:tentative="1">
+      <w:start w:val="1"/>
+      <w:numFmt w:val="bullet"/>
+      <w:lvlText w:val=""/>
+      <w:lvlJc w:val="left"/>
+      <w:pPr>
+        <w:ind w:left="2160" w:hanging="360"/>
+      </w:pPr>
+      <w:rPr>
+        <w:rFonts w:ascii="Wingdings" w:hAnsi="Wingdings" w:hint="default"/>
+      </w:rPr>
+    </w:lvl>
+    <w:lvl w:ilvl="3" w:tplc="04090001" w:tentative="1">
+      <w:start w:val="1"/>
+      <w:numFmt w:val="bullet"/>
+      <w:lvlText w:val=""/>
+      <w:lvlJc w:val="left"/>
+      <w:pPr>
+        <w:ind w:left="2880" w:hanging="360"/>
+      </w:pPr>
+      <w:rPr>
+        <w:rFonts w:ascii="Symbol" w:hAnsi="Symbol" w:hint="default"/>
+      </w:rPr>
+    </w:lvl>
+    <w:lvl w:ilvl="4" w:tplc="04090003" w:tentative="1">
+      <w:start w:val="1"/>
+      <w:numFmt w:val="bullet"/>
+      <w:lvlText w:val="o"/>
+      <w:lvlJc w:val="left"/>
+      <w:pPr>
+        <w:ind w:left="3600" w:hanging="360"/>
+      </w:pPr>
+      <w:rPr>
+        <w:rFonts w:ascii="Courier New" w:hAnsi="Courier New" w:cs="Courier New" w:hint="default"/>
+      </w:rPr>
+    </w:lvl>
+    <w:lvl w:ilvl="5" w:tplc="04090005" w:tentative="1">
+      <w:start w:val="1"/>
+      <w:numFmt w:val="bullet"/>
+      <w:lvlText w:val=""/>
+      <w:lvlJc w:val="left"/>
+      <w:pPr>
+        <w:ind w:left="4320" w:hanging="360"/>
+      </w:pPr>
+      <w:rPr>
+        <w:rFonts w:ascii="Wingdings" w:hAnsi="Wingdings" w:hint="default"/>
+      </w:rPr>
+    </w:lvl>
+    <w:lvl w:ilvl="6" w:tplc="04090001" w:tentative="1">
+      <w:start w:val="1"/>
+      <w:numFmt w:val="bullet"/>
+      <w:lvlText w:val=""/>
+      <w:lvlJc w:val="left"/>
+      <w:pPr>
+        <w:ind w:left="5040" w:hanging="360"/>
+      </w:pPr>
+      <w:rPr>
+        <w:rFonts w:ascii="Symbol" w:hAnsi="Symbol" w:hint="default"/>
+      </w:rPr>
+    </w:lvl>
+    <w:lvl w:ilvl="7" w:tplc="04090003" w:tentative="1">
+      <w:start w:val="1"/>
+      <w:numFmt w:val="bullet"/>
+      <w:lvlText w:val="o"/>
+      <w:lvlJc w:val="left"/>
+      <w:pPr>
+        <w:ind w:left="5760" w:hanging="360"/>
+      </w:pPr>
+      <w:rPr>
+        <w:rFonts w:ascii="Courier New" w:hAnsi="Courier New" w:cs="Courier New" w:hint="default"/>
+      </w:rPr>
+    </w:lvl>
+    <w:lvl w:ilvl="8" w:tplc="04090005" w:tentative="1">
+      <w:start w:val="1"/>
+      <w:numFmt w:val="bullet"/>
+      <w:lvlText w:val=""/>
+      <w:lvlJc w:val="left"/>
+      <w:pPr>
+        <w:ind w:left="6480" w:hanging="360"/>
+      </w:pPr>
+      <w:rPr>
+        <w:rFonts w:ascii="Wingdings" w:hAnsi="Wingdings" w:hint="default"/>
+      </w:rPr>
+    </w:lvl>
+  </w:abstractNum>
   <w:num w:numId="1" w16cid:durableId="1440490526">
-    <w:abstractNumId w:val="11"/>
+    <w:abstractNumId w:val="13"/>
   </w:num>
   <w:num w:numId="2" w16cid:durableId="1016926829">
     <w:abstractNumId w:val="1"/>
@@ -6258,16 +8733,16 @@
     <w:abstractNumId w:val="5"/>
   </w:num>
   <w:num w:numId="4" w16cid:durableId="1301229405">
+    <w:abstractNumId w:val="11"/>
+  </w:num>
+  <w:num w:numId="5" w16cid:durableId="1577082617">
     <w:abstractNumId w:val="10"/>
   </w:num>
-  <w:num w:numId="5" w16cid:durableId="1577082617">
-    <w:abstractNumId w:val="9"/>
-  </w:num>
   <w:num w:numId="6" w16cid:durableId="1324895089">
-    <w:abstractNumId w:val="16"/>
+    <w:abstractNumId w:val="18"/>
   </w:num>
   <w:num w:numId="7" w16cid:durableId="1519195357">
-    <w:abstractNumId w:val="7"/>
+    <w:abstractNumId w:val="8"/>
   </w:num>
   <w:num w:numId="8" w16cid:durableId="791826724">
     <w:abstractNumId w:val="2"/>
@@ -6276,7 +8751,7 @@
     <w:abstractNumId w:val="0"/>
   </w:num>
   <w:num w:numId="10" w16cid:durableId="1807891799">
-    <w:abstractNumId w:val="12"/>
+    <w:abstractNumId w:val="14"/>
   </w:num>
   <w:num w:numId="11" w16cid:durableId="1059866254">
     <w:abstractNumId w:val="4"/>
@@ -6285,19 +8760,28 @@
     <w:abstractNumId w:val="3"/>
   </w:num>
   <w:num w:numId="13" w16cid:durableId="1228153683">
-    <w:abstractNumId w:val="13"/>
+    <w:abstractNumId w:val="15"/>
   </w:num>
   <w:num w:numId="14" w16cid:durableId="1154373521">
     <w:abstractNumId w:val="6"/>
   </w:num>
   <w:num w:numId="15" w16cid:durableId="1334262926">
-    <w:abstractNumId w:val="14"/>
+    <w:abstractNumId w:val="16"/>
   </w:num>
   <w:num w:numId="16" w16cid:durableId="1184392908">
-    <w:abstractNumId w:val="15"/>
+    <w:abstractNumId w:val="17"/>
   </w:num>
   <w:num w:numId="17" w16cid:durableId="4133729">
-    <w:abstractNumId w:val="8"/>
+    <w:abstractNumId w:val="9"/>
+  </w:num>
+  <w:num w:numId="18" w16cid:durableId="1059986135">
+    <w:abstractNumId w:val="12"/>
+  </w:num>
+  <w:num w:numId="19" w16cid:durableId="1364332237">
+    <w:abstractNumId w:val="19"/>
+  </w:num>
+  <w:num w:numId="20" w16cid:durableId="981891447">
+    <w:abstractNumId w:val="7"/>
   </w:num>
 </w:numbering>
 </file>

--- a/docsCeylonTourMateLK/FinalReport.docx
+++ b/docsCeylonTourMateLK/FinalReport.docx
@@ -1261,7 +1261,7 @@
           <w:r>
             <w:fldChar w:fldCharType="separate"/>
           </w:r>
-          <w:hyperlink w:anchor="_Toc235887188" w:history="1">
+          <w:hyperlink w:anchor="_Toc235916528" w:history="1">
             <w:r>
               <w:rPr>
                 <w:rStyle w:val="Hyperlink"/>
@@ -1289,7 +1289,7 @@
                 <w:noProof/>
                 <w:webHidden/>
               </w:rPr>
-              <w:instrText xml:space="preserve"> PAGEREF _Toc235887188 \h </w:instrText>
+              <w:instrText xml:space="preserve"> PAGEREF _Toc235916528 \h </w:instrText>
             </w:r>
             <w:r>
               <w:rPr>
@@ -1331,7 +1331,7 @@
               <w:noProof/>
             </w:rPr>
           </w:pPr>
-          <w:hyperlink w:anchor="_Toc235887189" w:history="1">
+          <w:hyperlink w:anchor="_Toc235916529" w:history="1">
             <w:r>
               <w:rPr>
                 <w:rStyle w:val="Hyperlink"/>
@@ -1359,7 +1359,7 @@
                 <w:noProof/>
                 <w:webHidden/>
               </w:rPr>
-              <w:instrText xml:space="preserve"> PAGEREF _Toc235887189 \h </w:instrText>
+              <w:instrText xml:space="preserve"> PAGEREF _Toc235916529 \h </w:instrText>
             </w:r>
             <w:r>
               <w:rPr>
@@ -1401,7 +1401,7 @@
               <w:noProof/>
             </w:rPr>
           </w:pPr>
-          <w:hyperlink w:anchor="_Toc235887190" w:history="1">
+          <w:hyperlink w:anchor="_Toc235916530" w:history="1">
             <w:r>
               <w:rPr>
                 <w:rStyle w:val="Hyperlink"/>
@@ -1429,7 +1429,7 @@
                 <w:noProof/>
                 <w:webHidden/>
               </w:rPr>
-              <w:instrText xml:space="preserve"> PAGEREF _Toc235887190 \h </w:instrText>
+              <w:instrText xml:space="preserve"> PAGEREF _Toc235916530 \h </w:instrText>
             </w:r>
             <w:r>
               <w:rPr>
@@ -1471,7 +1471,7 @@
               <w:noProof/>
             </w:rPr>
           </w:pPr>
-          <w:hyperlink w:anchor="_Toc235887191" w:history="1">
+          <w:hyperlink w:anchor="_Toc235916531" w:history="1">
             <w:r>
               <w:rPr>
                 <w:rStyle w:val="Hyperlink"/>
@@ -1499,7 +1499,7 @@
                 <w:noProof/>
                 <w:webHidden/>
               </w:rPr>
-              <w:instrText xml:space="preserve"> PAGEREF _Toc235887191 \h </w:instrText>
+              <w:instrText xml:space="preserve"> PAGEREF _Toc235916531 \h </w:instrText>
             </w:r>
             <w:r>
               <w:rPr>
@@ -1541,7 +1541,7 @@
               <w:noProof/>
             </w:rPr>
           </w:pPr>
-          <w:hyperlink w:anchor="_Toc235887192" w:history="1">
+          <w:hyperlink w:anchor="_Toc235916532" w:history="1">
             <w:r>
               <w:rPr>
                 <w:rStyle w:val="Hyperlink"/>
@@ -1569,7 +1569,7 @@
                 <w:noProof/>
                 <w:webHidden/>
               </w:rPr>
-              <w:instrText xml:space="preserve"> PAGEREF _Toc235887192 \h </w:instrText>
+              <w:instrText xml:space="preserve"> PAGEREF _Toc235916532 \h </w:instrText>
             </w:r>
             <w:r>
               <w:rPr>
@@ -1611,7 +1611,7 @@
               <w:noProof/>
             </w:rPr>
           </w:pPr>
-          <w:hyperlink w:anchor="_Toc235887193" w:history="1">
+          <w:hyperlink w:anchor="_Toc235916533" w:history="1">
             <w:r>
               <w:rPr>
                 <w:rStyle w:val="Hyperlink"/>
@@ -1639,7 +1639,7 @@
                 <w:noProof/>
                 <w:webHidden/>
               </w:rPr>
-              <w:instrText xml:space="preserve"> PAGEREF _Toc235887193 \h </w:instrText>
+              <w:instrText xml:space="preserve"> PAGEREF _Toc235916533 \h </w:instrText>
             </w:r>
             <w:r>
               <w:rPr>
@@ -1681,7 +1681,7 @@
               <w:noProof/>
             </w:rPr>
           </w:pPr>
-          <w:hyperlink w:anchor="_Toc235887194" w:history="1">
+          <w:hyperlink w:anchor="_Toc235916534" w:history="1">
             <w:r>
               <w:rPr>
                 <w:rStyle w:val="Hyperlink"/>
@@ -1709,7 +1709,7 @@
                 <w:noProof/>
                 <w:webHidden/>
               </w:rPr>
-              <w:instrText xml:space="preserve"> PAGEREF _Toc235887194 \h </w:instrText>
+              <w:instrText xml:space="preserve"> PAGEREF _Toc235916534 \h </w:instrText>
             </w:r>
             <w:r>
               <w:rPr>
@@ -1751,7 +1751,7 @@
               <w:noProof/>
             </w:rPr>
           </w:pPr>
-          <w:hyperlink w:anchor="_Toc235887195" w:history="1">
+          <w:hyperlink w:anchor="_Toc235916535" w:history="1">
             <w:r>
               <w:rPr>
                 <w:rStyle w:val="Hyperlink"/>
@@ -1779,7 +1779,7 @@
                 <w:noProof/>
                 <w:webHidden/>
               </w:rPr>
-              <w:instrText xml:space="preserve"> PAGEREF _Toc235887195 \h </w:instrText>
+              <w:instrText xml:space="preserve"> PAGEREF _Toc235916535 \h </w:instrText>
             </w:r>
             <w:r>
               <w:rPr>
@@ -1821,7 +1821,7 @@
               <w:noProof/>
             </w:rPr>
           </w:pPr>
-          <w:hyperlink w:anchor="_Toc235887196" w:history="1">
+          <w:hyperlink w:anchor="_Toc235916536" w:history="1">
             <w:r>
               <w:rPr>
                 <w:rStyle w:val="Hyperlink"/>
@@ -1849,7 +1849,7 @@
                 <w:noProof/>
                 <w:webHidden/>
               </w:rPr>
-              <w:instrText xml:space="preserve"> PAGEREF _Toc235887196 \h </w:instrText>
+              <w:instrText xml:space="preserve"> PAGEREF _Toc235916536 \h </w:instrText>
             </w:r>
             <w:r>
               <w:rPr>
@@ -1891,7 +1891,7 @@
               <w:noProof/>
             </w:rPr>
           </w:pPr>
-          <w:hyperlink w:anchor="_Toc235887197" w:history="1">
+          <w:hyperlink w:anchor="_Toc235916537" w:history="1">
             <w:r>
               <w:rPr>
                 <w:rStyle w:val="Hyperlink"/>
@@ -1920,7 +1920,7 @@
                 <w:noProof/>
                 <w:webHidden/>
               </w:rPr>
-              <w:instrText xml:space="preserve"> PAGEREF _Toc235887197 \h </w:instrText>
+              <w:instrText xml:space="preserve"> PAGEREF _Toc235916537 \h </w:instrText>
             </w:r>
             <w:r>
               <w:rPr>
@@ -1962,7 +1962,7 @@
               <w:noProof/>
             </w:rPr>
           </w:pPr>
-          <w:hyperlink w:anchor="_Toc235887198" w:history="1">
+          <w:hyperlink w:anchor="_Toc235916538" w:history="1">
             <w:r>
               <w:rPr>
                 <w:rStyle w:val="Hyperlink"/>
@@ -1990,7 +1990,7 @@
                 <w:noProof/>
                 <w:webHidden/>
               </w:rPr>
-              <w:instrText xml:space="preserve"> PAGEREF _Toc235887198 \h </w:instrText>
+              <w:instrText xml:space="preserve"> PAGEREF _Toc235916538 \h </w:instrText>
             </w:r>
             <w:r>
               <w:rPr>
@@ -2032,7 +2032,7 @@
               <w:noProof/>
             </w:rPr>
           </w:pPr>
-          <w:hyperlink w:anchor="_Toc235887199" w:history="1">
+          <w:hyperlink w:anchor="_Toc235916539" w:history="1">
             <w:r>
               <w:rPr>
                 <w:rStyle w:val="Hyperlink"/>
@@ -2060,7 +2060,7 @@
                 <w:noProof/>
                 <w:webHidden/>
               </w:rPr>
-              <w:instrText xml:space="preserve"> PAGEREF _Toc235887199 \h </w:instrText>
+              <w:instrText xml:space="preserve"> PAGEREF _Toc235916539 \h </w:instrText>
             </w:r>
             <w:r>
               <w:rPr>
@@ -2102,7 +2102,7 @@
               <w:noProof/>
             </w:rPr>
           </w:pPr>
-          <w:hyperlink w:anchor="_Toc235887200" w:history="1">
+          <w:hyperlink w:anchor="_Toc235916540" w:history="1">
             <w:r>
               <w:rPr>
                 <w:rStyle w:val="Hyperlink"/>
@@ -2130,7 +2130,7 @@
                 <w:noProof/>
                 <w:webHidden/>
               </w:rPr>
-              <w:instrText xml:space="preserve"> PAGEREF _Toc235887200 \h </w:instrText>
+              <w:instrText xml:space="preserve"> PAGEREF _Toc235916540 \h </w:instrText>
             </w:r>
             <w:r>
               <w:rPr>
@@ -2172,7 +2172,7 @@
               <w:noProof/>
             </w:rPr>
           </w:pPr>
-          <w:hyperlink w:anchor="_Toc235887201" w:history="1">
+          <w:hyperlink w:anchor="_Toc235916541" w:history="1">
             <w:r>
               <w:rPr>
                 <w:rStyle w:val="Hyperlink"/>
@@ -2200,7 +2200,7 @@
                 <w:noProof/>
                 <w:webHidden/>
               </w:rPr>
-              <w:instrText xml:space="preserve"> PAGEREF _Toc235887201 \h </w:instrText>
+              <w:instrText xml:space="preserve"> PAGEREF _Toc235916541 \h </w:instrText>
             </w:r>
             <w:r>
               <w:rPr>
@@ -2242,7 +2242,7 @@
               <w:noProof/>
             </w:rPr>
           </w:pPr>
-          <w:hyperlink w:anchor="_Toc235887202" w:history="1">
+          <w:hyperlink w:anchor="_Toc235916542" w:history="1">
             <w:r>
               <w:rPr>
                 <w:rStyle w:val="Hyperlink"/>
@@ -2270,7 +2270,7 @@
                 <w:noProof/>
                 <w:webHidden/>
               </w:rPr>
-              <w:instrText xml:space="preserve"> PAGEREF _Toc235887202 \h </w:instrText>
+              <w:instrText xml:space="preserve"> PAGEREF _Toc235916542 \h </w:instrText>
             </w:r>
             <w:r>
               <w:rPr>
@@ -2312,7 +2312,7 @@
               <w:noProof/>
             </w:rPr>
           </w:pPr>
-          <w:hyperlink w:anchor="_Toc235887203" w:history="1">
+          <w:hyperlink w:anchor="_Toc235916543" w:history="1">
             <w:r>
               <w:rPr>
                 <w:rStyle w:val="Hyperlink"/>
@@ -2340,7 +2340,7 @@
                 <w:noProof/>
                 <w:webHidden/>
               </w:rPr>
-              <w:instrText xml:space="preserve"> PAGEREF _Toc235887203 \h </w:instrText>
+              <w:instrText xml:space="preserve"> PAGEREF _Toc235916543 \h </w:instrText>
             </w:r>
             <w:r>
               <w:rPr>
@@ -2382,7 +2382,7 @@
               <w:noProof/>
             </w:rPr>
           </w:pPr>
-          <w:hyperlink w:anchor="_Toc235887204" w:history="1">
+          <w:hyperlink w:anchor="_Toc235916544" w:history="1">
             <w:r>
               <w:rPr>
                 <w:rStyle w:val="Hyperlink"/>
@@ -2410,7 +2410,7 @@
                 <w:noProof/>
                 <w:webHidden/>
               </w:rPr>
-              <w:instrText xml:space="preserve"> PAGEREF _Toc235887204 \h </w:instrText>
+              <w:instrText xml:space="preserve"> PAGEREF _Toc235916544 \h </w:instrText>
             </w:r>
             <w:r>
               <w:rPr>
@@ -2452,7 +2452,7 @@
               <w:noProof/>
             </w:rPr>
           </w:pPr>
-          <w:hyperlink w:anchor="_Toc235887205" w:history="1">
+          <w:hyperlink w:anchor="_Toc235916545" w:history="1">
             <w:r>
               <w:rPr>
                 <w:rStyle w:val="Hyperlink"/>
@@ -2481,7 +2481,7 @@
                 <w:noProof/>
                 <w:webHidden/>
               </w:rPr>
-              <w:instrText xml:space="preserve"> PAGEREF _Toc235887205 \h </w:instrText>
+              <w:instrText xml:space="preserve"> PAGEREF _Toc235916545 \h </w:instrText>
             </w:r>
             <w:r>
               <w:rPr>
@@ -2523,7 +2523,7 @@
               <w:noProof/>
             </w:rPr>
           </w:pPr>
-          <w:hyperlink w:anchor="_Toc235887206" w:history="1">
+          <w:hyperlink w:anchor="_Toc235916546" w:history="1">
             <w:r>
               <w:rPr>
                 <w:rStyle w:val="Hyperlink"/>
@@ -2552,7 +2552,7 @@
                 <w:noProof/>
                 <w:webHidden/>
               </w:rPr>
-              <w:instrText xml:space="preserve"> PAGEREF _Toc235887206 \h </w:instrText>
+              <w:instrText xml:space="preserve"> PAGEREF _Toc235916546 \h </w:instrText>
             </w:r>
             <w:r>
               <w:rPr>
@@ -2573,6 +2573,499 @@
                 <w:webHidden/>
               </w:rPr>
               <w:t>11</w:t>
+            </w:r>
+            <w:r>
+              <w:rPr>
+                <w:noProof/>
+                <w:webHidden/>
+              </w:rPr>
+              <w:fldChar w:fldCharType="end"/>
+            </w:r>
+          </w:hyperlink>
+        </w:p>
+        <w:p>
+          <w:pPr>
+            <w:pStyle w:val="TOC2"/>
+            <w:tabs>
+              <w:tab w:val="right" w:leader="dot" w:pos="9350"/>
+            </w:tabs>
+            <w:rPr>
+              <w:rFonts w:eastAsiaTheme="minorEastAsia"/>
+              <w:noProof/>
+            </w:rPr>
+          </w:pPr>
+          <w:hyperlink w:anchor="_Toc235916547" w:history="1">
+            <w:r>
+              <w:rPr>
+                <w:rStyle w:val="Hyperlink"/>
+                <w:rFonts w:ascii="Times New Roman" w:hAnsi="Times New Roman" w:cs="Times New Roman"/>
+                <w:noProof/>
+                <w:lang w:bidi="si-LK"/>
+              </w:rPr>
+              <w:t>3.2 UML Diagrams</w:t>
+            </w:r>
+            <w:r>
+              <w:rPr>
+                <w:noProof/>
+                <w:webHidden/>
+              </w:rPr>
+              <w:tab/>
+            </w:r>
+            <w:r>
+              <w:rPr>
+                <w:noProof/>
+                <w:webHidden/>
+              </w:rPr>
+              <w:fldChar w:fldCharType="begin"/>
+            </w:r>
+            <w:r>
+              <w:rPr>
+                <w:noProof/>
+                <w:webHidden/>
+              </w:rPr>
+              <w:instrText xml:space="preserve"> PAGEREF _Toc235916547 \h </w:instrText>
+            </w:r>
+            <w:r>
+              <w:rPr>
+                <w:noProof/>
+                <w:webHidden/>
+              </w:rPr>
+            </w:r>
+            <w:r>
+              <w:rPr>
+                <w:noProof/>
+                <w:webHidden/>
+              </w:rPr>
+              <w:fldChar w:fldCharType="separate"/>
+            </w:r>
+            <w:r>
+              <w:rPr>
+                <w:noProof/>
+                <w:webHidden/>
+              </w:rPr>
+              <w:t>11</w:t>
+            </w:r>
+            <w:r>
+              <w:rPr>
+                <w:noProof/>
+                <w:webHidden/>
+              </w:rPr>
+              <w:fldChar w:fldCharType="end"/>
+            </w:r>
+          </w:hyperlink>
+        </w:p>
+        <w:p>
+          <w:pPr>
+            <w:pStyle w:val="TOC3"/>
+            <w:tabs>
+              <w:tab w:val="right" w:leader="dot" w:pos="9350"/>
+            </w:tabs>
+            <w:rPr>
+              <w:noProof/>
+            </w:rPr>
+          </w:pPr>
+          <w:hyperlink w:anchor="_Toc235916548" w:history="1">
+            <w:r>
+              <w:rPr>
+                <w:rStyle w:val="Hyperlink"/>
+                <w:rFonts w:ascii="Times New Roman" w:hAnsi="Times New Roman" w:cs="Times New Roman"/>
+                <w:noProof/>
+                <w:lang w:bidi="si-LK"/>
+              </w:rPr>
+              <w:t>3.2.1 Use Case Diagram of Current System</w:t>
+            </w:r>
+            <w:r>
+              <w:rPr>
+                <w:noProof/>
+                <w:webHidden/>
+              </w:rPr>
+              <w:tab/>
+            </w:r>
+            <w:r>
+              <w:rPr>
+                <w:noProof/>
+                <w:webHidden/>
+              </w:rPr>
+              <w:fldChar w:fldCharType="begin"/>
+            </w:r>
+            <w:r>
+              <w:rPr>
+                <w:noProof/>
+                <w:webHidden/>
+              </w:rPr>
+              <w:instrText xml:space="preserve"> PAGEREF _Toc235916548 \h </w:instrText>
+            </w:r>
+            <w:r>
+              <w:rPr>
+                <w:noProof/>
+                <w:webHidden/>
+              </w:rPr>
+            </w:r>
+            <w:r>
+              <w:rPr>
+                <w:noProof/>
+                <w:webHidden/>
+              </w:rPr>
+              <w:fldChar w:fldCharType="separate"/>
+            </w:r>
+            <w:r>
+              <w:rPr>
+                <w:noProof/>
+                <w:webHidden/>
+              </w:rPr>
+              <w:t>11</w:t>
+            </w:r>
+            <w:r>
+              <w:rPr>
+                <w:noProof/>
+                <w:webHidden/>
+              </w:rPr>
+              <w:fldChar w:fldCharType="end"/>
+            </w:r>
+          </w:hyperlink>
+        </w:p>
+        <w:p>
+          <w:pPr>
+            <w:pStyle w:val="TOC3"/>
+            <w:tabs>
+              <w:tab w:val="right" w:leader="dot" w:pos="9350"/>
+            </w:tabs>
+            <w:rPr>
+              <w:noProof/>
+            </w:rPr>
+          </w:pPr>
+          <w:hyperlink w:anchor="_Toc235916549" w:history="1">
+            <w:r>
+              <w:rPr>
+                <w:rStyle w:val="Hyperlink"/>
+                <w:rFonts w:ascii="Times New Roman" w:hAnsi="Times New Roman" w:cs="Times New Roman"/>
+                <w:noProof/>
+                <w:lang w:bidi="si-LK"/>
+              </w:rPr>
+              <w:t>3.2.2 Use case Diagram of Proposed System</w:t>
+            </w:r>
+            <w:r>
+              <w:rPr>
+                <w:noProof/>
+                <w:webHidden/>
+              </w:rPr>
+              <w:tab/>
+            </w:r>
+            <w:r>
+              <w:rPr>
+                <w:noProof/>
+                <w:webHidden/>
+              </w:rPr>
+              <w:fldChar w:fldCharType="begin"/>
+            </w:r>
+            <w:r>
+              <w:rPr>
+                <w:noProof/>
+                <w:webHidden/>
+              </w:rPr>
+              <w:instrText xml:space="preserve"> PAGEREF _Toc235916549 \h </w:instrText>
+            </w:r>
+            <w:r>
+              <w:rPr>
+                <w:noProof/>
+                <w:webHidden/>
+              </w:rPr>
+            </w:r>
+            <w:r>
+              <w:rPr>
+                <w:noProof/>
+                <w:webHidden/>
+              </w:rPr>
+              <w:fldChar w:fldCharType="separate"/>
+            </w:r>
+            <w:r>
+              <w:rPr>
+                <w:noProof/>
+                <w:webHidden/>
+              </w:rPr>
+              <w:t>12</w:t>
+            </w:r>
+            <w:r>
+              <w:rPr>
+                <w:noProof/>
+                <w:webHidden/>
+              </w:rPr>
+              <w:fldChar w:fldCharType="end"/>
+            </w:r>
+          </w:hyperlink>
+        </w:p>
+        <w:p>
+          <w:pPr>
+            <w:pStyle w:val="TOC3"/>
+            <w:tabs>
+              <w:tab w:val="right" w:leader="dot" w:pos="9350"/>
+            </w:tabs>
+            <w:rPr>
+              <w:noProof/>
+            </w:rPr>
+          </w:pPr>
+          <w:hyperlink w:anchor="_Toc235916550" w:history="1">
+            <w:r>
+              <w:rPr>
+                <w:rStyle w:val="Hyperlink"/>
+                <w:rFonts w:ascii="Times New Roman" w:hAnsi="Times New Roman" w:cs="Times New Roman"/>
+                <w:noProof/>
+                <w:lang w:bidi="si-LK"/>
+              </w:rPr>
+              <w:t>3.2.3 Class Diagram of Proposed System</w:t>
+            </w:r>
+            <w:r>
+              <w:rPr>
+                <w:noProof/>
+                <w:webHidden/>
+              </w:rPr>
+              <w:tab/>
+            </w:r>
+            <w:r>
+              <w:rPr>
+                <w:noProof/>
+                <w:webHidden/>
+              </w:rPr>
+              <w:fldChar w:fldCharType="begin"/>
+            </w:r>
+            <w:r>
+              <w:rPr>
+                <w:noProof/>
+                <w:webHidden/>
+              </w:rPr>
+              <w:instrText xml:space="preserve"> PAGEREF _Toc235916550 \h </w:instrText>
+            </w:r>
+            <w:r>
+              <w:rPr>
+                <w:noProof/>
+                <w:webHidden/>
+              </w:rPr>
+            </w:r>
+            <w:r>
+              <w:rPr>
+                <w:noProof/>
+                <w:webHidden/>
+              </w:rPr>
+              <w:fldChar w:fldCharType="separate"/>
+            </w:r>
+            <w:r>
+              <w:rPr>
+                <w:noProof/>
+                <w:webHidden/>
+              </w:rPr>
+              <w:t>13</w:t>
+            </w:r>
+            <w:r>
+              <w:rPr>
+                <w:noProof/>
+                <w:webHidden/>
+              </w:rPr>
+              <w:fldChar w:fldCharType="end"/>
+            </w:r>
+          </w:hyperlink>
+        </w:p>
+        <w:p>
+          <w:pPr>
+            <w:pStyle w:val="TOC3"/>
+            <w:tabs>
+              <w:tab w:val="right" w:leader="dot" w:pos="9350"/>
+            </w:tabs>
+            <w:rPr>
+              <w:noProof/>
+            </w:rPr>
+          </w:pPr>
+          <w:hyperlink w:anchor="_Toc235916551" w:history="1">
+            <w:r>
+              <w:rPr>
+                <w:rStyle w:val="Hyperlink"/>
+                <w:rFonts w:ascii="Times New Roman" w:hAnsi="Times New Roman" w:cs="Times New Roman"/>
+                <w:noProof/>
+                <w:lang w:bidi="si-LK"/>
+              </w:rPr>
+              <w:t>3.2.4 Sequence Diagrams of Proposed System</w:t>
+            </w:r>
+            <w:r>
+              <w:rPr>
+                <w:noProof/>
+                <w:webHidden/>
+              </w:rPr>
+              <w:tab/>
+            </w:r>
+            <w:r>
+              <w:rPr>
+                <w:noProof/>
+                <w:webHidden/>
+              </w:rPr>
+              <w:fldChar w:fldCharType="begin"/>
+            </w:r>
+            <w:r>
+              <w:rPr>
+                <w:noProof/>
+                <w:webHidden/>
+              </w:rPr>
+              <w:instrText xml:space="preserve"> PAGEREF _Toc235916551 \h </w:instrText>
+            </w:r>
+            <w:r>
+              <w:rPr>
+                <w:noProof/>
+                <w:webHidden/>
+              </w:rPr>
+            </w:r>
+            <w:r>
+              <w:rPr>
+                <w:noProof/>
+                <w:webHidden/>
+              </w:rPr>
+              <w:fldChar w:fldCharType="separate"/>
+            </w:r>
+            <w:r>
+              <w:rPr>
+                <w:noProof/>
+                <w:webHidden/>
+              </w:rPr>
+              <w:t>14</w:t>
+            </w:r>
+            <w:r>
+              <w:rPr>
+                <w:noProof/>
+                <w:webHidden/>
+              </w:rPr>
+              <w:fldChar w:fldCharType="end"/>
+            </w:r>
+          </w:hyperlink>
+        </w:p>
+        <w:p>
+          <w:pPr>
+            <w:pStyle w:val="TOC2"/>
+            <w:tabs>
+              <w:tab w:val="right" w:leader="dot" w:pos="9350"/>
+            </w:tabs>
+            <w:rPr>
+              <w:rFonts w:eastAsiaTheme="minorEastAsia"/>
+              <w:noProof/>
+            </w:rPr>
+          </w:pPr>
+          <w:hyperlink w:anchor="_Toc235916552" w:history="1">
+            <w:r>
+              <w:rPr>
+                <w:rStyle w:val="Hyperlink"/>
+                <w:rFonts w:ascii="Times New Roman" w:hAnsi="Times New Roman" w:cs="Times New Roman"/>
+                <w:noProof/>
+                <w:lang w:bidi="si-LK"/>
+              </w:rPr>
+              <w:t>3.3 ER Diagram of Proposed System</w:t>
+            </w:r>
+            <w:r>
+              <w:rPr>
+                <w:noProof/>
+                <w:webHidden/>
+              </w:rPr>
+              <w:tab/>
+            </w:r>
+            <w:r>
+              <w:rPr>
+                <w:noProof/>
+                <w:webHidden/>
+              </w:rPr>
+              <w:fldChar w:fldCharType="begin"/>
+            </w:r>
+            <w:r>
+              <w:rPr>
+                <w:noProof/>
+                <w:webHidden/>
+              </w:rPr>
+              <w:instrText xml:space="preserve"> PAGEREF _Toc235916552 \h </w:instrText>
+            </w:r>
+            <w:r>
+              <w:rPr>
+                <w:noProof/>
+                <w:webHidden/>
+              </w:rPr>
+            </w:r>
+            <w:r>
+              <w:rPr>
+                <w:noProof/>
+                <w:webHidden/>
+              </w:rPr>
+              <w:fldChar w:fldCharType="separate"/>
+            </w:r>
+            <w:r>
+              <w:rPr>
+                <w:noProof/>
+                <w:webHidden/>
+              </w:rPr>
+              <w:t>17</w:t>
+            </w:r>
+            <w:r>
+              <w:rPr>
+                <w:noProof/>
+                <w:webHidden/>
+              </w:rPr>
+              <w:fldChar w:fldCharType="end"/>
+            </w:r>
+          </w:hyperlink>
+        </w:p>
+        <w:p>
+          <w:pPr>
+            <w:pStyle w:val="TOC2"/>
+            <w:tabs>
+              <w:tab w:val="right" w:leader="dot" w:pos="9350"/>
+            </w:tabs>
+            <w:rPr>
+              <w:rFonts w:eastAsiaTheme="minorEastAsia"/>
+              <w:noProof/>
+            </w:rPr>
+          </w:pPr>
+          <w:hyperlink w:anchor="_Toc235916553" w:history="1">
+            <w:r>
+              <w:rPr>
+                <w:rStyle w:val="Hyperlink"/>
+                <w:rFonts w:ascii="Times New Roman" w:hAnsi="Times New Roman" w:cs="Times New Roman"/>
+                <w:noProof/>
+                <w:lang w:bidi="si-LK"/>
+              </w:rPr>
+              <w:t>3.4 Chapter Summery</w:t>
+            </w:r>
+            <w:r>
+              <w:rPr>
+                <w:noProof/>
+                <w:webHidden/>
+              </w:rPr>
+              <w:tab/>
+            </w:r>
+            <w:r>
+              <w:rPr>
+                <w:noProof/>
+                <w:webHidden/>
+              </w:rPr>
+              <w:fldChar w:fldCharType="begin"/>
+            </w:r>
+            <w:r>
+              <w:rPr>
+                <w:noProof/>
+                <w:webHidden/>
+              </w:rPr>
+              <w:instrText xml:space="preserve"> PAGEREF _Toc235916553 \h </w:instrText>
+            </w:r>
+            <w:r>
+              <w:rPr>
+                <w:noProof/>
+                <w:webHidden/>
+              </w:rPr>
+            </w:r>
+            <w:r>
+              <w:rPr>
+                <w:noProof/>
+                <w:webHidden/>
+              </w:rPr>
+              <w:fldChar w:fldCharType="separate"/>
+            </w:r>
+            <w:r>
+              <w:rPr>
+                <w:noProof/>
+                <w:webHidden/>
+              </w:rPr>
+              <w:t>17</w:t>
             </w:r>
             <w:r>
               <w:rPr>
@@ -2822,7 +3315,7 @@
           <w:szCs w:val="28"/>
         </w:rPr>
       </w:pPr>
-      <w:bookmarkStart w:id="0" w:name="_Toc235887188"/>
+      <w:bookmarkStart w:id="0" w:name="_Toc235916528"/>
       <w:r>
         <w:rPr>
           <w:rFonts w:ascii="Times New Roman" w:hAnsi="Times New Roman" w:cs="Times New Roman"/>
@@ -2859,7 +3352,7 @@
           <w:szCs w:val="26"/>
         </w:rPr>
       </w:pPr>
-      <w:bookmarkStart w:id="1" w:name="_Toc235887189"/>
+      <w:bookmarkStart w:id="1" w:name="_Toc235916529"/>
       <w:r>
         <w:rPr>
           <w:rFonts w:ascii="Times New Roman" w:hAnsi="Times New Roman" w:cs="Times New Roman"/>
@@ -3117,7 +3610,7 @@
           <w:szCs w:val="26"/>
         </w:rPr>
       </w:pPr>
-      <w:bookmarkStart w:id="2" w:name="_Toc235887190"/>
+      <w:bookmarkStart w:id="2" w:name="_Toc235916530"/>
       <w:r>
         <w:rPr>
           <w:rFonts w:ascii="Times New Roman" w:hAnsi="Times New Roman" w:cs="Times New Roman"/>
@@ -3528,7 +4021,7 @@
           <w:szCs w:val="26"/>
         </w:rPr>
       </w:pPr>
-      <w:bookmarkStart w:id="5" w:name="_Toc235887191"/>
+      <w:bookmarkStart w:id="5" w:name="_Toc235916531"/>
       <w:r>
         <w:rPr>
           <w:rFonts w:ascii="Times New Roman" w:hAnsi="Times New Roman" w:cs="Times New Roman"/>
@@ -3633,7 +4126,7 @@
           <w:szCs w:val="26"/>
         </w:rPr>
       </w:pPr>
-      <w:bookmarkStart w:id="6" w:name="_Toc235887192"/>
+      <w:bookmarkStart w:id="6" w:name="_Toc235916532"/>
       <w:r>
         <w:rPr>
           <w:rFonts w:ascii="Times New Roman" w:hAnsi="Times New Roman" w:cs="Times New Roman"/>
@@ -4037,7 +4530,7 @@
           <w:szCs w:val="26"/>
         </w:rPr>
       </w:pPr>
-      <w:bookmarkStart w:id="7" w:name="_Toc235887193"/>
+      <w:bookmarkStart w:id="7" w:name="_Toc235916533"/>
       <w:r>
         <w:rPr>
           <w:rFonts w:ascii="Times New Roman" w:hAnsi="Times New Roman" w:cs="Times New Roman"/>
@@ -4304,7 +4797,7 @@
           <w:szCs w:val="26"/>
         </w:rPr>
       </w:pPr>
-      <w:bookmarkStart w:id="8" w:name="_Toc235887194"/>
+      <w:bookmarkStart w:id="8" w:name="_Toc235916534"/>
       <w:r>
         <w:rPr>
           <w:rFonts w:ascii="Times New Roman" w:hAnsi="Times New Roman" w:cs="Times New Roman"/>
@@ -4451,7 +4944,7 @@
           <w:szCs w:val="26"/>
         </w:rPr>
       </w:pPr>
-      <w:bookmarkStart w:id="9" w:name="_Toc235887195"/>
+      <w:bookmarkStart w:id="9" w:name="_Toc235916535"/>
       <w:r>
         <w:rPr>
           <w:rStyle w:val="Heading2Char"/>
@@ -4535,7 +5028,7 @@
           <w:szCs w:val="26"/>
         </w:rPr>
       </w:pPr>
-      <w:bookmarkStart w:id="10" w:name="_Toc235887196"/>
+      <w:bookmarkStart w:id="10" w:name="_Toc235916536"/>
       <w:r>
         <w:rPr>
           <w:rStyle w:val="Heading2Char"/>
@@ -4698,7 +5191,7 @@
           <w:lang w:bidi="si-LK"/>
         </w:rPr>
       </w:pPr>
-      <w:bookmarkStart w:id="11" w:name="_Toc235887197"/>
+      <w:bookmarkStart w:id="11" w:name="_Toc235916537"/>
       <w:r>
         <w:rPr>
           <w:rFonts w:ascii="Times New Roman" w:hAnsi="Times New Roman" w:cs="Times New Roman"/>
@@ -4720,7 +5213,7 @@
           <w:szCs w:val="26"/>
         </w:rPr>
       </w:pPr>
-      <w:bookmarkStart w:id="12" w:name="_Toc235887198"/>
+      <w:bookmarkStart w:id="12" w:name="_Toc235916538"/>
       <w:r>
         <w:rPr>
           <w:rFonts w:ascii="Times New Roman" w:hAnsi="Times New Roman" w:cs="Times New Roman"/>
@@ -4774,7 +5267,7 @@
           <w:szCs w:val="26"/>
         </w:rPr>
       </w:pPr>
-      <w:bookmarkStart w:id="13" w:name="_Toc235887199"/>
+      <w:bookmarkStart w:id="13" w:name="_Toc235916539"/>
       <w:r>
         <w:rPr>
           <w:rFonts w:ascii="Times New Roman" w:hAnsi="Times New Roman" w:cs="Times New Roman"/>
@@ -4971,7 +5464,7 @@
           <w:szCs w:val="26"/>
         </w:rPr>
       </w:pPr>
-      <w:bookmarkStart w:id="14" w:name="_Toc235887200"/>
+      <w:bookmarkStart w:id="14" w:name="_Toc235916540"/>
       <w:r>
         <w:rPr>
           <w:rFonts w:ascii="Times New Roman" w:hAnsi="Times New Roman" w:cs="Times New Roman"/>
@@ -5262,7 +5755,7 @@
           <w:szCs w:val="26"/>
         </w:rPr>
       </w:pPr>
-      <w:bookmarkStart w:id="15" w:name="_Toc235887201"/>
+      <w:bookmarkStart w:id="15" w:name="_Toc235916541"/>
       <w:r>
         <w:rPr>
           <w:rFonts w:ascii="Times New Roman" w:hAnsi="Times New Roman" w:cs="Times New Roman"/>
@@ -5773,7 +6266,7 @@
           <w:szCs w:val="26"/>
         </w:rPr>
       </w:pPr>
-      <w:bookmarkStart w:id="16" w:name="_Toc235887202"/>
+      <w:bookmarkStart w:id="16" w:name="_Toc235916542"/>
       <w:r>
         <w:rPr>
           <w:rFonts w:ascii="Times New Roman" w:hAnsi="Times New Roman" w:cs="Times New Roman"/>
@@ -5912,7 +6405,7 @@
           <w:szCs w:val="26"/>
         </w:rPr>
       </w:pPr>
-      <w:bookmarkStart w:id="17" w:name="_Toc235887203"/>
+      <w:bookmarkStart w:id="17" w:name="_Toc235916543"/>
       <w:r>
         <w:rPr>
           <w:rFonts w:ascii="Times New Roman" w:hAnsi="Times New Roman" w:cs="Times New Roman"/>
@@ -6320,7 +6813,7 @@
           <w:szCs w:val="26"/>
         </w:rPr>
       </w:pPr>
-      <w:bookmarkStart w:id="18" w:name="_Toc235887204"/>
+      <w:bookmarkStart w:id="18" w:name="_Toc235916544"/>
       <w:r>
         <w:rPr>
           <w:rFonts w:ascii="Times New Roman" w:hAnsi="Times New Roman" w:cs="Times New Roman"/>
@@ -6354,20 +6847,6 @@
     </w:p>
     <w:p>
       <w:pPr>
-        <w:rPr>
-          <w:rFonts w:ascii="Times New Roman" w:hAnsi="Times New Roman" w:cs="Times New Roman"/>
-        </w:rPr>
-      </w:pPr>
-    </w:p>
-    <w:p>
-      <w:pPr>
-        <w:rPr>
-          <w:rFonts w:ascii="Times New Roman" w:hAnsi="Times New Roman" w:cs="Times New Roman"/>
-        </w:rPr>
-      </w:pPr>
-    </w:p>
-    <w:p>
-      <w:pPr>
         <w:pStyle w:val="Heading1"/>
         <w:rPr>
           <w:rFonts w:ascii="Times New Roman" w:hAnsi="Times New Roman" w:cs="Times New Roman"/>
@@ -6376,7 +6855,7 @@
           <w:lang w:bidi="si-LK"/>
         </w:rPr>
       </w:pPr>
-      <w:bookmarkStart w:id="19" w:name="_Toc235887205"/>
+      <w:bookmarkStart w:id="19" w:name="_Toc235916545"/>
       <w:r>
         <w:rPr>
           <w:rFonts w:ascii="Times New Roman" w:hAnsi="Times New Roman" w:cs="Times New Roman"/>
@@ -6398,7 +6877,7 @@
           <w:lang w:bidi="si-LK"/>
         </w:rPr>
       </w:pPr>
-      <w:bookmarkStart w:id="20" w:name="_Toc235887206"/>
+      <w:bookmarkStart w:id="20" w:name="_Toc235916546"/>
       <w:r>
         <w:rPr>
           <w:rFonts w:ascii="Times New Roman" w:hAnsi="Times New Roman" w:cs="Times New Roman"/>
@@ -6417,9 +6896,2427 @@
           <w:lang w:bidi="si-LK"/>
         </w:rPr>
       </w:pPr>
+      <w:r>
+        <w:rPr>
+          <w:rFonts w:ascii="Times New Roman" w:hAnsi="Times New Roman" w:cs="Times New Roman"/>
+          <w:lang w:bidi="si-LK"/>
+        </w:rPr>
+        <w:t xml:space="preserve">In this chapter </w:t>
+      </w:r>
+      <w:proofErr w:type="spellStart"/>
+      <w:r>
+        <w:rPr>
+          <w:rFonts w:ascii="Times New Roman" w:hAnsi="Times New Roman" w:cs="Times New Roman"/>
+          <w:lang w:bidi="si-LK"/>
+        </w:rPr>
+        <w:t>im</w:t>
+      </w:r>
+      <w:proofErr w:type="spellEnd"/>
+      <w:r>
+        <w:rPr>
+          <w:rFonts w:ascii="Times New Roman" w:hAnsi="Times New Roman" w:cs="Times New Roman"/>
+          <w:lang w:bidi="si-LK"/>
+        </w:rPr>
+        <w:t xml:space="preserve"> going to present my analysis I did for CeylonTourMate.lk, including </w:t>
+      </w:r>
+      <w:proofErr w:type="spellStart"/>
+      <w:r>
+        <w:rPr>
+          <w:rFonts w:ascii="Times New Roman" w:hAnsi="Times New Roman" w:cs="Times New Roman"/>
+          <w:lang w:bidi="si-LK"/>
+        </w:rPr>
+        <w:t>usecase</w:t>
+      </w:r>
+      <w:proofErr w:type="spellEnd"/>
+      <w:r>
+        <w:rPr>
+          <w:rFonts w:ascii="Times New Roman" w:hAnsi="Times New Roman" w:cs="Times New Roman"/>
+          <w:lang w:bidi="si-LK"/>
+        </w:rPr>
+        <w:t xml:space="preserve"> diagram, class diagram, sequence diagram and ER diagram. These diagrams show how the platform works and its database works.</w:t>
+      </w:r>
+    </w:p>
+    <w:p>
+      <w:pPr>
+        <w:rPr>
+          <w:rFonts w:ascii="Times New Roman" w:hAnsi="Times New Roman" w:cs="Times New Roman"/>
+          <w:lang w:bidi="si-LK"/>
+        </w:rPr>
+      </w:pPr>
+    </w:p>
+    <w:p>
+      <w:pPr>
+        <w:pStyle w:val="Heading2"/>
+        <w:rPr>
+          <w:rFonts w:ascii="Times New Roman" w:hAnsi="Times New Roman" w:cs="Times New Roman"/>
+          <w:sz w:val="26"/>
+          <w:szCs w:val="26"/>
+          <w:lang w:bidi="si-LK"/>
+        </w:rPr>
+      </w:pPr>
+      <w:bookmarkStart w:id="21" w:name="_Toc235916547"/>
+      <w:r>
+        <w:rPr>
+          <w:rFonts w:ascii="Times New Roman" w:hAnsi="Times New Roman" w:cs="Times New Roman"/>
+          <w:sz w:val="26"/>
+          <w:szCs w:val="26"/>
+          <w:lang w:bidi="si-LK"/>
+        </w:rPr>
+        <w:t>3.2 UML Diagrams</w:t>
+      </w:r>
+      <w:bookmarkEnd w:id="21"/>
+    </w:p>
+    <w:p>
+      <w:pPr>
+        <w:pStyle w:val="Heading3"/>
+        <w:rPr>
+          <w:rFonts w:ascii="Times New Roman" w:hAnsi="Times New Roman" w:cs="Times New Roman"/>
+          <w:sz w:val="24"/>
+          <w:szCs w:val="24"/>
+          <w:lang w:bidi="si-LK"/>
+        </w:rPr>
+      </w:pPr>
+      <w:bookmarkStart w:id="22" w:name="_Toc235916548"/>
+      <w:r>
+        <w:rPr>
+          <w:rFonts w:ascii="Times New Roman" w:hAnsi="Times New Roman" w:cs="Times New Roman"/>
+          <w:sz w:val="24"/>
+          <w:szCs w:val="24"/>
+          <w:lang w:bidi="si-LK"/>
+        </w:rPr>
+        <w:t>3.2.1 Use Case Diagram of Current System</w:t>
+      </w:r>
+      <w:bookmarkEnd w:id="22"/>
+    </w:p>
+    <w:p>
+      <w:pPr>
+        <w:rPr>
+          <w:rFonts w:ascii="Times New Roman" w:hAnsi="Times New Roman" w:cs="Times New Roman"/>
+          <w:lang w:bidi="si-LK"/>
+        </w:rPr>
+      </w:pPr>
+      <w:r>
+        <w:rPr>
+          <w:rFonts w:ascii="Times New Roman" w:hAnsi="Times New Roman" w:cs="Times New Roman"/>
+          <w:lang w:bidi="si-LK"/>
+        </w:rPr>
+        <w:t>Since I made this project to fill a gap in the industry, where services are currently spread across multiple platforms, there is not any current system.</w:t>
+      </w:r>
+    </w:p>
+    <w:p>
+      <w:pPr>
+        <w:rPr>
+          <w:lang w:bidi="si-LK"/>
+        </w:rPr>
+      </w:pPr>
+    </w:p>
+    <w:p>
+      <w:pPr>
+        <w:rPr>
+          <w:lang w:bidi="si-LK"/>
+        </w:rPr>
+      </w:pPr>
+    </w:p>
+    <w:p>
+      <w:pPr>
+        <w:rPr>
+          <w:lang w:bidi="si-LK"/>
+        </w:rPr>
+      </w:pPr>
+    </w:p>
+    <w:p>
+      <w:pPr>
+        <w:rPr>
+          <w:lang w:bidi="si-LK"/>
+        </w:rPr>
+      </w:pPr>
+    </w:p>
+    <w:p>
+      <w:pPr>
+        <w:rPr>
+          <w:lang w:bidi="si-LK"/>
+        </w:rPr>
+      </w:pPr>
+    </w:p>
+    <w:p>
+      <w:pPr>
+        <w:rPr>
+          <w:lang w:bidi="si-LK"/>
+        </w:rPr>
+      </w:pPr>
+    </w:p>
+    <w:p>
+      <w:pPr>
+        <w:rPr>
+          <w:lang w:bidi="si-LK"/>
+        </w:rPr>
+      </w:pPr>
+    </w:p>
+    <w:p>
+      <w:pPr>
+        <w:rPr>
+          <w:lang w:bidi="si-LK"/>
+        </w:rPr>
+      </w:pPr>
+    </w:p>
+    <w:p>
+      <w:pPr>
+        <w:rPr>
+          <w:lang w:bidi="si-LK"/>
+        </w:rPr>
+      </w:pPr>
+    </w:p>
+    <w:p>
+      <w:pPr>
+        <w:rPr>
+          <w:lang w:bidi="si-LK"/>
+        </w:rPr>
+      </w:pPr>
+    </w:p>
+    <w:p>
+      <w:pPr>
+        <w:rPr>
+          <w:lang w:bidi="si-LK"/>
+        </w:rPr>
+      </w:pPr>
+    </w:p>
+    <w:p>
+      <w:pPr>
+        <w:rPr>
+          <w:lang w:bidi="si-LK"/>
+        </w:rPr>
+      </w:pPr>
+    </w:p>
+    <w:p>
+      <w:pPr>
+        <w:rPr>
+          <w:lang w:bidi="si-LK"/>
+        </w:rPr>
+      </w:pPr>
+    </w:p>
+    <w:p>
+      <w:pPr>
+        <w:pStyle w:val="Heading3"/>
+        <w:rPr>
+          <w:rFonts w:ascii="Times New Roman" w:hAnsi="Times New Roman" w:cs="Times New Roman"/>
+          <w:sz w:val="24"/>
+          <w:szCs w:val="24"/>
+          <w:lang w:bidi="si-LK"/>
+        </w:rPr>
+      </w:pPr>
+      <w:bookmarkStart w:id="23" w:name="_Toc235916549"/>
+      <w:r>
+        <w:rPr>
+          <w:noProof/>
+        </w:rPr>
+        <w:lastRenderedPageBreak/>
+        <mc:AlternateContent>
+          <mc:Choice Requires="wps">
+            <w:drawing>
+              <wp:anchor distT="0" distB="0" distL="114300" distR="114300" simplePos="0" relativeHeight="251669504" behindDoc="1" locked="0" layoutInCell="1" allowOverlap="1" wp14:anchorId="688303C4" wp14:editId="47AA6444">
+                <wp:simplePos x="0" y="0"/>
+                <wp:positionH relativeFrom="column">
+                  <wp:posOffset>-590550</wp:posOffset>
+                </wp:positionH>
+                <wp:positionV relativeFrom="page">
+                  <wp:posOffset>8953500</wp:posOffset>
+                </wp:positionV>
+                <wp:extent cx="7132955" cy="266700"/>
+                <wp:effectExtent l="0" t="0" r="0" b="0"/>
+                <wp:wrapNone/>
+                <wp:docPr id="463977744" name="Text Box 1"/>
+                <wp:cNvGraphicFramePr/>
+                <a:graphic xmlns:a="http://schemas.openxmlformats.org/drawingml/2006/main">
+                  <a:graphicData uri="http://schemas.microsoft.com/office/word/2010/wordprocessingShape">
+                    <wps:wsp>
+                      <wps:cNvSpPr txBox="1"/>
+                      <wps:spPr>
+                        <a:xfrm>
+                          <a:off x="0" y="0"/>
+                          <a:ext cx="7132955" cy="266700"/>
+                        </a:xfrm>
+                        <a:prstGeom prst="rect">
+                          <a:avLst/>
+                        </a:prstGeom>
+                        <a:solidFill>
+                          <a:prstClr val="white"/>
+                        </a:solidFill>
+                        <a:ln>
+                          <a:noFill/>
+                        </a:ln>
+                      </wps:spPr>
+                      <wps:txbx>
+                        <w:txbxContent>
+                          <w:p>
+                            <w:pPr>
+                              <w:pStyle w:val="Caption"/>
+                              <w:jc w:val="center"/>
+                              <w:rPr>
+                                <w:noProof/>
+                                <w:lang w:bidi="si-LK"/>
+                              </w:rPr>
+                            </w:pPr>
+                            <w:r>
+                              <w:t xml:space="preserve">Figure </w:t>
+                            </w:r>
+                            <w:fldSimple w:instr=" SEQ Figure \* ARABIC ">
+                              <w:r>
+                                <w:rPr>
+                                  <w:noProof/>
+                                </w:rPr>
+                                <w:t>2</w:t>
+                              </w:r>
+                            </w:fldSimple>
+                            <w:r>
+                              <w:t xml:space="preserve"> Use Case Diagram of Proposed System</w:t>
+                            </w:r>
+                          </w:p>
+                        </w:txbxContent>
+                      </wps:txbx>
+                      <wps:bodyPr rot="0" spcFirstLastPara="0" vertOverflow="overflow" horzOverflow="overflow" vert="horz" wrap="square" lIns="0" tIns="0" rIns="0" bIns="0" numCol="1" spcCol="0" rtlCol="0" fromWordArt="0" anchor="t" anchorCtr="0" forceAA="0" compatLnSpc="1">
+                        <a:prstTxWarp prst="textNoShape">
+                          <a:avLst/>
+                        </a:prstTxWarp>
+                        <a:spAutoFit/>
+                      </wps:bodyPr>
+                    </wps:wsp>
+                  </a:graphicData>
+                </a:graphic>
+              </wp:anchor>
+            </w:drawing>
+          </mc:Choice>
+          <mc:Fallback>
+            <w:pict>
+              <v:shape w14:anchorId="688303C4" id="_x0000_s1027" type="#_x0000_t202" style="position:absolute;margin-left:-46.5pt;margin-top:705pt;width:561.65pt;height:21pt;z-index:-251646976;visibility:visible;mso-wrap-style:square;mso-wrap-distance-left:9pt;mso-wrap-distance-top:0;mso-wrap-distance-right:9pt;mso-wrap-distance-bottom:0;mso-position-horizontal:absolute;mso-position-horizontal-relative:text;mso-position-vertical:absolute;mso-position-vertical-relative:page;v-text-anchor:top" o:gfxdata="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" stroked="f">
+                <v:textbox style="mso-fit-shape-to-text:t" inset="0,0,0,0">
+                  <w:txbxContent>
+                    <w:p>
+                      <w:pPr>
+                        <w:pStyle w:val="Caption"/>
+                        <w:jc w:val="center"/>
+                        <w:rPr>
+                          <w:noProof/>
+                          <w:lang w:bidi="si-LK"/>
+                        </w:rPr>
+                      </w:pPr>
+                      <w:r>
+                        <w:t xml:space="preserve">Figure </w:t>
+                      </w:r>
+                      <w:fldSimple w:instr=" SEQ Figure \* ARABIC ">
+                        <w:r>
+                          <w:rPr>
+                            <w:noProof/>
+                          </w:rPr>
+                          <w:t>2</w:t>
+                        </w:r>
+                      </w:fldSimple>
+                      <w:r>
+                        <w:t xml:space="preserve"> Use Case Diagram of Proposed System</w:t>
+                      </w:r>
+                    </w:p>
+                  </w:txbxContent>
+                </v:textbox>
+                <w10:wrap anchory="page"/>
+              </v:shape>
+            </w:pict>
+          </mc:Fallback>
+        </mc:AlternateContent>
+      </w:r>
+      <w:r>
+        <w:rPr>
+          <w:noProof/>
+          <w:lang w:bidi="si-LK"/>
+        </w:rPr>
+        <w:drawing>
+          <wp:anchor distT="0" distB="0" distL="114300" distR="114300" simplePos="0" relativeHeight="251667456" behindDoc="1" locked="0" layoutInCell="1" allowOverlap="1" wp14:anchorId="7B4B432E" wp14:editId="12697D7A">
+            <wp:simplePos x="0" y="0"/>
+            <wp:positionH relativeFrom="margin">
+              <wp:align>center</wp:align>
+            </wp:positionH>
+            <wp:positionV relativeFrom="margin">
+              <wp:align>center</wp:align>
+            </wp:positionV>
+            <wp:extent cx="7132955" cy="7744133"/>
+            <wp:effectExtent l="0" t="0" r="0" b="9525"/>
+            <wp:wrapNone/>
+            <wp:docPr id="1292877861" name="Picture 4"/>
+            <wp:cNvGraphicFramePr>
+              <a:graphicFrameLocks xmlns:a="http://schemas.openxmlformats.org/drawingml/2006/main" noChangeAspect="1"/>
+            </wp:cNvGraphicFramePr>
+            <a:graphic xmlns:a="http://schemas.openxmlformats.org/drawingml/2006/main">
+              <a:graphicData uri="http://schemas.openxmlformats.org/drawingml/2006/picture">
+                <pic:pic xmlns:pic="http://schemas.openxmlformats.org/drawingml/2006/picture">
+                  <pic:nvPicPr>
+                    <pic:cNvPr id="1292877861" name="Picture 1292877861"/>
+                    <pic:cNvPicPr/>
+                  </pic:nvPicPr>
+                  <pic:blipFill>
+                    <a:blip r:embed="rId13">
+                      <a:extLst>
+                        <a:ext uri="{28A0092B-C50C-407E-A947-70E740481C1C}">
+                          <a14:useLocalDpi xmlns:a14="http://schemas.microsoft.com/office/drawing/2010/main" val="0"/>
+                        </a:ext>
+                      </a:extLst>
+                    </a:blip>
+                    <a:stretch>
+                      <a:fillRect/>
+                    </a:stretch>
+                  </pic:blipFill>
+                  <pic:spPr>
+                    <a:xfrm>
+                      <a:off x="0" y="0"/>
+                      <a:ext cx="7132955" cy="7744133"/>
+                    </a:xfrm>
+                    <a:prstGeom prst="rect">
+                      <a:avLst/>
+                    </a:prstGeom>
+                  </pic:spPr>
+                </pic:pic>
+              </a:graphicData>
+            </a:graphic>
+            <wp14:sizeRelH relativeFrom="margin">
+              <wp14:pctWidth>0</wp14:pctWidth>
+            </wp14:sizeRelH>
+            <wp14:sizeRelV relativeFrom="margin">
+              <wp14:pctHeight>0</wp14:pctHeight>
+            </wp14:sizeRelV>
+          </wp:anchor>
+        </w:drawing>
+      </w:r>
+      <w:r>
+        <w:rPr>
+          <w:rFonts w:ascii="Times New Roman" w:hAnsi="Times New Roman" w:cs="Times New Roman"/>
+          <w:sz w:val="24"/>
+          <w:szCs w:val="24"/>
+          <w:lang w:bidi="si-LK"/>
+        </w:rPr>
+        <w:t>3.2.2 Use case Diagram of Proposed System</w:t>
+      </w:r>
+      <w:bookmarkEnd w:id="23"/>
+    </w:p>
+    <w:p>
+      <w:pPr>
+        <w:rPr>
+          <w:lang w:bidi="si-LK"/>
+        </w:rPr>
+      </w:pPr>
+    </w:p>
+    <w:p>
+      <w:pPr>
+        <w:rPr>
+          <w:lang w:bidi="si-LK"/>
+        </w:rPr>
+      </w:pPr>
+    </w:p>
+    <w:p>
+      <w:pPr>
+        <w:rPr>
+          <w:lang w:bidi="si-LK"/>
+        </w:rPr>
+      </w:pPr>
+    </w:p>
+    <w:p>
+      <w:pPr>
+        <w:rPr>
+          <w:lang w:bidi="si-LK"/>
+        </w:rPr>
+      </w:pPr>
+    </w:p>
+    <w:p>
+      <w:pPr>
+        <w:rPr>
+          <w:lang w:bidi="si-LK"/>
+        </w:rPr>
+      </w:pPr>
+    </w:p>
+    <w:p>
+      <w:pPr>
+        <w:rPr>
+          <w:lang w:bidi="si-LK"/>
+        </w:rPr>
+      </w:pPr>
+    </w:p>
+    <w:p>
+      <w:pPr>
+        <w:rPr>
+          <w:lang w:bidi="si-LK"/>
+        </w:rPr>
+      </w:pPr>
+    </w:p>
+    <w:p>
+      <w:pPr>
+        <w:rPr>
+          <w:lang w:bidi="si-LK"/>
+        </w:rPr>
+      </w:pPr>
+    </w:p>
+    <w:p>
+      <w:pPr>
+        <w:rPr>
+          <w:lang w:bidi="si-LK"/>
+        </w:rPr>
+      </w:pPr>
+    </w:p>
+    <w:p>
+      <w:pPr>
+        <w:rPr>
+          <w:lang w:bidi="si-LK"/>
+        </w:rPr>
+      </w:pPr>
+    </w:p>
+    <w:p>
+      <w:pPr>
+        <w:rPr>
+          <w:lang w:bidi="si-LK"/>
+        </w:rPr>
+      </w:pPr>
+    </w:p>
+    <w:p>
+      <w:pPr>
+        <w:rPr>
+          <w:lang w:bidi="si-LK"/>
+        </w:rPr>
+      </w:pPr>
+    </w:p>
+    <w:p>
+      <w:pPr>
+        <w:rPr>
+          <w:lang w:bidi="si-LK"/>
+        </w:rPr>
+      </w:pPr>
+    </w:p>
+    <w:p>
+      <w:pPr>
+        <w:rPr>
+          <w:lang w:bidi="si-LK"/>
+        </w:rPr>
+      </w:pPr>
+    </w:p>
+    <w:p>
+      <w:pPr>
+        <w:rPr>
+          <w:lang w:bidi="si-LK"/>
+        </w:rPr>
+      </w:pPr>
+    </w:p>
+    <w:p>
+      <w:pPr>
+        <w:rPr>
+          <w:lang w:bidi="si-LK"/>
+        </w:rPr>
+      </w:pPr>
+    </w:p>
+    <w:p>
+      <w:pPr>
+        <w:rPr>
+          <w:lang w:bidi="si-LK"/>
+        </w:rPr>
+      </w:pPr>
+    </w:p>
+    <w:p>
+      <w:pPr>
+        <w:rPr>
+          <w:lang w:bidi="si-LK"/>
+        </w:rPr>
+      </w:pPr>
+    </w:p>
+    <w:p>
+      <w:pPr>
+        <w:rPr>
+          <w:lang w:bidi="si-LK"/>
+        </w:rPr>
+      </w:pPr>
+    </w:p>
+    <w:p>
+      <w:pPr>
+        <w:rPr>
+          <w:lang w:bidi="si-LK"/>
+        </w:rPr>
+      </w:pPr>
+    </w:p>
+    <w:p>
+      <w:pPr>
+        <w:rPr>
+          <w:lang w:bidi="si-LK"/>
+        </w:rPr>
+      </w:pPr>
+    </w:p>
+    <w:p>
+      <w:pPr>
+        <w:rPr>
+          <w:lang w:bidi="si-LK"/>
+        </w:rPr>
+      </w:pPr>
+    </w:p>
+    <w:p>
+      <w:pPr>
+        <w:rPr>
+          <w:lang w:bidi="si-LK"/>
+        </w:rPr>
+      </w:pPr>
+    </w:p>
+    <w:p>
+      <w:pPr>
+        <w:rPr>
+          <w:lang w:bidi="si-LK"/>
+        </w:rPr>
+      </w:pPr>
+    </w:p>
+    <w:p>
+      <w:pPr>
+        <w:rPr>
+          <w:lang w:bidi="si-LK"/>
+        </w:rPr>
+      </w:pPr>
+    </w:p>
+    <w:p>
+      <w:pPr>
+        <w:pStyle w:val="Heading3"/>
+        <w:rPr>
+          <w:rFonts w:ascii="Times New Roman" w:hAnsi="Times New Roman" w:cs="Times New Roman"/>
+          <w:sz w:val="24"/>
+          <w:szCs w:val="24"/>
+          <w:lang w:bidi="si-LK"/>
+        </w:rPr>
+      </w:pPr>
+      <w:bookmarkStart w:id="24" w:name="_Toc235916550"/>
+      <w:r>
+        <w:rPr>
+          <w:noProof/>
+        </w:rPr>
+        <w:lastRenderedPageBreak/>
+        <mc:AlternateContent>
+          <mc:Choice Requires="wps">
+            <w:drawing>
+              <wp:anchor distT="0" distB="0" distL="114300" distR="114300" simplePos="0" relativeHeight="251672576" behindDoc="1" locked="0" layoutInCell="1" allowOverlap="1" wp14:anchorId="111CE234" wp14:editId="32833A95">
+                <wp:simplePos x="0" y="0"/>
+                <wp:positionH relativeFrom="column">
+                  <wp:posOffset>-647700</wp:posOffset>
+                </wp:positionH>
+                <wp:positionV relativeFrom="page">
+                  <wp:posOffset>8639175</wp:posOffset>
+                </wp:positionV>
+                <wp:extent cx="7191375" cy="266700"/>
+                <wp:effectExtent l="0" t="0" r="9525" b="0"/>
+                <wp:wrapNone/>
+                <wp:docPr id="1530749052" name="Text Box 1"/>
+                <wp:cNvGraphicFramePr/>
+                <a:graphic xmlns:a="http://schemas.openxmlformats.org/drawingml/2006/main">
+                  <a:graphicData uri="http://schemas.microsoft.com/office/word/2010/wordprocessingShape">
+                    <wps:wsp>
+                      <wps:cNvSpPr txBox="1"/>
+                      <wps:spPr>
+                        <a:xfrm>
+                          <a:off x="0" y="0"/>
+                          <a:ext cx="7191375" cy="266700"/>
+                        </a:xfrm>
+                        <a:prstGeom prst="rect">
+                          <a:avLst/>
+                        </a:prstGeom>
+                        <a:solidFill>
+                          <a:prstClr val="white"/>
+                        </a:solidFill>
+                        <a:ln>
+                          <a:noFill/>
+                        </a:ln>
+                      </wps:spPr>
+                      <wps:txbx>
+                        <w:txbxContent>
+                          <w:p>
+                            <w:pPr>
+                              <w:pStyle w:val="Caption"/>
+                              <w:jc w:val="center"/>
+                              <w:rPr>
+                                <w:noProof/>
+                                <w:lang w:bidi="si-LK"/>
+                              </w:rPr>
+                            </w:pPr>
+                            <w:r>
+                              <w:t xml:space="preserve">Figure </w:t>
+                            </w:r>
+                            <w:fldSimple w:instr=" SEQ Figure \* ARABIC ">
+                              <w:r>
+                                <w:rPr>
+                                  <w:noProof/>
+                                </w:rPr>
+                                <w:t>3</w:t>
+                              </w:r>
+                            </w:fldSimple>
+                            <w:r>
+                              <w:t xml:space="preserve"> Class Diagram of Proposed System</w:t>
+                            </w:r>
+                          </w:p>
+                        </w:txbxContent>
+                      </wps:txbx>
+                      <wps:bodyPr rot="0" spcFirstLastPara="0" vertOverflow="overflow" horzOverflow="overflow" vert="horz" wrap="square" lIns="0" tIns="0" rIns="0" bIns="0" numCol="1" spcCol="0" rtlCol="0" fromWordArt="0" anchor="t" anchorCtr="0" forceAA="0" compatLnSpc="1">
+                        <a:prstTxWarp prst="textNoShape">
+                          <a:avLst/>
+                        </a:prstTxWarp>
+                        <a:spAutoFit/>
+                      </wps:bodyPr>
+                    </wps:wsp>
+                  </a:graphicData>
+                </a:graphic>
+              </wp:anchor>
+            </w:drawing>
+          </mc:Choice>
+          <mc:Fallback>
+            <w:pict>
+              <v:shape w14:anchorId="111CE234" id="_x0000_s1028" type="#_x0000_t202" style="position:absolute;margin-left:-51pt;margin-top:680.25pt;width:566.25pt;height:21pt;z-index:-251643904;visibility:visible;mso-wrap-style:square;mso-wrap-distance-left:9pt;mso-wrap-distance-top:0;mso-wrap-distance-right:9pt;mso-wrap-distance-bottom:0;mso-position-horizontal:absolute;mso-position-horizontal-relative:text;mso-position-vertical:absolute;mso-position-vertical-relative:page;v-text-anchor:top" o:gfxdata="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" stroked="f">
+                <v:textbox style="mso-fit-shape-to-text:t" inset="0,0,0,0">
+                  <w:txbxContent>
+                    <w:p>
+                      <w:pPr>
+                        <w:pStyle w:val="Caption"/>
+                        <w:jc w:val="center"/>
+                        <w:rPr>
+                          <w:noProof/>
+                          <w:lang w:bidi="si-LK"/>
+                        </w:rPr>
+                      </w:pPr>
+                      <w:r>
+                        <w:t xml:space="preserve">Figure </w:t>
+                      </w:r>
+                      <w:fldSimple w:instr=" SEQ Figure \* ARABIC ">
+                        <w:r>
+                          <w:rPr>
+                            <w:noProof/>
+                          </w:rPr>
+                          <w:t>3</w:t>
+                        </w:r>
+                      </w:fldSimple>
+                      <w:r>
+                        <w:t xml:space="preserve"> Class Diagram of Proposed System</w:t>
+                      </w:r>
+                    </w:p>
+                  </w:txbxContent>
+                </v:textbox>
+                <w10:wrap anchory="page"/>
+              </v:shape>
+            </w:pict>
+          </mc:Fallback>
+        </mc:AlternateContent>
+      </w:r>
+      <w:r>
+        <w:rPr>
+          <w:noProof/>
+          <w:lang w:bidi="si-LK"/>
+        </w:rPr>
+        <w:drawing>
+          <wp:anchor distT="0" distB="0" distL="114300" distR="114300" simplePos="0" relativeHeight="251670528" behindDoc="1" locked="0" layoutInCell="1" allowOverlap="1" wp14:anchorId="2E71CD69" wp14:editId="29ABBEE0">
+            <wp:simplePos x="0" y="0"/>
+            <wp:positionH relativeFrom="column">
+              <wp:posOffset>-647700</wp:posOffset>
+            </wp:positionH>
+            <wp:positionV relativeFrom="margin">
+              <wp:posOffset>9525</wp:posOffset>
+            </wp:positionV>
+            <wp:extent cx="7191375" cy="7658507"/>
+            <wp:effectExtent l="0" t="0" r="0" b="0"/>
+            <wp:wrapNone/>
+            <wp:docPr id="579467373" name="Picture 5"/>
+            <wp:cNvGraphicFramePr>
+              <a:graphicFrameLocks xmlns:a="http://schemas.openxmlformats.org/drawingml/2006/main" noChangeAspect="1"/>
+            </wp:cNvGraphicFramePr>
+            <a:graphic xmlns:a="http://schemas.openxmlformats.org/drawingml/2006/main">
+              <a:graphicData uri="http://schemas.openxmlformats.org/drawingml/2006/picture">
+                <pic:pic xmlns:pic="http://schemas.openxmlformats.org/drawingml/2006/picture">
+                  <pic:nvPicPr>
+                    <pic:cNvPr id="579467373" name="Picture 579467373"/>
+                    <pic:cNvPicPr/>
+                  </pic:nvPicPr>
+                  <pic:blipFill>
+                    <a:blip r:embed="rId14" cstate="print">
+                      <a:extLst>
+                        <a:ext uri="{28A0092B-C50C-407E-A947-70E740481C1C}">
+                          <a14:useLocalDpi xmlns:a14="http://schemas.microsoft.com/office/drawing/2010/main" val="0"/>
+                        </a:ext>
+                      </a:extLst>
+                    </a:blip>
+                    <a:stretch>
+                      <a:fillRect/>
+                    </a:stretch>
+                  </pic:blipFill>
+                  <pic:spPr>
+                    <a:xfrm>
+                      <a:off x="0" y="0"/>
+                      <a:ext cx="7191375" cy="7658507"/>
+                    </a:xfrm>
+                    <a:prstGeom prst="rect">
+                      <a:avLst/>
+                    </a:prstGeom>
+                  </pic:spPr>
+                </pic:pic>
+              </a:graphicData>
+            </a:graphic>
+            <wp14:sizeRelH relativeFrom="margin">
+              <wp14:pctWidth>0</wp14:pctWidth>
+            </wp14:sizeRelH>
+            <wp14:sizeRelV relativeFrom="margin">
+              <wp14:pctHeight>0</wp14:pctHeight>
+            </wp14:sizeRelV>
+          </wp:anchor>
+        </w:drawing>
+      </w:r>
+      <w:r>
+        <w:rPr>
+          <w:rFonts w:ascii="Times New Roman" w:hAnsi="Times New Roman" w:cs="Times New Roman"/>
+          <w:sz w:val="24"/>
+          <w:szCs w:val="24"/>
+          <w:lang w:bidi="si-LK"/>
+        </w:rPr>
+        <w:t>3.2.3 Class Diagram of Proposed System</w:t>
+      </w:r>
+      <w:bookmarkEnd w:id="24"/>
+    </w:p>
+    <w:p>
+      <w:pPr>
+        <w:rPr>
+          <w:lang w:bidi="si-LK"/>
+        </w:rPr>
+      </w:pPr>
+    </w:p>
+    <w:p>
+      <w:pPr>
+        <w:rPr>
+          <w:lang w:bidi="si-LK"/>
+        </w:rPr>
+      </w:pPr>
+    </w:p>
+    <w:p>
+      <w:pPr>
+        <w:rPr>
+          <w:lang w:bidi="si-LK"/>
+        </w:rPr>
+      </w:pPr>
+    </w:p>
+    <w:p>
+      <w:pPr>
+        <w:rPr>
+          <w:lang w:bidi="si-LK"/>
+        </w:rPr>
+      </w:pPr>
+    </w:p>
+    <w:p>
+      <w:pPr>
+        <w:rPr>
+          <w:lang w:bidi="si-LK"/>
+        </w:rPr>
+      </w:pPr>
+    </w:p>
+    <w:p>
+      <w:pPr>
+        <w:rPr>
+          <w:lang w:bidi="si-LK"/>
+        </w:rPr>
+      </w:pPr>
+    </w:p>
+    <w:p>
+      <w:pPr>
+        <w:rPr>
+          <w:lang w:bidi="si-LK"/>
+        </w:rPr>
+      </w:pPr>
+    </w:p>
+    <w:p>
+      <w:pPr>
+        <w:rPr>
+          <w:lang w:bidi="si-LK"/>
+        </w:rPr>
+      </w:pPr>
+    </w:p>
+    <w:p>
+      <w:pPr>
+        <w:rPr>
+          <w:lang w:bidi="si-LK"/>
+        </w:rPr>
+      </w:pPr>
+    </w:p>
+    <w:p>
+      <w:pPr>
+        <w:rPr>
+          <w:lang w:bidi="si-LK"/>
+        </w:rPr>
+      </w:pPr>
+    </w:p>
+    <w:p>
+      <w:pPr>
+        <w:rPr>
+          <w:lang w:bidi="si-LK"/>
+        </w:rPr>
+      </w:pPr>
+    </w:p>
+    <w:p>
+      <w:pPr>
+        <w:rPr>
+          <w:lang w:bidi="si-LK"/>
+        </w:rPr>
+      </w:pPr>
+    </w:p>
+    <w:p>
+      <w:pPr>
+        <w:rPr>
+          <w:lang w:bidi="si-LK"/>
+        </w:rPr>
+      </w:pPr>
+    </w:p>
+    <w:p>
+      <w:pPr>
+        <w:rPr>
+          <w:lang w:bidi="si-LK"/>
+        </w:rPr>
+      </w:pPr>
+    </w:p>
+    <w:p>
+      <w:pPr>
+        <w:rPr>
+          <w:lang w:bidi="si-LK"/>
+        </w:rPr>
+      </w:pPr>
+    </w:p>
+    <w:p>
+      <w:pPr>
+        <w:rPr>
+          <w:lang w:bidi="si-LK"/>
+        </w:rPr>
+      </w:pPr>
+    </w:p>
+    <w:p>
+      <w:pPr>
+        <w:rPr>
+          <w:lang w:bidi="si-LK"/>
+        </w:rPr>
+      </w:pPr>
+    </w:p>
+    <w:p>
+      <w:pPr>
+        <w:rPr>
+          <w:lang w:bidi="si-LK"/>
+        </w:rPr>
+      </w:pPr>
+    </w:p>
+    <w:p>
+      <w:pPr>
+        <w:rPr>
+          <w:lang w:bidi="si-LK"/>
+        </w:rPr>
+      </w:pPr>
+    </w:p>
+    <w:p>
+      <w:pPr>
+        <w:rPr>
+          <w:lang w:bidi="si-LK"/>
+        </w:rPr>
+      </w:pPr>
+    </w:p>
+    <w:p>
+      <w:pPr>
+        <w:rPr>
+          <w:lang w:bidi="si-LK"/>
+        </w:rPr>
+      </w:pPr>
+    </w:p>
+    <w:p>
+      <w:pPr>
+        <w:rPr>
+          <w:lang w:bidi="si-LK"/>
+        </w:rPr>
+      </w:pPr>
+    </w:p>
+    <w:p>
+      <w:pPr>
+        <w:rPr>
+          <w:lang w:bidi="si-LK"/>
+        </w:rPr>
+      </w:pPr>
+    </w:p>
+    <w:p>
+      <w:pPr>
+        <w:rPr>
+          <w:lang w:bidi="si-LK"/>
+        </w:rPr>
+      </w:pPr>
+    </w:p>
+    <w:p>
+      <w:pPr>
+        <w:rPr>
+          <w:lang w:bidi="si-LK"/>
+        </w:rPr>
+      </w:pPr>
+    </w:p>
+    <w:p>
+      <w:pPr>
+        <w:pStyle w:val="Heading3"/>
+        <w:rPr>
+          <w:rFonts w:ascii="Times New Roman" w:hAnsi="Times New Roman" w:cs="Times New Roman"/>
+          <w:sz w:val="24"/>
+          <w:szCs w:val="24"/>
+          <w:lang w:bidi="si-LK"/>
+        </w:rPr>
+      </w:pPr>
+      <w:bookmarkStart w:id="25" w:name="_Toc235916551"/>
+      <w:r>
+        <w:rPr>
+          <w:noProof/>
+          <w:lang w:bidi="si-LK"/>
+        </w:rPr>
+        <w:lastRenderedPageBreak/>
+        <w:drawing>
+          <wp:anchor distT="0" distB="0" distL="114300" distR="114300" simplePos="0" relativeHeight="251673600" behindDoc="1" locked="0" layoutInCell="1" allowOverlap="1" wp14:anchorId="26124270" wp14:editId="0AD2F393">
+            <wp:simplePos x="0" y="0"/>
+            <wp:positionH relativeFrom="column">
+              <wp:posOffset>391160</wp:posOffset>
+            </wp:positionH>
+            <wp:positionV relativeFrom="margin">
+              <wp:posOffset>247015</wp:posOffset>
+            </wp:positionV>
+            <wp:extent cx="5183186" cy="7411085"/>
+            <wp:effectExtent l="0" t="0" r="0" b="0"/>
+            <wp:wrapNone/>
+            <wp:docPr id="769360080" name="Picture 6"/>
+            <wp:cNvGraphicFramePr>
+              <a:graphicFrameLocks xmlns:a="http://schemas.openxmlformats.org/drawingml/2006/main" noChangeAspect="1"/>
+            </wp:cNvGraphicFramePr>
+            <a:graphic xmlns:a="http://schemas.openxmlformats.org/drawingml/2006/main">
+              <a:graphicData uri="http://schemas.openxmlformats.org/drawingml/2006/picture">
+                <pic:pic xmlns:pic="http://schemas.openxmlformats.org/drawingml/2006/picture">
+                  <pic:nvPicPr>
+                    <pic:cNvPr id="769360080" name="Picture 769360080"/>
+                    <pic:cNvPicPr/>
+                  </pic:nvPicPr>
+                  <pic:blipFill>
+                    <a:blip r:embed="rId15">
+                      <a:extLst>
+                        <a:ext uri="{28A0092B-C50C-407E-A947-70E740481C1C}">
+                          <a14:useLocalDpi xmlns:a14="http://schemas.microsoft.com/office/drawing/2010/main" val="0"/>
+                        </a:ext>
+                      </a:extLst>
+                    </a:blip>
+                    <a:stretch>
+                      <a:fillRect/>
+                    </a:stretch>
+                  </pic:blipFill>
+                  <pic:spPr>
+                    <a:xfrm>
+                      <a:off x="0" y="0"/>
+                      <a:ext cx="5183186" cy="7411085"/>
+                    </a:xfrm>
+                    <a:prstGeom prst="rect">
+                      <a:avLst/>
+                    </a:prstGeom>
+                  </pic:spPr>
+                </pic:pic>
+              </a:graphicData>
+            </a:graphic>
+            <wp14:sizeRelH relativeFrom="margin">
+              <wp14:pctWidth>0</wp14:pctWidth>
+            </wp14:sizeRelH>
+            <wp14:sizeRelV relativeFrom="margin">
+              <wp14:pctHeight>0</wp14:pctHeight>
+            </wp14:sizeRelV>
+          </wp:anchor>
+        </w:drawing>
+      </w:r>
+      <w:r>
+        <w:rPr>
+          <w:rFonts w:ascii="Times New Roman" w:hAnsi="Times New Roman" w:cs="Times New Roman"/>
+          <w:sz w:val="24"/>
+          <w:szCs w:val="24"/>
+          <w:lang w:bidi="si-LK"/>
+        </w:rPr>
+        <w:t>3.2.4 Sequence Diagrams of Proposed System</w:t>
+      </w:r>
+      <w:bookmarkEnd w:id="25"/>
+    </w:p>
+    <w:p>
+      <w:pPr>
+        <w:rPr>
+          <w:lang w:bidi="si-LK"/>
+        </w:rPr>
+      </w:pPr>
+    </w:p>
+    <w:p>
+      <w:pPr>
+        <w:rPr>
+          <w:lang w:bidi="si-LK"/>
+        </w:rPr>
+      </w:pPr>
+    </w:p>
+    <w:p>
+      <w:pPr>
+        <w:rPr>
+          <w:lang w:bidi="si-LK"/>
+        </w:rPr>
+      </w:pPr>
+    </w:p>
+    <w:p>
+      <w:pPr>
+        <w:rPr>
+          <w:lang w:bidi="si-LK"/>
+        </w:rPr>
+      </w:pPr>
+    </w:p>
+    <w:p>
+      <w:pPr>
+        <w:rPr>
+          <w:lang w:bidi="si-LK"/>
+        </w:rPr>
+      </w:pPr>
+    </w:p>
+    <w:p>
+      <w:pPr>
+        <w:rPr>
+          <w:lang w:bidi="si-LK"/>
+        </w:rPr>
+      </w:pPr>
+    </w:p>
+    <w:p>
+      <w:pPr>
+        <w:rPr>
+          <w:lang w:bidi="si-LK"/>
+        </w:rPr>
+      </w:pPr>
+    </w:p>
+    <w:p>
+      <w:pPr>
+        <w:rPr>
+          <w:lang w:bidi="si-LK"/>
+        </w:rPr>
+      </w:pPr>
+    </w:p>
+    <w:p>
+      <w:pPr>
+        <w:rPr>
+          <w:lang w:bidi="si-LK"/>
+        </w:rPr>
+      </w:pPr>
+    </w:p>
+    <w:p>
+      <w:pPr>
+        <w:rPr>
+          <w:lang w:bidi="si-LK"/>
+        </w:rPr>
+      </w:pPr>
+    </w:p>
+    <w:p>
+      <w:pPr>
+        <w:rPr>
+          <w:lang w:bidi="si-LK"/>
+        </w:rPr>
+      </w:pPr>
+    </w:p>
+    <w:p>
+      <w:pPr>
+        <w:rPr>
+          <w:lang w:bidi="si-LK"/>
+        </w:rPr>
+      </w:pPr>
+    </w:p>
+    <w:p>
+      <w:pPr>
+        <w:rPr>
+          <w:lang w:bidi="si-LK"/>
+        </w:rPr>
+      </w:pPr>
+    </w:p>
+    <w:p>
+      <w:pPr>
+        <w:rPr>
+          <w:lang w:bidi="si-LK"/>
+        </w:rPr>
+      </w:pPr>
+    </w:p>
+    <w:p>
+      <w:pPr>
+        <w:rPr>
+          <w:lang w:bidi="si-LK"/>
+        </w:rPr>
+      </w:pPr>
+    </w:p>
+    <w:p>
+      <w:pPr>
+        <w:rPr>
+          <w:lang w:bidi="si-LK"/>
+        </w:rPr>
+      </w:pPr>
+    </w:p>
+    <w:p>
+      <w:pPr>
+        <w:rPr>
+          <w:lang w:bidi="si-LK"/>
+        </w:rPr>
+      </w:pPr>
+    </w:p>
+    <w:p>
+      <w:pPr>
+        <w:rPr>
+          <w:lang w:bidi="si-LK"/>
+        </w:rPr>
+      </w:pPr>
+    </w:p>
+    <w:p>
+      <w:pPr>
+        <w:rPr>
+          <w:lang w:bidi="si-LK"/>
+        </w:rPr>
+      </w:pPr>
+    </w:p>
+    <w:p>
+      <w:pPr>
+        <w:rPr>
+          <w:lang w:bidi="si-LK"/>
+        </w:rPr>
+      </w:pPr>
+    </w:p>
+    <w:p>
+      <w:pPr>
+        <w:rPr>
+          <w:lang w:bidi="si-LK"/>
+        </w:rPr>
+      </w:pPr>
+    </w:p>
+    <w:p>
+      <w:pPr>
+        <w:rPr>
+          <w:lang w:bidi="si-LK"/>
+        </w:rPr>
+      </w:pPr>
+    </w:p>
+    <w:p>
+      <w:pPr>
+        <w:rPr>
+          <w:lang w:bidi="si-LK"/>
+        </w:rPr>
+      </w:pPr>
+    </w:p>
+    <w:p>
+      <w:pPr>
+        <w:rPr>
+          <w:lang w:bidi="si-LK"/>
+        </w:rPr>
+      </w:pPr>
+      <w:r>
+        <w:rPr>
+          <w:noProof/>
+        </w:rPr>
+        <mc:AlternateContent>
+          <mc:Choice Requires="wps">
+            <w:drawing>
+              <wp:anchor distT="0" distB="0" distL="114300" distR="114300" simplePos="0" relativeHeight="251675648" behindDoc="1" locked="0" layoutInCell="1" allowOverlap="1" wp14:anchorId="521C486F" wp14:editId="59D7071F">
+                <wp:simplePos x="0" y="0"/>
+                <wp:positionH relativeFrom="column">
+                  <wp:posOffset>390525</wp:posOffset>
+                </wp:positionH>
+                <wp:positionV relativeFrom="page">
+                  <wp:posOffset>8629650</wp:posOffset>
+                </wp:positionV>
+                <wp:extent cx="5182870" cy="266700"/>
+                <wp:effectExtent l="0" t="0" r="0" b="0"/>
+                <wp:wrapNone/>
+                <wp:docPr id="1902573498" name="Text Box 1"/>
+                <wp:cNvGraphicFramePr/>
+                <a:graphic xmlns:a="http://schemas.openxmlformats.org/drawingml/2006/main">
+                  <a:graphicData uri="http://schemas.microsoft.com/office/word/2010/wordprocessingShape">
+                    <wps:wsp>
+                      <wps:cNvSpPr txBox="1"/>
+                      <wps:spPr>
+                        <a:xfrm>
+                          <a:off x="0" y="0"/>
+                          <a:ext cx="5182870" cy="266700"/>
+                        </a:xfrm>
+                        <a:prstGeom prst="rect">
+                          <a:avLst/>
+                        </a:prstGeom>
+                        <a:solidFill>
+                          <a:prstClr val="white"/>
+                        </a:solidFill>
+                        <a:ln>
+                          <a:noFill/>
+                        </a:ln>
+                      </wps:spPr>
+                      <wps:txbx>
+                        <w:txbxContent>
+                          <w:p>
+                            <w:pPr>
+                              <w:pStyle w:val="Caption"/>
+                              <w:jc w:val="center"/>
+                              <w:rPr>
+                                <w:noProof/>
+                                <w:lang w:bidi="si-LK"/>
+                              </w:rPr>
+                            </w:pPr>
+                            <w:r>
+                              <w:t xml:space="preserve">Figure </w:t>
+                            </w:r>
+                            <w:fldSimple w:instr=" SEQ Figure \* ARABIC ">
+                              <w:r>
+                                <w:rPr>
+                                  <w:noProof/>
+                                </w:rPr>
+                                <w:t>4</w:t>
+                              </w:r>
+                            </w:fldSimple>
+                            <w:r>
+                              <w:t xml:space="preserve"> Sequence Diagram for Admin Approve/Reject Listings</w:t>
+                            </w:r>
+                          </w:p>
+                        </w:txbxContent>
+                      </wps:txbx>
+                      <wps:bodyPr rot="0" spcFirstLastPara="0" vertOverflow="overflow" horzOverflow="overflow" vert="horz" wrap="square" lIns="0" tIns="0" rIns="0" bIns="0" numCol="1" spcCol="0" rtlCol="0" fromWordArt="0" anchor="t" anchorCtr="0" forceAA="0" compatLnSpc="1">
+                        <a:prstTxWarp prst="textNoShape">
+                          <a:avLst/>
+                        </a:prstTxWarp>
+                        <a:spAutoFit/>
+                      </wps:bodyPr>
+                    </wps:wsp>
+                  </a:graphicData>
+                </a:graphic>
+              </wp:anchor>
+            </w:drawing>
+          </mc:Choice>
+          <mc:Fallback>
+            <w:pict>
+              <v:shape w14:anchorId="521C486F" id="_x0000_s1029" type="#_x0000_t202" style="position:absolute;margin-left:30.75pt;margin-top:679.5pt;width:408.1pt;height:21pt;z-index:-251640832;visibility:visible;mso-wrap-style:square;mso-wrap-distance-left:9pt;mso-wrap-distance-top:0;mso-wrap-distance-right:9pt;mso-wrap-distance-bottom:0;mso-position-horizontal:absolute;mso-position-horizontal-relative:text;mso-position-vertical:absolute;mso-position-vertical-relative:page;v-text-anchor:top" o:gfxdata="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" stroked="f">
+                <v:textbox style="mso-fit-shape-to-text:t" inset="0,0,0,0">
+                  <w:txbxContent>
+                    <w:p>
+                      <w:pPr>
+                        <w:pStyle w:val="Caption"/>
+                        <w:jc w:val="center"/>
+                        <w:rPr>
+                          <w:noProof/>
+                          <w:lang w:bidi="si-LK"/>
+                        </w:rPr>
+                      </w:pPr>
+                      <w:r>
+                        <w:t xml:space="preserve">Figure </w:t>
+                      </w:r>
+                      <w:fldSimple w:instr=" SEQ Figure \* ARABIC ">
+                        <w:r>
+                          <w:rPr>
+                            <w:noProof/>
+                          </w:rPr>
+                          <w:t>4</w:t>
+                        </w:r>
+                      </w:fldSimple>
+                      <w:r>
+                        <w:t xml:space="preserve"> Sequence Diagram for Admin Approve/Reject Listings</w:t>
+                      </w:r>
+                    </w:p>
+                  </w:txbxContent>
+                </v:textbox>
+                <w10:wrap anchory="page"/>
+              </v:shape>
+            </w:pict>
+          </mc:Fallback>
+        </mc:AlternateContent>
+      </w:r>
+    </w:p>
+    <w:p>
+      <w:pPr>
+        <w:rPr>
+          <w:lang w:bidi="si-LK"/>
+        </w:rPr>
+      </w:pPr>
+    </w:p>
+    <w:p>
+      <w:pPr>
+        <w:rPr>
+          <w:lang w:bidi="si-LK"/>
+        </w:rPr>
+      </w:pPr>
+      <w:r>
+        <w:rPr>
+          <w:noProof/>
+          <w:lang w:bidi="si-LK"/>
+        </w:rPr>
+        <w:lastRenderedPageBreak/>
+        <w:drawing>
+          <wp:anchor distT="0" distB="0" distL="114300" distR="114300" simplePos="0" relativeHeight="251676672" behindDoc="1" locked="0" layoutInCell="1" allowOverlap="1" wp14:anchorId="1028FB31" wp14:editId="67D66683">
+            <wp:simplePos x="0" y="0"/>
+            <wp:positionH relativeFrom="margin">
+              <wp:posOffset>247650</wp:posOffset>
+            </wp:positionH>
+            <wp:positionV relativeFrom="margin">
+              <wp:posOffset>-276225</wp:posOffset>
+            </wp:positionV>
+            <wp:extent cx="5691729" cy="7705725"/>
+            <wp:effectExtent l="0" t="0" r="4445" b="0"/>
+            <wp:wrapNone/>
+            <wp:docPr id="606718626" name="Picture 7"/>
+            <wp:cNvGraphicFramePr>
+              <a:graphicFrameLocks xmlns:a="http://schemas.openxmlformats.org/drawingml/2006/main" noChangeAspect="1"/>
+            </wp:cNvGraphicFramePr>
+            <a:graphic xmlns:a="http://schemas.openxmlformats.org/drawingml/2006/main">
+              <a:graphicData uri="http://schemas.openxmlformats.org/drawingml/2006/picture">
+                <pic:pic xmlns:pic="http://schemas.openxmlformats.org/drawingml/2006/picture">
+                  <pic:nvPicPr>
+                    <pic:cNvPr id="606718626" name="Picture 606718626"/>
+                    <pic:cNvPicPr/>
+                  </pic:nvPicPr>
+                  <pic:blipFill>
+                    <a:blip r:embed="rId16">
+                      <a:extLst>
+                        <a:ext uri="{28A0092B-C50C-407E-A947-70E740481C1C}">
+                          <a14:useLocalDpi xmlns:a14="http://schemas.microsoft.com/office/drawing/2010/main" val="0"/>
+                        </a:ext>
+                      </a:extLst>
+                    </a:blip>
+                    <a:stretch>
+                      <a:fillRect/>
+                    </a:stretch>
+                  </pic:blipFill>
+                  <pic:spPr>
+                    <a:xfrm>
+                      <a:off x="0" y="0"/>
+                      <a:ext cx="5691729" cy="7705725"/>
+                    </a:xfrm>
+                    <a:prstGeom prst="rect">
+                      <a:avLst/>
+                    </a:prstGeom>
+                  </pic:spPr>
+                </pic:pic>
+              </a:graphicData>
+            </a:graphic>
+            <wp14:sizeRelH relativeFrom="margin">
+              <wp14:pctWidth>0</wp14:pctWidth>
+            </wp14:sizeRelH>
+            <wp14:sizeRelV relativeFrom="margin">
+              <wp14:pctHeight>0</wp14:pctHeight>
+            </wp14:sizeRelV>
+          </wp:anchor>
+        </w:drawing>
+      </w:r>
+    </w:p>
+    <w:p>
+      <w:pPr>
+        <w:rPr>
+          <w:lang w:bidi="si-LK"/>
+        </w:rPr>
+      </w:pPr>
+    </w:p>
+    <w:p>
+      <w:pPr>
+        <w:rPr>
+          <w:lang w:bidi="si-LK"/>
+        </w:rPr>
+      </w:pPr>
+    </w:p>
+    <w:p>
+      <w:pPr>
+        <w:rPr>
+          <w:lang w:bidi="si-LK"/>
+        </w:rPr>
+      </w:pPr>
+    </w:p>
+    <w:p>
+      <w:pPr>
+        <w:rPr>
+          <w:lang w:bidi="si-LK"/>
+        </w:rPr>
+      </w:pPr>
+    </w:p>
+    <w:p>
+      <w:pPr>
+        <w:rPr>
+          <w:lang w:bidi="si-LK"/>
+        </w:rPr>
+      </w:pPr>
+    </w:p>
+    <w:p>
+      <w:pPr>
+        <w:rPr>
+          <w:lang w:bidi="si-LK"/>
+        </w:rPr>
+      </w:pPr>
+    </w:p>
+    <w:p>
+      <w:pPr>
+        <w:rPr>
+          <w:lang w:bidi="si-LK"/>
+        </w:rPr>
+      </w:pPr>
+    </w:p>
+    <w:p>
+      <w:pPr>
+        <w:rPr>
+          <w:lang w:bidi="si-LK"/>
+        </w:rPr>
+      </w:pPr>
+    </w:p>
+    <w:p>
+      <w:pPr>
+        <w:rPr>
+          <w:lang w:bidi="si-LK"/>
+        </w:rPr>
+      </w:pPr>
+    </w:p>
+    <w:p>
+      <w:pPr>
+        <w:rPr>
+          <w:lang w:bidi="si-LK"/>
+        </w:rPr>
+      </w:pPr>
+    </w:p>
+    <w:p>
+      <w:pPr>
+        <w:rPr>
+          <w:lang w:bidi="si-LK"/>
+        </w:rPr>
+      </w:pPr>
+    </w:p>
+    <w:p>
+      <w:pPr>
+        <w:rPr>
+          <w:lang w:bidi="si-LK"/>
+        </w:rPr>
+      </w:pPr>
+    </w:p>
+    <w:p>
+      <w:pPr>
+        <w:rPr>
+          <w:lang w:bidi="si-LK"/>
+        </w:rPr>
+      </w:pPr>
+    </w:p>
+    <w:p>
+      <w:pPr>
+        <w:rPr>
+          <w:lang w:bidi="si-LK"/>
+        </w:rPr>
+      </w:pPr>
+    </w:p>
+    <w:p>
+      <w:pPr>
+        <w:rPr>
+          <w:lang w:bidi="si-LK"/>
+        </w:rPr>
+      </w:pPr>
+    </w:p>
+    <w:p>
+      <w:pPr>
+        <w:rPr>
+          <w:lang w:bidi="si-LK"/>
+        </w:rPr>
+      </w:pPr>
+    </w:p>
+    <w:p>
+      <w:pPr>
+        <w:rPr>
+          <w:lang w:bidi="si-LK"/>
+        </w:rPr>
+      </w:pPr>
+    </w:p>
+    <w:p>
+      <w:pPr>
+        <w:rPr>
+          <w:lang w:bidi="si-LK"/>
+        </w:rPr>
+      </w:pPr>
+    </w:p>
+    <w:p>
+      <w:pPr>
+        <w:rPr>
+          <w:lang w:bidi="si-LK"/>
+        </w:rPr>
+      </w:pPr>
+    </w:p>
+    <w:p>
+      <w:pPr>
+        <w:rPr>
+          <w:lang w:bidi="si-LK"/>
+        </w:rPr>
+      </w:pPr>
+    </w:p>
+    <w:p>
+      <w:pPr>
+        <w:rPr>
+          <w:lang w:bidi="si-LK"/>
+        </w:rPr>
+      </w:pPr>
+    </w:p>
+    <w:p>
+      <w:pPr>
+        <w:rPr>
+          <w:lang w:bidi="si-LK"/>
+        </w:rPr>
+      </w:pPr>
+    </w:p>
+    <w:p>
+      <w:pPr>
+        <w:rPr>
+          <w:lang w:bidi="si-LK"/>
+        </w:rPr>
+      </w:pPr>
+      <w:r>
+        <w:rPr>
+          <w:noProof/>
+        </w:rPr>
+        <mc:AlternateContent>
+          <mc:Choice Requires="wps">
+            <w:drawing>
+              <wp:anchor distT="0" distB="0" distL="114300" distR="114300" simplePos="0" relativeHeight="251678720" behindDoc="1" locked="0" layoutInCell="1" allowOverlap="1" wp14:anchorId="703D51F7" wp14:editId="1B8F4DE7">
+                <wp:simplePos x="0" y="0"/>
+                <wp:positionH relativeFrom="column">
+                  <wp:posOffset>247650</wp:posOffset>
+                </wp:positionH>
+                <wp:positionV relativeFrom="page">
+                  <wp:posOffset>8401050</wp:posOffset>
+                </wp:positionV>
+                <wp:extent cx="5691505" cy="266700"/>
+                <wp:effectExtent l="0" t="0" r="4445" b="0"/>
+                <wp:wrapNone/>
+                <wp:docPr id="62093753" name="Text Box 1"/>
+                <wp:cNvGraphicFramePr/>
+                <a:graphic xmlns:a="http://schemas.openxmlformats.org/drawingml/2006/main">
+                  <a:graphicData uri="http://schemas.microsoft.com/office/word/2010/wordprocessingShape">
+                    <wps:wsp>
+                      <wps:cNvSpPr txBox="1"/>
+                      <wps:spPr>
+                        <a:xfrm>
+                          <a:off x="0" y="0"/>
+                          <a:ext cx="5691505" cy="266700"/>
+                        </a:xfrm>
+                        <a:prstGeom prst="rect">
+                          <a:avLst/>
+                        </a:prstGeom>
+                        <a:solidFill>
+                          <a:prstClr val="white"/>
+                        </a:solidFill>
+                        <a:ln>
+                          <a:noFill/>
+                        </a:ln>
+                      </wps:spPr>
+                      <wps:txbx>
+                        <w:txbxContent>
+                          <w:p>
+                            <w:pPr>
+                              <w:pStyle w:val="Caption"/>
+                              <w:jc w:val="center"/>
+                              <w:rPr>
+                                <w:noProof/>
+                                <w:lang w:bidi="si-LK"/>
+                              </w:rPr>
+                            </w:pPr>
+                            <w:r>
+                              <w:t xml:space="preserve">Figure </w:t>
+                            </w:r>
+                            <w:fldSimple w:instr=" SEQ Figure \* ARABIC ">
+                              <w:r>
+                                <w:rPr>
+                                  <w:noProof/>
+                                </w:rPr>
+                                <w:t>5</w:t>
+                              </w:r>
+                            </w:fldSimple>
+                            <w:r>
+                              <w:t xml:space="preserve"> </w:t>
+                            </w:r>
+                            <w:r>
+                              <w:t>Sequence Diagram for Admin Approve/Rejec</w:t>
+                            </w:r>
+                            <w:r>
+                              <w:t>t Registrations</w:t>
+                            </w:r>
+                          </w:p>
+                        </w:txbxContent>
+                      </wps:txbx>
+                      <wps:bodyPr rot="0" spcFirstLastPara="0" vertOverflow="overflow" horzOverflow="overflow" vert="horz" wrap="square" lIns="0" tIns="0" rIns="0" bIns="0" numCol="1" spcCol="0" rtlCol="0" fromWordArt="0" anchor="t" anchorCtr="0" forceAA="0" compatLnSpc="1">
+                        <a:prstTxWarp prst="textNoShape">
+                          <a:avLst/>
+                        </a:prstTxWarp>
+                        <a:spAutoFit/>
+                      </wps:bodyPr>
+                    </wps:wsp>
+                  </a:graphicData>
+                </a:graphic>
+              </wp:anchor>
+            </w:drawing>
+          </mc:Choice>
+          <mc:Fallback>
+            <w:pict>
+              <v:shape w14:anchorId="703D51F7" id="_x0000_s1030" type="#_x0000_t202" style="position:absolute;margin-left:19.5pt;margin-top:661.5pt;width:448.15pt;height:21pt;z-index:-251637760;visibility:visible;mso-wrap-style:square;mso-wrap-distance-left:9pt;mso-wrap-distance-top:0;mso-wrap-distance-right:9pt;mso-wrap-distance-bottom:0;mso-position-horizontal:absolute;mso-position-horizontal-relative:text;mso-position-vertical:absolute;mso-position-vertical-relative:page;v-text-anchor:top" o:gfxdata="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" stroked="f">
+                <v:textbox style="mso-fit-shape-to-text:t" inset="0,0,0,0">
+                  <w:txbxContent>
+                    <w:p>
+                      <w:pPr>
+                        <w:pStyle w:val="Caption"/>
+                        <w:jc w:val="center"/>
+                        <w:rPr>
+                          <w:noProof/>
+                          <w:lang w:bidi="si-LK"/>
+                        </w:rPr>
+                      </w:pPr>
+                      <w:r>
+                        <w:t xml:space="preserve">Figure </w:t>
+                      </w:r>
+                      <w:fldSimple w:instr=" SEQ Figure \* ARABIC ">
+                        <w:r>
+                          <w:rPr>
+                            <w:noProof/>
+                          </w:rPr>
+                          <w:t>5</w:t>
+                        </w:r>
+                      </w:fldSimple>
+                      <w:r>
+                        <w:t xml:space="preserve"> </w:t>
+                      </w:r>
+                      <w:r>
+                        <w:t>Sequence Diagram for Admin Approve/Rejec</w:t>
+                      </w:r>
+                      <w:r>
+                        <w:t>t Registrations</w:t>
+                      </w:r>
+                    </w:p>
+                  </w:txbxContent>
+                </v:textbox>
+                <w10:wrap anchory="page"/>
+              </v:shape>
+            </w:pict>
+          </mc:Fallback>
+        </mc:AlternateContent>
+      </w:r>
+    </w:p>
+    <w:p>
+      <w:pPr>
+        <w:rPr>
+          <w:lang w:bidi="si-LK"/>
+        </w:rPr>
+      </w:pPr>
+    </w:p>
+    <w:p>
+      <w:pPr>
+        <w:rPr>
+          <w:lang w:bidi="si-LK"/>
+        </w:rPr>
+      </w:pPr>
+    </w:p>
+    <w:p>
+      <w:pPr>
+        <w:rPr>
+          <w:lang w:bidi="si-LK"/>
+        </w:rPr>
+      </w:pPr>
+    </w:p>
+    <w:p>
+      <w:pPr>
+        <w:rPr>
+          <w:lang w:bidi="si-LK"/>
+        </w:rPr>
+      </w:pPr>
+    </w:p>
+    <w:p>
+      <w:pPr>
+        <w:rPr>
+          <w:lang w:bidi="si-LK"/>
+        </w:rPr>
+      </w:pPr>
+    </w:p>
+    <w:p>
+      <w:pPr>
+        <w:rPr>
+          <w:lang w:bidi="si-LK"/>
+        </w:rPr>
+      </w:pPr>
+    </w:p>
+    <w:p>
+      <w:pPr>
+        <w:rPr>
+          <w:lang w:bidi="si-LK"/>
+        </w:rPr>
+      </w:pPr>
+    </w:p>
+    <w:p>
+      <w:pPr>
+        <w:rPr>
+          <w:lang w:bidi="si-LK"/>
+        </w:rPr>
+      </w:pPr>
+    </w:p>
+    <w:p>
+      <w:pPr>
+        <w:rPr>
+          <w:lang w:bidi="si-LK"/>
+        </w:rPr>
+      </w:pPr>
+      <w:r>
+        <w:rPr>
+          <w:noProof/>
+        </w:rPr>
+        <mc:AlternateContent>
+          <mc:Choice Requires="wps">
+            <w:drawing>
+              <wp:anchor distT="0" distB="0" distL="114300" distR="114300" simplePos="0" relativeHeight="251681792" behindDoc="1" locked="0" layoutInCell="1" allowOverlap="1" wp14:anchorId="36AD2237" wp14:editId="189438DC">
+                <wp:simplePos x="0" y="0"/>
+                <wp:positionH relativeFrom="column">
+                  <wp:posOffset>0</wp:posOffset>
+                </wp:positionH>
+                <wp:positionV relativeFrom="page">
+                  <wp:posOffset>7077075</wp:posOffset>
+                </wp:positionV>
+                <wp:extent cx="5943600" cy="266700"/>
+                <wp:effectExtent l="0" t="0" r="0" b="0"/>
+                <wp:wrapNone/>
+                <wp:docPr id="2143089152" name="Text Box 1"/>
+                <wp:cNvGraphicFramePr/>
+                <a:graphic xmlns:a="http://schemas.openxmlformats.org/drawingml/2006/main">
+                  <a:graphicData uri="http://schemas.microsoft.com/office/word/2010/wordprocessingShape">
+                    <wps:wsp>
+                      <wps:cNvSpPr txBox="1"/>
+                      <wps:spPr>
+                        <a:xfrm>
+                          <a:off x="0" y="0"/>
+                          <a:ext cx="5943600" cy="266700"/>
+                        </a:xfrm>
+                        <a:prstGeom prst="rect">
+                          <a:avLst/>
+                        </a:prstGeom>
+                        <a:solidFill>
+                          <a:prstClr val="white"/>
+                        </a:solidFill>
+                        <a:ln>
+                          <a:noFill/>
+                        </a:ln>
+                      </wps:spPr>
+                      <wps:txbx>
+                        <w:txbxContent>
+                          <w:p>
+                            <w:pPr>
+                              <w:pStyle w:val="Caption"/>
+                              <w:jc w:val="center"/>
+                              <w:rPr>
+                                <w:noProof/>
+                                <w:lang w:bidi="si-LK"/>
+                              </w:rPr>
+                            </w:pPr>
+                            <w:r>
+                              <w:t xml:space="preserve">Figure </w:t>
+                            </w:r>
+                            <w:fldSimple w:instr=" SEQ Figure \* ARABIC ">
+                              <w:r>
+                                <w:rPr>
+                                  <w:noProof/>
+                                </w:rPr>
+                                <w:t>6</w:t>
+                              </w:r>
+                            </w:fldSimple>
+                            <w:r>
+                              <w:t xml:space="preserve"> </w:t>
+                            </w:r>
+                            <w:r>
+                              <w:t>Sequence Diagram for</w:t>
+                            </w:r>
+                            <w:r>
+                              <w:t xml:space="preserve"> Tourist Booking a </w:t>
+                            </w:r>
+                            <w:r>
+                              <w:t>Listing</w:t>
+                            </w:r>
+                          </w:p>
+                        </w:txbxContent>
+                      </wps:txbx>
+                      <wps:bodyPr rot="0" spcFirstLastPara="0" vertOverflow="overflow" horzOverflow="overflow" vert="horz" wrap="square" lIns="0" tIns="0" rIns="0" bIns="0" numCol="1" spcCol="0" rtlCol="0" fromWordArt="0" anchor="t" anchorCtr="0" forceAA="0" compatLnSpc="1">
+                        <a:prstTxWarp prst="textNoShape">
+                          <a:avLst/>
+                        </a:prstTxWarp>
+                        <a:spAutoFit/>
+                      </wps:bodyPr>
+                    </wps:wsp>
+                  </a:graphicData>
+                </a:graphic>
+              </wp:anchor>
+            </w:drawing>
+          </mc:Choice>
+          <mc:Fallback>
+            <w:pict>
+              <v:shape w14:anchorId="36AD2237" id="_x0000_s1031" type="#_x0000_t202" style="position:absolute;margin-left:0;margin-top:557.25pt;width:468pt;height:21pt;z-index:-251634688;visibility:visible;mso-wrap-style:square;mso-wrap-distance-left:9pt;mso-wrap-distance-top:0;mso-wrap-distance-right:9pt;mso-wrap-distance-bottom:0;mso-position-horizontal:absolute;mso-position-horizontal-relative:text;mso-position-vertical:absolute;mso-position-vertical-relative:page;v-text-anchor:top" o:gfxdata="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" stroked="f">
+                <v:textbox style="mso-fit-shape-to-text:t" inset="0,0,0,0">
+                  <w:txbxContent>
+                    <w:p>
+                      <w:pPr>
+                        <w:pStyle w:val="Caption"/>
+                        <w:jc w:val="center"/>
+                        <w:rPr>
+                          <w:noProof/>
+                          <w:lang w:bidi="si-LK"/>
+                        </w:rPr>
+                      </w:pPr>
+                      <w:r>
+                        <w:t xml:space="preserve">Figure </w:t>
+                      </w:r>
+                      <w:fldSimple w:instr=" SEQ Figure \* ARABIC ">
+                        <w:r>
+                          <w:rPr>
+                            <w:noProof/>
+                          </w:rPr>
+                          <w:t>6</w:t>
+                        </w:r>
+                      </w:fldSimple>
+                      <w:r>
+                        <w:t xml:space="preserve"> </w:t>
+                      </w:r>
+                      <w:r>
+                        <w:t>Sequence Diagram for</w:t>
+                      </w:r>
+                      <w:r>
+                        <w:t xml:space="preserve"> Tourist Booking a </w:t>
+                      </w:r>
+                      <w:r>
+                        <w:t>Listing</w:t>
+                      </w:r>
+                    </w:p>
+                  </w:txbxContent>
+                </v:textbox>
+                <w10:wrap anchory="page"/>
+              </v:shape>
+            </w:pict>
+          </mc:Fallback>
+        </mc:AlternateContent>
+      </w:r>
+      <w:r>
+        <w:rPr>
+          <w:noProof/>
+          <w:lang w:bidi="si-LK"/>
+        </w:rPr>
+        <w:drawing>
+          <wp:anchor distT="0" distB="0" distL="114300" distR="114300" simplePos="0" relativeHeight="251679744" behindDoc="1" locked="0" layoutInCell="1" allowOverlap="1" wp14:anchorId="5D82F4AF" wp14:editId="3C0DECFB">
+            <wp:simplePos x="0" y="0"/>
+            <wp:positionH relativeFrom="column">
+              <wp:posOffset>0</wp:posOffset>
+            </wp:positionH>
+            <wp:positionV relativeFrom="page">
+              <wp:posOffset>914400</wp:posOffset>
+            </wp:positionV>
+            <wp:extent cx="5943600" cy="6108065"/>
+            <wp:effectExtent l="0" t="0" r="0" b="6985"/>
+            <wp:wrapNone/>
+            <wp:docPr id="614555140" name="Picture 8"/>
+            <wp:cNvGraphicFramePr>
+              <a:graphicFrameLocks xmlns:a="http://schemas.openxmlformats.org/drawingml/2006/main" noChangeAspect="1"/>
+            </wp:cNvGraphicFramePr>
+            <a:graphic xmlns:a="http://schemas.openxmlformats.org/drawingml/2006/main">
+              <a:graphicData uri="http://schemas.openxmlformats.org/drawingml/2006/picture">
+                <pic:pic xmlns:pic="http://schemas.openxmlformats.org/drawingml/2006/picture">
+                  <pic:nvPicPr>
+                    <pic:cNvPr id="614555140" name="Picture 614555140"/>
+                    <pic:cNvPicPr/>
+                  </pic:nvPicPr>
+                  <pic:blipFill>
+                    <a:blip r:embed="rId17">
+                      <a:extLst>
+                        <a:ext uri="{28A0092B-C50C-407E-A947-70E740481C1C}">
+                          <a14:useLocalDpi xmlns:a14="http://schemas.microsoft.com/office/drawing/2010/main" val="0"/>
+                        </a:ext>
+                      </a:extLst>
+                    </a:blip>
+                    <a:stretch>
+                      <a:fillRect/>
+                    </a:stretch>
+                  </pic:blipFill>
+                  <pic:spPr>
+                    <a:xfrm>
+                      <a:off x="0" y="0"/>
+                      <a:ext cx="5943600" cy="6108065"/>
+                    </a:xfrm>
+                    <a:prstGeom prst="rect">
+                      <a:avLst/>
+                    </a:prstGeom>
+                  </pic:spPr>
+                </pic:pic>
+              </a:graphicData>
+            </a:graphic>
+          </wp:anchor>
+        </w:drawing>
+      </w:r>
+    </w:p>
+    <w:p>
+      <w:pPr>
+        <w:rPr>
+          <w:lang w:bidi="si-LK"/>
+        </w:rPr>
+      </w:pPr>
+    </w:p>
+    <w:p>
+      <w:pPr>
+        <w:rPr>
+          <w:lang w:bidi="si-LK"/>
+        </w:rPr>
+      </w:pPr>
+    </w:p>
+    <w:p>
+      <w:pPr>
+        <w:rPr>
+          <w:lang w:bidi="si-LK"/>
+        </w:rPr>
+      </w:pPr>
+    </w:p>
+    <w:p>
+      <w:pPr>
+        <w:rPr>
+          <w:lang w:bidi="si-LK"/>
+        </w:rPr>
+      </w:pPr>
+    </w:p>
+    <w:p>
+      <w:pPr>
+        <w:rPr>
+          <w:lang w:bidi="si-LK"/>
+        </w:rPr>
+      </w:pPr>
+    </w:p>
+    <w:p>
+      <w:pPr>
+        <w:rPr>
+          <w:lang w:bidi="si-LK"/>
+        </w:rPr>
+      </w:pPr>
+    </w:p>
+    <w:p>
+      <w:pPr>
+        <w:rPr>
+          <w:lang w:bidi="si-LK"/>
+        </w:rPr>
+      </w:pPr>
+    </w:p>
+    <w:p>
+      <w:pPr>
+        <w:rPr>
+          <w:lang w:bidi="si-LK"/>
+        </w:rPr>
+      </w:pPr>
+    </w:p>
+    <w:p>
+      <w:pPr>
+        <w:rPr>
+          <w:lang w:bidi="si-LK"/>
+        </w:rPr>
+      </w:pPr>
+    </w:p>
+    <w:p>
+      <w:pPr>
+        <w:rPr>
+          <w:lang w:bidi="si-LK"/>
+        </w:rPr>
+      </w:pPr>
+    </w:p>
+    <w:p>
+      <w:pPr>
+        <w:rPr>
+          <w:lang w:bidi="si-LK"/>
+        </w:rPr>
+      </w:pPr>
+    </w:p>
+    <w:p>
+      <w:pPr>
+        <w:rPr>
+          <w:lang w:bidi="si-LK"/>
+        </w:rPr>
+      </w:pPr>
+    </w:p>
+    <w:p>
+      <w:pPr>
+        <w:rPr>
+          <w:lang w:bidi="si-LK"/>
+        </w:rPr>
+      </w:pPr>
+    </w:p>
+    <w:p>
+      <w:pPr>
+        <w:rPr>
+          <w:lang w:bidi="si-LK"/>
+        </w:rPr>
+      </w:pPr>
+    </w:p>
+    <w:p>
+      <w:pPr>
+        <w:rPr>
+          <w:lang w:bidi="si-LK"/>
+        </w:rPr>
+      </w:pPr>
+    </w:p>
+    <w:p>
+      <w:pPr>
+        <w:rPr>
+          <w:lang w:bidi="si-LK"/>
+        </w:rPr>
+      </w:pPr>
+    </w:p>
+    <w:p>
+      <w:pPr>
+        <w:rPr>
+          <w:lang w:bidi="si-LK"/>
+        </w:rPr>
+      </w:pPr>
+    </w:p>
+    <w:p>
+      <w:pPr>
+        <w:rPr>
+          <w:lang w:bidi="si-LK"/>
+        </w:rPr>
+      </w:pPr>
+    </w:p>
+    <w:p>
+      <w:pPr>
+        <w:rPr>
+          <w:lang w:bidi="si-LK"/>
+        </w:rPr>
+      </w:pPr>
+    </w:p>
+    <w:p>
+      <w:pPr>
+        <w:pStyle w:val="Heading2"/>
+        <w:rPr>
+          <w:rFonts w:ascii="Times New Roman" w:hAnsi="Times New Roman" w:cs="Times New Roman"/>
+          <w:sz w:val="26"/>
+          <w:szCs w:val="26"/>
+          <w:lang w:bidi="si-LK"/>
+        </w:rPr>
+      </w:pPr>
+      <w:bookmarkStart w:id="26" w:name="_Toc235916552"/>
+      <w:r>
+        <w:rPr>
+          <w:noProof/>
+        </w:rPr>
+        <w:lastRenderedPageBreak/>
+        <mc:AlternateContent>
+          <mc:Choice Requires="wps">
+            <w:drawing>
+              <wp:anchor distT="0" distB="0" distL="114300" distR="114300" simplePos="0" relativeHeight="251684864" behindDoc="1" locked="0" layoutInCell="1" allowOverlap="1" wp14:anchorId="6F4C1B51" wp14:editId="13535AA6">
+                <wp:simplePos x="0" y="0"/>
+                <wp:positionH relativeFrom="column">
+                  <wp:posOffset>-590550</wp:posOffset>
+                </wp:positionH>
+                <wp:positionV relativeFrom="page">
+                  <wp:posOffset>5200650</wp:posOffset>
+                </wp:positionV>
+                <wp:extent cx="7141845" cy="266700"/>
+                <wp:effectExtent l="0" t="0" r="1905" b="0"/>
+                <wp:wrapNone/>
+                <wp:docPr id="558424378" name="Text Box 1"/>
+                <wp:cNvGraphicFramePr/>
+                <a:graphic xmlns:a="http://schemas.openxmlformats.org/drawingml/2006/main">
+                  <a:graphicData uri="http://schemas.microsoft.com/office/word/2010/wordprocessingShape">
+                    <wps:wsp>
+                      <wps:cNvSpPr txBox="1"/>
+                      <wps:spPr>
+                        <a:xfrm>
+                          <a:off x="0" y="0"/>
+                          <a:ext cx="7141845" cy="266700"/>
+                        </a:xfrm>
+                        <a:prstGeom prst="rect">
+                          <a:avLst/>
+                        </a:prstGeom>
+                        <a:solidFill>
+                          <a:prstClr val="white"/>
+                        </a:solidFill>
+                        <a:ln>
+                          <a:noFill/>
+                        </a:ln>
+                      </wps:spPr>
+                      <wps:txbx>
+                        <w:txbxContent>
+                          <w:p>
+                            <w:pPr>
+                              <w:pStyle w:val="Caption"/>
+                              <w:jc w:val="center"/>
+                              <w:rPr>
+                                <w:noProof/>
+                                <w:lang w:bidi="si-LK"/>
+                              </w:rPr>
+                            </w:pPr>
+                            <w:r>
+                              <w:t xml:space="preserve">Figure </w:t>
+                            </w:r>
+                            <w:fldSimple w:instr=" SEQ Figure \* ARABIC ">
+                              <w:r>
+                                <w:rPr>
+                                  <w:noProof/>
+                                </w:rPr>
+                                <w:t>7</w:t>
+                              </w:r>
+                            </w:fldSimple>
+                            <w:r>
+                              <w:t xml:space="preserve"> ER Diagram of Proposed System</w:t>
+                            </w:r>
+                          </w:p>
+                        </w:txbxContent>
+                      </wps:txbx>
+                      <wps:bodyPr rot="0" spcFirstLastPara="0" vertOverflow="overflow" horzOverflow="overflow" vert="horz" wrap="square" lIns="0" tIns="0" rIns="0" bIns="0" numCol="1" spcCol="0" rtlCol="0" fromWordArt="0" anchor="t" anchorCtr="0" forceAA="0" compatLnSpc="1">
+                        <a:prstTxWarp prst="textNoShape">
+                          <a:avLst/>
+                        </a:prstTxWarp>
+                        <a:spAutoFit/>
+                      </wps:bodyPr>
+                    </wps:wsp>
+                  </a:graphicData>
+                </a:graphic>
+              </wp:anchor>
+            </w:drawing>
+          </mc:Choice>
+          <mc:Fallback>
+            <w:pict>
+              <v:shape w14:anchorId="6F4C1B51" id="_x0000_s1032" type="#_x0000_t202" style="position:absolute;margin-left:-46.5pt;margin-top:409.5pt;width:562.35pt;height:21pt;z-index:-251631616;visibility:visible;mso-wrap-style:square;mso-wrap-distance-left:9pt;mso-wrap-distance-top:0;mso-wrap-distance-right:9pt;mso-wrap-distance-bottom:0;mso-position-horizontal:absolute;mso-position-horizontal-relative:text;mso-position-vertical:absolute;mso-position-vertical-relative:page;v-text-anchor:top" o:gfxdata="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" stroked="f">
+                <v:textbox style="mso-fit-shape-to-text:t" inset="0,0,0,0">
+                  <w:txbxContent>
+                    <w:p>
+                      <w:pPr>
+                        <w:pStyle w:val="Caption"/>
+                        <w:jc w:val="center"/>
+                        <w:rPr>
+                          <w:noProof/>
+                          <w:lang w:bidi="si-LK"/>
+                        </w:rPr>
+                      </w:pPr>
+                      <w:r>
+                        <w:t xml:space="preserve">Figure </w:t>
+                      </w:r>
+                      <w:fldSimple w:instr=" SEQ Figure \* ARABIC ">
+                        <w:r>
+                          <w:rPr>
+                            <w:noProof/>
+                          </w:rPr>
+                          <w:t>7</w:t>
+                        </w:r>
+                      </w:fldSimple>
+                      <w:r>
+                        <w:t xml:space="preserve"> ER Diagram of Proposed System</w:t>
+                      </w:r>
+                    </w:p>
+                  </w:txbxContent>
+                </v:textbox>
+                <w10:wrap anchory="page"/>
+              </v:shape>
+            </w:pict>
+          </mc:Fallback>
+        </mc:AlternateContent>
+      </w:r>
+      <w:r>
+        <w:rPr>
+          <w:noProof/>
+          <w:lang w:bidi="si-LK"/>
+        </w:rPr>
+        <w:drawing>
+          <wp:anchor distT="0" distB="0" distL="114300" distR="114300" simplePos="0" relativeHeight="251682816" behindDoc="1" locked="0" layoutInCell="1" allowOverlap="1" wp14:anchorId="1C3C8557" wp14:editId="013E176A">
+            <wp:simplePos x="0" y="0"/>
+            <wp:positionH relativeFrom="margin">
+              <wp:posOffset>-590549</wp:posOffset>
+            </wp:positionH>
+            <wp:positionV relativeFrom="page">
+              <wp:posOffset>1181101</wp:posOffset>
+            </wp:positionV>
+            <wp:extent cx="7141934" cy="3962400"/>
+            <wp:effectExtent l="0" t="0" r="1905" b="0"/>
+            <wp:wrapNone/>
+            <wp:docPr id="1826846207" name="Picture 9"/>
+            <wp:cNvGraphicFramePr>
+              <a:graphicFrameLocks xmlns:a="http://schemas.openxmlformats.org/drawingml/2006/main" noChangeAspect="1"/>
+            </wp:cNvGraphicFramePr>
+            <a:graphic xmlns:a="http://schemas.openxmlformats.org/drawingml/2006/main">
+              <a:graphicData uri="http://schemas.openxmlformats.org/drawingml/2006/picture">
+                <pic:pic xmlns:pic="http://schemas.openxmlformats.org/drawingml/2006/picture">
+                  <pic:nvPicPr>
+                    <pic:cNvPr id="1826846207" name="Picture 1826846207"/>
+                    <pic:cNvPicPr/>
+                  </pic:nvPicPr>
+                  <pic:blipFill>
+                    <a:blip r:embed="rId18" cstate="print">
+                      <a:extLst>
+                        <a:ext uri="{28A0092B-C50C-407E-A947-70E740481C1C}">
+                          <a14:useLocalDpi xmlns:a14="http://schemas.microsoft.com/office/drawing/2010/main" val="0"/>
+                        </a:ext>
+                      </a:extLst>
+                    </a:blip>
+                    <a:stretch>
+                      <a:fillRect/>
+                    </a:stretch>
+                  </pic:blipFill>
+                  <pic:spPr>
+                    <a:xfrm>
+                      <a:off x="0" y="0"/>
+                      <a:ext cx="7165599" cy="3975530"/>
+                    </a:xfrm>
+                    <a:prstGeom prst="rect">
+                      <a:avLst/>
+                    </a:prstGeom>
+                  </pic:spPr>
+                </pic:pic>
+              </a:graphicData>
+            </a:graphic>
+            <wp14:sizeRelH relativeFrom="margin">
+              <wp14:pctWidth>0</wp14:pctWidth>
+            </wp14:sizeRelH>
+            <wp14:sizeRelV relativeFrom="margin">
+              <wp14:pctHeight>0</wp14:pctHeight>
+            </wp14:sizeRelV>
+          </wp:anchor>
+        </w:drawing>
+      </w:r>
+      <w:r>
+        <w:rPr>
+          <w:rFonts w:ascii="Times New Roman" w:hAnsi="Times New Roman" w:cs="Times New Roman"/>
+          <w:sz w:val="26"/>
+          <w:szCs w:val="26"/>
+          <w:lang w:bidi="si-LK"/>
+        </w:rPr>
+        <w:t>3.3 ER Diagram of</w:t>
+      </w:r>
+      <w:r>
+        <w:rPr>
+          <w:rFonts w:ascii="Times New Roman" w:hAnsi="Times New Roman" w:cs="Times New Roman"/>
+          <w:sz w:val="26"/>
+          <w:szCs w:val="26"/>
+          <w:lang w:bidi="si-LK"/>
+        </w:rPr>
+        <w:t xml:space="preserve"> </w:t>
+      </w:r>
+      <w:r>
+        <w:rPr>
+          <w:rFonts w:ascii="Times New Roman" w:hAnsi="Times New Roman" w:cs="Times New Roman"/>
+          <w:sz w:val="26"/>
+          <w:szCs w:val="26"/>
+          <w:lang w:bidi="si-LK"/>
+        </w:rPr>
+        <w:t>Proposed System</w:t>
+      </w:r>
+      <w:bookmarkEnd w:id="26"/>
+    </w:p>
+    <w:p>
+      <w:pPr>
+        <w:rPr>
+          <w:lang w:bidi="si-LK"/>
+        </w:rPr>
+      </w:pPr>
+    </w:p>
+    <w:p>
+      <w:pPr>
+        <w:rPr>
+          <w:lang w:bidi="si-LK"/>
+        </w:rPr>
+      </w:pPr>
+    </w:p>
+    <w:p>
+      <w:pPr>
+        <w:rPr>
+          <w:lang w:bidi="si-LK"/>
+        </w:rPr>
+      </w:pPr>
+    </w:p>
+    <w:p>
+      <w:pPr>
+        <w:rPr>
+          <w:lang w:bidi="si-LK"/>
+        </w:rPr>
+      </w:pPr>
+    </w:p>
+    <w:p>
+      <w:pPr>
+        <w:rPr>
+          <w:lang w:bidi="si-LK"/>
+        </w:rPr>
+      </w:pPr>
+    </w:p>
+    <w:p>
+      <w:pPr>
+        <w:rPr>
+          <w:lang w:bidi="si-LK"/>
+        </w:rPr>
+      </w:pPr>
+    </w:p>
+    <w:p>
+      <w:pPr>
+        <w:rPr>
+          <w:lang w:bidi="si-LK"/>
+        </w:rPr>
+      </w:pPr>
+    </w:p>
+    <w:p>
+      <w:pPr>
+        <w:rPr>
+          <w:lang w:bidi="si-LK"/>
+        </w:rPr>
+      </w:pPr>
+    </w:p>
+    <w:p>
+      <w:pPr>
+        <w:rPr>
+          <w:lang w:bidi="si-LK"/>
+        </w:rPr>
+      </w:pPr>
+    </w:p>
+    <w:p>
+      <w:pPr>
+        <w:rPr>
+          <w:lang w:bidi="si-LK"/>
+        </w:rPr>
+      </w:pPr>
+    </w:p>
+    <w:p>
+      <w:pPr>
+        <w:rPr>
+          <w:lang w:bidi="si-LK"/>
+        </w:rPr>
+      </w:pPr>
+    </w:p>
+    <w:p>
+      <w:pPr>
+        <w:rPr>
+          <w:lang w:bidi="si-LK"/>
+        </w:rPr>
+      </w:pPr>
+    </w:p>
+    <w:p>
+      <w:pPr>
+        <w:rPr>
+          <w:lang w:bidi="si-LK"/>
+        </w:rPr>
+      </w:pPr>
+    </w:p>
+    <w:p>
+      <w:pPr>
+        <w:rPr>
+          <w:lang w:bidi="si-LK"/>
+        </w:rPr>
+      </w:pPr>
+    </w:p>
+    <w:p>
+      <w:pPr>
+        <w:rPr>
+          <w:lang w:bidi="si-LK"/>
+        </w:rPr>
+      </w:pPr>
+    </w:p>
+    <w:p>
+      <w:pPr>
+        <w:pStyle w:val="Heading2"/>
+        <w:rPr>
+          <w:rFonts w:ascii="Times New Roman" w:hAnsi="Times New Roman" w:cs="Times New Roman"/>
+          <w:sz w:val="26"/>
+          <w:szCs w:val="26"/>
+          <w:lang w:bidi="si-LK"/>
+        </w:rPr>
+      </w:pPr>
+      <w:bookmarkStart w:id="27" w:name="_Toc235916553"/>
+      <w:r>
+        <w:rPr>
+          <w:rFonts w:ascii="Times New Roman" w:hAnsi="Times New Roman" w:cs="Times New Roman"/>
+          <w:sz w:val="26"/>
+          <w:szCs w:val="26"/>
+          <w:lang w:bidi="si-LK"/>
+        </w:rPr>
+        <w:t>3.4 Chapter Summery</w:t>
+      </w:r>
+      <w:bookmarkEnd w:id="27"/>
+    </w:p>
+    <w:p>
+      <w:pPr>
+        <w:rPr>
+          <w:rFonts w:ascii="Times New Roman" w:hAnsi="Times New Roman" w:cs="Times New Roman"/>
+          <w:lang w:bidi="si-LK"/>
+        </w:rPr>
+      </w:pPr>
     </w:p>
     <w:sectPr>
-      <w:footerReference w:type="default" r:id="rId13"/>
+      <w:footerReference w:type="default" r:id="rId19"/>
       <w:pgSz w:w="12240" w:h="15840"/>
       <w:pgMar w:top="1440" w:right="1440" w:bottom="1440" w:left="1440" w:header="720" w:footer="720" w:gutter="0"/>
       <w:pgBorders w:offsetFrom="page">
@@ -9237,7 +12134,6 @@
     <w:next w:val="Normal"/>
     <w:link w:val="Heading3Char"/>
     <w:uiPriority w:val="9"/>
-    <w:semiHidden/>
     <w:unhideWhenUsed/>
     <w:qFormat/>
     <w:rsid w:val="00E43CB3"/>
@@ -9444,7 +12340,6 @@
     <w:basedOn w:val="DefaultParagraphFont"/>
     <w:link w:val="Heading3"/>
     <w:uiPriority w:val="9"/>
-    <w:semiHidden/>
     <w:rsid w:val="00E43CB3"/>
     <w:rPr>
       <w:rFonts w:eastAsiaTheme="majorEastAsia" w:cstheme="majorBidi"/>
@@ -10439,6 +13334,19 @@
       </w:rPr>
     </w:tblStylePr>
   </w:style>
+  <w:style w:type="paragraph" w:styleId="TOC3">
+    <w:name w:val="toc 3"/>
+    <w:basedOn w:val="Normal"/>
+    <w:next w:val="Normal"/>
+    <w:autoRedefine/>
+    <w:uiPriority w:val="39"/>
+    <w:unhideWhenUsed/>
+    <w:rsid w:val="000104B7"/>
+    <w:pPr>
+      <w:spacing w:after="100"/>
+      <w:ind w:left="480"/>
+    </w:pPr>
+  </w:style>
 </w:styles>
 </file>
 
